--- a/LLDD/word/LLDD-Main-Index-Phase4-4-3-SBP-Operating-Management.docx
+++ b/LLDD/word/LLDD-Main-Index-Phase4-4-3-SBP-Operating-Management.docx
@@ -2229,7 +2229,7 @@
                 <w:b w:val="0"/>
                 <w:sz w:val="18"/>
               </w:rPr>
-              <w:t>FE - Master and Config</w:t>
+              <w:t>FE - Master Config</w:t>
             </w:r>
           </w:p>
         </w:tc>
@@ -4897,7 +4897,7 @@
                 <w:b w:val="0"/>
                 <w:sz w:val="18"/>
               </w:rPr>
-              <w:t>FE list, reporting and admin journey: Document Lists -&gt; Report -&gt; Master/Config -&gt; Testing/Delivery</w:t>
+              <w:t>FE list, reporting and admin journey: Document Lists -&gt; Report -&gt; Master Config -&gt; Testing/Delivery</w:t>
             </w:r>
           </w:p>
         </w:tc>
@@ -6359,7 +6359,7 @@
                 <w:b w:val="0"/>
                 <w:sz w:val="18"/>
               </w:rPr>
-              <w:t>Master and Config</w:t>
+              <w:t>Master Config</w:t>
             </w:r>
           </w:p>
         </w:tc>
@@ -10433,6 +10433,74 @@
                 <w:b w:val="0"/>
                 <w:sz w:val="18"/>
               </w:rPr>
+              <w:t>Master Config contract</w:t>
+            </w:r>
+          </w:p>
+        </w:tc>
+        <w:tc>
+          <w:tcPr>
+            <w:tcW w:type="dxa" w:w="3360"/>
+            <w:vAlign w:val="center"/>
+          </w:tcPr>
+          <w:p>
+            <w:pPr>
+              <w:keepLines/>
+              <w:spacing w:after="0"/>
+            </w:pPr>
+            <w:r/>
+            <w:r>
+              <w:rPr>
+                <w:rFonts w:ascii="Arial" w:hAnsi="Arial" w:eastAsia="Arial"/>
+                <w:b w:val="0"/>
+                <w:sz w:val="18"/>
+              </w:rPr>
+              <w:t>FE/BE</w:t>
+            </w:r>
+          </w:p>
+        </w:tc>
+        <w:tc>
+          <w:tcPr>
+            <w:tcW w:type="dxa" w:w="3360"/>
+            <w:vAlign w:val="center"/>
+          </w:tcPr>
+          <w:p>
+            <w:pPr>
+              <w:keepLines/>
+              <w:spacing w:after="0"/>
+            </w:pPr>
+            <w:r/>
+            <w:r>
+              <w:rPr>
+                <w:rFonts w:ascii="Arial" w:hAnsi="Arial" w:eastAsia="Arial"/>
+                <w:b w:val="0"/>
+                <w:sz w:val="18"/>
+              </w:rPr>
+              <w:t>LLDD-FE-Master-Config.pdf ใช้ LLDD-BE-API-Report-Master-Config.pdf สำหรับ Operator, External Factor, Menu Permission, System Config และ Audit</w:t>
+            </w:r>
+          </w:p>
+        </w:tc>
+      </w:tr>
+      <w:tr>
+        <w:trPr>
+          <w:cantSplit/>
+        </w:trPr>
+        <w:tc>
+          <w:tcPr>
+            <w:tcW w:type="dxa" w:w="3360"/>
+            <w:vAlign w:val="center"/>
+          </w:tcPr>
+          <w:p>
+            <w:pPr>
+              <w:keepLines/>
+              <w:spacing w:after="0"/>
+            </w:pPr>
+            <w:r/>
+            <w:r>
+              <w:rPr>
+                <w:rFonts w:ascii="Arial" w:hAnsi="Arial" w:eastAsia="Arial"/>
+                <w:b w:val="0"/>
+                <w:sz w:val="18"/>
+              </w:rPr>
               <w:t>Auth/JWT platform และ menu service</w:t>
             </w:r>
           </w:p>
@@ -10713,6 +10781,15 @@
       </w:pPr>
       <w:r>
         <w:t>Common contract LLDD สำหรับ API/FE integration</w:t>
+      </w:r>
+    </w:p>
+    <w:p>
+      <w:pPr>
+        <w:pStyle w:val="ListBullet"/>
+        <w:keepLines/>
+      </w:pPr>
+      <w:r>
+        <w:t>LLDD-FE-Master-Config.pdf สำหรับ Operator, External Factor, Menu Permission และ System/Global Config</w:t>
       </w:r>
     </w:p>
     <w:p>

--- a/LLDD/word/LLDD-Main-Index-Phase4-4-3-SBP-Operating-Management.docx
+++ b/LLDD/word/LLDD-Main-Index-Phase4-4-3-SBP-Operating-Management.docx
@@ -6333,7 +6333,7 @@
                 <w:b w:val="0"/>
                 <w:sz w:val="18"/>
               </w:rPr>
-              <w:t>Report filters, Summary table, Preview/detail modal</w:t>
+              <w:t>Report filters (layout 2026-08-06: รหัสร้าน|ชื่อร้าน · ร้านเปิดใหม่|ประเภทร้าน A/B/C/E · เดือน/ปี From-To เต็มแถว · สถานะ|ผลการพิจารณา · ภาค · Period Statement), Summary table (sortable 19 columns), Preview/detail modal</w:t>
             </w:r>
           </w:p>
         </w:tc>

--- a/LLDD/word/LLDD-Main-Index-Phase4-4-3-SBP-Operating-Management.docx
+++ b/LLDD/word/LLDD-Main-Index-Phase4-4-3-SBP-Operating-Management.docx
@@ -6333,7 +6333,7 @@
                 <w:b w:val="0"/>
                 <w:sz w:val="18"/>
               </w:rPr>
-              <w:t>Report filters (layout 2026-08-06: รหัสร้าน|ชื่อร้าน · ร้านเปิดใหม่|ประเภทร้าน A/B/C/E · เดือน/ปี From-To เต็มแถว · สถานะ|ผลการพิจารณา · ภาค · Period Statement), Summary table (sortable 19 columns), Preview/detail modal</w:t>
+              <w:t>Report filters (SDD slide 60 · 2026-08-06: สถานะ*|รหัสร้านถูกกระทบ · รหัสร้านเปิดกระทบ|ประเภทร้าน A/B/C/E · Period Statement From-To (date, ค.ศ.) เต็มแถว · ภาคเต็มแถว · ผลการพิจารณาเต็มแถว), Summary table (sortable 14 columns), Export Excel action</w:t>
             </w:r>
           </w:p>
         </w:tc>

--- a/LLDD/word/LLDD-Main-Index-Phase4-4-3-SBP-Operating-Management.docx
+++ b/LLDD/word/LLDD-Main-Index-Phase4-4-3-SBP-Operating-Management.docx
@@ -5,7 +5,7 @@
     <w:p>
       <w:r>
         <w:rPr>
-          <w:rFonts w:ascii="Arial" w:hAnsi="Arial" w:eastAsia="Arial"/>
+          <w:rFonts w:ascii="Arial" w:hAnsi="Arial" w:eastAsia="Arial" w:cs="Tahoma"/>
           <w:b/>
           <w:color w:val="0B2545"/>
           <w:sz w:val="40"/>
@@ -58,7 +58,7 @@
             <w:r/>
             <w:r>
               <w:rPr>
-                <w:rFonts w:ascii="Arial" w:hAnsi="Arial" w:eastAsia="Arial"/>
+                <w:rFonts w:ascii="Arial" w:hAnsi="Arial" w:eastAsia="Arial" w:cs="Tahoma"/>
                 <w:b/>
                 <w:sz w:val="18"/>
               </w:rPr>
@@ -80,7 +80,7 @@
             <w:r/>
             <w:r>
               <w:rPr>
-                <w:rFonts w:ascii="Arial" w:hAnsi="Arial" w:eastAsia="Arial"/>
+                <w:rFonts w:ascii="Arial" w:hAnsi="Arial" w:eastAsia="Arial" w:cs="Tahoma"/>
                 <w:b/>
                 <w:sz w:val="18"/>
               </w:rPr>
@@ -105,13 +105,13 @@
             </w:pPr>
             <w:r>
               <w:rPr>
-                <w:rFonts w:ascii="Arial" w:hAnsi="Arial" w:eastAsia="Arial"/>
-                <w:sz w:val="18"/>
-              </w:rPr>
-            </w:r>
-            <w:r>
-              <w:rPr>
-                <w:rFonts w:ascii="Arial" w:hAnsi="Arial" w:eastAsia="Arial"/>
+                <w:rFonts w:ascii="Arial" w:hAnsi="Arial" w:eastAsia="Arial" w:cs="Tahoma"/>
+                <w:sz w:val="18"/>
+              </w:rPr>
+            </w:r>
+            <w:r>
+              <w:rPr>
+                <w:rFonts w:ascii="Arial" w:hAnsi="Arial" w:eastAsia="Arial" w:cs="Tahoma"/>
                 <w:sz w:val="18"/>
               </w:rPr>
               <w:t>วัตถุประสงค์</w:t>
@@ -130,13 +130,13 @@
             </w:pPr>
             <w:r>
               <w:rPr>
-                <w:rFonts w:ascii="Arial" w:hAnsi="Arial" w:eastAsia="Arial"/>
-                <w:sz w:val="18"/>
-              </w:rPr>
-            </w:r>
-            <w:r>
-              <w:rPr>
-                <w:rFonts w:ascii="Arial" w:hAnsi="Arial" w:eastAsia="Arial"/>
+                <w:rFonts w:ascii="Arial" w:hAnsi="Arial" w:eastAsia="Arial" w:cs="Tahoma"/>
+                <w:sz w:val="18"/>
+              </w:rPr>
+            </w:r>
+            <w:r>
+              <w:rPr>
+                <w:rFonts w:ascii="Arial" w:hAnsi="Arial" w:eastAsia="Arial" w:cs="Tahoma"/>
                 <w:sz w:val="18"/>
               </w:rPr>
               <w:t>ใช้เป็นรายละเอียดระดับพัฒนาสำหรับออกแบบ ลงมือพัฒนา ตรวจทาน และทดสอบขอบเขตที่ระบุในฉบับนี้</w:t>
@@ -160,13 +160,13 @@
             </w:pPr>
             <w:r>
               <w:rPr>
-                <w:rFonts w:ascii="Arial" w:hAnsi="Arial" w:eastAsia="Arial"/>
-                <w:sz w:val="18"/>
-              </w:rPr>
-            </w:r>
-            <w:r>
-              <w:rPr>
-                <w:rFonts w:ascii="Arial" w:hAnsi="Arial" w:eastAsia="Arial"/>
+                <w:rFonts w:ascii="Arial" w:hAnsi="Arial" w:eastAsia="Arial" w:cs="Tahoma"/>
+                <w:sz w:val="18"/>
+              </w:rPr>
+            </w:r>
+            <w:r>
+              <w:rPr>
+                <w:rFonts w:ascii="Arial" w:hAnsi="Arial" w:eastAsia="Arial" w:cs="Tahoma"/>
                 <w:sz w:val="18"/>
               </w:rPr>
               <w:t>ลำดับการอ่าน</w:t>
@@ -185,13 +185,13 @@
             </w:pPr>
             <w:r>
               <w:rPr>
-                <w:rFonts w:ascii="Arial" w:hAnsi="Arial" w:eastAsia="Arial"/>
-                <w:sz w:val="18"/>
-              </w:rPr>
-            </w:r>
-            <w:r>
-              <w:rPr>
-                <w:rFonts w:ascii="Arial" w:hAnsi="Arial" w:eastAsia="Arial"/>
+                <w:rFonts w:ascii="Arial" w:hAnsi="Arial" w:eastAsia="Arial" w:cs="Tahoma"/>
+                <w:sz w:val="18"/>
+              </w:rPr>
+            </w:r>
+            <w:r>
+              <w:rPr>
+                <w:rFonts w:ascii="Arial" w:hAnsi="Arial" w:eastAsia="Arial" w:cs="Tahoma"/>
                 <w:sz w:val="18"/>
               </w:rPr>
               <w:t>เริ่มจาก Overview และ Scope จากนั้นตรวจ Field/Validation, Implementation, Contract, Processing Flow, Acceptance Criteria และ Test Checklist ตามลำดับ</w:t>
@@ -215,13 +215,13 @@
             </w:pPr>
             <w:r>
               <w:rPr>
-                <w:rFonts w:ascii="Arial" w:hAnsi="Arial" w:eastAsia="Arial"/>
-                <w:sz w:val="18"/>
-              </w:rPr>
-            </w:r>
-            <w:r>
-              <w:rPr>
-                <w:rFonts w:ascii="Arial" w:hAnsi="Arial" w:eastAsia="Arial"/>
+                <w:rFonts w:ascii="Arial" w:hAnsi="Arial" w:eastAsia="Arial" w:cs="Tahoma"/>
+                <w:sz w:val="18"/>
+              </w:rPr>
+            </w:r>
+            <w:r>
+              <w:rPr>
+                <w:rFonts w:ascii="Arial" w:hAnsi="Arial" w:eastAsia="Arial" w:cs="Tahoma"/>
                 <w:sz w:val="18"/>
               </w:rPr>
               <w:t>ผลลัพธ์ที่คาดหวัง</w:t>
@@ -240,13 +240,13 @@
             </w:pPr>
             <w:r>
               <w:rPr>
-                <w:rFonts w:ascii="Arial" w:hAnsi="Arial" w:eastAsia="Arial"/>
-                <w:sz w:val="18"/>
-              </w:rPr>
-            </w:r>
-            <w:r>
-              <w:rPr>
-                <w:rFonts w:ascii="Arial" w:hAnsi="Arial" w:eastAsia="Arial"/>
+                <w:rFonts w:ascii="Arial" w:hAnsi="Arial" w:eastAsia="Arial" w:cs="Tahoma"/>
+                <w:sz w:val="18"/>
+              </w:rPr>
+            </w:r>
+            <w:r>
+              <w:rPr>
+                <w:rFonts w:ascii="Arial" w:hAnsi="Arial" w:eastAsia="Arial" w:cs="Tahoma"/>
                 <w:sz w:val="18"/>
               </w:rPr>
               <w:t>ผู้อ่านสามารถระบุ input, ขั้นตอนประมวลผล, output, เงื่อนไขผิดพลาด และหลักฐานการทดสอบได้จากเนื้อหาในฉบับเดียว</w:t>
@@ -347,7 +347,7 @@
     </w:p>
     <w:p>
       <w:pPr>
-        <w:pStyle w:val="Heading1"/>
+        <w:pStyle w:val="Heading2"/>
         <w:keepNext/>
         <w:keepLines/>
         <w:pageBreakBefore w:val="0"/>
@@ -385,7 +385,7 @@
             <w:r/>
             <w:r>
               <w:rPr>
-                <w:rFonts w:ascii="Arial" w:hAnsi="Arial" w:eastAsia="Arial"/>
+                <w:rFonts w:ascii="Arial" w:hAnsi="Arial" w:eastAsia="Arial" w:cs="Tahoma"/>
                 <w:b/>
                 <w:sz w:val="18"/>
               </w:rPr>
@@ -407,7 +407,7 @@
             <w:r/>
             <w:r>
               <w:rPr>
-                <w:rFonts w:ascii="Arial" w:hAnsi="Arial" w:eastAsia="Arial"/>
+                <w:rFonts w:ascii="Arial" w:hAnsi="Arial" w:eastAsia="Arial" w:cs="Tahoma"/>
                 <w:b/>
                 <w:sz w:val="18"/>
               </w:rPr>
@@ -432,13 +432,13 @@
             </w:pPr>
             <w:r>
               <w:rPr>
-                <w:rFonts w:ascii="Arial" w:hAnsi="Arial" w:eastAsia="Arial"/>
-                <w:sz w:val="18"/>
-              </w:rPr>
-            </w:r>
-            <w:r>
-              <w:rPr>
-                <w:rFonts w:ascii="Arial" w:hAnsi="Arial" w:eastAsia="Arial"/>
+                <w:rFonts w:ascii="Arial" w:hAnsi="Arial" w:eastAsia="Arial" w:cs="Tahoma"/>
+                <w:sz w:val="18"/>
+              </w:rPr>
+            </w:r>
+            <w:r>
+              <w:rPr>
+                <w:rFonts w:ascii="Arial" w:hAnsi="Arial" w:eastAsia="Arial" w:cs="Tahoma"/>
                 <w:sz w:val="18"/>
               </w:rPr>
               <w:t>Input</w:t>
@@ -457,13 +457,13 @@
             </w:pPr>
             <w:r>
               <w:rPr>
-                <w:rFonts w:ascii="Arial" w:hAnsi="Arial" w:eastAsia="Arial"/>
-                <w:sz w:val="18"/>
-              </w:rPr>
-            </w:r>
-            <w:r>
-              <w:rPr>
-                <w:rFonts w:ascii="Arial" w:hAnsi="Arial" w:eastAsia="Arial"/>
+                <w:rFonts w:ascii="Arial" w:hAnsi="Arial" w:eastAsia="Arial" w:cs="Tahoma"/>
+                <w:sz w:val="18"/>
+              </w:rPr>
+            </w:r>
+            <w:r>
+              <w:rPr>
+                <w:rFonts w:ascii="Arial" w:hAnsi="Arial" w:eastAsia="Arial" w:cs="Tahoma"/>
                 <w:sz w:val="18"/>
               </w:rPr>
               <w:t>Topic inventory, owner assignment, estimates, screenshots, API/job/database scope, and schedule assumptions for the SBP Mall income-guarantee work package.</w:t>
@@ -487,13 +487,13 @@
             </w:pPr>
             <w:r>
               <w:rPr>
-                <w:rFonts w:ascii="Arial" w:hAnsi="Arial" w:eastAsia="Arial"/>
-                <w:sz w:val="18"/>
-              </w:rPr>
-            </w:r>
-            <w:r>
-              <w:rPr>
-                <w:rFonts w:ascii="Arial" w:hAnsi="Arial" w:eastAsia="Arial"/>
+                <w:rFonts w:ascii="Arial" w:hAnsi="Arial" w:eastAsia="Arial" w:cs="Tahoma"/>
+                <w:sz w:val="18"/>
+              </w:rPr>
+            </w:r>
+            <w:r>
+              <w:rPr>
+                <w:rFonts w:ascii="Arial" w:hAnsi="Arial" w:eastAsia="Arial" w:cs="Tahoma"/>
                 <w:sz w:val="18"/>
               </w:rPr>
               <w:t>Progress</w:t>
@@ -512,13 +512,13 @@
             </w:pPr>
             <w:r>
               <w:rPr>
-                <w:rFonts w:ascii="Arial" w:hAnsi="Arial" w:eastAsia="Arial"/>
-                <w:sz w:val="18"/>
-              </w:rPr>
-            </w:r>
-            <w:r>
-              <w:rPr>
-                <w:rFonts w:ascii="Arial" w:hAnsi="Arial" w:eastAsia="Arial"/>
+                <w:rFonts w:ascii="Arial" w:hAnsi="Arial" w:eastAsia="Arial" w:cs="Tahoma"/>
+                <w:sz w:val="18"/>
+              </w:rPr>
+            </w:r>
+            <w:r>
+              <w:rPr>
+                <w:rFonts w:ascii="Arial" w:hAnsi="Arial" w:eastAsia="Arial" w:cs="Tahoma"/>
                 <w:sz w:val="18"/>
               </w:rPr>
               <w:t>Use this index to sequence FE/BE work, confirm owner workload, locate detailed topic documents, and track dependency readiness before development starts.</w:t>
@@ -542,13 +542,13 @@
             </w:pPr>
             <w:r>
               <w:rPr>
-                <w:rFonts w:ascii="Arial" w:hAnsi="Arial" w:eastAsia="Arial"/>
-                <w:sz w:val="18"/>
-              </w:rPr>
-            </w:r>
-            <w:r>
-              <w:rPr>
-                <w:rFonts w:ascii="Arial" w:hAnsi="Arial" w:eastAsia="Arial"/>
+                <w:rFonts w:ascii="Arial" w:hAnsi="Arial" w:eastAsia="Arial" w:cs="Tahoma"/>
+                <w:sz w:val="18"/>
+              </w:rPr>
+            </w:r>
+            <w:r>
+              <w:rPr>
+                <w:rFonts w:ascii="Arial" w:hAnsi="Arial" w:eastAsia="Arial" w:cs="Tahoma"/>
                 <w:sz w:val="18"/>
               </w:rPr>
               <w:t>Output</w:t>
@@ -567,13 +567,13 @@
             </w:pPr>
             <w:r>
               <w:rPr>
-                <w:rFonts w:ascii="Arial" w:hAnsi="Arial" w:eastAsia="Arial"/>
-                <w:sz w:val="18"/>
-              </w:rPr>
-            </w:r>
-            <w:r>
-              <w:rPr>
-                <w:rFonts w:ascii="Arial" w:hAnsi="Arial" w:eastAsia="Arial"/>
+                <w:rFonts w:ascii="Arial" w:hAnsi="Arial" w:eastAsia="Arial" w:cs="Tahoma"/>
+                <w:sz w:val="18"/>
+              </w:rPr>
+            </w:r>
+            <w:r>
+              <w:rPr>
+                <w:rFonts w:ascii="Arial" w:hAnsi="Arial" w:eastAsia="Arial" w:cs="Tahoma"/>
                 <w:sz w:val="18"/>
               </w:rPr>
               <w:t>A single implementation index with activity plan, owner workload, FE/BE summaries, job breakdown, dependencies, and deliverable checklist.</w:t>
@@ -627,7 +627,7 @@
             <w:r/>
             <w:r>
               <w:rPr>
-                <w:rFonts w:ascii="Arial" w:hAnsi="Arial" w:eastAsia="Arial"/>
+                <w:rFonts w:ascii="Arial" w:hAnsi="Arial" w:eastAsia="Arial" w:cs="Tahoma"/>
                 <w:b/>
                 <w:sz w:val="18"/>
               </w:rPr>
@@ -649,7 +649,7 @@
             <w:r/>
             <w:r>
               <w:rPr>
-                <w:rFonts w:ascii="Arial" w:hAnsi="Arial" w:eastAsia="Arial"/>
+                <w:rFonts w:ascii="Arial" w:hAnsi="Arial" w:eastAsia="Arial" w:cs="Tahoma"/>
                 <w:b/>
                 <w:sz w:val="18"/>
               </w:rPr>
@@ -671,11 +671,11 @@
             <w:r/>
             <w:r>
               <w:rPr>
-                <w:rFonts w:ascii="Arial" w:hAnsi="Arial" w:eastAsia="Arial"/>
+                <w:rFonts w:ascii="Arial" w:hAnsi="Arial" w:eastAsia="Arial" w:cs="Tahoma"/>
                 <w:b/>
                 <w:sz w:val="18"/>
               </w:rPr>
-              <w:t>ชั่วโมง</w:t>
+              <w:t>ชั่วโมง (impl + unit test)</w:t>
             </w:r>
           </w:p>
         </w:tc>
@@ -693,7 +693,7 @@
             <w:r/>
             <w:r>
               <w:rPr>
-                <w:rFonts w:ascii="Arial" w:hAnsi="Arial" w:eastAsia="Arial"/>
+                <w:rFonts w:ascii="Arial" w:hAnsi="Arial" w:eastAsia="Arial" w:cs="Tahoma"/>
                 <w:b/>
                 <w:sz w:val="18"/>
               </w:rPr>
@@ -715,7 +715,7 @@
             <w:r/>
             <w:r>
               <w:rPr>
-                <w:rFonts w:ascii="Arial" w:hAnsi="Arial" w:eastAsia="Arial"/>
+                <w:rFonts w:ascii="Arial" w:hAnsi="Arial" w:eastAsia="Arial" w:cs="Tahoma"/>
                 <w:b/>
                 <w:sz w:val="18"/>
               </w:rPr>
@@ -737,7 +737,7 @@
             <w:r/>
             <w:r>
               <w:rPr>
-                <w:rFonts w:ascii="Arial" w:hAnsi="Arial" w:eastAsia="Arial"/>
+                <w:rFonts w:ascii="Arial" w:hAnsi="Arial" w:eastAsia="Arial" w:cs="Tahoma"/>
                 <w:b/>
                 <w:sz w:val="18"/>
               </w:rPr>
@@ -762,13 +762,13 @@
             </w:pPr>
             <w:r>
               <w:rPr>
-                <w:rFonts w:ascii="Arial" w:hAnsi="Arial" w:eastAsia="Arial"/>
-                <w:sz w:val="18"/>
-              </w:rPr>
-            </w:r>
-            <w:r>
-              <w:rPr>
-                <w:rFonts w:ascii="Arial" w:hAnsi="Arial" w:eastAsia="Arial"/>
+                <w:rFonts w:ascii="Arial" w:hAnsi="Arial" w:eastAsia="Arial" w:cs="Tahoma"/>
+                <w:sz w:val="18"/>
+              </w:rPr>
+            </w:r>
+            <w:r>
+              <w:rPr>
+                <w:rFonts w:ascii="Arial" w:hAnsi="Arial" w:eastAsia="Arial" w:cs="Tahoma"/>
                 <w:sz w:val="18"/>
               </w:rPr>
               <w:t>FE</w:t>
@@ -787,13 +787,13 @@
             </w:pPr>
             <w:r>
               <w:rPr>
-                <w:rFonts w:ascii="Arial" w:hAnsi="Arial" w:eastAsia="Arial"/>
-                <w:sz w:val="18"/>
-              </w:rPr>
-            </w:r>
-            <w:r>
-              <w:rPr>
-                <w:rFonts w:ascii="Arial" w:hAnsi="Arial" w:eastAsia="Arial"/>
+                <w:rFonts w:ascii="Arial" w:hAnsi="Arial" w:eastAsia="Arial" w:cs="Tahoma"/>
+                <w:sz w:val="18"/>
+              </w:rPr>
+            </w:r>
+            <w:r>
+              <w:rPr>
+                <w:rFonts w:ascii="Arial" w:hAnsi="Arial" w:eastAsia="Arial" w:cs="Tahoma"/>
                 <w:sz w:val="18"/>
               </w:rPr>
               <w:t>FE - Integration Contracts</w:t>
@@ -812,13 +812,13 @@
             </w:pPr>
             <w:r>
               <w:rPr>
-                <w:rFonts w:ascii="Arial" w:hAnsi="Arial" w:eastAsia="Arial"/>
-                <w:sz w:val="18"/>
-              </w:rPr>
-            </w:r>
-            <w:r>
-              <w:rPr>
-                <w:rFonts w:ascii="Arial" w:hAnsi="Arial" w:eastAsia="Arial"/>
+                <w:rFonts w:ascii="Arial" w:hAnsi="Arial" w:eastAsia="Arial" w:cs="Tahoma"/>
+                <w:sz w:val="18"/>
+              </w:rPr>
+            </w:r>
+            <w:r>
+              <w:rPr>
+                <w:rFonts w:ascii="Arial" w:hAnsi="Arial" w:eastAsia="Arial" w:cs="Tahoma"/>
                 <w:sz w:val="18"/>
               </w:rPr>
               <w:t>16</w:t>
@@ -837,13 +837,13 @@
             </w:pPr>
             <w:r>
               <w:rPr>
-                <w:rFonts w:ascii="Arial" w:hAnsi="Arial" w:eastAsia="Arial"/>
-                <w:sz w:val="18"/>
-              </w:rPr>
-            </w:r>
-            <w:r>
-              <w:rPr>
-                <w:rFonts w:ascii="Arial" w:hAnsi="Arial" w:eastAsia="Arial"/>
+                <w:rFonts w:ascii="Arial" w:hAnsi="Arial" w:eastAsia="Arial" w:cs="Tahoma"/>
+                <w:sz w:val="18"/>
+              </w:rPr>
+            </w:r>
+            <w:r>
+              <w:rPr>
+                <w:rFonts w:ascii="Arial" w:hAnsi="Arial" w:eastAsia="Arial" w:cs="Tahoma"/>
                 <w:sz w:val="18"/>
               </w:rPr>
               <w:t>2</w:t>
@@ -862,13 +862,13 @@
             </w:pPr>
             <w:r>
               <w:rPr>
-                <w:rFonts w:ascii="Arial" w:hAnsi="Arial" w:eastAsia="Arial"/>
-                <w:sz w:val="18"/>
-              </w:rPr>
-            </w:r>
-            <w:r>
-              <w:rPr>
-                <w:rFonts w:ascii="Arial" w:hAnsi="Arial" w:eastAsia="Arial"/>
+                <w:rFonts w:ascii="Arial" w:hAnsi="Arial" w:eastAsia="Arial" w:cs="Tahoma"/>
+                <w:sz w:val="18"/>
+              </w:rPr>
+            </w:r>
+            <w:r>
+              <w:rPr>
+                <w:rFonts w:ascii="Arial" w:hAnsi="Arial" w:eastAsia="Arial" w:cs="Tahoma"/>
                 <w:sz w:val="18"/>
               </w:rPr>
               <w:t>Chidchanok &lt;lin&gt; Saengamnat</w:t>
@@ -887,13 +887,13 @@
             </w:pPr>
             <w:r>
               <w:rPr>
-                <w:rFonts w:ascii="Arial" w:hAnsi="Arial" w:eastAsia="Arial"/>
-                <w:sz w:val="18"/>
-              </w:rPr>
-            </w:r>
-            <w:r>
-              <w:rPr>
-                <w:rFonts w:ascii="Arial" w:hAnsi="Arial" w:eastAsia="Arial"/>
+                <w:rFonts w:ascii="Arial" w:hAnsi="Arial" w:eastAsia="Arial" w:cs="Tahoma"/>
+                <w:sz w:val="18"/>
+              </w:rPr>
+            </w:r>
+            <w:r>
+              <w:rPr>
+                <w:rFonts w:ascii="Arial" w:hAnsi="Arial" w:eastAsia="Arial" w:cs="Tahoma"/>
                 <w:sz w:val="18"/>
               </w:rPr>
               <w:t>LLDD-FE-Integration-Contracts.pdf</w:t>
@@ -917,13 +917,13 @@
             </w:pPr>
             <w:r>
               <w:rPr>
-                <w:rFonts w:ascii="Arial" w:hAnsi="Arial" w:eastAsia="Arial"/>
-                <w:sz w:val="18"/>
-              </w:rPr>
-            </w:r>
-            <w:r>
-              <w:rPr>
-                <w:rFonts w:ascii="Arial" w:hAnsi="Arial" w:eastAsia="Arial"/>
+                <w:rFonts w:ascii="Arial" w:hAnsi="Arial" w:eastAsia="Arial" w:cs="Tahoma"/>
+                <w:sz w:val="18"/>
+              </w:rPr>
+            </w:r>
+            <w:r>
+              <w:rPr>
+                <w:rFonts w:ascii="Arial" w:hAnsi="Arial" w:eastAsia="Arial" w:cs="Tahoma"/>
                 <w:sz w:val="18"/>
               </w:rPr>
               <w:t>FE</w:t>
@@ -942,13 +942,13 @@
             </w:pPr>
             <w:r>
               <w:rPr>
-                <w:rFonts w:ascii="Arial" w:hAnsi="Arial" w:eastAsia="Arial"/>
-                <w:sz w:val="18"/>
-              </w:rPr>
-            </w:r>
-            <w:r>
-              <w:rPr>
-                <w:rFonts w:ascii="Arial" w:hAnsi="Arial" w:eastAsia="Arial"/>
+                <w:rFonts w:ascii="Arial" w:hAnsi="Arial" w:eastAsia="Arial" w:cs="Tahoma"/>
+                <w:sz w:val="18"/>
+              </w:rPr>
+            </w:r>
+            <w:r>
+              <w:rPr>
+                <w:rFonts w:ascii="Arial" w:hAnsi="Arial" w:eastAsia="Arial" w:cs="Tahoma"/>
                 <w:sz w:val="18"/>
               </w:rPr>
               <w:t>FE - Application Foundation and Shared UI</w:t>
@@ -967,16 +967,24 @@
             </w:pPr>
             <w:r>
               <w:rPr>
-                <w:rFonts w:ascii="Arial" w:hAnsi="Arial" w:eastAsia="Arial"/>
-                <w:sz w:val="18"/>
-              </w:rPr>
-            </w:r>
-            <w:r>
-              <w:rPr>
-                <w:rFonts w:ascii="Arial" w:hAnsi="Arial" w:eastAsia="Arial"/>
-                <w:sz w:val="18"/>
-              </w:rPr>
-              <w:t>28</w:t>
+                <w:rFonts w:ascii="Arial" w:hAnsi="Arial" w:eastAsia="Arial" w:cs="Tahoma"/>
+                <w:sz w:val="18"/>
+              </w:rPr>
+            </w:r>
+            <w:r>
+              <w:rPr>
+                <w:rFonts w:ascii="Arial" w:hAnsi="Arial" w:eastAsia="Arial" w:cs="Tahoma"/>
+                <w:b/>
+                <w:sz w:val="18"/>
+              </w:rPr>
+              <w:t>35</w:t>
+            </w:r>
+            <w:r>
+              <w:rPr>
+                <w:rFonts w:ascii="Arial" w:hAnsi="Arial" w:eastAsia="Arial" w:cs="Tahoma"/>
+                <w:sz w:val="18"/>
+              </w:rPr>
+              <w:t xml:space="preserve"> (impl 28 + test 7)</w:t>
             </w:r>
           </w:p>
         </w:tc>
@@ -992,13 +1000,13 @@
             </w:pPr>
             <w:r>
               <w:rPr>
-                <w:rFonts w:ascii="Arial" w:hAnsi="Arial" w:eastAsia="Arial"/>
-                <w:sz w:val="18"/>
-              </w:rPr>
-            </w:r>
-            <w:r>
-              <w:rPr>
-                <w:rFonts w:ascii="Arial" w:hAnsi="Arial" w:eastAsia="Arial"/>
+                <w:rFonts w:ascii="Arial" w:hAnsi="Arial" w:eastAsia="Arial" w:cs="Tahoma"/>
+                <w:sz w:val="18"/>
+              </w:rPr>
+            </w:r>
+            <w:r>
+              <w:rPr>
+                <w:rFonts w:ascii="Arial" w:hAnsi="Arial" w:eastAsia="Arial" w:cs="Tahoma"/>
                 <w:sz w:val="18"/>
               </w:rPr>
               <w:t>3</w:t>
@@ -1017,13 +1025,13 @@
             </w:pPr>
             <w:r>
               <w:rPr>
-                <w:rFonts w:ascii="Arial" w:hAnsi="Arial" w:eastAsia="Arial"/>
-                <w:sz w:val="18"/>
-              </w:rPr>
-            </w:r>
-            <w:r>
-              <w:rPr>
-                <w:rFonts w:ascii="Arial" w:hAnsi="Arial" w:eastAsia="Arial"/>
+                <w:rFonts w:ascii="Arial" w:hAnsi="Arial" w:eastAsia="Arial" w:cs="Tahoma"/>
+                <w:sz w:val="18"/>
+              </w:rPr>
+            </w:r>
+            <w:r>
+              <w:rPr>
+                <w:rFonts w:ascii="Arial" w:hAnsi="Arial" w:eastAsia="Arial" w:cs="Tahoma"/>
                 <w:sz w:val="18"/>
               </w:rPr>
               <w:t>Chidchanok &lt;lin&gt; Saengamnat</w:t>
@@ -1042,13 +1050,13 @@
             </w:pPr>
             <w:r>
               <w:rPr>
-                <w:rFonts w:ascii="Arial" w:hAnsi="Arial" w:eastAsia="Arial"/>
-                <w:sz w:val="18"/>
-              </w:rPr>
-            </w:r>
-            <w:r>
-              <w:rPr>
-                <w:rFonts w:ascii="Arial" w:hAnsi="Arial" w:eastAsia="Arial"/>
+                <w:rFonts w:ascii="Arial" w:hAnsi="Arial" w:eastAsia="Arial" w:cs="Tahoma"/>
+                <w:sz w:val="18"/>
+              </w:rPr>
+            </w:r>
+            <w:r>
+              <w:rPr>
+                <w:rFonts w:ascii="Arial" w:hAnsi="Arial" w:eastAsia="Arial" w:cs="Tahoma"/>
                 <w:sz w:val="18"/>
               </w:rPr>
               <w:t>LLDD-FE-Foundation.pdf</w:t>
@@ -1072,13 +1080,13 @@
             </w:pPr>
             <w:r>
               <w:rPr>
-                <w:rFonts w:ascii="Arial" w:hAnsi="Arial" w:eastAsia="Arial"/>
-                <w:sz w:val="18"/>
-              </w:rPr>
-            </w:r>
-            <w:r>
-              <w:rPr>
-                <w:rFonts w:ascii="Arial" w:hAnsi="Arial" w:eastAsia="Arial"/>
+                <w:rFonts w:ascii="Arial" w:hAnsi="Arial" w:eastAsia="Arial" w:cs="Tahoma"/>
+                <w:sz w:val="18"/>
+              </w:rPr>
+            </w:r>
+            <w:r>
+              <w:rPr>
+                <w:rFonts w:ascii="Arial" w:hAnsi="Arial" w:eastAsia="Arial" w:cs="Tahoma"/>
                 <w:sz w:val="18"/>
               </w:rPr>
               <w:t>FE</w:t>
@@ -1097,13 +1105,13 @@
             </w:pPr>
             <w:r>
               <w:rPr>
-                <w:rFonts w:ascii="Arial" w:hAnsi="Arial" w:eastAsia="Arial"/>
-                <w:sz w:val="18"/>
-              </w:rPr>
-            </w:r>
-            <w:r>
-              <w:rPr>
-                <w:rFonts w:ascii="Arial" w:hAnsi="Arial" w:eastAsia="Arial"/>
+                <w:rFonts w:ascii="Arial" w:hAnsi="Arial" w:eastAsia="Arial" w:cs="Tahoma"/>
+                <w:sz w:val="18"/>
+              </w:rPr>
+            </w:r>
+            <w:r>
+              <w:rPr>
+                <w:rFonts w:ascii="Arial" w:hAnsi="Arial" w:eastAsia="Arial" w:cs="Tahoma"/>
                 <w:sz w:val="18"/>
               </w:rPr>
               <w:t>FE - Document Lists</w:t>
@@ -1122,16 +1130,24 @@
             </w:pPr>
             <w:r>
               <w:rPr>
-                <w:rFonts w:ascii="Arial" w:hAnsi="Arial" w:eastAsia="Arial"/>
-                <w:sz w:val="18"/>
-              </w:rPr>
-            </w:r>
-            <w:r>
-              <w:rPr>
-                <w:rFonts w:ascii="Arial" w:hAnsi="Arial" w:eastAsia="Arial"/>
-                <w:sz w:val="18"/>
-              </w:rPr>
-              <w:t>28</w:t>
+                <w:rFonts w:ascii="Arial" w:hAnsi="Arial" w:eastAsia="Arial" w:cs="Tahoma"/>
+                <w:sz w:val="18"/>
+              </w:rPr>
+            </w:r>
+            <w:r>
+              <w:rPr>
+                <w:rFonts w:ascii="Arial" w:hAnsi="Arial" w:eastAsia="Arial" w:cs="Tahoma"/>
+                <w:b/>
+                <w:sz w:val="18"/>
+              </w:rPr>
+              <w:t>35</w:t>
+            </w:r>
+            <w:r>
+              <w:rPr>
+                <w:rFonts w:ascii="Arial" w:hAnsi="Arial" w:eastAsia="Arial" w:cs="Tahoma"/>
+                <w:sz w:val="18"/>
+              </w:rPr>
+              <w:t xml:space="preserve"> (impl 28 + test 7)</w:t>
             </w:r>
           </w:p>
         </w:tc>
@@ -1147,13 +1163,13 @@
             </w:pPr>
             <w:r>
               <w:rPr>
-                <w:rFonts w:ascii="Arial" w:hAnsi="Arial" w:eastAsia="Arial"/>
-                <w:sz w:val="18"/>
-              </w:rPr>
-            </w:r>
-            <w:r>
-              <w:rPr>
-                <w:rFonts w:ascii="Arial" w:hAnsi="Arial" w:eastAsia="Arial"/>
+                <w:rFonts w:ascii="Arial" w:hAnsi="Arial" w:eastAsia="Arial" w:cs="Tahoma"/>
+                <w:sz w:val="18"/>
+              </w:rPr>
+            </w:r>
+            <w:r>
+              <w:rPr>
+                <w:rFonts w:ascii="Arial" w:hAnsi="Arial" w:eastAsia="Arial" w:cs="Tahoma"/>
                 <w:sz w:val="18"/>
               </w:rPr>
               <w:t>4</w:t>
@@ -1172,13 +1188,13 @@
             </w:pPr>
             <w:r>
               <w:rPr>
-                <w:rFonts w:ascii="Arial" w:hAnsi="Arial" w:eastAsia="Arial"/>
-                <w:sz w:val="18"/>
-              </w:rPr>
-            </w:r>
-            <w:r>
-              <w:rPr>
-                <w:rFonts w:ascii="Arial" w:hAnsi="Arial" w:eastAsia="Arial"/>
+                <w:rFonts w:ascii="Arial" w:hAnsi="Arial" w:eastAsia="Arial" w:cs="Tahoma"/>
+                <w:sz w:val="18"/>
+              </w:rPr>
+            </w:r>
+            <w:r>
+              <w:rPr>
+                <w:rFonts w:ascii="Arial" w:hAnsi="Arial" w:eastAsia="Arial" w:cs="Tahoma"/>
                 <w:sz w:val="18"/>
               </w:rPr>
               <w:t>Chidchanok &lt;lin&gt; Saengamnat</w:t>
@@ -1197,13 +1213,13 @@
             </w:pPr>
             <w:r>
               <w:rPr>
-                <w:rFonts w:ascii="Arial" w:hAnsi="Arial" w:eastAsia="Arial"/>
-                <w:sz w:val="18"/>
-              </w:rPr>
-            </w:r>
-            <w:r>
-              <w:rPr>
-                <w:rFonts w:ascii="Arial" w:hAnsi="Arial" w:eastAsia="Arial"/>
+                <w:rFonts w:ascii="Arial" w:hAnsi="Arial" w:eastAsia="Arial" w:cs="Tahoma"/>
+                <w:sz w:val="18"/>
+              </w:rPr>
+            </w:r>
+            <w:r>
+              <w:rPr>
+                <w:rFonts w:ascii="Arial" w:hAnsi="Arial" w:eastAsia="Arial" w:cs="Tahoma"/>
                 <w:sz w:val="18"/>
               </w:rPr>
               <w:t>LLDD-FE-Document-Lists.pdf</w:t>
@@ -1227,13 +1243,13 @@
             </w:pPr>
             <w:r>
               <w:rPr>
-                <w:rFonts w:ascii="Arial" w:hAnsi="Arial" w:eastAsia="Arial"/>
-                <w:sz w:val="18"/>
-              </w:rPr>
-            </w:r>
-            <w:r>
-              <w:rPr>
-                <w:rFonts w:ascii="Arial" w:hAnsi="Arial" w:eastAsia="Arial"/>
+                <w:rFonts w:ascii="Arial" w:hAnsi="Arial" w:eastAsia="Arial" w:cs="Tahoma"/>
+                <w:sz w:val="18"/>
+              </w:rPr>
+            </w:r>
+            <w:r>
+              <w:rPr>
+                <w:rFonts w:ascii="Arial" w:hAnsi="Arial" w:eastAsia="Arial" w:cs="Tahoma"/>
                 <w:sz w:val="18"/>
               </w:rPr>
               <w:t>FE</w:t>
@@ -1252,13 +1268,13 @@
             </w:pPr>
             <w:r>
               <w:rPr>
-                <w:rFonts w:ascii="Arial" w:hAnsi="Arial" w:eastAsia="Arial"/>
-                <w:sz w:val="18"/>
-              </w:rPr>
-            </w:r>
-            <w:r>
-              <w:rPr>
-                <w:rFonts w:ascii="Arial" w:hAnsi="Arial" w:eastAsia="Arial"/>
+                <w:rFonts w:ascii="Arial" w:hAnsi="Arial" w:eastAsia="Arial" w:cs="Tahoma"/>
+                <w:sz w:val="18"/>
+              </w:rPr>
+            </w:r>
+            <w:r>
+              <w:rPr>
+                <w:rFonts w:ascii="Arial" w:hAnsi="Arial" w:eastAsia="Arial" w:cs="Tahoma"/>
                 <w:sz w:val="18"/>
               </w:rPr>
               <w:t>FE - Create Document</w:t>
@@ -1277,16 +1293,24 @@
             </w:pPr>
             <w:r>
               <w:rPr>
-                <w:rFonts w:ascii="Arial" w:hAnsi="Arial" w:eastAsia="Arial"/>
-                <w:sz w:val="18"/>
-              </w:rPr>
-            </w:r>
-            <w:r>
-              <w:rPr>
-                <w:rFonts w:ascii="Arial" w:hAnsi="Arial" w:eastAsia="Arial"/>
-                <w:sz w:val="18"/>
-              </w:rPr>
-              <w:t>6</w:t>
+                <w:rFonts w:ascii="Arial" w:hAnsi="Arial" w:eastAsia="Arial" w:cs="Tahoma"/>
+                <w:sz w:val="18"/>
+              </w:rPr>
+            </w:r>
+            <w:r>
+              <w:rPr>
+                <w:rFonts w:ascii="Arial" w:hAnsi="Arial" w:eastAsia="Arial" w:cs="Tahoma"/>
+                <w:b/>
+                <w:sz w:val="18"/>
+              </w:rPr>
+              <w:t>8</w:t>
+            </w:r>
+            <w:r>
+              <w:rPr>
+                <w:rFonts w:ascii="Arial" w:hAnsi="Arial" w:eastAsia="Arial" w:cs="Tahoma"/>
+                <w:sz w:val="18"/>
+              </w:rPr>
+              <w:t xml:space="preserve"> (impl 6 + test 2)</w:t>
             </w:r>
           </w:p>
         </w:tc>
@@ -1302,13 +1326,13 @@
             </w:pPr>
             <w:r>
               <w:rPr>
-                <w:rFonts w:ascii="Arial" w:hAnsi="Arial" w:eastAsia="Arial"/>
-                <w:sz w:val="18"/>
-              </w:rPr>
-            </w:r>
-            <w:r>
-              <w:rPr>
-                <w:rFonts w:ascii="Arial" w:hAnsi="Arial" w:eastAsia="Arial"/>
+                <w:rFonts w:ascii="Arial" w:hAnsi="Arial" w:eastAsia="Arial" w:cs="Tahoma"/>
+                <w:sz w:val="18"/>
+              </w:rPr>
+            </w:r>
+            <w:r>
+              <w:rPr>
+                <w:rFonts w:ascii="Arial" w:hAnsi="Arial" w:eastAsia="Arial" w:cs="Tahoma"/>
                 <w:sz w:val="18"/>
               </w:rPr>
               <w:t>4</w:t>
@@ -1327,13 +1351,13 @@
             </w:pPr>
             <w:r>
               <w:rPr>
-                <w:rFonts w:ascii="Arial" w:hAnsi="Arial" w:eastAsia="Arial"/>
-                <w:sz w:val="18"/>
-              </w:rPr>
-            </w:r>
-            <w:r>
-              <w:rPr>
-                <w:rFonts w:ascii="Arial" w:hAnsi="Arial" w:eastAsia="Arial"/>
+                <w:rFonts w:ascii="Arial" w:hAnsi="Arial" w:eastAsia="Arial" w:cs="Tahoma"/>
+                <w:sz w:val="18"/>
+              </w:rPr>
+            </w:r>
+            <w:r>
+              <w:rPr>
+                <w:rFonts w:ascii="Arial" w:hAnsi="Arial" w:eastAsia="Arial" w:cs="Tahoma"/>
                 <w:sz w:val="18"/>
               </w:rPr>
               <w:t>Kittisak &lt;New&gt; Kaeowika</w:t>
@@ -1352,13 +1376,13 @@
             </w:pPr>
             <w:r>
               <w:rPr>
-                <w:rFonts w:ascii="Arial" w:hAnsi="Arial" w:eastAsia="Arial"/>
-                <w:sz w:val="18"/>
-              </w:rPr>
-            </w:r>
-            <w:r>
-              <w:rPr>
-                <w:rFonts w:ascii="Arial" w:hAnsi="Arial" w:eastAsia="Arial"/>
+                <w:rFonts w:ascii="Arial" w:hAnsi="Arial" w:eastAsia="Arial" w:cs="Tahoma"/>
+                <w:sz w:val="18"/>
+              </w:rPr>
+            </w:r>
+            <w:r>
+              <w:rPr>
+                <w:rFonts w:ascii="Arial" w:hAnsi="Arial" w:eastAsia="Arial" w:cs="Tahoma"/>
                 <w:sz w:val="18"/>
               </w:rPr>
               <w:t>LLDD-FE-Create-Document.pdf</w:t>
@@ -1382,13 +1406,13 @@
             </w:pPr>
             <w:r>
               <w:rPr>
-                <w:rFonts w:ascii="Arial" w:hAnsi="Arial" w:eastAsia="Arial"/>
-                <w:sz w:val="18"/>
-              </w:rPr>
-            </w:r>
-            <w:r>
-              <w:rPr>
-                <w:rFonts w:ascii="Arial" w:hAnsi="Arial" w:eastAsia="Arial"/>
+                <w:rFonts w:ascii="Arial" w:hAnsi="Arial" w:eastAsia="Arial" w:cs="Tahoma"/>
+                <w:sz w:val="18"/>
+              </w:rPr>
+            </w:r>
+            <w:r>
+              <w:rPr>
+                <w:rFonts w:ascii="Arial" w:hAnsi="Arial" w:eastAsia="Arial" w:cs="Tahoma"/>
                 <w:sz w:val="18"/>
               </w:rPr>
               <w:t>FE</w:t>
@@ -1407,13 +1431,13 @@
             </w:pPr>
             <w:r>
               <w:rPr>
-                <w:rFonts w:ascii="Arial" w:hAnsi="Arial" w:eastAsia="Arial"/>
-                <w:sz w:val="18"/>
-              </w:rPr>
-            </w:r>
-            <w:r>
-              <w:rPr>
-                <w:rFonts w:ascii="Arial" w:hAnsi="Arial" w:eastAsia="Arial"/>
+                <w:rFonts w:ascii="Arial" w:hAnsi="Arial" w:eastAsia="Arial" w:cs="Tahoma"/>
+                <w:sz w:val="18"/>
+              </w:rPr>
+            </w:r>
+            <w:r>
+              <w:rPr>
+                <w:rFonts w:ascii="Arial" w:hAnsi="Arial" w:eastAsia="Arial" w:cs="Tahoma"/>
                 <w:sz w:val="18"/>
               </w:rPr>
               <w:t>FE - Document Detail and Action</w:t>
@@ -1432,16 +1456,24 @@
             </w:pPr>
             <w:r>
               <w:rPr>
-                <w:rFonts w:ascii="Arial" w:hAnsi="Arial" w:eastAsia="Arial"/>
-                <w:sz w:val="18"/>
-              </w:rPr>
-            </w:r>
-            <w:r>
-              <w:rPr>
-                <w:rFonts w:ascii="Arial" w:hAnsi="Arial" w:eastAsia="Arial"/>
-                <w:sz w:val="18"/>
-              </w:rPr>
-              <w:t>60</w:t>
+                <w:rFonts w:ascii="Arial" w:hAnsi="Arial" w:eastAsia="Arial" w:cs="Tahoma"/>
+                <w:sz w:val="18"/>
+              </w:rPr>
+            </w:r>
+            <w:r>
+              <w:rPr>
+                <w:rFonts w:ascii="Arial" w:hAnsi="Arial" w:eastAsia="Arial" w:cs="Tahoma"/>
+                <w:b/>
+                <w:sz w:val="18"/>
+              </w:rPr>
+              <w:t>75</w:t>
+            </w:r>
+            <w:r>
+              <w:rPr>
+                <w:rFonts w:ascii="Arial" w:hAnsi="Arial" w:eastAsia="Arial" w:cs="Tahoma"/>
+                <w:sz w:val="18"/>
+              </w:rPr>
+              <w:t xml:space="preserve"> (impl 60 + test 15)</w:t>
             </w:r>
           </w:p>
         </w:tc>
@@ -1457,13 +1489,13 @@
             </w:pPr>
             <w:r>
               <w:rPr>
-                <w:rFonts w:ascii="Arial" w:hAnsi="Arial" w:eastAsia="Arial"/>
-                <w:sz w:val="18"/>
-              </w:rPr>
-            </w:r>
-            <w:r>
-              <w:rPr>
-                <w:rFonts w:ascii="Arial" w:hAnsi="Arial" w:eastAsia="Arial"/>
+                <w:rFonts w:ascii="Arial" w:hAnsi="Arial" w:eastAsia="Arial" w:cs="Tahoma"/>
+                <w:sz w:val="18"/>
+              </w:rPr>
+            </w:r>
+            <w:r>
+              <w:rPr>
+                <w:rFonts w:ascii="Arial" w:hAnsi="Arial" w:eastAsia="Arial" w:cs="Tahoma"/>
                 <w:sz w:val="18"/>
               </w:rPr>
               <w:t>4</w:t>
@@ -1482,13 +1514,13 @@
             </w:pPr>
             <w:r>
               <w:rPr>
-                <w:rFonts w:ascii="Arial" w:hAnsi="Arial" w:eastAsia="Arial"/>
-                <w:sz w:val="18"/>
-              </w:rPr>
-            </w:r>
-            <w:r>
-              <w:rPr>
-                <w:rFonts w:ascii="Arial" w:hAnsi="Arial" w:eastAsia="Arial"/>
+                <w:rFonts w:ascii="Arial" w:hAnsi="Arial" w:eastAsia="Arial" w:cs="Tahoma"/>
+                <w:sz w:val="18"/>
+              </w:rPr>
+            </w:r>
+            <w:r>
+              <w:rPr>
+                <w:rFonts w:ascii="Arial" w:hAnsi="Arial" w:eastAsia="Arial" w:cs="Tahoma"/>
                 <w:sz w:val="18"/>
               </w:rPr>
               <w:t>Kittisak &lt;New&gt; Kaeowika</w:t>
@@ -1507,13 +1539,13 @@
             </w:pPr>
             <w:r>
               <w:rPr>
-                <w:rFonts w:ascii="Arial" w:hAnsi="Arial" w:eastAsia="Arial"/>
-                <w:sz w:val="18"/>
-              </w:rPr>
-            </w:r>
-            <w:r>
-              <w:rPr>
-                <w:rFonts w:ascii="Arial" w:hAnsi="Arial" w:eastAsia="Arial"/>
+                <w:rFonts w:ascii="Arial" w:hAnsi="Arial" w:eastAsia="Arial" w:cs="Tahoma"/>
+                <w:sz w:val="18"/>
+              </w:rPr>
+            </w:r>
+            <w:r>
+              <w:rPr>
+                <w:rFonts w:ascii="Arial" w:hAnsi="Arial" w:eastAsia="Arial" w:cs="Tahoma"/>
                 <w:sz w:val="18"/>
               </w:rPr>
               <w:t>LLDD-FE-Document-Detail.pdf</w:t>
@@ -1537,13 +1569,13 @@
             </w:pPr>
             <w:r>
               <w:rPr>
-                <w:rFonts w:ascii="Arial" w:hAnsi="Arial" w:eastAsia="Arial"/>
-                <w:sz w:val="18"/>
-              </w:rPr>
-            </w:r>
-            <w:r>
-              <w:rPr>
-                <w:rFonts w:ascii="Arial" w:hAnsi="Arial" w:eastAsia="Arial"/>
+                <w:rFonts w:ascii="Arial" w:hAnsi="Arial" w:eastAsia="Arial" w:cs="Tahoma"/>
+                <w:sz w:val="18"/>
+              </w:rPr>
+            </w:r>
+            <w:r>
+              <w:rPr>
+                <w:rFonts w:ascii="Arial" w:hAnsi="Arial" w:eastAsia="Arial" w:cs="Tahoma"/>
                 <w:sz w:val="18"/>
               </w:rPr>
               <w:t>FE</w:t>
@@ -1562,13 +1594,13 @@
             </w:pPr>
             <w:r>
               <w:rPr>
-                <w:rFonts w:ascii="Arial" w:hAnsi="Arial" w:eastAsia="Arial"/>
-                <w:sz w:val="18"/>
-              </w:rPr>
-            </w:r>
-            <w:r>
-              <w:rPr>
-                <w:rFonts w:ascii="Arial" w:hAnsi="Arial" w:eastAsia="Arial"/>
+                <w:rFonts w:ascii="Arial" w:hAnsi="Arial" w:eastAsia="Arial" w:cs="Tahoma"/>
+                <w:sz w:val="18"/>
+              </w:rPr>
+            </w:r>
+            <w:r>
+              <w:rPr>
+                <w:rFonts w:ascii="Arial" w:hAnsi="Arial" w:eastAsia="Arial" w:cs="Tahoma"/>
                 <w:sz w:val="18"/>
               </w:rPr>
               <w:t>FE - Status Summary Report</w:t>
@@ -1587,16 +1619,24 @@
             </w:pPr>
             <w:r>
               <w:rPr>
-                <w:rFonts w:ascii="Arial" w:hAnsi="Arial" w:eastAsia="Arial"/>
-                <w:sz w:val="18"/>
-              </w:rPr>
-            </w:r>
-            <w:r>
-              <w:rPr>
-                <w:rFonts w:ascii="Arial" w:hAnsi="Arial" w:eastAsia="Arial"/>
-                <w:sz w:val="18"/>
-              </w:rPr>
-              <w:t>20</w:t>
+                <w:rFonts w:ascii="Arial" w:hAnsi="Arial" w:eastAsia="Arial" w:cs="Tahoma"/>
+                <w:sz w:val="18"/>
+              </w:rPr>
+            </w:r>
+            <w:r>
+              <w:rPr>
+                <w:rFonts w:ascii="Arial" w:hAnsi="Arial" w:eastAsia="Arial" w:cs="Tahoma"/>
+                <w:b/>
+                <w:sz w:val="18"/>
+              </w:rPr>
+              <w:t>25</w:t>
+            </w:r>
+            <w:r>
+              <w:rPr>
+                <w:rFonts w:ascii="Arial" w:hAnsi="Arial" w:eastAsia="Arial" w:cs="Tahoma"/>
+                <w:sz w:val="18"/>
+              </w:rPr>
+              <w:t xml:space="preserve"> (impl 20 + test 5)</w:t>
             </w:r>
           </w:p>
         </w:tc>
@@ -1612,13 +1652,13 @@
             </w:pPr>
             <w:r>
               <w:rPr>
-                <w:rFonts w:ascii="Arial" w:hAnsi="Arial" w:eastAsia="Arial"/>
-                <w:sz w:val="18"/>
-              </w:rPr>
-            </w:r>
-            <w:r>
-              <w:rPr>
-                <w:rFonts w:ascii="Arial" w:hAnsi="Arial" w:eastAsia="Arial"/>
+                <w:rFonts w:ascii="Arial" w:hAnsi="Arial" w:eastAsia="Arial" w:cs="Tahoma"/>
+                <w:sz w:val="18"/>
+              </w:rPr>
+            </w:r>
+            <w:r>
+              <w:rPr>
+                <w:rFonts w:ascii="Arial" w:hAnsi="Arial" w:eastAsia="Arial" w:cs="Tahoma"/>
                 <w:sz w:val="18"/>
               </w:rPr>
               <w:t>4</w:t>
@@ -1637,13 +1677,13 @@
             </w:pPr>
             <w:r>
               <w:rPr>
-                <w:rFonts w:ascii="Arial" w:hAnsi="Arial" w:eastAsia="Arial"/>
-                <w:sz w:val="18"/>
-              </w:rPr>
-            </w:r>
-            <w:r>
-              <w:rPr>
-                <w:rFonts w:ascii="Arial" w:hAnsi="Arial" w:eastAsia="Arial"/>
+                <w:rFonts w:ascii="Arial" w:hAnsi="Arial" w:eastAsia="Arial" w:cs="Tahoma"/>
+                <w:sz w:val="18"/>
+              </w:rPr>
+            </w:r>
+            <w:r>
+              <w:rPr>
+                <w:rFonts w:ascii="Arial" w:hAnsi="Arial" w:eastAsia="Arial" w:cs="Tahoma"/>
                 <w:sz w:val="18"/>
               </w:rPr>
               <w:t>Kittisak &lt;New&gt; Kaeowika</w:t>
@@ -1662,13 +1702,13 @@
             </w:pPr>
             <w:r>
               <w:rPr>
-                <w:rFonts w:ascii="Arial" w:hAnsi="Arial" w:eastAsia="Arial"/>
-                <w:sz w:val="18"/>
-              </w:rPr>
-            </w:r>
-            <w:r>
-              <w:rPr>
-                <w:rFonts w:ascii="Arial" w:hAnsi="Arial" w:eastAsia="Arial"/>
+                <w:rFonts w:ascii="Arial" w:hAnsi="Arial" w:eastAsia="Arial" w:cs="Tahoma"/>
+                <w:sz w:val="18"/>
+              </w:rPr>
+            </w:r>
+            <w:r>
+              <w:rPr>
+                <w:rFonts w:ascii="Arial" w:hAnsi="Arial" w:eastAsia="Arial" w:cs="Tahoma"/>
                 <w:sz w:val="18"/>
               </w:rPr>
               <w:t>LLDD-FE-Report.pdf</w:t>
@@ -1692,13 +1732,13 @@
             </w:pPr>
             <w:r>
               <w:rPr>
-                <w:rFonts w:ascii="Arial" w:hAnsi="Arial" w:eastAsia="Arial"/>
-                <w:sz w:val="18"/>
-              </w:rPr>
-            </w:r>
-            <w:r>
-              <w:rPr>
-                <w:rFonts w:ascii="Arial" w:hAnsi="Arial" w:eastAsia="Arial"/>
+                <w:rFonts w:ascii="Arial" w:hAnsi="Arial" w:eastAsia="Arial" w:cs="Tahoma"/>
+                <w:sz w:val="18"/>
+              </w:rPr>
+            </w:r>
+            <w:r>
+              <w:rPr>
+                <w:rFonts w:ascii="Arial" w:hAnsi="Arial" w:eastAsia="Arial" w:cs="Tahoma"/>
                 <w:sz w:val="18"/>
               </w:rPr>
               <w:t>FE</w:t>
@@ -1717,13 +1757,13 @@
             </w:pPr>
             <w:r>
               <w:rPr>
-                <w:rFonts w:ascii="Arial" w:hAnsi="Arial" w:eastAsia="Arial"/>
-                <w:sz w:val="18"/>
-              </w:rPr>
-            </w:r>
-            <w:r>
-              <w:rPr>
-                <w:rFonts w:ascii="Arial" w:hAnsi="Arial" w:eastAsia="Arial"/>
+                <w:rFonts w:ascii="Arial" w:hAnsi="Arial" w:eastAsia="Arial" w:cs="Tahoma"/>
+                <w:sz w:val="18"/>
+              </w:rPr>
+            </w:r>
+            <w:r>
+              <w:rPr>
+                <w:rFonts w:ascii="Arial" w:hAnsi="Arial" w:eastAsia="Arial" w:cs="Tahoma"/>
                 <w:sz w:val="18"/>
               </w:rPr>
               <w:t>FE - Master Data</w:t>
@@ -1742,16 +1782,24 @@
             </w:pPr>
             <w:r>
               <w:rPr>
-                <w:rFonts w:ascii="Arial" w:hAnsi="Arial" w:eastAsia="Arial"/>
-                <w:sz w:val="18"/>
-              </w:rPr>
-            </w:r>
-            <w:r>
-              <w:rPr>
-                <w:rFonts w:ascii="Arial" w:hAnsi="Arial" w:eastAsia="Arial"/>
-                <w:sz w:val="18"/>
-              </w:rPr>
-              <w:t>16</w:t>
+                <w:rFonts w:ascii="Arial" w:hAnsi="Arial" w:eastAsia="Arial" w:cs="Tahoma"/>
+                <w:sz w:val="18"/>
+              </w:rPr>
+            </w:r>
+            <w:r>
+              <w:rPr>
+                <w:rFonts w:ascii="Arial" w:hAnsi="Arial" w:eastAsia="Arial" w:cs="Tahoma"/>
+                <w:b/>
+                <w:sz w:val="18"/>
+              </w:rPr>
+              <w:t>20</w:t>
+            </w:r>
+            <w:r>
+              <w:rPr>
+                <w:rFonts w:ascii="Arial" w:hAnsi="Arial" w:eastAsia="Arial" w:cs="Tahoma"/>
+                <w:sz w:val="18"/>
+              </w:rPr>
+              <w:t xml:space="preserve"> (impl 16 + test 4)</w:t>
             </w:r>
           </w:p>
         </w:tc>
@@ -1767,13 +1815,13 @@
             </w:pPr>
             <w:r>
               <w:rPr>
-                <w:rFonts w:ascii="Arial" w:hAnsi="Arial" w:eastAsia="Arial"/>
-                <w:sz w:val="18"/>
-              </w:rPr>
-            </w:r>
-            <w:r>
-              <w:rPr>
-                <w:rFonts w:ascii="Arial" w:hAnsi="Arial" w:eastAsia="Arial"/>
+                <w:rFonts w:ascii="Arial" w:hAnsi="Arial" w:eastAsia="Arial" w:cs="Tahoma"/>
+                <w:sz w:val="18"/>
+              </w:rPr>
+            </w:r>
+            <w:r>
+              <w:rPr>
+                <w:rFonts w:ascii="Arial" w:hAnsi="Arial" w:eastAsia="Arial" w:cs="Tahoma"/>
                 <w:sz w:val="18"/>
               </w:rPr>
               <w:t>4</w:t>
@@ -1792,13 +1840,13 @@
             </w:pPr>
             <w:r>
               <w:rPr>
-                <w:rFonts w:ascii="Arial" w:hAnsi="Arial" w:eastAsia="Arial"/>
-                <w:sz w:val="18"/>
-              </w:rPr>
-            </w:r>
-            <w:r>
-              <w:rPr>
-                <w:rFonts w:ascii="Arial" w:hAnsi="Arial" w:eastAsia="Arial"/>
+                <w:rFonts w:ascii="Arial" w:hAnsi="Arial" w:eastAsia="Arial" w:cs="Tahoma"/>
+                <w:sz w:val="18"/>
+              </w:rPr>
+            </w:r>
+            <w:r>
+              <w:rPr>
+                <w:rFonts w:ascii="Arial" w:hAnsi="Arial" w:eastAsia="Arial" w:cs="Tahoma"/>
                 <w:sz w:val="18"/>
               </w:rPr>
               <w:t>Kittisak &lt;New&gt; Kaeowika</w:t>
@@ -1817,13 +1865,13 @@
             </w:pPr>
             <w:r>
               <w:rPr>
-                <w:rFonts w:ascii="Arial" w:hAnsi="Arial" w:eastAsia="Arial"/>
-                <w:sz w:val="18"/>
-              </w:rPr>
-            </w:r>
-            <w:r>
-              <w:rPr>
-                <w:rFonts w:ascii="Arial" w:hAnsi="Arial" w:eastAsia="Arial"/>
+                <w:rFonts w:ascii="Arial" w:hAnsi="Arial" w:eastAsia="Arial" w:cs="Tahoma"/>
+                <w:sz w:val="18"/>
+              </w:rPr>
+            </w:r>
+            <w:r>
+              <w:rPr>
+                <w:rFonts w:ascii="Arial" w:hAnsi="Arial" w:eastAsia="Arial" w:cs="Tahoma"/>
                 <w:sz w:val="18"/>
               </w:rPr>
               <w:t>LLDD-FE-Master-Data.pdf</w:t>
@@ -1847,13 +1895,13 @@
             </w:pPr>
             <w:r>
               <w:rPr>
-                <w:rFonts w:ascii="Arial" w:hAnsi="Arial" w:eastAsia="Arial"/>
-                <w:sz w:val="18"/>
-              </w:rPr>
-            </w:r>
-            <w:r>
-              <w:rPr>
-                <w:rFonts w:ascii="Arial" w:hAnsi="Arial" w:eastAsia="Arial"/>
+                <w:rFonts w:ascii="Arial" w:hAnsi="Arial" w:eastAsia="Arial" w:cs="Tahoma"/>
+                <w:sz w:val="18"/>
+              </w:rPr>
+            </w:r>
+            <w:r>
+              <w:rPr>
+                <w:rFonts w:ascii="Arial" w:hAnsi="Arial" w:eastAsia="Arial" w:cs="Tahoma"/>
                 <w:sz w:val="18"/>
               </w:rPr>
               <w:t>FE</w:t>
@@ -1872,13 +1920,13 @@
             </w:pPr>
             <w:r>
               <w:rPr>
-                <w:rFonts w:ascii="Arial" w:hAnsi="Arial" w:eastAsia="Arial"/>
-                <w:sz w:val="18"/>
-              </w:rPr>
-            </w:r>
-            <w:r>
-              <w:rPr>
-                <w:rFonts w:ascii="Arial" w:hAnsi="Arial" w:eastAsia="Arial"/>
+                <w:rFonts w:ascii="Arial" w:hAnsi="Arial" w:eastAsia="Arial" w:cs="Tahoma"/>
+                <w:sz w:val="18"/>
+              </w:rPr>
+            </w:r>
+            <w:r>
+              <w:rPr>
+                <w:rFonts w:ascii="Arial" w:hAnsi="Arial" w:eastAsia="Arial" w:cs="Tahoma"/>
                 <w:sz w:val="18"/>
               </w:rPr>
               <w:t>FE - Testing and Delivery</w:t>
@@ -1897,13 +1945,13 @@
             </w:pPr>
             <w:r>
               <w:rPr>
-                <w:rFonts w:ascii="Arial" w:hAnsi="Arial" w:eastAsia="Arial"/>
-                <w:sz w:val="18"/>
-              </w:rPr>
-            </w:r>
-            <w:r>
-              <w:rPr>
-                <w:rFonts w:ascii="Arial" w:hAnsi="Arial" w:eastAsia="Arial"/>
+                <w:rFonts w:ascii="Arial" w:hAnsi="Arial" w:eastAsia="Arial" w:cs="Tahoma"/>
+                <w:sz w:val="18"/>
+              </w:rPr>
+            </w:r>
+            <w:r>
+              <w:rPr>
+                <w:rFonts w:ascii="Arial" w:hAnsi="Arial" w:eastAsia="Arial" w:cs="Tahoma"/>
                 <w:sz w:val="18"/>
               </w:rPr>
               <w:t>12</w:t>
@@ -1922,13 +1970,13 @@
             </w:pPr>
             <w:r>
               <w:rPr>
-                <w:rFonts w:ascii="Arial" w:hAnsi="Arial" w:eastAsia="Arial"/>
-                <w:sz w:val="18"/>
-              </w:rPr>
-            </w:r>
-            <w:r>
-              <w:rPr>
-                <w:rFonts w:ascii="Arial" w:hAnsi="Arial" w:eastAsia="Arial"/>
+                <w:rFonts w:ascii="Arial" w:hAnsi="Arial" w:eastAsia="Arial" w:cs="Tahoma"/>
+                <w:sz w:val="18"/>
+              </w:rPr>
+            </w:r>
+            <w:r>
+              <w:rPr>
+                <w:rFonts w:ascii="Arial" w:hAnsi="Arial" w:eastAsia="Arial" w:cs="Tahoma"/>
                 <w:sz w:val="18"/>
               </w:rPr>
               <w:t>5</w:t>
@@ -1947,13 +1995,13 @@
             </w:pPr>
             <w:r>
               <w:rPr>
-                <w:rFonts w:ascii="Arial" w:hAnsi="Arial" w:eastAsia="Arial"/>
-                <w:sz w:val="18"/>
-              </w:rPr>
-            </w:r>
-            <w:r>
-              <w:rPr>
-                <w:rFonts w:ascii="Arial" w:hAnsi="Arial" w:eastAsia="Arial"/>
+                <w:rFonts w:ascii="Arial" w:hAnsi="Arial" w:eastAsia="Arial" w:cs="Tahoma"/>
+                <w:sz w:val="18"/>
+              </w:rPr>
+            </w:r>
+            <w:r>
+              <w:rPr>
+                <w:rFonts w:ascii="Arial" w:hAnsi="Arial" w:eastAsia="Arial" w:cs="Tahoma"/>
                 <w:sz w:val="18"/>
               </w:rPr>
               <w:t>Chidchanok &lt;lin&gt; Saengamnat</w:t>
@@ -1972,13 +2020,13 @@
             </w:pPr>
             <w:r>
               <w:rPr>
-                <w:rFonts w:ascii="Arial" w:hAnsi="Arial" w:eastAsia="Arial"/>
-                <w:sz w:val="18"/>
-              </w:rPr>
-            </w:r>
-            <w:r>
-              <w:rPr>
-                <w:rFonts w:ascii="Arial" w:hAnsi="Arial" w:eastAsia="Arial"/>
+                <w:rFonts w:ascii="Arial" w:hAnsi="Arial" w:eastAsia="Arial" w:cs="Tahoma"/>
+                <w:sz w:val="18"/>
+              </w:rPr>
+            </w:r>
+            <w:r>
+              <w:rPr>
+                <w:rFonts w:ascii="Arial" w:hAnsi="Arial" w:eastAsia="Arial" w:cs="Tahoma"/>
                 <w:sz w:val="18"/>
               </w:rPr>
               <w:t>LLDD-FE-Testing-Delivery.pdf</w:t>
@@ -2002,13 +2050,13 @@
             </w:pPr>
             <w:r>
               <w:rPr>
-                <w:rFonts w:ascii="Arial" w:hAnsi="Arial" w:eastAsia="Arial"/>
-                <w:sz w:val="18"/>
-              </w:rPr>
-            </w:r>
-            <w:r>
-              <w:rPr>
-                <w:rFonts w:ascii="Arial" w:hAnsi="Arial" w:eastAsia="Arial"/>
+                <w:rFonts w:ascii="Arial" w:hAnsi="Arial" w:eastAsia="Arial" w:cs="Tahoma"/>
+                <w:sz w:val="18"/>
+              </w:rPr>
+            </w:r>
+            <w:r>
+              <w:rPr>
+                <w:rFonts w:ascii="Arial" w:hAnsi="Arial" w:eastAsia="Arial" w:cs="Tahoma"/>
                 <w:sz w:val="18"/>
               </w:rPr>
               <w:t>BE</w:t>
@@ -2027,13 +2075,13 @@
             </w:pPr>
             <w:r>
               <w:rPr>
-                <w:rFonts w:ascii="Arial" w:hAnsi="Arial" w:eastAsia="Arial"/>
-                <w:sz w:val="18"/>
-              </w:rPr>
-            </w:r>
-            <w:r>
-              <w:rPr>
-                <w:rFonts w:ascii="Arial" w:hAnsi="Arial" w:eastAsia="Arial"/>
+                <w:rFonts w:ascii="Arial" w:hAnsi="Arial" w:eastAsia="Arial" w:cs="Tahoma"/>
+                <w:sz w:val="18"/>
+              </w:rPr>
+            </w:r>
+            <w:r>
+              <w:rPr>
+                <w:rFonts w:ascii="Arial" w:hAnsi="Arial" w:eastAsia="Arial" w:cs="Tahoma"/>
                 <w:sz w:val="18"/>
               </w:rPr>
               <w:t>BE - Database Structure and Deployment</w:t>
@@ -2052,13 +2100,13 @@
             </w:pPr>
             <w:r>
               <w:rPr>
-                <w:rFonts w:ascii="Arial" w:hAnsi="Arial" w:eastAsia="Arial"/>
-                <w:sz w:val="18"/>
-              </w:rPr>
-            </w:r>
-            <w:r>
-              <w:rPr>
-                <w:rFonts w:ascii="Arial" w:hAnsi="Arial" w:eastAsia="Arial"/>
+                <w:rFonts w:ascii="Arial" w:hAnsi="Arial" w:eastAsia="Arial" w:cs="Tahoma"/>
+                <w:sz w:val="18"/>
+              </w:rPr>
+            </w:r>
+            <w:r>
+              <w:rPr>
+                <w:rFonts w:ascii="Arial" w:hAnsi="Arial" w:eastAsia="Arial" w:cs="Tahoma"/>
                 <w:sz w:val="18"/>
               </w:rPr>
               <w:t>28</w:t>
@@ -2077,13 +2125,13 @@
             </w:pPr>
             <w:r>
               <w:rPr>
-                <w:rFonts w:ascii="Arial" w:hAnsi="Arial" w:eastAsia="Arial"/>
-                <w:sz w:val="18"/>
-              </w:rPr>
-            </w:r>
-            <w:r>
-              <w:rPr>
-                <w:rFonts w:ascii="Arial" w:hAnsi="Arial" w:eastAsia="Arial"/>
+                <w:rFonts w:ascii="Arial" w:hAnsi="Arial" w:eastAsia="Arial" w:cs="Tahoma"/>
+                <w:sz w:val="18"/>
+              </w:rPr>
+            </w:r>
+            <w:r>
+              <w:rPr>
+                <w:rFonts w:ascii="Arial" w:hAnsi="Arial" w:eastAsia="Arial" w:cs="Tahoma"/>
                 <w:sz w:val="18"/>
               </w:rPr>
               <w:t>1</w:t>
@@ -2102,13 +2150,13 @@
             </w:pPr>
             <w:r>
               <w:rPr>
-                <w:rFonts w:ascii="Arial" w:hAnsi="Arial" w:eastAsia="Arial"/>
-                <w:sz w:val="18"/>
-              </w:rPr>
-            </w:r>
-            <w:r>
-              <w:rPr>
-                <w:rFonts w:ascii="Arial" w:hAnsi="Arial" w:eastAsia="Arial"/>
+                <w:rFonts w:ascii="Arial" w:hAnsi="Arial" w:eastAsia="Arial" w:cs="Tahoma"/>
+                <w:sz w:val="18"/>
+              </w:rPr>
+            </w:r>
+            <w:r>
+              <w:rPr>
+                <w:rFonts w:ascii="Arial" w:hAnsi="Arial" w:eastAsia="Arial" w:cs="Tahoma"/>
                 <w:sz w:val="18"/>
               </w:rPr>
               <w:t>Aphiwit &lt;Bank&gt; Khammoon</w:t>
@@ -2127,13 +2175,13 @@
             </w:pPr>
             <w:r>
               <w:rPr>
-                <w:rFonts w:ascii="Arial" w:hAnsi="Arial" w:eastAsia="Arial"/>
-                <w:sz w:val="18"/>
-              </w:rPr>
-            </w:r>
-            <w:r>
-              <w:rPr>
-                <w:rFonts w:ascii="Arial" w:hAnsi="Arial" w:eastAsia="Arial"/>
+                <w:rFonts w:ascii="Arial" w:hAnsi="Arial" w:eastAsia="Arial" w:cs="Tahoma"/>
+                <w:sz w:val="18"/>
+              </w:rPr>
+            </w:r>
+            <w:r>
+              <w:rPr>
+                <w:rFonts w:ascii="Arial" w:hAnsi="Arial" w:eastAsia="Arial" w:cs="Tahoma"/>
                 <w:sz w:val="18"/>
               </w:rPr>
               <w:t>LLDD-BE-Database-Structure.pdf</w:t>
@@ -2157,13 +2205,13 @@
             </w:pPr>
             <w:r>
               <w:rPr>
-                <w:rFonts w:ascii="Arial" w:hAnsi="Arial" w:eastAsia="Arial"/>
-                <w:sz w:val="18"/>
-              </w:rPr>
-            </w:r>
-            <w:r>
-              <w:rPr>
-                <w:rFonts w:ascii="Arial" w:hAnsi="Arial" w:eastAsia="Arial"/>
+                <w:rFonts w:ascii="Arial" w:hAnsi="Arial" w:eastAsia="Arial" w:cs="Tahoma"/>
+                <w:sz w:val="18"/>
+              </w:rPr>
+            </w:r>
+            <w:r>
+              <w:rPr>
+                <w:rFonts w:ascii="Arial" w:hAnsi="Arial" w:eastAsia="Arial" w:cs="Tahoma"/>
                 <w:sz w:val="18"/>
               </w:rPr>
               <w:t>BE</w:t>
@@ -2182,13 +2230,13 @@
             </w:pPr>
             <w:r>
               <w:rPr>
-                <w:rFonts w:ascii="Arial" w:hAnsi="Arial" w:eastAsia="Arial"/>
-                <w:sz w:val="18"/>
-              </w:rPr>
-            </w:r>
-            <w:r>
-              <w:rPr>
-                <w:rFonts w:ascii="Arial" w:hAnsi="Arial" w:eastAsia="Arial"/>
+                <w:rFonts w:ascii="Arial" w:hAnsi="Arial" w:eastAsia="Arial" w:cs="Tahoma"/>
+                <w:sz w:val="18"/>
+              </w:rPr>
+            </w:r>
+            <w:r>
+              <w:rPr>
+                <w:rFonts w:ascii="Arial" w:hAnsi="Arial" w:eastAsia="Arial" w:cs="Tahoma"/>
                 <w:sz w:val="18"/>
               </w:rPr>
               <w:t>BE - Data Migration and Cutover</w:t>
@@ -2207,13 +2255,13 @@
             </w:pPr>
             <w:r>
               <w:rPr>
-                <w:rFonts w:ascii="Arial" w:hAnsi="Arial" w:eastAsia="Arial"/>
-                <w:sz w:val="18"/>
-              </w:rPr>
-            </w:r>
-            <w:r>
-              <w:rPr>
-                <w:rFonts w:ascii="Arial" w:hAnsi="Arial" w:eastAsia="Arial"/>
+                <w:rFonts w:ascii="Arial" w:hAnsi="Arial" w:eastAsia="Arial" w:cs="Tahoma"/>
+                <w:sz w:val="18"/>
+              </w:rPr>
+            </w:r>
+            <w:r>
+              <w:rPr>
+                <w:rFonts w:ascii="Arial" w:hAnsi="Arial" w:eastAsia="Arial" w:cs="Tahoma"/>
                 <w:sz w:val="18"/>
               </w:rPr>
               <w:t>40</w:t>
@@ -2232,13 +2280,13 @@
             </w:pPr>
             <w:r>
               <w:rPr>
-                <w:rFonts w:ascii="Arial" w:hAnsi="Arial" w:eastAsia="Arial"/>
-                <w:sz w:val="18"/>
-              </w:rPr>
-            </w:r>
-            <w:r>
-              <w:rPr>
-                <w:rFonts w:ascii="Arial" w:hAnsi="Arial" w:eastAsia="Arial"/>
+                <w:rFonts w:ascii="Arial" w:hAnsi="Arial" w:eastAsia="Arial" w:cs="Tahoma"/>
+                <w:sz w:val="18"/>
+              </w:rPr>
+            </w:r>
+            <w:r>
+              <w:rPr>
+                <w:rFonts w:ascii="Arial" w:hAnsi="Arial" w:eastAsia="Arial" w:cs="Tahoma"/>
                 <w:sz w:val="18"/>
               </w:rPr>
               <w:t>2</w:t>
@@ -2257,13 +2305,13 @@
             </w:pPr>
             <w:r>
               <w:rPr>
-                <w:rFonts w:ascii="Arial" w:hAnsi="Arial" w:eastAsia="Arial"/>
-                <w:sz w:val="18"/>
-              </w:rPr>
-            </w:r>
-            <w:r>
-              <w:rPr>
-                <w:rFonts w:ascii="Arial" w:hAnsi="Arial" w:eastAsia="Arial"/>
+                <w:rFonts w:ascii="Arial" w:hAnsi="Arial" w:eastAsia="Arial" w:cs="Tahoma"/>
+                <w:sz w:val="18"/>
+              </w:rPr>
+            </w:r>
+            <w:r>
+              <w:rPr>
+                <w:rFonts w:ascii="Arial" w:hAnsi="Arial" w:eastAsia="Arial" w:cs="Tahoma"/>
                 <w:sz w:val="18"/>
               </w:rPr>
               <w:t>Aphiwit &lt;Bank&gt; Khammoon</w:t>
@@ -2282,13 +2330,13 @@
             </w:pPr>
             <w:r>
               <w:rPr>
-                <w:rFonts w:ascii="Arial" w:hAnsi="Arial" w:eastAsia="Arial"/>
-                <w:sz w:val="18"/>
-              </w:rPr>
-            </w:r>
-            <w:r>
-              <w:rPr>
-                <w:rFonts w:ascii="Arial" w:hAnsi="Arial" w:eastAsia="Arial"/>
+                <w:rFonts w:ascii="Arial" w:hAnsi="Arial" w:eastAsia="Arial" w:cs="Tahoma"/>
+                <w:sz w:val="18"/>
+              </w:rPr>
+            </w:r>
+            <w:r>
+              <w:rPr>
+                <w:rFonts w:ascii="Arial" w:hAnsi="Arial" w:eastAsia="Arial" w:cs="Tahoma"/>
                 <w:sz w:val="18"/>
               </w:rPr>
               <w:t>LLDD-BE-Data-Migration-Cutover.pdf</w:t>
@@ -2312,13 +2360,13 @@
             </w:pPr>
             <w:r>
               <w:rPr>
-                <w:rFonts w:ascii="Arial" w:hAnsi="Arial" w:eastAsia="Arial"/>
-                <w:sz w:val="18"/>
-              </w:rPr>
-            </w:r>
-            <w:r>
-              <w:rPr>
-                <w:rFonts w:ascii="Arial" w:hAnsi="Arial" w:eastAsia="Arial"/>
+                <w:rFonts w:ascii="Arial" w:hAnsi="Arial" w:eastAsia="Arial" w:cs="Tahoma"/>
+                <w:sz w:val="18"/>
+              </w:rPr>
+            </w:r>
+            <w:r>
+              <w:rPr>
+                <w:rFonts w:ascii="Arial" w:hAnsi="Arial" w:eastAsia="Arial" w:cs="Tahoma"/>
                 <w:sz w:val="18"/>
               </w:rPr>
               <w:t>BE</w:t>
@@ -2337,13 +2385,13 @@
             </w:pPr>
             <w:r>
               <w:rPr>
-                <w:rFonts w:ascii="Arial" w:hAnsi="Arial" w:eastAsia="Arial"/>
-                <w:sz w:val="18"/>
-              </w:rPr>
-            </w:r>
-            <w:r>
-              <w:rPr>
-                <w:rFonts w:ascii="Arial" w:hAnsi="Arial" w:eastAsia="Arial"/>
+                <w:rFonts w:ascii="Arial" w:hAnsi="Arial" w:eastAsia="Arial" w:cs="Tahoma"/>
+                <w:sz w:val="18"/>
+              </w:rPr>
+            </w:r>
+            <w:r>
+              <w:rPr>
+                <w:rFonts w:ascii="Arial" w:hAnsi="Arial" w:eastAsia="Arial" w:cs="Tahoma"/>
                 <w:sz w:val="18"/>
               </w:rPr>
               <w:t>BE - Integration with SBP Platform</w:t>
@@ -2362,13 +2410,13 @@
             </w:pPr>
             <w:r>
               <w:rPr>
-                <w:rFonts w:ascii="Arial" w:hAnsi="Arial" w:eastAsia="Arial"/>
-                <w:sz w:val="18"/>
-              </w:rPr>
-            </w:r>
-            <w:r>
-              <w:rPr>
-                <w:rFonts w:ascii="Arial" w:hAnsi="Arial" w:eastAsia="Arial"/>
+                <w:rFonts w:ascii="Arial" w:hAnsi="Arial" w:eastAsia="Arial" w:cs="Tahoma"/>
+                <w:sz w:val="18"/>
+              </w:rPr>
+            </w:r>
+            <w:r>
+              <w:rPr>
+                <w:rFonts w:ascii="Arial" w:hAnsi="Arial" w:eastAsia="Arial" w:cs="Tahoma"/>
                 <w:sz w:val="18"/>
               </w:rPr>
               <w:t>20</w:t>
@@ -2387,13 +2435,13 @@
             </w:pPr>
             <w:r>
               <w:rPr>
-                <w:rFonts w:ascii="Arial" w:hAnsi="Arial" w:eastAsia="Arial"/>
-                <w:sz w:val="18"/>
-              </w:rPr>
-            </w:r>
-            <w:r>
-              <w:rPr>
-                <w:rFonts w:ascii="Arial" w:hAnsi="Arial" w:eastAsia="Arial"/>
+                <w:rFonts w:ascii="Arial" w:hAnsi="Arial" w:eastAsia="Arial" w:cs="Tahoma"/>
+                <w:sz w:val="18"/>
+              </w:rPr>
+            </w:r>
+            <w:r>
+              <w:rPr>
+                <w:rFonts w:ascii="Arial" w:hAnsi="Arial" w:eastAsia="Arial" w:cs="Tahoma"/>
                 <w:sz w:val="18"/>
               </w:rPr>
               <w:t>1</w:t>
@@ -2412,13 +2460,13 @@
             </w:pPr>
             <w:r>
               <w:rPr>
-                <w:rFonts w:ascii="Arial" w:hAnsi="Arial" w:eastAsia="Arial"/>
-                <w:sz w:val="18"/>
-              </w:rPr>
-            </w:r>
-            <w:r>
-              <w:rPr>
-                <w:rFonts w:ascii="Arial" w:hAnsi="Arial" w:eastAsia="Arial"/>
+                <w:rFonts w:ascii="Arial" w:hAnsi="Arial" w:eastAsia="Arial" w:cs="Tahoma"/>
+                <w:sz w:val="18"/>
+              </w:rPr>
+            </w:r>
+            <w:r>
+              <w:rPr>
+                <w:rFonts w:ascii="Arial" w:hAnsi="Arial" w:eastAsia="Arial" w:cs="Tahoma"/>
                 <w:sz w:val="18"/>
               </w:rPr>
               <w:t>Tunyatorn &lt;Vava&gt; Kiatkongphongsa</w:t>
@@ -2437,13 +2485,13 @@
             </w:pPr>
             <w:r>
               <w:rPr>
-                <w:rFonts w:ascii="Arial" w:hAnsi="Arial" w:eastAsia="Arial"/>
-                <w:sz w:val="18"/>
-              </w:rPr>
-            </w:r>
-            <w:r>
-              <w:rPr>
-                <w:rFonts w:ascii="Arial" w:hAnsi="Arial" w:eastAsia="Arial"/>
+                <w:rFonts w:ascii="Arial" w:hAnsi="Arial" w:eastAsia="Arial" w:cs="Tahoma"/>
+                <w:sz w:val="18"/>
+              </w:rPr>
+            </w:r>
+            <w:r>
+              <w:rPr>
+                <w:rFonts w:ascii="Arial" w:hAnsi="Arial" w:eastAsia="Arial" w:cs="Tahoma"/>
                 <w:sz w:val="18"/>
               </w:rPr>
               <w:t>LLDD-BE-Integration-SBP-Platform.pdf</w:t>
@@ -2467,13 +2515,13 @@
             </w:pPr>
             <w:r>
               <w:rPr>
-                <w:rFonts w:ascii="Arial" w:hAnsi="Arial" w:eastAsia="Arial"/>
-                <w:sz w:val="18"/>
-              </w:rPr>
-            </w:r>
-            <w:r>
-              <w:rPr>
-                <w:rFonts w:ascii="Arial" w:hAnsi="Arial" w:eastAsia="Arial"/>
+                <w:rFonts w:ascii="Arial" w:hAnsi="Arial" w:eastAsia="Arial" w:cs="Tahoma"/>
+                <w:sz w:val="18"/>
+              </w:rPr>
+            </w:r>
+            <w:r>
+              <w:rPr>
+                <w:rFonts w:ascii="Arial" w:hAnsi="Arial" w:eastAsia="Arial" w:cs="Tahoma"/>
                 <w:sz w:val="18"/>
               </w:rPr>
               <w:t>BE</w:t>
@@ -2492,13 +2540,13 @@
             </w:pPr>
             <w:r>
               <w:rPr>
-                <w:rFonts w:ascii="Arial" w:hAnsi="Arial" w:eastAsia="Arial"/>
-                <w:sz w:val="18"/>
-              </w:rPr>
-            </w:r>
-            <w:r>
-              <w:rPr>
-                <w:rFonts w:ascii="Arial" w:hAnsi="Arial" w:eastAsia="Arial"/>
+                <w:rFonts w:ascii="Arial" w:hAnsi="Arial" w:eastAsia="Arial" w:cs="Tahoma"/>
+                <w:sz w:val="18"/>
+              </w:rPr>
+            </w:r>
+            <w:r>
+              <w:rPr>
+                <w:rFonts w:ascii="Arial" w:hAnsi="Arial" w:eastAsia="Arial" w:cs="Tahoma"/>
                 <w:sz w:val="18"/>
               </w:rPr>
               <w:t>BE - Workflow Engine Definition</w:t>
@@ -2517,13 +2565,13 @@
             </w:pPr>
             <w:r>
               <w:rPr>
-                <w:rFonts w:ascii="Arial" w:hAnsi="Arial" w:eastAsia="Arial"/>
-                <w:sz w:val="18"/>
-              </w:rPr>
-            </w:r>
-            <w:r>
-              <w:rPr>
-                <w:rFonts w:ascii="Arial" w:hAnsi="Arial" w:eastAsia="Arial"/>
+                <w:rFonts w:ascii="Arial" w:hAnsi="Arial" w:eastAsia="Arial" w:cs="Tahoma"/>
+                <w:sz w:val="18"/>
+              </w:rPr>
+            </w:r>
+            <w:r>
+              <w:rPr>
+                <w:rFonts w:ascii="Arial" w:hAnsi="Arial" w:eastAsia="Arial" w:cs="Tahoma"/>
                 <w:sz w:val="18"/>
               </w:rPr>
               <w:t>24</w:t>
@@ -2542,13 +2590,13 @@
             </w:pPr>
             <w:r>
               <w:rPr>
-                <w:rFonts w:ascii="Arial" w:hAnsi="Arial" w:eastAsia="Arial"/>
-                <w:sz w:val="18"/>
-              </w:rPr>
-            </w:r>
-            <w:r>
-              <w:rPr>
-                <w:rFonts w:ascii="Arial" w:hAnsi="Arial" w:eastAsia="Arial"/>
+                <w:rFonts w:ascii="Arial" w:hAnsi="Arial" w:eastAsia="Arial" w:cs="Tahoma"/>
+                <w:sz w:val="18"/>
+              </w:rPr>
+            </w:r>
+            <w:r>
+              <w:rPr>
+                <w:rFonts w:ascii="Arial" w:hAnsi="Arial" w:eastAsia="Arial" w:cs="Tahoma"/>
                 <w:sz w:val="18"/>
               </w:rPr>
               <w:t>1</w:t>
@@ -2567,13 +2615,13 @@
             </w:pPr>
             <w:r>
               <w:rPr>
-                <w:rFonts w:ascii="Arial" w:hAnsi="Arial" w:eastAsia="Arial"/>
-                <w:sz w:val="18"/>
-              </w:rPr>
-            </w:r>
-            <w:r>
-              <w:rPr>
-                <w:rFonts w:ascii="Arial" w:hAnsi="Arial" w:eastAsia="Arial"/>
+                <w:rFonts w:ascii="Arial" w:hAnsi="Arial" w:eastAsia="Arial" w:cs="Tahoma"/>
+                <w:sz w:val="18"/>
+              </w:rPr>
+            </w:r>
+            <w:r>
+              <w:rPr>
+                <w:rFonts w:ascii="Arial" w:hAnsi="Arial" w:eastAsia="Arial" w:cs="Tahoma"/>
                 <w:sz w:val="18"/>
               </w:rPr>
               <w:t>Tunyatorn &lt;Vava&gt; Kiatkongphongsa</w:t>
@@ -2592,13 +2640,13 @@
             </w:pPr>
             <w:r>
               <w:rPr>
-                <w:rFonts w:ascii="Arial" w:hAnsi="Arial" w:eastAsia="Arial"/>
-                <w:sz w:val="18"/>
-              </w:rPr>
-            </w:r>
-            <w:r>
-              <w:rPr>
-                <w:rFonts w:ascii="Arial" w:hAnsi="Arial" w:eastAsia="Arial"/>
+                <w:rFonts w:ascii="Arial" w:hAnsi="Arial" w:eastAsia="Arial" w:cs="Tahoma"/>
+                <w:sz w:val="18"/>
+              </w:rPr>
+            </w:r>
+            <w:r>
+              <w:rPr>
+                <w:rFonts w:ascii="Arial" w:hAnsi="Arial" w:eastAsia="Arial" w:cs="Tahoma"/>
                 <w:sz w:val="18"/>
               </w:rPr>
               <w:t>LLDD-BE-Workflow-Engine-Definition.pdf</w:t>
@@ -2622,13 +2670,13 @@
             </w:pPr>
             <w:r>
               <w:rPr>
-                <w:rFonts w:ascii="Arial" w:hAnsi="Arial" w:eastAsia="Arial"/>
-                <w:sz w:val="18"/>
-              </w:rPr>
-            </w:r>
-            <w:r>
-              <w:rPr>
-                <w:rFonts w:ascii="Arial" w:hAnsi="Arial" w:eastAsia="Arial"/>
+                <w:rFonts w:ascii="Arial" w:hAnsi="Arial" w:eastAsia="Arial" w:cs="Tahoma"/>
+                <w:sz w:val="18"/>
+              </w:rPr>
+            </w:r>
+            <w:r>
+              <w:rPr>
+                <w:rFonts w:ascii="Arial" w:hAnsi="Arial" w:eastAsia="Arial" w:cs="Tahoma"/>
                 <w:sz w:val="18"/>
               </w:rPr>
               <w:t>BE</w:t>
@@ -2647,13 +2695,13 @@
             </w:pPr>
             <w:r>
               <w:rPr>
-                <w:rFonts w:ascii="Arial" w:hAnsi="Arial" w:eastAsia="Arial"/>
-                <w:sz w:val="18"/>
-              </w:rPr>
-            </w:r>
-            <w:r>
-              <w:rPr>
-                <w:rFonts w:ascii="Arial" w:hAnsi="Arial" w:eastAsia="Arial"/>
+                <w:rFonts w:ascii="Arial" w:hAnsi="Arial" w:eastAsia="Arial" w:cs="Tahoma"/>
+                <w:sz w:val="18"/>
+              </w:rPr>
+            </w:r>
+            <w:r>
+              <w:rPr>
+                <w:rFonts w:ascii="Arial" w:hAnsi="Arial" w:eastAsia="Arial" w:cs="Tahoma"/>
                 <w:sz w:val="18"/>
               </w:rPr>
               <w:t>BE - API Common Contracts</w:t>
@@ -2672,13 +2720,13 @@
             </w:pPr>
             <w:r>
               <w:rPr>
-                <w:rFonts w:ascii="Arial" w:hAnsi="Arial" w:eastAsia="Arial"/>
-                <w:sz w:val="18"/>
-              </w:rPr>
-            </w:r>
-            <w:r>
-              <w:rPr>
-                <w:rFonts w:ascii="Arial" w:hAnsi="Arial" w:eastAsia="Arial"/>
+                <w:rFonts w:ascii="Arial" w:hAnsi="Arial" w:eastAsia="Arial" w:cs="Tahoma"/>
+                <w:sz w:val="18"/>
+              </w:rPr>
+            </w:r>
+            <w:r>
+              <w:rPr>
+                <w:rFonts w:ascii="Arial" w:hAnsi="Arial" w:eastAsia="Arial" w:cs="Tahoma"/>
                 <w:sz w:val="18"/>
               </w:rPr>
               <w:t>18</w:t>
@@ -2697,13 +2745,13 @@
             </w:pPr>
             <w:r>
               <w:rPr>
-                <w:rFonts w:ascii="Arial" w:hAnsi="Arial" w:eastAsia="Arial"/>
-                <w:sz w:val="18"/>
-              </w:rPr>
-            </w:r>
-            <w:r>
-              <w:rPr>
-                <w:rFonts w:ascii="Arial" w:hAnsi="Arial" w:eastAsia="Arial"/>
+                <w:rFonts w:ascii="Arial" w:hAnsi="Arial" w:eastAsia="Arial" w:cs="Tahoma"/>
+                <w:sz w:val="18"/>
+              </w:rPr>
+            </w:r>
+            <w:r>
+              <w:rPr>
+                <w:rFonts w:ascii="Arial" w:hAnsi="Arial" w:eastAsia="Arial" w:cs="Tahoma"/>
                 <w:sz w:val="18"/>
               </w:rPr>
               <w:t>2</w:t>
@@ -2722,13 +2770,13 @@
             </w:pPr>
             <w:r>
               <w:rPr>
-                <w:rFonts w:ascii="Arial" w:hAnsi="Arial" w:eastAsia="Arial"/>
-                <w:sz w:val="18"/>
-              </w:rPr>
-            </w:r>
-            <w:r>
-              <w:rPr>
-                <w:rFonts w:ascii="Arial" w:hAnsi="Arial" w:eastAsia="Arial"/>
+                <w:rFonts w:ascii="Arial" w:hAnsi="Arial" w:eastAsia="Arial" w:cs="Tahoma"/>
+                <w:sz w:val="18"/>
+              </w:rPr>
+            </w:r>
+            <w:r>
+              <w:rPr>
+                <w:rFonts w:ascii="Arial" w:hAnsi="Arial" w:eastAsia="Arial" w:cs="Tahoma"/>
                 <w:sz w:val="18"/>
               </w:rPr>
               <w:t>Butsaba &lt;But&gt; Podamrong</w:t>
@@ -2747,13 +2795,13 @@
             </w:pPr>
             <w:r>
               <w:rPr>
-                <w:rFonts w:ascii="Arial" w:hAnsi="Arial" w:eastAsia="Arial"/>
-                <w:sz w:val="18"/>
-              </w:rPr>
-            </w:r>
-            <w:r>
-              <w:rPr>
-                <w:rFonts w:ascii="Arial" w:hAnsi="Arial" w:eastAsia="Arial"/>
+                <w:rFonts w:ascii="Arial" w:hAnsi="Arial" w:eastAsia="Arial" w:cs="Tahoma"/>
+                <w:sz w:val="18"/>
+              </w:rPr>
+            </w:r>
+            <w:r>
+              <w:rPr>
+                <w:rFonts w:ascii="Arial" w:hAnsi="Arial" w:eastAsia="Arial" w:cs="Tahoma"/>
                 <w:sz w:val="18"/>
               </w:rPr>
               <w:t>LLDD-BE-API-Common-Contracts.pdf</w:t>
@@ -2777,13 +2825,13 @@
             </w:pPr>
             <w:r>
               <w:rPr>
-                <w:rFonts w:ascii="Arial" w:hAnsi="Arial" w:eastAsia="Arial"/>
-                <w:sz w:val="18"/>
-              </w:rPr>
-            </w:r>
-            <w:r>
-              <w:rPr>
-                <w:rFonts w:ascii="Arial" w:hAnsi="Arial" w:eastAsia="Arial"/>
+                <w:rFonts w:ascii="Arial" w:hAnsi="Arial" w:eastAsia="Arial" w:cs="Tahoma"/>
+                <w:sz w:val="18"/>
+              </w:rPr>
+            </w:r>
+            <w:r>
+              <w:rPr>
+                <w:rFonts w:ascii="Arial" w:hAnsi="Arial" w:eastAsia="Arial" w:cs="Tahoma"/>
                 <w:sz w:val="18"/>
               </w:rPr>
               <w:t>BE</w:t>
@@ -2802,13 +2850,13 @@
             </w:pPr>
             <w:r>
               <w:rPr>
-                <w:rFonts w:ascii="Arial" w:hAnsi="Arial" w:eastAsia="Arial"/>
-                <w:sz w:val="18"/>
-              </w:rPr>
-            </w:r>
-            <w:r>
-              <w:rPr>
-                <w:rFonts w:ascii="Arial" w:hAnsi="Arial" w:eastAsia="Arial"/>
+                <w:rFonts w:ascii="Arial" w:hAnsi="Arial" w:eastAsia="Arial" w:cs="Tahoma"/>
+                <w:sz w:val="18"/>
+              </w:rPr>
+            </w:r>
+            <w:r>
+              <w:rPr>
+                <w:rFonts w:ascii="Arial" w:hAnsi="Arial" w:eastAsia="Arial" w:cs="Tahoma"/>
                 <w:sz w:val="18"/>
               </w:rPr>
               <w:t>BE - API Document List and Search</w:t>
@@ -2827,16 +2875,24 @@
             </w:pPr>
             <w:r>
               <w:rPr>
-                <w:rFonts w:ascii="Arial" w:hAnsi="Arial" w:eastAsia="Arial"/>
-                <w:sz w:val="18"/>
-              </w:rPr>
-            </w:r>
-            <w:r>
-              <w:rPr>
-                <w:rFonts w:ascii="Arial" w:hAnsi="Arial" w:eastAsia="Arial"/>
-                <w:sz w:val="18"/>
-              </w:rPr>
-              <w:t>20</w:t>
+                <w:rFonts w:ascii="Arial" w:hAnsi="Arial" w:eastAsia="Arial" w:cs="Tahoma"/>
+                <w:sz w:val="18"/>
+              </w:rPr>
+            </w:r>
+            <w:r>
+              <w:rPr>
+                <w:rFonts w:ascii="Arial" w:hAnsi="Arial" w:eastAsia="Arial" w:cs="Tahoma"/>
+                <w:b/>
+                <w:sz w:val="18"/>
+              </w:rPr>
+              <w:t>26</w:t>
+            </w:r>
+            <w:r>
+              <w:rPr>
+                <w:rFonts w:ascii="Arial" w:hAnsi="Arial" w:eastAsia="Arial" w:cs="Tahoma"/>
+                <w:sz w:val="18"/>
+              </w:rPr>
+              <w:t xml:space="preserve"> (impl 20 + test 6)</w:t>
             </w:r>
           </w:p>
         </w:tc>
@@ -2852,13 +2908,13 @@
             </w:pPr>
             <w:r>
               <w:rPr>
-                <w:rFonts w:ascii="Arial" w:hAnsi="Arial" w:eastAsia="Arial"/>
-                <w:sz w:val="18"/>
-              </w:rPr>
-            </w:r>
-            <w:r>
-              <w:rPr>
-                <w:rFonts w:ascii="Arial" w:hAnsi="Arial" w:eastAsia="Arial"/>
+                <w:rFonts w:ascii="Arial" w:hAnsi="Arial" w:eastAsia="Arial" w:cs="Tahoma"/>
+                <w:sz w:val="18"/>
+              </w:rPr>
+            </w:r>
+            <w:r>
+              <w:rPr>
+                <w:rFonts w:ascii="Arial" w:hAnsi="Arial" w:eastAsia="Arial" w:cs="Tahoma"/>
                 <w:sz w:val="18"/>
               </w:rPr>
               <w:t>3</w:t>
@@ -2877,13 +2933,13 @@
             </w:pPr>
             <w:r>
               <w:rPr>
-                <w:rFonts w:ascii="Arial" w:hAnsi="Arial" w:eastAsia="Arial"/>
-                <w:sz w:val="18"/>
-              </w:rPr>
-            </w:r>
-            <w:r>
-              <w:rPr>
-                <w:rFonts w:ascii="Arial" w:hAnsi="Arial" w:eastAsia="Arial"/>
+                <w:rFonts w:ascii="Arial" w:hAnsi="Arial" w:eastAsia="Arial" w:cs="Tahoma"/>
+                <w:sz w:val="18"/>
+              </w:rPr>
+            </w:r>
+            <w:r>
+              <w:rPr>
+                <w:rFonts w:ascii="Arial" w:hAnsi="Arial" w:eastAsia="Arial" w:cs="Tahoma"/>
                 <w:sz w:val="18"/>
               </w:rPr>
               <w:t>Butsaba &lt;But&gt; Podamrong</w:t>
@@ -2902,13 +2958,13 @@
             </w:pPr>
             <w:r>
               <w:rPr>
-                <w:rFonts w:ascii="Arial" w:hAnsi="Arial" w:eastAsia="Arial"/>
-                <w:sz w:val="18"/>
-              </w:rPr>
-            </w:r>
-            <w:r>
-              <w:rPr>
-                <w:rFonts w:ascii="Arial" w:hAnsi="Arial" w:eastAsia="Arial"/>
+                <w:rFonts w:ascii="Arial" w:hAnsi="Arial" w:eastAsia="Arial" w:cs="Tahoma"/>
+                <w:sz w:val="18"/>
+              </w:rPr>
+            </w:r>
+            <w:r>
+              <w:rPr>
+                <w:rFonts w:ascii="Arial" w:hAnsi="Arial" w:eastAsia="Arial" w:cs="Tahoma"/>
                 <w:sz w:val="18"/>
               </w:rPr>
               <w:t>LLDD-BE-API-Document-List-Search.pdf</w:t>
@@ -2932,13 +2988,13 @@
             </w:pPr>
             <w:r>
               <w:rPr>
-                <w:rFonts w:ascii="Arial" w:hAnsi="Arial" w:eastAsia="Arial"/>
-                <w:sz w:val="18"/>
-              </w:rPr>
-            </w:r>
-            <w:r>
-              <w:rPr>
-                <w:rFonts w:ascii="Arial" w:hAnsi="Arial" w:eastAsia="Arial"/>
+                <w:rFonts w:ascii="Arial" w:hAnsi="Arial" w:eastAsia="Arial" w:cs="Tahoma"/>
+                <w:sz w:val="18"/>
+              </w:rPr>
+            </w:r>
+            <w:r>
+              <w:rPr>
+                <w:rFonts w:ascii="Arial" w:hAnsi="Arial" w:eastAsia="Arial" w:cs="Tahoma"/>
                 <w:sz w:val="18"/>
               </w:rPr>
               <w:t>BE</w:t>
@@ -2957,13 +3013,13 @@
             </w:pPr>
             <w:r>
               <w:rPr>
-                <w:rFonts w:ascii="Arial" w:hAnsi="Arial" w:eastAsia="Arial"/>
-                <w:sz w:val="18"/>
-              </w:rPr>
-            </w:r>
-            <w:r>
-              <w:rPr>
-                <w:rFonts w:ascii="Arial" w:hAnsi="Arial" w:eastAsia="Arial"/>
+                <w:rFonts w:ascii="Arial" w:hAnsi="Arial" w:eastAsia="Arial" w:cs="Tahoma"/>
+                <w:sz w:val="18"/>
+              </w:rPr>
+            </w:r>
+            <w:r>
+              <w:rPr>
+                <w:rFonts w:ascii="Arial" w:hAnsi="Arial" w:eastAsia="Arial" w:cs="Tahoma"/>
                 <w:sz w:val="18"/>
               </w:rPr>
               <w:t>BE - API Document Create and Update</w:t>
@@ -2982,16 +3038,24 @@
             </w:pPr>
             <w:r>
               <w:rPr>
-                <w:rFonts w:ascii="Arial" w:hAnsi="Arial" w:eastAsia="Arial"/>
-                <w:sz w:val="18"/>
-              </w:rPr>
-            </w:r>
-            <w:r>
-              <w:rPr>
-                <w:rFonts w:ascii="Arial" w:hAnsi="Arial" w:eastAsia="Arial"/>
-                <w:sz w:val="18"/>
-              </w:rPr>
-              <w:t>24</w:t>
+                <w:rFonts w:ascii="Arial" w:hAnsi="Arial" w:eastAsia="Arial" w:cs="Tahoma"/>
+                <w:sz w:val="18"/>
+              </w:rPr>
+            </w:r>
+            <w:r>
+              <w:rPr>
+                <w:rFonts w:ascii="Arial" w:hAnsi="Arial" w:eastAsia="Arial" w:cs="Tahoma"/>
+                <w:b/>
+                <w:sz w:val="18"/>
+              </w:rPr>
+              <w:t>32</w:t>
+            </w:r>
+            <w:r>
+              <w:rPr>
+                <w:rFonts w:ascii="Arial" w:hAnsi="Arial" w:eastAsia="Arial" w:cs="Tahoma"/>
+                <w:sz w:val="18"/>
+              </w:rPr>
+              <w:t xml:space="preserve"> (impl 24 + test 8)</w:t>
             </w:r>
           </w:p>
         </w:tc>
@@ -3007,13 +3071,13 @@
             </w:pPr>
             <w:r>
               <w:rPr>
-                <w:rFonts w:ascii="Arial" w:hAnsi="Arial" w:eastAsia="Arial"/>
-                <w:sz w:val="18"/>
-              </w:rPr>
-            </w:r>
-            <w:r>
-              <w:rPr>
-                <w:rFonts w:ascii="Arial" w:hAnsi="Arial" w:eastAsia="Arial"/>
+                <w:rFonts w:ascii="Arial" w:hAnsi="Arial" w:eastAsia="Arial" w:cs="Tahoma"/>
+                <w:sz w:val="18"/>
+              </w:rPr>
+            </w:r>
+            <w:r>
+              <w:rPr>
+                <w:rFonts w:ascii="Arial" w:hAnsi="Arial" w:eastAsia="Arial" w:cs="Tahoma"/>
                 <w:sz w:val="18"/>
               </w:rPr>
               <w:t>3</w:t>
@@ -3032,13 +3096,13 @@
             </w:pPr>
             <w:r>
               <w:rPr>
-                <w:rFonts w:ascii="Arial" w:hAnsi="Arial" w:eastAsia="Arial"/>
-                <w:sz w:val="18"/>
-              </w:rPr>
-            </w:r>
-            <w:r>
-              <w:rPr>
-                <w:rFonts w:ascii="Arial" w:hAnsi="Arial" w:eastAsia="Arial"/>
+                <w:rFonts w:ascii="Arial" w:hAnsi="Arial" w:eastAsia="Arial" w:cs="Tahoma"/>
+                <w:sz w:val="18"/>
+              </w:rPr>
+            </w:r>
+            <w:r>
+              <w:rPr>
+                <w:rFonts w:ascii="Arial" w:hAnsi="Arial" w:eastAsia="Arial" w:cs="Tahoma"/>
                 <w:sz w:val="18"/>
               </w:rPr>
               <w:t>Butsaba &lt;But&gt; Podamrong</w:t>
@@ -3057,13 +3121,13 @@
             </w:pPr>
             <w:r>
               <w:rPr>
-                <w:rFonts w:ascii="Arial" w:hAnsi="Arial" w:eastAsia="Arial"/>
-                <w:sz w:val="18"/>
-              </w:rPr>
-            </w:r>
-            <w:r>
-              <w:rPr>
-                <w:rFonts w:ascii="Arial" w:hAnsi="Arial" w:eastAsia="Arial"/>
+                <w:rFonts w:ascii="Arial" w:hAnsi="Arial" w:eastAsia="Arial" w:cs="Tahoma"/>
+                <w:sz w:val="18"/>
+              </w:rPr>
+            </w:r>
+            <w:r>
+              <w:rPr>
+                <w:rFonts w:ascii="Arial" w:hAnsi="Arial" w:eastAsia="Arial" w:cs="Tahoma"/>
                 <w:sz w:val="18"/>
               </w:rPr>
               <w:t>LLDD-BE-API-Document-Create-Update.pdf</w:t>
@@ -3087,13 +3151,13 @@
             </w:pPr>
             <w:r>
               <w:rPr>
-                <w:rFonts w:ascii="Arial" w:hAnsi="Arial" w:eastAsia="Arial"/>
-                <w:sz w:val="18"/>
-              </w:rPr>
-            </w:r>
-            <w:r>
-              <w:rPr>
-                <w:rFonts w:ascii="Arial" w:hAnsi="Arial" w:eastAsia="Arial"/>
+                <w:rFonts w:ascii="Arial" w:hAnsi="Arial" w:eastAsia="Arial" w:cs="Tahoma"/>
+                <w:sz w:val="18"/>
+              </w:rPr>
+            </w:r>
+            <w:r>
+              <w:rPr>
+                <w:rFonts w:ascii="Arial" w:hAnsi="Arial" w:eastAsia="Arial" w:cs="Tahoma"/>
                 <w:sz w:val="18"/>
               </w:rPr>
               <w:t>BE</w:t>
@@ -3112,13 +3176,13 @@
             </w:pPr>
             <w:r>
               <w:rPr>
-                <w:rFonts w:ascii="Arial" w:hAnsi="Arial" w:eastAsia="Arial"/>
-                <w:sz w:val="18"/>
-              </w:rPr>
-            </w:r>
-            <w:r>
-              <w:rPr>
-                <w:rFonts w:ascii="Arial" w:hAnsi="Arial" w:eastAsia="Arial"/>
+                <w:rFonts w:ascii="Arial" w:hAnsi="Arial" w:eastAsia="Arial" w:cs="Tahoma"/>
+                <w:sz w:val="18"/>
+              </w:rPr>
+            </w:r>
+            <w:r>
+              <w:rPr>
+                <w:rFonts w:ascii="Arial" w:hAnsi="Arial" w:eastAsia="Arial" w:cs="Tahoma"/>
                 <w:sz w:val="18"/>
               </w:rPr>
               <w:t>BE - API Document Detail Aggregate</w:t>
@@ -3137,16 +3201,24 @@
             </w:pPr>
             <w:r>
               <w:rPr>
-                <w:rFonts w:ascii="Arial" w:hAnsi="Arial" w:eastAsia="Arial"/>
-                <w:sz w:val="18"/>
-              </w:rPr>
-            </w:r>
-            <w:r>
-              <w:rPr>
-                <w:rFonts w:ascii="Arial" w:hAnsi="Arial" w:eastAsia="Arial"/>
-                <w:sz w:val="18"/>
-              </w:rPr>
-              <w:t>24</w:t>
+                <w:rFonts w:ascii="Arial" w:hAnsi="Arial" w:eastAsia="Arial" w:cs="Tahoma"/>
+                <w:sz w:val="18"/>
+              </w:rPr>
+            </w:r>
+            <w:r>
+              <w:rPr>
+                <w:rFonts w:ascii="Arial" w:hAnsi="Arial" w:eastAsia="Arial" w:cs="Tahoma"/>
+                <w:b/>
+                <w:sz w:val="18"/>
+              </w:rPr>
+              <w:t>32</w:t>
+            </w:r>
+            <w:r>
+              <w:rPr>
+                <w:rFonts w:ascii="Arial" w:hAnsi="Arial" w:eastAsia="Arial" w:cs="Tahoma"/>
+                <w:sz w:val="18"/>
+              </w:rPr>
+              <w:t xml:space="preserve"> (impl 24 + test 8)</w:t>
             </w:r>
           </w:p>
         </w:tc>
@@ -3162,13 +3234,13 @@
             </w:pPr>
             <w:r>
               <w:rPr>
-                <w:rFonts w:ascii="Arial" w:hAnsi="Arial" w:eastAsia="Arial"/>
-                <w:sz w:val="18"/>
-              </w:rPr>
-            </w:r>
-            <w:r>
-              <w:rPr>
-                <w:rFonts w:ascii="Arial" w:hAnsi="Arial" w:eastAsia="Arial"/>
+                <w:rFonts w:ascii="Arial" w:hAnsi="Arial" w:eastAsia="Arial" w:cs="Tahoma"/>
+                <w:sz w:val="18"/>
+              </w:rPr>
+            </w:r>
+            <w:r>
+              <w:rPr>
+                <w:rFonts w:ascii="Arial" w:hAnsi="Arial" w:eastAsia="Arial" w:cs="Tahoma"/>
                 <w:sz w:val="18"/>
               </w:rPr>
               <w:t>3</w:t>
@@ -3187,13 +3259,13 @@
             </w:pPr>
             <w:r>
               <w:rPr>
-                <w:rFonts w:ascii="Arial" w:hAnsi="Arial" w:eastAsia="Arial"/>
-                <w:sz w:val="18"/>
-              </w:rPr>
-            </w:r>
-            <w:r>
-              <w:rPr>
-                <w:rFonts w:ascii="Arial" w:hAnsi="Arial" w:eastAsia="Arial"/>
+                <w:rFonts w:ascii="Arial" w:hAnsi="Arial" w:eastAsia="Arial" w:cs="Tahoma"/>
+                <w:sz w:val="18"/>
+              </w:rPr>
+            </w:r>
+            <w:r>
+              <w:rPr>
+                <w:rFonts w:ascii="Arial" w:hAnsi="Arial" w:eastAsia="Arial" w:cs="Tahoma"/>
                 <w:sz w:val="18"/>
               </w:rPr>
               <w:t>Butsaba &lt;But&gt; Podamrong</w:t>
@@ -3212,13 +3284,13 @@
             </w:pPr>
             <w:r>
               <w:rPr>
-                <w:rFonts w:ascii="Arial" w:hAnsi="Arial" w:eastAsia="Arial"/>
-                <w:sz w:val="18"/>
-              </w:rPr>
-            </w:r>
-            <w:r>
-              <w:rPr>
-                <w:rFonts w:ascii="Arial" w:hAnsi="Arial" w:eastAsia="Arial"/>
+                <w:rFonts w:ascii="Arial" w:hAnsi="Arial" w:eastAsia="Arial" w:cs="Tahoma"/>
+                <w:sz w:val="18"/>
+              </w:rPr>
+            </w:r>
+            <w:r>
+              <w:rPr>
+                <w:rFonts w:ascii="Arial" w:hAnsi="Arial" w:eastAsia="Arial" w:cs="Tahoma"/>
                 <w:sz w:val="18"/>
               </w:rPr>
               <w:t>LLDD-BE-API-Document-Detail-Aggregate.pdf</w:t>
@@ -3242,13 +3314,13 @@
             </w:pPr>
             <w:r>
               <w:rPr>
-                <w:rFonts w:ascii="Arial" w:hAnsi="Arial" w:eastAsia="Arial"/>
-                <w:sz w:val="18"/>
-              </w:rPr>
-            </w:r>
-            <w:r>
-              <w:rPr>
-                <w:rFonts w:ascii="Arial" w:hAnsi="Arial" w:eastAsia="Arial"/>
+                <w:rFonts w:ascii="Arial" w:hAnsi="Arial" w:eastAsia="Arial" w:cs="Tahoma"/>
+                <w:sz w:val="18"/>
+              </w:rPr>
+            </w:r>
+            <w:r>
+              <w:rPr>
+                <w:rFonts w:ascii="Arial" w:hAnsi="Arial" w:eastAsia="Arial" w:cs="Tahoma"/>
                 <w:sz w:val="18"/>
               </w:rPr>
               <w:t>BE</w:t>
@@ -3267,13 +3339,13 @@
             </w:pPr>
             <w:r>
               <w:rPr>
-                <w:rFonts w:ascii="Arial" w:hAnsi="Arial" w:eastAsia="Arial"/>
-                <w:sz w:val="18"/>
-              </w:rPr>
-            </w:r>
-            <w:r>
-              <w:rPr>
-                <w:rFonts w:ascii="Arial" w:hAnsi="Arial" w:eastAsia="Arial"/>
+                <w:rFonts w:ascii="Arial" w:hAnsi="Arial" w:eastAsia="Arial" w:cs="Tahoma"/>
+                <w:sz w:val="18"/>
+              </w:rPr>
+            </w:r>
+            <w:r>
+              <w:rPr>
+                <w:rFonts w:ascii="Arial" w:hAnsi="Arial" w:eastAsia="Arial" w:cs="Tahoma"/>
                 <w:sz w:val="18"/>
               </w:rPr>
               <w:t>BE - API Document Workflow Actions</w:t>
@@ -3292,16 +3364,24 @@
             </w:pPr>
             <w:r>
               <w:rPr>
-                <w:rFonts w:ascii="Arial" w:hAnsi="Arial" w:eastAsia="Arial"/>
-                <w:sz w:val="18"/>
-              </w:rPr>
-            </w:r>
-            <w:r>
-              <w:rPr>
-                <w:rFonts w:ascii="Arial" w:hAnsi="Arial" w:eastAsia="Arial"/>
-                <w:sz w:val="18"/>
-              </w:rPr>
-              <w:t>28</w:t>
+                <w:rFonts w:ascii="Arial" w:hAnsi="Arial" w:eastAsia="Arial" w:cs="Tahoma"/>
+                <w:sz w:val="18"/>
+              </w:rPr>
+            </w:r>
+            <w:r>
+              <w:rPr>
+                <w:rFonts w:ascii="Arial" w:hAnsi="Arial" w:eastAsia="Arial" w:cs="Tahoma"/>
+                <w:b/>
+                <w:sz w:val="18"/>
+              </w:rPr>
+              <w:t>37</w:t>
+            </w:r>
+            <w:r>
+              <w:rPr>
+                <w:rFonts w:ascii="Arial" w:hAnsi="Arial" w:eastAsia="Arial" w:cs="Tahoma"/>
+                <w:sz w:val="18"/>
+              </w:rPr>
+              <w:t xml:space="preserve"> (impl 28 + test 9)</w:t>
             </w:r>
           </w:p>
         </w:tc>
@@ -3317,13 +3397,13 @@
             </w:pPr>
             <w:r>
               <w:rPr>
-                <w:rFonts w:ascii="Arial" w:hAnsi="Arial" w:eastAsia="Arial"/>
-                <w:sz w:val="18"/>
-              </w:rPr>
-            </w:r>
-            <w:r>
-              <w:rPr>
-                <w:rFonts w:ascii="Arial" w:hAnsi="Arial" w:eastAsia="Arial"/>
+                <w:rFonts w:ascii="Arial" w:hAnsi="Arial" w:eastAsia="Arial" w:cs="Tahoma"/>
+                <w:sz w:val="18"/>
+              </w:rPr>
+            </w:r>
+            <w:r>
+              <w:rPr>
+                <w:rFonts w:ascii="Arial" w:hAnsi="Arial" w:eastAsia="Arial" w:cs="Tahoma"/>
                 <w:sz w:val="18"/>
               </w:rPr>
               <w:t>3</w:t>
@@ -3342,13 +3422,13 @@
             </w:pPr>
             <w:r>
               <w:rPr>
-                <w:rFonts w:ascii="Arial" w:hAnsi="Arial" w:eastAsia="Arial"/>
-                <w:sz w:val="18"/>
-              </w:rPr>
-            </w:r>
-            <w:r>
-              <w:rPr>
-                <w:rFonts w:ascii="Arial" w:hAnsi="Arial" w:eastAsia="Arial"/>
+                <w:rFonts w:ascii="Arial" w:hAnsi="Arial" w:eastAsia="Arial" w:cs="Tahoma"/>
+                <w:sz w:val="18"/>
+              </w:rPr>
+            </w:r>
+            <w:r>
+              <w:rPr>
+                <w:rFonts w:ascii="Arial" w:hAnsi="Arial" w:eastAsia="Arial" w:cs="Tahoma"/>
                 <w:sz w:val="18"/>
               </w:rPr>
               <w:t>Tunyatorn &lt;Vava&gt; Kiatkongphongsa</w:t>
@@ -3367,13 +3447,13 @@
             </w:pPr>
             <w:r>
               <w:rPr>
-                <w:rFonts w:ascii="Arial" w:hAnsi="Arial" w:eastAsia="Arial"/>
-                <w:sz w:val="18"/>
-              </w:rPr>
-            </w:r>
-            <w:r>
-              <w:rPr>
-                <w:rFonts w:ascii="Arial" w:hAnsi="Arial" w:eastAsia="Arial"/>
+                <w:rFonts w:ascii="Arial" w:hAnsi="Arial" w:eastAsia="Arial" w:cs="Tahoma"/>
+                <w:sz w:val="18"/>
+              </w:rPr>
+            </w:r>
+            <w:r>
+              <w:rPr>
+                <w:rFonts w:ascii="Arial" w:hAnsi="Arial" w:eastAsia="Arial" w:cs="Tahoma"/>
                 <w:sz w:val="18"/>
               </w:rPr>
               <w:t>LLDD-BE-API-Document-Workflow-Actions.pdf</w:t>
@@ -3397,13 +3477,13 @@
             </w:pPr>
             <w:r>
               <w:rPr>
-                <w:rFonts w:ascii="Arial" w:hAnsi="Arial" w:eastAsia="Arial"/>
-                <w:sz w:val="18"/>
-              </w:rPr>
-            </w:r>
-            <w:r>
-              <w:rPr>
-                <w:rFonts w:ascii="Arial" w:hAnsi="Arial" w:eastAsia="Arial"/>
+                <w:rFonts w:ascii="Arial" w:hAnsi="Arial" w:eastAsia="Arial" w:cs="Tahoma"/>
+                <w:sz w:val="18"/>
+              </w:rPr>
+            </w:r>
+            <w:r>
+              <w:rPr>
+                <w:rFonts w:ascii="Arial" w:hAnsi="Arial" w:eastAsia="Arial" w:cs="Tahoma"/>
                 <w:sz w:val="18"/>
               </w:rPr>
               <w:t>BE</w:t>
@@ -3422,13 +3502,13 @@
             </w:pPr>
             <w:r>
               <w:rPr>
-                <w:rFonts w:ascii="Arial" w:hAnsi="Arial" w:eastAsia="Arial"/>
-                <w:sz w:val="18"/>
-              </w:rPr>
-            </w:r>
-            <w:r>
-              <w:rPr>
-                <w:rFonts w:ascii="Arial" w:hAnsi="Arial" w:eastAsia="Arial"/>
+                <w:rFonts w:ascii="Arial" w:hAnsi="Arial" w:eastAsia="Arial" w:cs="Tahoma"/>
+                <w:sz w:val="18"/>
+              </w:rPr>
+            </w:r>
+            <w:r>
+              <w:rPr>
+                <w:rFonts w:ascii="Arial" w:hAnsi="Arial" w:eastAsia="Arial" w:cs="Tahoma"/>
                 <w:sz w:val="18"/>
               </w:rPr>
               <w:t>BE - Workflow Engine and API Workflow Instances</w:t>
@@ -3447,16 +3527,24 @@
             </w:pPr>
             <w:r>
               <w:rPr>
-                <w:rFonts w:ascii="Arial" w:hAnsi="Arial" w:eastAsia="Arial"/>
-                <w:sz w:val="18"/>
-              </w:rPr>
-            </w:r>
-            <w:r>
-              <w:rPr>
-                <w:rFonts w:ascii="Arial" w:hAnsi="Arial" w:eastAsia="Arial"/>
-                <w:sz w:val="18"/>
-              </w:rPr>
-              <w:t>24</w:t>
+                <w:rFonts w:ascii="Arial" w:hAnsi="Arial" w:eastAsia="Arial" w:cs="Tahoma"/>
+                <w:sz w:val="18"/>
+              </w:rPr>
+            </w:r>
+            <w:r>
+              <w:rPr>
+                <w:rFonts w:ascii="Arial" w:hAnsi="Arial" w:eastAsia="Arial" w:cs="Tahoma"/>
+                <w:b/>
+                <w:sz w:val="18"/>
+              </w:rPr>
+              <w:t>32</w:t>
+            </w:r>
+            <w:r>
+              <w:rPr>
+                <w:rFonts w:ascii="Arial" w:hAnsi="Arial" w:eastAsia="Arial" w:cs="Tahoma"/>
+                <w:sz w:val="18"/>
+              </w:rPr>
+              <w:t xml:space="preserve"> (impl 24 + test 8)</w:t>
             </w:r>
           </w:p>
         </w:tc>
@@ -3472,13 +3560,13 @@
             </w:pPr>
             <w:r>
               <w:rPr>
-                <w:rFonts w:ascii="Arial" w:hAnsi="Arial" w:eastAsia="Arial"/>
-                <w:sz w:val="18"/>
-              </w:rPr>
-            </w:r>
-            <w:r>
-              <w:rPr>
-                <w:rFonts w:ascii="Arial" w:hAnsi="Arial" w:eastAsia="Arial"/>
+                <w:rFonts w:ascii="Arial" w:hAnsi="Arial" w:eastAsia="Arial" w:cs="Tahoma"/>
+                <w:sz w:val="18"/>
+              </w:rPr>
+            </w:r>
+            <w:r>
+              <w:rPr>
+                <w:rFonts w:ascii="Arial" w:hAnsi="Arial" w:eastAsia="Arial" w:cs="Tahoma"/>
                 <w:sz w:val="18"/>
               </w:rPr>
               <w:t>3</w:t>
@@ -3497,13 +3585,13 @@
             </w:pPr>
             <w:r>
               <w:rPr>
-                <w:rFonts w:ascii="Arial" w:hAnsi="Arial" w:eastAsia="Arial"/>
-                <w:sz w:val="18"/>
-              </w:rPr>
-            </w:r>
-            <w:r>
-              <w:rPr>
-                <w:rFonts w:ascii="Arial" w:hAnsi="Arial" w:eastAsia="Arial"/>
+                <w:rFonts w:ascii="Arial" w:hAnsi="Arial" w:eastAsia="Arial" w:cs="Tahoma"/>
+                <w:sz w:val="18"/>
+              </w:rPr>
+            </w:r>
+            <w:r>
+              <w:rPr>
+                <w:rFonts w:ascii="Arial" w:hAnsi="Arial" w:eastAsia="Arial" w:cs="Tahoma"/>
                 <w:sz w:val="18"/>
               </w:rPr>
               <w:t>Tunyatorn &lt;Vava&gt; Kiatkongphongsa</w:t>
@@ -3522,13 +3610,13 @@
             </w:pPr>
             <w:r>
               <w:rPr>
-                <w:rFonts w:ascii="Arial" w:hAnsi="Arial" w:eastAsia="Arial"/>
-                <w:sz w:val="18"/>
-              </w:rPr>
-            </w:r>
-            <w:r>
-              <w:rPr>
-                <w:rFonts w:ascii="Arial" w:hAnsi="Arial" w:eastAsia="Arial"/>
+                <w:rFonts w:ascii="Arial" w:hAnsi="Arial" w:eastAsia="Arial" w:cs="Tahoma"/>
+                <w:sz w:val="18"/>
+              </w:rPr>
+            </w:r>
+            <w:r>
+              <w:rPr>
+                <w:rFonts w:ascii="Arial" w:hAnsi="Arial" w:eastAsia="Arial" w:cs="Tahoma"/>
                 <w:sz w:val="18"/>
               </w:rPr>
               <w:t>LLDD-BE-API-Workflow-Instances.pdf</w:t>
@@ -3552,13 +3640,13 @@
             </w:pPr>
             <w:r>
               <w:rPr>
-                <w:rFonts w:ascii="Arial" w:hAnsi="Arial" w:eastAsia="Arial"/>
-                <w:sz w:val="18"/>
-              </w:rPr>
-            </w:r>
-            <w:r>
-              <w:rPr>
-                <w:rFonts w:ascii="Arial" w:hAnsi="Arial" w:eastAsia="Arial"/>
+                <w:rFonts w:ascii="Arial" w:hAnsi="Arial" w:eastAsia="Arial" w:cs="Tahoma"/>
+                <w:sz w:val="18"/>
+              </w:rPr>
+            </w:r>
+            <w:r>
+              <w:rPr>
+                <w:rFonts w:ascii="Arial" w:hAnsi="Arial" w:eastAsia="Arial" w:cs="Tahoma"/>
                 <w:sz w:val="18"/>
               </w:rPr>
               <w:t>BE</w:t>
@@ -3577,13 +3665,13 @@
             </w:pPr>
             <w:r>
               <w:rPr>
-                <w:rFonts w:ascii="Arial" w:hAnsi="Arial" w:eastAsia="Arial"/>
-                <w:sz w:val="18"/>
-              </w:rPr>
-            </w:r>
-            <w:r>
-              <w:rPr>
-                <w:rFonts w:ascii="Arial" w:hAnsi="Arial" w:eastAsia="Arial"/>
+                <w:rFonts w:ascii="Arial" w:hAnsi="Arial" w:eastAsia="Arial" w:cs="Tahoma"/>
+                <w:sz w:val="18"/>
+              </w:rPr>
+            </w:r>
+            <w:r>
+              <w:rPr>
+                <w:rFonts w:ascii="Arial" w:hAnsi="Arial" w:eastAsia="Arial" w:cs="Tahoma"/>
                 <w:sz w:val="18"/>
               </w:rPr>
               <w:t>BE - API Attachment Sales and Timeline</w:t>
@@ -3602,16 +3690,24 @@
             </w:pPr>
             <w:r>
               <w:rPr>
-                <w:rFonts w:ascii="Arial" w:hAnsi="Arial" w:eastAsia="Arial"/>
-                <w:sz w:val="18"/>
-              </w:rPr>
-            </w:r>
-            <w:r>
-              <w:rPr>
-                <w:rFonts w:ascii="Arial" w:hAnsi="Arial" w:eastAsia="Arial"/>
-                <w:sz w:val="18"/>
-              </w:rPr>
-              <w:t>26</w:t>
+                <w:rFonts w:ascii="Arial" w:hAnsi="Arial" w:eastAsia="Arial" w:cs="Tahoma"/>
+                <w:sz w:val="18"/>
+              </w:rPr>
+            </w:r>
+            <w:r>
+              <w:rPr>
+                <w:rFonts w:ascii="Arial" w:hAnsi="Arial" w:eastAsia="Arial" w:cs="Tahoma"/>
+                <w:b/>
+                <w:sz w:val="18"/>
+              </w:rPr>
+              <w:t>34</w:t>
+            </w:r>
+            <w:r>
+              <w:rPr>
+                <w:rFonts w:ascii="Arial" w:hAnsi="Arial" w:eastAsia="Arial" w:cs="Tahoma"/>
+                <w:sz w:val="18"/>
+              </w:rPr>
+              <w:t xml:space="preserve"> (impl 26 + test 8)</w:t>
             </w:r>
           </w:p>
         </w:tc>
@@ -3627,13 +3723,13 @@
             </w:pPr>
             <w:r>
               <w:rPr>
-                <w:rFonts w:ascii="Arial" w:hAnsi="Arial" w:eastAsia="Arial"/>
-                <w:sz w:val="18"/>
-              </w:rPr>
-            </w:r>
-            <w:r>
-              <w:rPr>
-                <w:rFonts w:ascii="Arial" w:hAnsi="Arial" w:eastAsia="Arial"/>
+                <w:rFonts w:ascii="Arial" w:hAnsi="Arial" w:eastAsia="Arial" w:cs="Tahoma"/>
+                <w:sz w:val="18"/>
+              </w:rPr>
+            </w:r>
+            <w:r>
+              <w:rPr>
+                <w:rFonts w:ascii="Arial" w:hAnsi="Arial" w:eastAsia="Arial" w:cs="Tahoma"/>
                 <w:sz w:val="18"/>
               </w:rPr>
               <w:t>3</w:t>
@@ -3652,13 +3748,13 @@
             </w:pPr>
             <w:r>
               <w:rPr>
-                <w:rFonts w:ascii="Arial" w:hAnsi="Arial" w:eastAsia="Arial"/>
-                <w:sz w:val="18"/>
-              </w:rPr>
-            </w:r>
-            <w:r>
-              <w:rPr>
-                <w:rFonts w:ascii="Arial" w:hAnsi="Arial" w:eastAsia="Arial"/>
+                <w:rFonts w:ascii="Arial" w:hAnsi="Arial" w:eastAsia="Arial" w:cs="Tahoma"/>
+                <w:sz w:val="18"/>
+              </w:rPr>
+            </w:r>
+            <w:r>
+              <w:rPr>
+                <w:rFonts w:ascii="Arial" w:hAnsi="Arial" w:eastAsia="Arial" w:cs="Tahoma"/>
                 <w:sz w:val="18"/>
               </w:rPr>
               <w:t>Peerakorn &lt;Pete&gt; Sakunkaewphithak</w:t>
@@ -3677,13 +3773,13 @@
             </w:pPr>
             <w:r>
               <w:rPr>
-                <w:rFonts w:ascii="Arial" w:hAnsi="Arial" w:eastAsia="Arial"/>
-                <w:sz w:val="18"/>
-              </w:rPr>
-            </w:r>
-            <w:r>
-              <w:rPr>
-                <w:rFonts w:ascii="Arial" w:hAnsi="Arial" w:eastAsia="Arial"/>
+                <w:rFonts w:ascii="Arial" w:hAnsi="Arial" w:eastAsia="Arial" w:cs="Tahoma"/>
+                <w:sz w:val="18"/>
+              </w:rPr>
+            </w:r>
+            <w:r>
+              <w:rPr>
+                <w:rFonts w:ascii="Arial" w:hAnsi="Arial" w:eastAsia="Arial" w:cs="Tahoma"/>
                 <w:sz w:val="18"/>
               </w:rPr>
               <w:t>LLDD-BE-API-Attachment-Sales-Timeline.pdf</w:t>
@@ -3707,13 +3803,13 @@
             </w:pPr>
             <w:r>
               <w:rPr>
-                <w:rFonts w:ascii="Arial" w:hAnsi="Arial" w:eastAsia="Arial"/>
-                <w:sz w:val="18"/>
-              </w:rPr>
-            </w:r>
-            <w:r>
-              <w:rPr>
-                <w:rFonts w:ascii="Arial" w:hAnsi="Arial" w:eastAsia="Arial"/>
+                <w:rFonts w:ascii="Arial" w:hAnsi="Arial" w:eastAsia="Arial" w:cs="Tahoma"/>
+                <w:sz w:val="18"/>
+              </w:rPr>
+            </w:r>
+            <w:r>
+              <w:rPr>
+                <w:rFonts w:ascii="Arial" w:hAnsi="Arial" w:eastAsia="Arial" w:cs="Tahoma"/>
                 <w:sz w:val="18"/>
               </w:rPr>
               <w:t>BE</w:t>
@@ -3732,13 +3828,13 @@
             </w:pPr>
             <w:r>
               <w:rPr>
-                <w:rFonts w:ascii="Arial" w:hAnsi="Arial" w:eastAsia="Arial"/>
-                <w:sz w:val="18"/>
-              </w:rPr>
-            </w:r>
-            <w:r>
-              <w:rPr>
-                <w:rFonts w:ascii="Arial" w:hAnsi="Arial" w:eastAsia="Arial"/>
+                <w:rFonts w:ascii="Arial" w:hAnsi="Arial" w:eastAsia="Arial" w:cs="Tahoma"/>
+                <w:sz w:val="18"/>
+              </w:rPr>
+            </w:r>
+            <w:r>
+              <w:rPr>
+                <w:rFonts w:ascii="Arial" w:hAnsi="Arial" w:eastAsia="Arial" w:cs="Tahoma"/>
                 <w:sz w:val="18"/>
               </w:rPr>
               <w:t>BE - API Lookup</w:t>
@@ -3757,16 +3853,24 @@
             </w:pPr>
             <w:r>
               <w:rPr>
-                <w:rFonts w:ascii="Arial" w:hAnsi="Arial" w:eastAsia="Arial"/>
-                <w:sz w:val="18"/>
-              </w:rPr>
-            </w:r>
-            <w:r>
-              <w:rPr>
-                <w:rFonts w:ascii="Arial" w:hAnsi="Arial" w:eastAsia="Arial"/>
-                <w:sz w:val="18"/>
-              </w:rPr>
-              <w:t>10</w:t>
+                <w:rFonts w:ascii="Arial" w:hAnsi="Arial" w:eastAsia="Arial" w:cs="Tahoma"/>
+                <w:sz w:val="18"/>
+              </w:rPr>
+            </w:r>
+            <w:r>
+              <w:rPr>
+                <w:rFonts w:ascii="Arial" w:hAnsi="Arial" w:eastAsia="Arial" w:cs="Tahoma"/>
+                <w:b/>
+                <w:sz w:val="18"/>
+              </w:rPr>
+              <w:t>13</w:t>
+            </w:r>
+            <w:r>
+              <w:rPr>
+                <w:rFonts w:ascii="Arial" w:hAnsi="Arial" w:eastAsia="Arial" w:cs="Tahoma"/>
+                <w:sz w:val="18"/>
+              </w:rPr>
+              <w:t xml:space="preserve"> (impl 10 + test 3)</w:t>
             </w:r>
           </w:p>
         </w:tc>
@@ -3782,13 +3886,13 @@
             </w:pPr>
             <w:r>
               <w:rPr>
-                <w:rFonts w:ascii="Arial" w:hAnsi="Arial" w:eastAsia="Arial"/>
-                <w:sz w:val="18"/>
-              </w:rPr>
-            </w:r>
-            <w:r>
-              <w:rPr>
-                <w:rFonts w:ascii="Arial" w:hAnsi="Arial" w:eastAsia="Arial"/>
+                <w:rFonts w:ascii="Arial" w:hAnsi="Arial" w:eastAsia="Arial" w:cs="Tahoma"/>
+                <w:sz w:val="18"/>
+              </w:rPr>
+            </w:r>
+            <w:r>
+              <w:rPr>
+                <w:rFonts w:ascii="Arial" w:hAnsi="Arial" w:eastAsia="Arial" w:cs="Tahoma"/>
                 <w:sz w:val="18"/>
               </w:rPr>
               <w:t>3</w:t>
@@ -3807,13 +3911,13 @@
             </w:pPr>
             <w:r>
               <w:rPr>
-                <w:rFonts w:ascii="Arial" w:hAnsi="Arial" w:eastAsia="Arial"/>
-                <w:sz w:val="18"/>
-              </w:rPr>
-            </w:r>
-            <w:r>
-              <w:rPr>
-                <w:rFonts w:ascii="Arial" w:hAnsi="Arial" w:eastAsia="Arial"/>
+                <w:rFonts w:ascii="Arial" w:hAnsi="Arial" w:eastAsia="Arial" w:cs="Tahoma"/>
+                <w:sz w:val="18"/>
+              </w:rPr>
+            </w:r>
+            <w:r>
+              <w:rPr>
+                <w:rFonts w:ascii="Arial" w:hAnsi="Arial" w:eastAsia="Arial" w:cs="Tahoma"/>
                 <w:sz w:val="18"/>
               </w:rPr>
               <w:t>Tunyatorn &lt;Vava&gt; Kiatkongphongsa</w:t>
@@ -3832,13 +3936,13 @@
             </w:pPr>
             <w:r>
               <w:rPr>
-                <w:rFonts w:ascii="Arial" w:hAnsi="Arial" w:eastAsia="Arial"/>
-                <w:sz w:val="18"/>
-              </w:rPr>
-            </w:r>
-            <w:r>
-              <w:rPr>
-                <w:rFonts w:ascii="Arial" w:hAnsi="Arial" w:eastAsia="Arial"/>
+                <w:rFonts w:ascii="Arial" w:hAnsi="Arial" w:eastAsia="Arial" w:cs="Tahoma"/>
+                <w:sz w:val="18"/>
+              </w:rPr>
+            </w:r>
+            <w:r>
+              <w:rPr>
+                <w:rFonts w:ascii="Arial" w:hAnsi="Arial" w:eastAsia="Arial" w:cs="Tahoma"/>
                 <w:sz w:val="18"/>
               </w:rPr>
               <w:t>LLDD-BE-API-Lookup.pdf</w:t>
@@ -3862,13 +3966,13 @@
             </w:pPr>
             <w:r>
               <w:rPr>
-                <w:rFonts w:ascii="Arial" w:hAnsi="Arial" w:eastAsia="Arial"/>
-                <w:sz w:val="18"/>
-              </w:rPr>
-            </w:r>
-            <w:r>
-              <w:rPr>
-                <w:rFonts w:ascii="Arial" w:hAnsi="Arial" w:eastAsia="Arial"/>
+                <w:rFonts w:ascii="Arial" w:hAnsi="Arial" w:eastAsia="Arial" w:cs="Tahoma"/>
+                <w:sz w:val="18"/>
+              </w:rPr>
+            </w:r>
+            <w:r>
+              <w:rPr>
+                <w:rFonts w:ascii="Arial" w:hAnsi="Arial" w:eastAsia="Arial" w:cs="Tahoma"/>
                 <w:sz w:val="18"/>
               </w:rPr>
               <w:t>BE</w:t>
@@ -3887,13 +3991,13 @@
             </w:pPr>
             <w:r>
               <w:rPr>
-                <w:rFonts w:ascii="Arial" w:hAnsi="Arial" w:eastAsia="Arial"/>
-                <w:sz w:val="18"/>
-              </w:rPr>
-            </w:r>
-            <w:r>
-              <w:rPr>
-                <w:rFonts w:ascii="Arial" w:hAnsi="Arial" w:eastAsia="Arial"/>
+                <w:rFonts w:ascii="Arial" w:hAnsi="Arial" w:eastAsia="Arial" w:cs="Tahoma"/>
+                <w:sz w:val="18"/>
+              </w:rPr>
+            </w:r>
+            <w:r>
+              <w:rPr>
+                <w:rFonts w:ascii="Arial" w:hAnsi="Arial" w:eastAsia="Arial" w:cs="Tahoma"/>
                 <w:sz w:val="18"/>
               </w:rPr>
               <w:t>BE - API Report and Master Data</w:t>
@@ -3912,16 +4016,24 @@
             </w:pPr>
             <w:r>
               <w:rPr>
-                <w:rFonts w:ascii="Arial" w:hAnsi="Arial" w:eastAsia="Arial"/>
-                <w:sz w:val="18"/>
-              </w:rPr>
-            </w:r>
-            <w:r>
-              <w:rPr>
-                <w:rFonts w:ascii="Arial" w:hAnsi="Arial" w:eastAsia="Arial"/>
-                <w:sz w:val="18"/>
-              </w:rPr>
-              <w:t>30</w:t>
+                <w:rFonts w:ascii="Arial" w:hAnsi="Arial" w:eastAsia="Arial" w:cs="Tahoma"/>
+                <w:sz w:val="18"/>
+              </w:rPr>
+            </w:r>
+            <w:r>
+              <w:rPr>
+                <w:rFonts w:ascii="Arial" w:hAnsi="Arial" w:eastAsia="Arial" w:cs="Tahoma"/>
+                <w:b/>
+                <w:sz w:val="18"/>
+              </w:rPr>
+              <w:t>39</w:t>
+            </w:r>
+            <w:r>
+              <w:rPr>
+                <w:rFonts w:ascii="Arial" w:hAnsi="Arial" w:eastAsia="Arial" w:cs="Tahoma"/>
+                <w:sz w:val="18"/>
+              </w:rPr>
+              <w:t xml:space="preserve"> (impl 30 + test 9)</w:t>
             </w:r>
           </w:p>
         </w:tc>
@@ -3937,13 +4049,13 @@
             </w:pPr>
             <w:r>
               <w:rPr>
-                <w:rFonts w:ascii="Arial" w:hAnsi="Arial" w:eastAsia="Arial"/>
-                <w:sz w:val="18"/>
-              </w:rPr>
-            </w:r>
-            <w:r>
-              <w:rPr>
-                <w:rFonts w:ascii="Arial" w:hAnsi="Arial" w:eastAsia="Arial"/>
+                <w:rFonts w:ascii="Arial" w:hAnsi="Arial" w:eastAsia="Arial" w:cs="Tahoma"/>
+                <w:sz w:val="18"/>
+              </w:rPr>
+            </w:r>
+            <w:r>
+              <w:rPr>
+                <w:rFonts w:ascii="Arial" w:hAnsi="Arial" w:eastAsia="Arial" w:cs="Tahoma"/>
                 <w:sz w:val="18"/>
               </w:rPr>
               <w:t>3</w:t>
@@ -3962,13 +4074,13 @@
             </w:pPr>
             <w:r>
               <w:rPr>
-                <w:rFonts w:ascii="Arial" w:hAnsi="Arial" w:eastAsia="Arial"/>
-                <w:sz w:val="18"/>
-              </w:rPr>
-            </w:r>
-            <w:r>
-              <w:rPr>
-                <w:rFonts w:ascii="Arial" w:hAnsi="Arial" w:eastAsia="Arial"/>
+                <w:rFonts w:ascii="Arial" w:hAnsi="Arial" w:eastAsia="Arial" w:cs="Tahoma"/>
+                <w:sz w:val="18"/>
+              </w:rPr>
+            </w:r>
+            <w:r>
+              <w:rPr>
+                <w:rFonts w:ascii="Arial" w:hAnsi="Arial" w:eastAsia="Arial" w:cs="Tahoma"/>
                 <w:sz w:val="18"/>
               </w:rPr>
               <w:t>Peerakorn &lt;Pete&gt; Sakunkaewphithak</w:t>
@@ -3987,13 +4099,13 @@
             </w:pPr>
             <w:r>
               <w:rPr>
-                <w:rFonts w:ascii="Arial" w:hAnsi="Arial" w:eastAsia="Arial"/>
-                <w:sz w:val="18"/>
-              </w:rPr>
-            </w:r>
-            <w:r>
-              <w:rPr>
-                <w:rFonts w:ascii="Arial" w:hAnsi="Arial" w:eastAsia="Arial"/>
+                <w:rFonts w:ascii="Arial" w:hAnsi="Arial" w:eastAsia="Arial" w:cs="Tahoma"/>
+                <w:sz w:val="18"/>
+              </w:rPr>
+            </w:r>
+            <w:r>
+              <w:rPr>
+                <w:rFonts w:ascii="Arial" w:hAnsi="Arial" w:eastAsia="Arial" w:cs="Tahoma"/>
                 <w:sz w:val="18"/>
               </w:rPr>
               <w:t>LLDD-BE-API-Report-and-Master-Data.pdf</w:t>
@@ -4017,13 +4129,13 @@
             </w:pPr>
             <w:r>
               <w:rPr>
-                <w:rFonts w:ascii="Arial" w:hAnsi="Arial" w:eastAsia="Arial"/>
-                <w:sz w:val="18"/>
-              </w:rPr>
-            </w:r>
-            <w:r>
-              <w:rPr>
-                <w:rFonts w:ascii="Arial" w:hAnsi="Arial" w:eastAsia="Arial"/>
+                <w:rFonts w:ascii="Arial" w:hAnsi="Arial" w:eastAsia="Arial" w:cs="Tahoma"/>
+                <w:sz w:val="18"/>
+              </w:rPr>
+            </w:r>
+            <w:r>
+              <w:rPr>
+                <w:rFonts w:ascii="Arial" w:hAnsi="Arial" w:eastAsia="Arial" w:cs="Tahoma"/>
                 <w:sz w:val="18"/>
               </w:rPr>
               <w:t>BE</w:t>
@@ -4042,13 +4154,13 @@
             </w:pPr>
             <w:r>
               <w:rPr>
-                <w:rFonts w:ascii="Arial" w:hAnsi="Arial" w:eastAsia="Arial"/>
-                <w:sz w:val="18"/>
-              </w:rPr>
-            </w:r>
-            <w:r>
-              <w:rPr>
-                <w:rFonts w:ascii="Arial" w:hAnsi="Arial" w:eastAsia="Arial"/>
+                <w:rFonts w:ascii="Arial" w:hAnsi="Arial" w:eastAsia="Arial" w:cs="Tahoma"/>
+                <w:sz w:val="18"/>
+              </w:rPr>
+            </w:r>
+            <w:r>
+              <w:rPr>
+                <w:rFonts w:ascii="Arial" w:hAnsi="Arial" w:eastAsia="Arial" w:cs="Tahoma"/>
                 <w:sz w:val="18"/>
               </w:rPr>
               <w:t>BE - Job Batch and Email Integration</w:t>
@@ -4067,16 +4179,24 @@
             </w:pPr>
             <w:r>
               <w:rPr>
-                <w:rFonts w:ascii="Arial" w:hAnsi="Arial" w:eastAsia="Arial"/>
-                <w:sz w:val="18"/>
-              </w:rPr>
-            </w:r>
-            <w:r>
-              <w:rPr>
-                <w:rFonts w:ascii="Arial" w:hAnsi="Arial" w:eastAsia="Arial"/>
-                <w:sz w:val="18"/>
-              </w:rPr>
-              <w:t>14</w:t>
+                <w:rFonts w:ascii="Arial" w:hAnsi="Arial" w:eastAsia="Arial" w:cs="Tahoma"/>
+                <w:sz w:val="18"/>
+              </w:rPr>
+            </w:r>
+            <w:r>
+              <w:rPr>
+                <w:rFonts w:ascii="Arial" w:hAnsi="Arial" w:eastAsia="Arial" w:cs="Tahoma"/>
+                <w:b/>
+                <w:sz w:val="18"/>
+              </w:rPr>
+              <w:t>19</w:t>
+            </w:r>
+            <w:r>
+              <w:rPr>
+                <w:rFonts w:ascii="Arial" w:hAnsi="Arial" w:eastAsia="Arial" w:cs="Tahoma"/>
+                <w:sz w:val="18"/>
+              </w:rPr>
+              <w:t xml:space="preserve"> (impl 14 + test 5)</w:t>
             </w:r>
           </w:p>
         </w:tc>
@@ -4092,13 +4212,13 @@
             </w:pPr>
             <w:r>
               <w:rPr>
-                <w:rFonts w:ascii="Arial" w:hAnsi="Arial" w:eastAsia="Arial"/>
-                <w:sz w:val="18"/>
-              </w:rPr>
-            </w:r>
-            <w:r>
-              <w:rPr>
-                <w:rFonts w:ascii="Arial" w:hAnsi="Arial" w:eastAsia="Arial"/>
+                <w:rFonts w:ascii="Arial" w:hAnsi="Arial" w:eastAsia="Arial" w:cs="Tahoma"/>
+                <w:sz w:val="18"/>
+              </w:rPr>
+            </w:r>
+            <w:r>
+              <w:rPr>
+                <w:rFonts w:ascii="Arial" w:hAnsi="Arial" w:eastAsia="Arial" w:cs="Tahoma"/>
                 <w:sz w:val="18"/>
               </w:rPr>
               <w:t>2</w:t>
@@ -4117,13 +4237,13 @@
             </w:pPr>
             <w:r>
               <w:rPr>
-                <w:rFonts w:ascii="Arial" w:hAnsi="Arial" w:eastAsia="Arial"/>
-                <w:sz w:val="18"/>
-              </w:rPr>
-            </w:r>
-            <w:r>
-              <w:rPr>
-                <w:rFonts w:ascii="Arial" w:hAnsi="Arial" w:eastAsia="Arial"/>
+                <w:rFonts w:ascii="Arial" w:hAnsi="Arial" w:eastAsia="Arial" w:cs="Tahoma"/>
+                <w:sz w:val="18"/>
+              </w:rPr>
+            </w:r>
+            <w:r>
+              <w:rPr>
+                <w:rFonts w:ascii="Arial" w:hAnsi="Arial" w:eastAsia="Arial" w:cs="Tahoma"/>
                 <w:sz w:val="18"/>
               </w:rPr>
               <w:t>Peerakorn &lt;Pete&gt; Sakunkaewphithak</w:t>
@@ -4142,13 +4262,13 @@
             </w:pPr>
             <w:r>
               <w:rPr>
-                <w:rFonts w:ascii="Arial" w:hAnsi="Arial" w:eastAsia="Arial"/>
-                <w:sz w:val="18"/>
-              </w:rPr>
-            </w:r>
-            <w:r>
-              <w:rPr>
-                <w:rFonts w:ascii="Arial" w:hAnsi="Arial" w:eastAsia="Arial"/>
+                <w:rFonts w:ascii="Arial" w:hAnsi="Arial" w:eastAsia="Arial" w:cs="Tahoma"/>
+                <w:sz w:val="18"/>
+              </w:rPr>
+            </w:r>
+            <w:r>
+              <w:rPr>
+                <w:rFonts w:ascii="Arial" w:hAnsi="Arial" w:eastAsia="Arial" w:cs="Tahoma"/>
                 <w:sz w:val="18"/>
               </w:rPr>
               <w:t>LLDD-BE-Job-Batch-Email-SRM.pdf</w:t>
@@ -4214,7 +4334,7 @@
             <w:r/>
             <w:r>
               <w:rPr>
-                <w:rFonts w:ascii="Arial" w:hAnsi="Arial" w:eastAsia="Arial"/>
+                <w:rFonts w:ascii="Arial" w:hAnsi="Arial" w:eastAsia="Arial" w:cs="Tahoma"/>
                 <w:b/>
                 <w:sz w:val="18"/>
               </w:rPr>
@@ -4236,7 +4356,7 @@
             <w:r/>
             <w:r>
               <w:rPr>
-                <w:rFonts w:ascii="Arial" w:hAnsi="Arial" w:eastAsia="Arial"/>
+                <w:rFonts w:ascii="Arial" w:hAnsi="Arial" w:eastAsia="Arial" w:cs="Tahoma"/>
                 <w:b/>
                 <w:sz w:val="18"/>
               </w:rPr>
@@ -4258,11 +4378,11 @@
             <w:r/>
             <w:r>
               <w:rPr>
-                <w:rFonts w:ascii="Arial" w:hAnsi="Arial" w:eastAsia="Arial"/>
+                <w:rFonts w:ascii="Arial" w:hAnsi="Arial" w:eastAsia="Arial" w:cs="Tahoma"/>
                 <w:b/>
                 <w:sz w:val="18"/>
               </w:rPr>
-              <w:t>ชั่วโมง</w:t>
+              <w:t>ชั่วโมง (impl + unit test)</w:t>
             </w:r>
           </w:p>
         </w:tc>
@@ -4280,7 +4400,7 @@
             <w:r/>
             <w:r>
               <w:rPr>
-                <w:rFonts w:ascii="Arial" w:hAnsi="Arial" w:eastAsia="Arial"/>
+                <w:rFonts w:ascii="Arial" w:hAnsi="Arial" w:eastAsia="Arial" w:cs="Tahoma"/>
                 <w:b/>
                 <w:sz w:val="18"/>
               </w:rPr>
@@ -4305,13 +4425,13 @@
             </w:pPr>
             <w:r>
               <w:rPr>
-                <w:rFonts w:ascii="Arial" w:hAnsi="Arial" w:eastAsia="Arial"/>
-                <w:sz w:val="18"/>
-              </w:rPr>
-            </w:r>
-            <w:r>
-              <w:rPr>
-                <w:rFonts w:ascii="Arial" w:hAnsi="Arial" w:eastAsia="Arial"/>
+                <w:rFonts w:ascii="Arial" w:hAnsi="Arial" w:eastAsia="Arial" w:cs="Tahoma"/>
+                <w:sz w:val="18"/>
+              </w:rPr>
+            </w:r>
+            <w:r>
+              <w:rPr>
+                <w:rFonts w:ascii="Arial" w:hAnsi="Arial" w:eastAsia="Arial" w:cs="Tahoma"/>
                 <w:sz w:val="18"/>
               </w:rPr>
               <w:t>FE</w:t>
@@ -4330,13 +4450,13 @@
             </w:pPr>
             <w:r>
               <w:rPr>
-                <w:rFonts w:ascii="Arial" w:hAnsi="Arial" w:eastAsia="Arial"/>
-                <w:sz w:val="18"/>
-              </w:rPr>
-            </w:r>
-            <w:r>
-              <w:rPr>
-                <w:rFonts w:ascii="Arial" w:hAnsi="Arial" w:eastAsia="Arial"/>
+                <w:rFonts w:ascii="Arial" w:hAnsi="Arial" w:eastAsia="Arial" w:cs="Tahoma"/>
+                <w:sz w:val="18"/>
+              </w:rPr>
+            </w:r>
+            <w:r>
+              <w:rPr>
+                <w:rFonts w:ascii="Arial" w:hAnsi="Arial" w:eastAsia="Arial" w:cs="Tahoma"/>
                 <w:sz w:val="18"/>
               </w:rPr>
               <w:t>Kittisak &lt;New&gt; Kaeowika</w:t>
@@ -4355,16 +4475,24 @@
             </w:pPr>
             <w:r>
               <w:rPr>
-                <w:rFonts w:ascii="Arial" w:hAnsi="Arial" w:eastAsia="Arial"/>
-                <w:sz w:val="18"/>
-              </w:rPr>
-            </w:r>
-            <w:r>
-              <w:rPr>
-                <w:rFonts w:ascii="Arial" w:hAnsi="Arial" w:eastAsia="Arial"/>
-                <w:sz w:val="18"/>
-              </w:rPr>
-              <w:t>102</w:t>
+                <w:rFonts w:ascii="Arial" w:hAnsi="Arial" w:eastAsia="Arial" w:cs="Tahoma"/>
+                <w:sz w:val="18"/>
+              </w:rPr>
+            </w:r>
+            <w:r>
+              <w:rPr>
+                <w:rFonts w:ascii="Arial" w:hAnsi="Arial" w:eastAsia="Arial" w:cs="Tahoma"/>
+                <w:b/>
+                <w:sz w:val="18"/>
+              </w:rPr>
+              <w:t>128</w:t>
+            </w:r>
+            <w:r>
+              <w:rPr>
+                <w:rFonts w:ascii="Arial" w:hAnsi="Arial" w:eastAsia="Arial" w:cs="Tahoma"/>
+                <w:sz w:val="18"/>
+              </w:rPr>
+              <w:t xml:space="preserve"> (impl 102 + test 26)</w:t>
             </w:r>
           </w:p>
         </w:tc>
@@ -4380,13 +4508,13 @@
             </w:pPr>
             <w:r>
               <w:rPr>
-                <w:rFonts w:ascii="Arial" w:hAnsi="Arial" w:eastAsia="Arial"/>
-                <w:sz w:val="18"/>
-              </w:rPr>
-            </w:r>
-            <w:r>
-              <w:rPr>
-                <w:rFonts w:ascii="Arial" w:hAnsi="Arial" w:eastAsia="Arial"/>
+                <w:rFonts w:ascii="Arial" w:hAnsi="Arial" w:eastAsia="Arial" w:cs="Tahoma"/>
+                <w:sz w:val="18"/>
+              </w:rPr>
+            </w:r>
+            <w:r>
+              <w:rPr>
+                <w:rFonts w:ascii="Arial" w:hAnsi="Arial" w:eastAsia="Arial" w:cs="Tahoma"/>
                 <w:sz w:val="18"/>
               </w:rPr>
               <w:t>FE หน้าจอธุรกิจ (ไม่ทับกับงานระบบเดิมของ lin): Create Document -&gt; Document Detail/Action (+ role pack 5 ฉบับ) -&gt; Report -&gt; Master Data</w:t>
@@ -4410,13 +4538,13 @@
             </w:pPr>
             <w:r>
               <w:rPr>
-                <w:rFonts w:ascii="Arial" w:hAnsi="Arial" w:eastAsia="Arial"/>
-                <w:sz w:val="18"/>
-              </w:rPr>
-            </w:r>
-            <w:r>
-              <w:rPr>
-                <w:rFonts w:ascii="Arial" w:hAnsi="Arial" w:eastAsia="Arial"/>
+                <w:rFonts w:ascii="Arial" w:hAnsi="Arial" w:eastAsia="Arial" w:cs="Tahoma"/>
+                <w:sz w:val="18"/>
+              </w:rPr>
+            </w:r>
+            <w:r>
+              <w:rPr>
+                <w:rFonts w:ascii="Arial" w:hAnsi="Arial" w:eastAsia="Arial" w:cs="Tahoma"/>
                 <w:sz w:val="18"/>
               </w:rPr>
               <w:t>FE</w:t>
@@ -4435,13 +4563,13 @@
             </w:pPr>
             <w:r>
               <w:rPr>
-                <w:rFonts w:ascii="Arial" w:hAnsi="Arial" w:eastAsia="Arial"/>
-                <w:sz w:val="18"/>
-              </w:rPr>
-            </w:r>
-            <w:r>
-              <w:rPr>
-                <w:rFonts w:ascii="Arial" w:hAnsi="Arial" w:eastAsia="Arial"/>
+                <w:rFonts w:ascii="Arial" w:hAnsi="Arial" w:eastAsia="Arial" w:cs="Tahoma"/>
+                <w:sz w:val="18"/>
+              </w:rPr>
+            </w:r>
+            <w:r>
+              <w:rPr>
+                <w:rFonts w:ascii="Arial" w:hAnsi="Arial" w:eastAsia="Arial" w:cs="Tahoma"/>
                 <w:sz w:val="18"/>
               </w:rPr>
               <w:t>Chidchanok &lt;lin&gt; Saengamnat</w:t>
@@ -4460,16 +4588,24 @@
             </w:pPr>
             <w:r>
               <w:rPr>
-                <w:rFonts w:ascii="Arial" w:hAnsi="Arial" w:eastAsia="Arial"/>
-                <w:sz w:val="18"/>
-              </w:rPr>
-            </w:r>
-            <w:r>
-              <w:rPr>
-                <w:rFonts w:ascii="Arial" w:hAnsi="Arial" w:eastAsia="Arial"/>
-                <w:sz w:val="18"/>
-              </w:rPr>
-              <w:t>84</w:t>
+                <w:rFonts w:ascii="Arial" w:hAnsi="Arial" w:eastAsia="Arial" w:cs="Tahoma"/>
+                <w:sz w:val="18"/>
+              </w:rPr>
+            </w:r>
+            <w:r>
+              <w:rPr>
+                <w:rFonts w:ascii="Arial" w:hAnsi="Arial" w:eastAsia="Arial" w:cs="Tahoma"/>
+                <w:b/>
+                <w:sz w:val="18"/>
+              </w:rPr>
+              <w:t>98</w:t>
+            </w:r>
+            <w:r>
+              <w:rPr>
+                <w:rFonts w:ascii="Arial" w:hAnsi="Arial" w:eastAsia="Arial" w:cs="Tahoma"/>
+                <w:sz w:val="18"/>
+              </w:rPr>
+              <w:t xml:space="preserve"> (impl 84 + test 14)</w:t>
             </w:r>
           </w:p>
         </w:tc>
@@ -4485,13 +4621,13 @@
             </w:pPr>
             <w:r>
               <w:rPr>
-                <w:rFonts w:ascii="Arial" w:hAnsi="Arial" w:eastAsia="Arial"/>
-                <w:sz w:val="18"/>
-              </w:rPr>
-            </w:r>
-            <w:r>
-              <w:rPr>
-                <w:rFonts w:ascii="Arial" w:hAnsi="Arial" w:eastAsia="Arial"/>
+                <w:rFonts w:ascii="Arial" w:hAnsi="Arial" w:eastAsia="Arial" w:cs="Tahoma"/>
+                <w:sz w:val="18"/>
+              </w:rPr>
+            </w:r>
+            <w:r>
+              <w:rPr>
+                <w:rFonts w:ascii="Arial" w:hAnsi="Arial" w:eastAsia="Arial" w:cs="Tahoma"/>
                 <w:sz w:val="18"/>
               </w:rPr>
               <w:t>FE ที่ต่อกับระบบเดิม: Integration Contracts (auth/session/permission จาก BFF) -&gt; Foundation (sidebar/header/menu gating ของ portal เดิม) -&gt; Document Lists -&gt; Testing/Delivery</w:t>
@@ -4515,13 +4651,13 @@
             </w:pPr>
             <w:r>
               <w:rPr>
-                <w:rFonts w:ascii="Arial" w:hAnsi="Arial" w:eastAsia="Arial"/>
-                <w:sz w:val="18"/>
-              </w:rPr>
-            </w:r>
-            <w:r>
-              <w:rPr>
-                <w:rFonts w:ascii="Arial" w:hAnsi="Arial" w:eastAsia="Arial"/>
+                <w:rFonts w:ascii="Arial" w:hAnsi="Arial" w:eastAsia="Arial" w:cs="Tahoma"/>
+                <w:sz w:val="18"/>
+              </w:rPr>
+            </w:r>
+            <w:r>
+              <w:rPr>
+                <w:rFonts w:ascii="Arial" w:hAnsi="Arial" w:eastAsia="Arial" w:cs="Tahoma"/>
                 <w:sz w:val="18"/>
               </w:rPr>
               <w:t>BE</w:t>
@@ -4540,13 +4676,13 @@
             </w:pPr>
             <w:r>
               <w:rPr>
-                <w:rFonts w:ascii="Arial" w:hAnsi="Arial" w:eastAsia="Arial"/>
-                <w:sz w:val="18"/>
-              </w:rPr>
-            </w:r>
-            <w:r>
-              <w:rPr>
-                <w:rFonts w:ascii="Arial" w:hAnsi="Arial" w:eastAsia="Arial"/>
+                <w:rFonts w:ascii="Arial" w:hAnsi="Arial" w:eastAsia="Arial" w:cs="Tahoma"/>
+                <w:sz w:val="18"/>
+              </w:rPr>
+            </w:r>
+            <w:r>
+              <w:rPr>
+                <w:rFonts w:ascii="Arial" w:hAnsi="Arial" w:eastAsia="Arial" w:cs="Tahoma"/>
                 <w:sz w:val="18"/>
               </w:rPr>
               <w:t>Butsaba &lt;But&gt; Podamrong</w:t>
@@ -4565,16 +4701,24 @@
             </w:pPr>
             <w:r>
               <w:rPr>
-                <w:rFonts w:ascii="Arial" w:hAnsi="Arial" w:eastAsia="Arial"/>
-                <w:sz w:val="18"/>
-              </w:rPr>
-            </w:r>
-            <w:r>
-              <w:rPr>
-                <w:rFonts w:ascii="Arial" w:hAnsi="Arial" w:eastAsia="Arial"/>
-                <w:sz w:val="18"/>
-              </w:rPr>
-              <w:t>86</w:t>
+                <w:rFonts w:ascii="Arial" w:hAnsi="Arial" w:eastAsia="Arial" w:cs="Tahoma"/>
+                <w:sz w:val="18"/>
+              </w:rPr>
+            </w:r>
+            <w:r>
+              <w:rPr>
+                <w:rFonts w:ascii="Arial" w:hAnsi="Arial" w:eastAsia="Arial" w:cs="Tahoma"/>
+                <w:b/>
+                <w:sz w:val="18"/>
+              </w:rPr>
+              <w:t>108</w:t>
+            </w:r>
+            <w:r>
+              <w:rPr>
+                <w:rFonts w:ascii="Arial" w:hAnsi="Arial" w:eastAsia="Arial" w:cs="Tahoma"/>
+                <w:sz w:val="18"/>
+              </w:rPr>
+              <w:t xml:space="preserve"> (impl 86 + test 22)</w:t>
             </w:r>
           </w:p>
         </w:tc>
@@ -4590,13 +4734,13 @@
             </w:pPr>
             <w:r>
               <w:rPr>
-                <w:rFonts w:ascii="Arial" w:hAnsi="Arial" w:eastAsia="Arial"/>
-                <w:sz w:val="18"/>
-              </w:rPr>
-            </w:r>
-            <w:r>
-              <w:rPr>
-                <w:rFonts w:ascii="Arial" w:hAnsi="Arial" w:eastAsia="Arial"/>
+                <w:rFonts w:ascii="Arial" w:hAnsi="Arial" w:eastAsia="Arial" w:cs="Tahoma"/>
+                <w:sz w:val="18"/>
+              </w:rPr>
+            </w:r>
+            <w:r>
+              <w:rPr>
+                <w:rFonts w:ascii="Arial" w:hAnsi="Arial" w:eastAsia="Arial" w:cs="Tahoma"/>
                 <w:sz w:val="18"/>
               </w:rPr>
               <w:t>BE เอกสาร/สัญญากลางของ SBPGI เอง: Common Contracts -&gt; List/Search -&gt; Create/Update -&gt; Detail Aggregate</w:t>
@@ -4620,13 +4764,13 @@
             </w:pPr>
             <w:r>
               <w:rPr>
-                <w:rFonts w:ascii="Arial" w:hAnsi="Arial" w:eastAsia="Arial"/>
-                <w:sz w:val="18"/>
-              </w:rPr>
-            </w:r>
-            <w:r>
-              <w:rPr>
-                <w:rFonts w:ascii="Arial" w:hAnsi="Arial" w:eastAsia="Arial"/>
+                <w:rFonts w:ascii="Arial" w:hAnsi="Arial" w:eastAsia="Arial" w:cs="Tahoma"/>
+                <w:sz w:val="18"/>
+              </w:rPr>
+            </w:r>
+            <w:r>
+              <w:rPr>
+                <w:rFonts w:ascii="Arial" w:hAnsi="Arial" w:eastAsia="Arial" w:cs="Tahoma"/>
                 <w:sz w:val="18"/>
               </w:rPr>
               <w:t>BE</w:t>
@@ -4645,13 +4789,13 @@
             </w:pPr>
             <w:r>
               <w:rPr>
-                <w:rFonts w:ascii="Arial" w:hAnsi="Arial" w:eastAsia="Arial"/>
-                <w:sz w:val="18"/>
-              </w:rPr>
-            </w:r>
-            <w:r>
-              <w:rPr>
-                <w:rFonts w:ascii="Arial" w:hAnsi="Arial" w:eastAsia="Arial"/>
+                <w:rFonts w:ascii="Arial" w:hAnsi="Arial" w:eastAsia="Arial" w:cs="Tahoma"/>
+                <w:sz w:val="18"/>
+              </w:rPr>
+            </w:r>
+            <w:r>
+              <w:rPr>
+                <w:rFonts w:ascii="Arial" w:hAnsi="Arial" w:eastAsia="Arial" w:cs="Tahoma"/>
                 <w:sz w:val="18"/>
               </w:rPr>
               <w:t>Tunyatorn &lt;Vava&gt; Kiatkongphongsa</w:t>
@@ -4670,16 +4814,24 @@
             </w:pPr>
             <w:r>
               <w:rPr>
-                <w:rFonts w:ascii="Arial" w:hAnsi="Arial" w:eastAsia="Arial"/>
-                <w:sz w:val="18"/>
-              </w:rPr>
-            </w:r>
-            <w:r>
-              <w:rPr>
-                <w:rFonts w:ascii="Arial" w:hAnsi="Arial" w:eastAsia="Arial"/>
-                <w:sz w:val="18"/>
-              </w:rPr>
-              <w:t>122</w:t>
+                <w:rFonts w:ascii="Arial" w:hAnsi="Arial" w:eastAsia="Arial" w:cs="Tahoma"/>
+                <w:sz w:val="18"/>
+              </w:rPr>
+            </w:r>
+            <w:r>
+              <w:rPr>
+                <w:rFonts w:ascii="Arial" w:hAnsi="Arial" w:eastAsia="Arial" w:cs="Tahoma"/>
+                <w:b/>
+                <w:sz w:val="18"/>
+              </w:rPr>
+              <w:t>147</w:t>
+            </w:r>
+            <w:r>
+              <w:rPr>
+                <w:rFonts w:ascii="Arial" w:hAnsi="Arial" w:eastAsia="Arial" w:cs="Tahoma"/>
+                <w:sz w:val="18"/>
+              </w:rPr>
+              <w:t xml:space="preserve"> (impl 122 + test 25)</w:t>
             </w:r>
           </w:p>
         </w:tc>
@@ -4695,13 +4847,13 @@
             </w:pPr>
             <w:r>
               <w:rPr>
-                <w:rFonts w:ascii="Arial" w:hAnsi="Arial" w:eastAsia="Arial"/>
-                <w:sz w:val="18"/>
-              </w:rPr>
-            </w:r>
-            <w:r>
-              <w:rPr>
-                <w:rFonts w:ascii="Arial" w:hAnsi="Arial" w:eastAsia="Arial"/>
+                <w:rFonts w:ascii="Arial" w:hAnsi="Arial" w:eastAsia="Arial" w:cs="Tahoma"/>
+                <w:sz w:val="18"/>
+              </w:rPr>
+            </w:r>
+            <w:r>
+              <w:rPr>
+                <w:rFonts w:ascii="Arial" w:hAnsi="Arial" w:eastAsia="Arial" w:cs="Tahoma"/>
                 <w:sz w:val="18"/>
               </w:rPr>
               <w:t>BE ที่ต่อกับระบบเดิม (นิยามสัญญาให้ฝั่ง FE ใช้ต่อ): Integration with SBP Platform -&gt; Workflow Engine Definition -&gt; Workflow Actions -&gt; Workflow Instances -&gt; Lookup -&gt; Job 8b</w:t>
@@ -4725,13 +4877,13 @@
             </w:pPr>
             <w:r>
               <w:rPr>
-                <w:rFonts w:ascii="Arial" w:hAnsi="Arial" w:eastAsia="Arial"/>
-                <w:sz w:val="18"/>
-              </w:rPr>
-            </w:r>
-            <w:r>
-              <w:rPr>
-                <w:rFonts w:ascii="Arial" w:hAnsi="Arial" w:eastAsia="Arial"/>
+                <w:rFonts w:ascii="Arial" w:hAnsi="Arial" w:eastAsia="Arial" w:cs="Tahoma"/>
+                <w:sz w:val="18"/>
+              </w:rPr>
+            </w:r>
+            <w:r>
+              <w:rPr>
+                <w:rFonts w:ascii="Arial" w:hAnsi="Arial" w:eastAsia="Arial" w:cs="Tahoma"/>
                 <w:sz w:val="18"/>
               </w:rPr>
               <w:t>BE</w:t>
@@ -4750,13 +4902,13 @@
             </w:pPr>
             <w:r>
               <w:rPr>
-                <w:rFonts w:ascii="Arial" w:hAnsi="Arial" w:eastAsia="Arial"/>
-                <w:sz w:val="18"/>
-              </w:rPr>
-            </w:r>
-            <w:r>
-              <w:rPr>
-                <w:rFonts w:ascii="Arial" w:hAnsi="Arial" w:eastAsia="Arial"/>
+                <w:rFonts w:ascii="Arial" w:hAnsi="Arial" w:eastAsia="Arial" w:cs="Tahoma"/>
+                <w:sz w:val="18"/>
+              </w:rPr>
+            </w:r>
+            <w:r>
+              <w:rPr>
+                <w:rFonts w:ascii="Arial" w:hAnsi="Arial" w:eastAsia="Arial" w:cs="Tahoma"/>
                 <w:sz w:val="18"/>
               </w:rPr>
               <w:t>Peerakorn &lt;Pete&gt; Sakunkaewphithak</w:t>
@@ -4775,16 +4927,24 @@
             </w:pPr>
             <w:r>
               <w:rPr>
-                <w:rFonts w:ascii="Arial" w:hAnsi="Arial" w:eastAsia="Arial"/>
-                <w:sz w:val="18"/>
-              </w:rPr>
-            </w:r>
-            <w:r>
-              <w:rPr>
-                <w:rFonts w:ascii="Arial" w:hAnsi="Arial" w:eastAsia="Arial"/>
-                <w:sz w:val="18"/>
-              </w:rPr>
-              <w:t>115</w:t>
+                <w:rFonts w:ascii="Arial" w:hAnsi="Arial" w:eastAsia="Arial" w:cs="Tahoma"/>
+                <w:sz w:val="18"/>
+              </w:rPr>
+            </w:r>
+            <w:r>
+              <w:rPr>
+                <w:rFonts w:ascii="Arial" w:hAnsi="Arial" w:eastAsia="Arial" w:cs="Tahoma"/>
+                <w:b/>
+                <w:sz w:val="18"/>
+              </w:rPr>
+              <w:t>152</w:t>
+            </w:r>
+            <w:r>
+              <w:rPr>
+                <w:rFonts w:ascii="Arial" w:hAnsi="Arial" w:eastAsia="Arial" w:cs="Tahoma"/>
+                <w:sz w:val="18"/>
+              </w:rPr>
+              <w:t xml:space="preserve"> (impl 115 + test 37)</w:t>
             </w:r>
           </w:p>
         </w:tc>
@@ -4800,13 +4960,13 @@
             </w:pPr>
             <w:r>
               <w:rPr>
-                <w:rFonts w:ascii="Arial" w:hAnsi="Arial" w:eastAsia="Arial"/>
-                <w:sz w:val="18"/>
-              </w:rPr>
-            </w:r>
-            <w:r>
-              <w:rPr>
-                <w:rFonts w:ascii="Arial" w:hAnsi="Arial" w:eastAsia="Arial"/>
+                <w:rFonts w:ascii="Arial" w:hAnsi="Arial" w:eastAsia="Arial" w:cs="Tahoma"/>
+                <w:sz w:val="18"/>
+              </w:rPr>
+            </w:r>
+            <w:r>
+              <w:rPr>
+                <w:rFonts w:ascii="Arial" w:hAnsi="Arial" w:eastAsia="Arial" w:cs="Tahoma"/>
                 <w:sz w:val="18"/>
               </w:rPr>
               <w:t>BE support/interface (ย้ายจากสาย FE 2026-08-07): Attachment/Sales/Timeline -&gt; Report and Master Data -&gt; Batch/Email -&gt; Job 5, 7, 9, 10</w:t>
@@ -4830,13 +4990,13 @@
             </w:pPr>
             <w:r>
               <w:rPr>
-                <w:rFonts w:ascii="Arial" w:hAnsi="Arial" w:eastAsia="Arial"/>
-                <w:sz w:val="18"/>
-              </w:rPr>
-            </w:r>
-            <w:r>
-              <w:rPr>
-                <w:rFonts w:ascii="Arial" w:hAnsi="Arial" w:eastAsia="Arial"/>
+                <w:rFonts w:ascii="Arial" w:hAnsi="Arial" w:eastAsia="Arial" w:cs="Tahoma"/>
+                <w:sz w:val="18"/>
+              </w:rPr>
+            </w:r>
+            <w:r>
+              <w:rPr>
+                <w:rFonts w:ascii="Arial" w:hAnsi="Arial" w:eastAsia="Arial" w:cs="Tahoma"/>
                 <w:sz w:val="18"/>
               </w:rPr>
               <w:t>BE</w:t>
@@ -4855,13 +5015,13 @@
             </w:pPr>
             <w:r>
               <w:rPr>
-                <w:rFonts w:ascii="Arial" w:hAnsi="Arial" w:eastAsia="Arial"/>
-                <w:sz w:val="18"/>
-              </w:rPr>
-            </w:r>
-            <w:r>
-              <w:rPr>
-                <w:rFonts w:ascii="Arial" w:hAnsi="Arial" w:eastAsia="Arial"/>
+                <w:rFonts w:ascii="Arial" w:hAnsi="Arial" w:eastAsia="Arial" w:cs="Tahoma"/>
+                <w:sz w:val="18"/>
+              </w:rPr>
+            </w:r>
+            <w:r>
+              <w:rPr>
+                <w:rFonts w:ascii="Arial" w:hAnsi="Arial" w:eastAsia="Arial" w:cs="Tahoma"/>
                 <w:sz w:val="18"/>
               </w:rPr>
               <w:t>Aphiwit &lt;Bank&gt; Khammoon</w:t>
@@ -4880,16 +5040,24 @@
             </w:pPr>
             <w:r>
               <w:rPr>
-                <w:rFonts w:ascii="Arial" w:hAnsi="Arial" w:eastAsia="Arial"/>
-                <w:sz w:val="18"/>
-              </w:rPr>
-            </w:r>
-            <w:r>
-              <w:rPr>
-                <w:rFonts w:ascii="Arial" w:hAnsi="Arial" w:eastAsia="Arial"/>
-                <w:sz w:val="18"/>
-              </w:rPr>
-              <w:t>160</w:t>
+                <w:rFonts w:ascii="Arial" w:hAnsi="Arial" w:eastAsia="Arial" w:cs="Tahoma"/>
+                <w:sz w:val="18"/>
+              </w:rPr>
+            </w:r>
+            <w:r>
+              <w:rPr>
+                <w:rFonts w:ascii="Arial" w:hAnsi="Arial" w:eastAsia="Arial" w:cs="Tahoma"/>
+                <w:b/>
+                <w:sz w:val="18"/>
+              </w:rPr>
+              <w:t>190</w:t>
+            </w:r>
+            <w:r>
+              <w:rPr>
+                <w:rFonts w:ascii="Arial" w:hAnsi="Arial" w:eastAsia="Arial" w:cs="Tahoma"/>
+                <w:sz w:val="18"/>
+              </w:rPr>
+              <w:t xml:space="preserve"> (impl 160 + test 30)</w:t>
             </w:r>
           </w:p>
         </w:tc>
@@ -4905,13 +5073,13 @@
             </w:pPr>
             <w:r>
               <w:rPr>
-                <w:rFonts w:ascii="Arial" w:hAnsi="Arial" w:eastAsia="Arial"/>
-                <w:sz w:val="18"/>
-              </w:rPr>
-            </w:r>
-            <w:r>
-              <w:rPr>
-                <w:rFonts w:ascii="Arial" w:hAnsi="Arial" w:eastAsia="Arial"/>
+                <w:rFonts w:ascii="Arial" w:hAnsi="Arial" w:eastAsia="Arial" w:cs="Tahoma"/>
+                <w:sz w:val="18"/>
+              </w:rPr>
+            </w:r>
+            <w:r>
+              <w:rPr>
+                <w:rFonts w:ascii="Arial" w:hAnsi="Arial" w:eastAsia="Arial" w:cs="Tahoma"/>
                 <w:sz w:val="18"/>
               </w:rPr>
               <w:t>BE data ownership: Database Structure -&gt; Data Migration/Cutover -&gt; Job 1, 2, 3, 4, 6, 8</w:t>
@@ -4963,7 +5131,7 @@
             <w:r/>
             <w:r>
               <w:rPr>
-                <w:rFonts w:ascii="Arial" w:hAnsi="Arial" w:eastAsia="Arial"/>
+                <w:rFonts w:ascii="Arial" w:hAnsi="Arial" w:eastAsia="Arial" w:cs="Tahoma"/>
                 <w:b/>
                 <w:sz w:val="18"/>
               </w:rPr>
@@ -4985,7 +5153,7 @@
             <w:r/>
             <w:r>
               <w:rPr>
-                <w:rFonts w:ascii="Arial" w:hAnsi="Arial" w:eastAsia="Arial"/>
+                <w:rFonts w:ascii="Arial" w:hAnsi="Arial" w:eastAsia="Arial" w:cs="Tahoma"/>
                 <w:b/>
                 <w:sz w:val="18"/>
               </w:rPr>
@@ -5007,7 +5175,7 @@
             <w:r/>
             <w:r>
               <w:rPr>
-                <w:rFonts w:ascii="Arial" w:hAnsi="Arial" w:eastAsia="Arial"/>
+                <w:rFonts w:ascii="Arial" w:hAnsi="Arial" w:eastAsia="Arial" w:cs="Tahoma"/>
                 <w:b/>
                 <w:sz w:val="18"/>
               </w:rPr>
@@ -5029,7 +5197,7 @@
             <w:r/>
             <w:r>
               <w:rPr>
-                <w:rFonts w:ascii="Arial" w:hAnsi="Arial" w:eastAsia="Arial"/>
+                <w:rFonts w:ascii="Arial" w:hAnsi="Arial" w:eastAsia="Arial" w:cs="Tahoma"/>
                 <w:b/>
                 <w:sz w:val="18"/>
               </w:rPr>
@@ -5054,13 +5222,13 @@
             </w:pPr>
             <w:r>
               <w:rPr>
-                <w:rFonts w:ascii="Arial" w:hAnsi="Arial" w:eastAsia="Arial"/>
-                <w:sz w:val="18"/>
-              </w:rPr>
-            </w:r>
-            <w:r>
-              <w:rPr>
-                <w:rFonts w:ascii="Arial" w:hAnsi="Arial" w:eastAsia="Arial"/>
+                <w:rFonts w:ascii="Arial" w:hAnsi="Arial" w:eastAsia="Arial" w:cs="Tahoma"/>
+                <w:sz w:val="18"/>
+              </w:rPr>
+            </w:r>
+            <w:r>
+              <w:rPr>
+                <w:rFonts w:ascii="Arial" w:hAnsi="Arial" w:eastAsia="Arial" w:cs="Tahoma"/>
                 <w:sz w:val="18"/>
               </w:rPr>
               <w:t>Integration Contracts</w:t>
@@ -5079,13 +5247,13 @@
             </w:pPr>
             <w:r>
               <w:rPr>
-                <w:rFonts w:ascii="Arial" w:hAnsi="Arial" w:eastAsia="Arial"/>
-                <w:sz w:val="18"/>
-              </w:rPr>
-            </w:r>
-            <w:r>
-              <w:rPr>
-                <w:rFonts w:ascii="Arial" w:hAnsi="Arial" w:eastAsia="Arial"/>
+                <w:rFonts w:ascii="Arial" w:hAnsi="Arial" w:eastAsia="Arial" w:cs="Tahoma"/>
+                <w:sz w:val="18"/>
+              </w:rPr>
+            </w:r>
+            <w:r>
+              <w:rPr>
+                <w:rFonts w:ascii="Arial" w:hAnsi="Arial" w:eastAsia="Arial" w:cs="Tahoma"/>
                 <w:sz w:val="18"/>
               </w:rPr>
               <w:t>16</w:t>
@@ -5104,13 +5272,13 @@
             </w:pPr>
             <w:r>
               <w:rPr>
-                <w:rFonts w:ascii="Arial" w:hAnsi="Arial" w:eastAsia="Arial"/>
-                <w:sz w:val="18"/>
-              </w:rPr>
-            </w:r>
-            <w:r>
-              <w:rPr>
-                <w:rFonts w:ascii="Arial" w:hAnsi="Arial" w:eastAsia="Arial"/>
+                <w:rFonts w:ascii="Arial" w:hAnsi="Arial" w:eastAsia="Arial" w:cs="Tahoma"/>
+                <w:sz w:val="18"/>
+              </w:rPr>
+            </w:r>
+            <w:r>
+              <w:rPr>
+                <w:rFonts w:ascii="Arial" w:hAnsi="Arial" w:eastAsia="Arial" w:cs="Tahoma"/>
                 <w:sz w:val="18"/>
               </w:rPr>
               <w:t>2</w:t>
@@ -5129,13 +5297,13 @@
             </w:pPr>
             <w:r>
               <w:rPr>
-                <w:rFonts w:ascii="Arial" w:hAnsi="Arial" w:eastAsia="Arial"/>
-                <w:sz w:val="18"/>
-              </w:rPr>
-            </w:r>
-            <w:r>
-              <w:rPr>
-                <w:rFonts w:ascii="Arial" w:hAnsi="Arial" w:eastAsia="Arial"/>
+                <w:rFonts w:ascii="Arial" w:hAnsi="Arial" w:eastAsia="Arial" w:cs="Tahoma"/>
+                <w:sz w:val="18"/>
+              </w:rPr>
+            </w:r>
+            <w:r>
+              <w:rPr>
+                <w:rFonts w:ascii="Arial" w:hAnsi="Arial" w:eastAsia="Arial" w:cs="Tahoma"/>
                 <w:sz w:val="18"/>
               </w:rPr>
               <w:t>Shared API client contract, Auth/JWT consumption from platform reference, Error display and validation message mapping</w:t>
@@ -5159,13 +5327,13 @@
             </w:pPr>
             <w:r>
               <w:rPr>
-                <w:rFonts w:ascii="Arial" w:hAnsi="Arial" w:eastAsia="Arial"/>
-                <w:sz w:val="18"/>
-              </w:rPr>
-            </w:r>
-            <w:r>
-              <w:rPr>
-                <w:rFonts w:ascii="Arial" w:hAnsi="Arial" w:eastAsia="Arial"/>
+                <w:rFonts w:ascii="Arial" w:hAnsi="Arial" w:eastAsia="Arial" w:cs="Tahoma"/>
+                <w:sz w:val="18"/>
+              </w:rPr>
+            </w:r>
+            <w:r>
+              <w:rPr>
+                <w:rFonts w:ascii="Arial" w:hAnsi="Arial" w:eastAsia="Arial" w:cs="Tahoma"/>
                 <w:sz w:val="18"/>
               </w:rPr>
               <w:t>Application Foundation and Shared UI</w:t>
@@ -5184,13 +5352,13 @@
             </w:pPr>
             <w:r>
               <w:rPr>
-                <w:rFonts w:ascii="Arial" w:hAnsi="Arial" w:eastAsia="Arial"/>
-                <w:sz w:val="18"/>
-              </w:rPr>
-            </w:r>
-            <w:r>
-              <w:rPr>
-                <w:rFonts w:ascii="Arial" w:hAnsi="Arial" w:eastAsia="Arial"/>
+                <w:rFonts w:ascii="Arial" w:hAnsi="Arial" w:eastAsia="Arial" w:cs="Tahoma"/>
+                <w:sz w:val="18"/>
+              </w:rPr>
+            </w:r>
+            <w:r>
+              <w:rPr>
+                <w:rFonts w:ascii="Arial" w:hAnsi="Arial" w:eastAsia="Arial" w:cs="Tahoma"/>
                 <w:sz w:val="18"/>
               </w:rPr>
               <w:t>28</w:t>
@@ -5209,13 +5377,13 @@
             </w:pPr>
             <w:r>
               <w:rPr>
-                <w:rFonts w:ascii="Arial" w:hAnsi="Arial" w:eastAsia="Arial"/>
-                <w:sz w:val="18"/>
-              </w:rPr>
-            </w:r>
-            <w:r>
-              <w:rPr>
-                <w:rFonts w:ascii="Arial" w:hAnsi="Arial" w:eastAsia="Arial"/>
+                <w:rFonts w:ascii="Arial" w:hAnsi="Arial" w:eastAsia="Arial" w:cs="Tahoma"/>
+                <w:sz w:val="18"/>
+              </w:rPr>
+            </w:r>
+            <w:r>
+              <w:rPr>
+                <w:rFonts w:ascii="Arial" w:hAnsi="Arial" w:eastAsia="Arial" w:cs="Tahoma"/>
                 <w:sz w:val="18"/>
               </w:rPr>
               <w:t>3</w:t>
@@ -5234,13 +5402,13 @@
             </w:pPr>
             <w:r>
               <w:rPr>
-                <w:rFonts w:ascii="Arial" w:hAnsi="Arial" w:eastAsia="Arial"/>
-                <w:sz w:val="18"/>
-              </w:rPr>
-            </w:r>
-            <w:r>
-              <w:rPr>
-                <w:rFonts w:ascii="Arial" w:hAnsi="Arial" w:eastAsia="Arial"/>
+                <w:rFonts w:ascii="Arial" w:hAnsi="Arial" w:eastAsia="Arial" w:cs="Tahoma"/>
+                <w:sz w:val="18"/>
+              </w:rPr>
+            </w:r>
+            <w:r>
+              <w:rPr>
+                <w:rFonts w:ascii="Arial" w:hAnsi="Arial" w:eastAsia="Arial" w:cs="Tahoma"/>
                 <w:sz w:val="18"/>
               </w:rPr>
               <w:t>Non-screen technical foundation, Route/module registry เฉพาะ SBP Mall, API client และ response typing</w:t>
@@ -5264,13 +5432,13 @@
             </w:pPr>
             <w:r>
               <w:rPr>
-                <w:rFonts w:ascii="Arial" w:hAnsi="Arial" w:eastAsia="Arial"/>
-                <w:sz w:val="18"/>
-              </w:rPr>
-            </w:r>
-            <w:r>
-              <w:rPr>
-                <w:rFonts w:ascii="Arial" w:hAnsi="Arial" w:eastAsia="Arial"/>
+                <w:rFonts w:ascii="Arial" w:hAnsi="Arial" w:eastAsia="Arial" w:cs="Tahoma"/>
+                <w:sz w:val="18"/>
+              </w:rPr>
+            </w:r>
+            <w:r>
+              <w:rPr>
+                <w:rFonts w:ascii="Arial" w:hAnsi="Arial" w:eastAsia="Arial" w:cs="Tahoma"/>
                 <w:sz w:val="18"/>
               </w:rPr>
               <w:t>Document Lists</w:t>
@@ -5289,13 +5457,13 @@
             </w:pPr>
             <w:r>
               <w:rPr>
-                <w:rFonts w:ascii="Arial" w:hAnsi="Arial" w:eastAsia="Arial"/>
-                <w:sz w:val="18"/>
-              </w:rPr>
-            </w:r>
-            <w:r>
-              <w:rPr>
-                <w:rFonts w:ascii="Arial" w:hAnsi="Arial" w:eastAsia="Arial"/>
+                <w:rFonts w:ascii="Arial" w:hAnsi="Arial" w:eastAsia="Arial" w:cs="Tahoma"/>
+                <w:sz w:val="18"/>
+              </w:rPr>
+            </w:r>
+            <w:r>
+              <w:rPr>
+                <w:rFonts w:ascii="Arial" w:hAnsi="Arial" w:eastAsia="Arial" w:cs="Tahoma"/>
                 <w:sz w:val="18"/>
               </w:rPr>
               <w:t>28</w:t>
@@ -5314,13 +5482,13 @@
             </w:pPr>
             <w:r>
               <w:rPr>
-                <w:rFonts w:ascii="Arial" w:hAnsi="Arial" w:eastAsia="Arial"/>
-                <w:sz w:val="18"/>
-              </w:rPr>
-            </w:r>
-            <w:r>
-              <w:rPr>
-                <w:rFonts w:ascii="Arial" w:hAnsi="Arial" w:eastAsia="Arial"/>
+                <w:rFonts w:ascii="Arial" w:hAnsi="Arial" w:eastAsia="Arial" w:cs="Tahoma"/>
+                <w:sz w:val="18"/>
+              </w:rPr>
+            </w:r>
+            <w:r>
+              <w:rPr>
+                <w:rFonts w:ascii="Arial" w:hAnsi="Arial" w:eastAsia="Arial" w:cs="Tahoma"/>
                 <w:sz w:val="18"/>
               </w:rPr>
               <w:t>4</w:t>
@@ -5339,13 +5507,13 @@
             </w:pPr>
             <w:r>
               <w:rPr>
-                <w:rFonts w:ascii="Arial" w:hAnsi="Arial" w:eastAsia="Arial"/>
-                <w:sz w:val="18"/>
-              </w:rPr>
-            </w:r>
-            <w:r>
-              <w:rPr>
-                <w:rFonts w:ascii="Arial" w:hAnsi="Arial" w:eastAsia="Arial"/>
+                <w:rFonts w:ascii="Arial" w:hAnsi="Arial" w:eastAsia="Arial" w:cs="Tahoma"/>
+                <w:sz w:val="18"/>
+              </w:rPr>
+            </w:r>
+            <w:r>
+              <w:rPr>
+                <w:rFonts w:ascii="Arial" w:hAnsi="Arial" w:eastAsia="Arial" w:cs="Tahoma"/>
                 <w:sz w:val="18"/>
               </w:rPr>
               <w:t>Waiting list, Related document list, Search/filter/status filter</w:t>
@@ -5369,13 +5537,13 @@
             </w:pPr>
             <w:r>
               <w:rPr>
-                <w:rFonts w:ascii="Arial" w:hAnsi="Arial" w:eastAsia="Arial"/>
-                <w:sz w:val="18"/>
-              </w:rPr>
-            </w:r>
-            <w:r>
-              <w:rPr>
-                <w:rFonts w:ascii="Arial" w:hAnsi="Arial" w:eastAsia="Arial"/>
+                <w:rFonts w:ascii="Arial" w:hAnsi="Arial" w:eastAsia="Arial" w:cs="Tahoma"/>
+                <w:sz w:val="18"/>
+              </w:rPr>
+            </w:r>
+            <w:r>
+              <w:rPr>
+                <w:rFonts w:ascii="Arial" w:hAnsi="Arial" w:eastAsia="Arial" w:cs="Tahoma"/>
                 <w:sz w:val="18"/>
               </w:rPr>
               <w:t>Create Document</w:t>
@@ -5394,13 +5562,13 @@
             </w:pPr>
             <w:r>
               <w:rPr>
-                <w:rFonts w:ascii="Arial" w:hAnsi="Arial" w:eastAsia="Arial"/>
-                <w:sz w:val="18"/>
-              </w:rPr>
-            </w:r>
-            <w:r>
-              <w:rPr>
-                <w:rFonts w:ascii="Arial" w:hAnsi="Arial" w:eastAsia="Arial"/>
+                <w:rFonts w:ascii="Arial" w:hAnsi="Arial" w:eastAsia="Arial" w:cs="Tahoma"/>
+                <w:sz w:val="18"/>
+              </w:rPr>
+            </w:r>
+            <w:r>
+              <w:rPr>
+                <w:rFonts w:ascii="Arial" w:hAnsi="Arial" w:eastAsia="Arial" w:cs="Tahoma"/>
                 <w:sz w:val="18"/>
               </w:rPr>
               <w:t>6</w:t>
@@ -5419,13 +5587,13 @@
             </w:pPr>
             <w:r>
               <w:rPr>
-                <w:rFonts w:ascii="Arial" w:hAnsi="Arial" w:eastAsia="Arial"/>
-                <w:sz w:val="18"/>
-              </w:rPr>
-            </w:r>
-            <w:r>
-              <w:rPr>
-                <w:rFonts w:ascii="Arial" w:hAnsi="Arial" w:eastAsia="Arial"/>
+                <w:rFonts w:ascii="Arial" w:hAnsi="Arial" w:eastAsia="Arial" w:cs="Tahoma"/>
+                <w:sz w:val="18"/>
+              </w:rPr>
+            </w:r>
+            <w:r>
+              <w:rPr>
+                <w:rFonts w:ascii="Arial" w:hAnsi="Arial" w:eastAsia="Arial" w:cs="Tahoma"/>
                 <w:sz w:val="18"/>
               </w:rPr>
               <w:t>4</w:t>
@@ -5444,13 +5612,13 @@
             </w:pPr>
             <w:r>
               <w:rPr>
-                <w:rFonts w:ascii="Arial" w:hAnsi="Arial" w:eastAsia="Arial"/>
-                <w:sz w:val="18"/>
-              </w:rPr>
-            </w:r>
-            <w:r>
-              <w:rPr>
-                <w:rFonts w:ascii="Arial" w:hAnsi="Arial" w:eastAsia="Arial"/>
+                <w:rFonts w:ascii="Arial" w:hAnsi="Arial" w:eastAsia="Arial" w:cs="Tahoma"/>
+                <w:sz w:val="18"/>
+              </w:rPr>
+            </w:r>
+            <w:r>
+              <w:rPr>
+                <w:rFonts w:ascii="Arial" w:hAnsi="Arial" w:eastAsia="Arial" w:cs="Tahoma"/>
                 <w:sz w:val="18"/>
               </w:rPr>
               <w:t>Create form shell, Tab: สร้างเอกสารทั่วไป, Tab: เอกสารจาก FS ผ่าน hidden iframe</w:t>
@@ -5474,13 +5642,13 @@
             </w:pPr>
             <w:r>
               <w:rPr>
-                <w:rFonts w:ascii="Arial" w:hAnsi="Arial" w:eastAsia="Arial"/>
-                <w:sz w:val="18"/>
-              </w:rPr>
-            </w:r>
-            <w:r>
-              <w:rPr>
-                <w:rFonts w:ascii="Arial" w:hAnsi="Arial" w:eastAsia="Arial"/>
+                <w:rFonts w:ascii="Arial" w:hAnsi="Arial" w:eastAsia="Arial" w:cs="Tahoma"/>
+                <w:sz w:val="18"/>
+              </w:rPr>
+            </w:r>
+            <w:r>
+              <w:rPr>
+                <w:rFonts w:ascii="Arial" w:hAnsi="Arial" w:eastAsia="Arial" w:cs="Tahoma"/>
                 <w:sz w:val="18"/>
               </w:rPr>
               <w:t>Document Detail and Action</w:t>
@@ -5499,13 +5667,13 @@
             </w:pPr>
             <w:r>
               <w:rPr>
-                <w:rFonts w:ascii="Arial" w:hAnsi="Arial" w:eastAsia="Arial"/>
-                <w:sz w:val="18"/>
-              </w:rPr>
-            </w:r>
-            <w:r>
-              <w:rPr>
-                <w:rFonts w:ascii="Arial" w:hAnsi="Arial" w:eastAsia="Arial"/>
+                <w:rFonts w:ascii="Arial" w:hAnsi="Arial" w:eastAsia="Arial" w:cs="Tahoma"/>
+                <w:sz w:val="18"/>
+              </w:rPr>
+            </w:r>
+            <w:r>
+              <w:rPr>
+                <w:rFonts w:ascii="Arial" w:hAnsi="Arial" w:eastAsia="Arial" w:cs="Tahoma"/>
                 <w:sz w:val="18"/>
               </w:rPr>
               <w:t>60</w:t>
@@ -5524,13 +5692,13 @@
             </w:pPr>
             <w:r>
               <w:rPr>
-                <w:rFonts w:ascii="Arial" w:hAnsi="Arial" w:eastAsia="Arial"/>
-                <w:sz w:val="18"/>
-              </w:rPr>
-            </w:r>
-            <w:r>
-              <w:rPr>
-                <w:rFonts w:ascii="Arial" w:hAnsi="Arial" w:eastAsia="Arial"/>
+                <w:rFonts w:ascii="Arial" w:hAnsi="Arial" w:eastAsia="Arial" w:cs="Tahoma"/>
+                <w:sz w:val="18"/>
+              </w:rPr>
+            </w:r>
+            <w:r>
+              <w:rPr>
+                <w:rFonts w:ascii="Arial" w:hAnsi="Arial" w:eastAsia="Arial" w:cs="Tahoma"/>
                 <w:sz w:val="18"/>
               </w:rPr>
               <w:t>4</w:t>
@@ -5549,13 +5717,13 @@
             </w:pPr>
             <w:r>
               <w:rPr>
-                <w:rFonts w:ascii="Arial" w:hAnsi="Arial" w:eastAsia="Arial"/>
-                <w:sz w:val="18"/>
-              </w:rPr>
-            </w:r>
-            <w:r>
-              <w:rPr>
-                <w:rFonts w:ascii="Arial" w:hAnsi="Arial" w:eastAsia="Arial"/>
+                <w:rFonts w:ascii="Arial" w:hAnsi="Arial" w:eastAsia="Arial" w:cs="Tahoma"/>
+                <w:sz w:val="18"/>
+              </w:rPr>
+            </w:r>
+            <w:r>
+              <w:rPr>
+                <w:rFonts w:ascii="Arial" w:hAnsi="Arial" w:eastAsia="Arial" w:cs="Tahoma"/>
                 <w:sz w:val="18"/>
               </w:rPr>
               <w:t>Document header, Store impact/new-store/factor sections, Role-based visible/editable sections</w:t>
@@ -5579,13 +5747,13 @@
             </w:pPr>
             <w:r>
               <w:rPr>
-                <w:rFonts w:ascii="Arial" w:hAnsi="Arial" w:eastAsia="Arial"/>
-                <w:sz w:val="18"/>
-              </w:rPr>
-            </w:r>
-            <w:r>
-              <w:rPr>
-                <w:rFonts w:ascii="Arial" w:hAnsi="Arial" w:eastAsia="Arial"/>
+                <w:rFonts w:ascii="Arial" w:hAnsi="Arial" w:eastAsia="Arial" w:cs="Tahoma"/>
+                <w:sz w:val="18"/>
+              </w:rPr>
+            </w:r>
+            <w:r>
+              <w:rPr>
+                <w:rFonts w:ascii="Arial" w:hAnsi="Arial" w:eastAsia="Arial" w:cs="Tahoma"/>
                 <w:sz w:val="18"/>
               </w:rPr>
               <w:t>Status Summary Report</w:t>
@@ -5604,13 +5772,13 @@
             </w:pPr>
             <w:r>
               <w:rPr>
-                <w:rFonts w:ascii="Arial" w:hAnsi="Arial" w:eastAsia="Arial"/>
-                <w:sz w:val="18"/>
-              </w:rPr>
-            </w:r>
-            <w:r>
-              <w:rPr>
-                <w:rFonts w:ascii="Arial" w:hAnsi="Arial" w:eastAsia="Arial"/>
+                <w:rFonts w:ascii="Arial" w:hAnsi="Arial" w:eastAsia="Arial" w:cs="Tahoma"/>
+                <w:sz w:val="18"/>
+              </w:rPr>
+            </w:r>
+            <w:r>
+              <w:rPr>
+                <w:rFonts w:ascii="Arial" w:hAnsi="Arial" w:eastAsia="Arial" w:cs="Tahoma"/>
                 <w:sz w:val="18"/>
               </w:rPr>
               <w:t>20</w:t>
@@ -5629,13 +5797,13 @@
             </w:pPr>
             <w:r>
               <w:rPr>
-                <w:rFonts w:ascii="Arial" w:hAnsi="Arial" w:eastAsia="Arial"/>
-                <w:sz w:val="18"/>
-              </w:rPr>
-            </w:r>
-            <w:r>
-              <w:rPr>
-                <w:rFonts w:ascii="Arial" w:hAnsi="Arial" w:eastAsia="Arial"/>
+                <w:rFonts w:ascii="Arial" w:hAnsi="Arial" w:eastAsia="Arial" w:cs="Tahoma"/>
+                <w:sz w:val="18"/>
+              </w:rPr>
+            </w:r>
+            <w:r>
+              <w:rPr>
+                <w:rFonts w:ascii="Arial" w:hAnsi="Arial" w:eastAsia="Arial" w:cs="Tahoma"/>
                 <w:sz w:val="18"/>
               </w:rPr>
               <w:t>4</w:t>
@@ -5654,13 +5822,13 @@
             </w:pPr>
             <w:r>
               <w:rPr>
-                <w:rFonts w:ascii="Arial" w:hAnsi="Arial" w:eastAsia="Arial"/>
-                <w:sz w:val="18"/>
-              </w:rPr>
-            </w:r>
-            <w:r>
-              <w:rPr>
-                <w:rFonts w:ascii="Arial" w:hAnsi="Arial" w:eastAsia="Arial"/>
+                <w:rFonts w:ascii="Arial" w:hAnsi="Arial" w:eastAsia="Arial" w:cs="Tahoma"/>
+                <w:sz w:val="18"/>
+              </w:rPr>
+            </w:r>
+            <w:r>
+              <w:rPr>
+                <w:rFonts w:ascii="Arial" w:hAnsi="Arial" w:eastAsia="Arial" w:cs="Tahoma"/>
                 <w:sz w:val="18"/>
               </w:rPr>
               <w:t>Report filters (SDD slide 60 · 2026-08-06: สถานะ*|รหัสร้านถูกกระทบ · รหัสร้านเปิดกระทบ|ประเภทร้าน (รหัสจาก common_code · รหัสที่ 4 รอยืนยัน) · Period Statement From-To (date, ค.ศ.) เต็มแถว · ภาคเต็มแถว · ผลการพิจารณาเต็มแถว), Summary table (sortable 14 columns), Export Excel action</w:t>
@@ -5684,13 +5852,13 @@
             </w:pPr>
             <w:r>
               <w:rPr>
-                <w:rFonts w:ascii="Arial" w:hAnsi="Arial" w:eastAsia="Arial"/>
-                <w:sz w:val="18"/>
-              </w:rPr>
-            </w:r>
-            <w:r>
-              <w:rPr>
-                <w:rFonts w:ascii="Arial" w:hAnsi="Arial" w:eastAsia="Arial"/>
+                <w:rFonts w:ascii="Arial" w:hAnsi="Arial" w:eastAsia="Arial" w:cs="Tahoma"/>
+                <w:sz w:val="18"/>
+              </w:rPr>
+            </w:r>
+            <w:r>
+              <w:rPr>
+                <w:rFonts w:ascii="Arial" w:hAnsi="Arial" w:eastAsia="Arial" w:cs="Tahoma"/>
                 <w:sz w:val="18"/>
               </w:rPr>
               <w:t>Master Data</w:t>
@@ -5709,13 +5877,13 @@
             </w:pPr>
             <w:r>
               <w:rPr>
-                <w:rFonts w:ascii="Arial" w:hAnsi="Arial" w:eastAsia="Arial"/>
-                <w:sz w:val="18"/>
-              </w:rPr>
-            </w:r>
-            <w:r>
-              <w:rPr>
-                <w:rFonts w:ascii="Arial" w:hAnsi="Arial" w:eastAsia="Arial"/>
+                <w:rFonts w:ascii="Arial" w:hAnsi="Arial" w:eastAsia="Arial" w:cs="Tahoma"/>
+                <w:sz w:val="18"/>
+              </w:rPr>
+            </w:r>
+            <w:r>
+              <w:rPr>
+                <w:rFonts w:ascii="Arial" w:hAnsi="Arial" w:eastAsia="Arial" w:cs="Tahoma"/>
                 <w:sz w:val="18"/>
               </w:rPr>
               <w:t>16</w:t>
@@ -5734,13 +5902,13 @@
             </w:pPr>
             <w:r>
               <w:rPr>
-                <w:rFonts w:ascii="Arial" w:hAnsi="Arial" w:eastAsia="Arial"/>
-                <w:sz w:val="18"/>
-              </w:rPr>
-            </w:r>
-            <w:r>
-              <w:rPr>
-                <w:rFonts w:ascii="Arial" w:hAnsi="Arial" w:eastAsia="Arial"/>
+                <w:rFonts w:ascii="Arial" w:hAnsi="Arial" w:eastAsia="Arial" w:cs="Tahoma"/>
+                <w:sz w:val="18"/>
+              </w:rPr>
+            </w:r>
+            <w:r>
+              <w:rPr>
+                <w:rFonts w:ascii="Arial" w:hAnsi="Arial" w:eastAsia="Arial" w:cs="Tahoma"/>
                 <w:sz w:val="18"/>
               </w:rPr>
               <w:t>4</w:t>
@@ -5759,16 +5927,16 @@
             </w:pPr>
             <w:r>
               <w:rPr>
-                <w:rFonts w:ascii="Arial" w:hAnsi="Arial" w:eastAsia="Arial"/>
-                <w:sz w:val="18"/>
-              </w:rPr>
-            </w:r>
-            <w:r>
-              <w:rPr>
-                <w:rFonts w:ascii="Arial" w:hAnsi="Arial" w:eastAsia="Arial"/>
-                <w:sz w:val="18"/>
-              </w:rPr>
-              <w:t>Operator master, External factor master, Menu permission</w:t>
+                <w:rFonts w:ascii="Arial" w:hAnsi="Arial" w:eastAsia="Arial" w:cs="Tahoma"/>
+                <w:sz w:val="18"/>
+              </w:rPr>
+            </w:r>
+            <w:r>
+              <w:rPr>
+                <w:rFonts w:ascii="Arial" w:hAnsi="Arial" w:eastAsia="Arial" w:cs="Tahoma"/>
+                <w:sz w:val="18"/>
+              </w:rPr>
+              <w:t>External factor master (SCR-09), Competitor brand master, CRUD modal</w:t>
             </w:r>
           </w:p>
         </w:tc>
@@ -5789,13 +5957,13 @@
             </w:pPr>
             <w:r>
               <w:rPr>
-                <w:rFonts w:ascii="Arial" w:hAnsi="Arial" w:eastAsia="Arial"/>
-                <w:sz w:val="18"/>
-              </w:rPr>
-            </w:r>
-            <w:r>
-              <w:rPr>
-                <w:rFonts w:ascii="Arial" w:hAnsi="Arial" w:eastAsia="Arial"/>
+                <w:rFonts w:ascii="Arial" w:hAnsi="Arial" w:eastAsia="Arial" w:cs="Tahoma"/>
+                <w:sz w:val="18"/>
+              </w:rPr>
+            </w:r>
+            <w:r>
+              <w:rPr>
+                <w:rFonts w:ascii="Arial" w:hAnsi="Arial" w:eastAsia="Arial" w:cs="Tahoma"/>
                 <w:sz w:val="18"/>
               </w:rPr>
               <w:t>Testing and Delivery</w:t>
@@ -5814,13 +5982,13 @@
             </w:pPr>
             <w:r>
               <w:rPr>
-                <w:rFonts w:ascii="Arial" w:hAnsi="Arial" w:eastAsia="Arial"/>
-                <w:sz w:val="18"/>
-              </w:rPr>
-            </w:r>
-            <w:r>
-              <w:rPr>
-                <w:rFonts w:ascii="Arial" w:hAnsi="Arial" w:eastAsia="Arial"/>
+                <w:rFonts w:ascii="Arial" w:hAnsi="Arial" w:eastAsia="Arial" w:cs="Tahoma"/>
+                <w:sz w:val="18"/>
+              </w:rPr>
+            </w:r>
+            <w:r>
+              <w:rPr>
+                <w:rFonts w:ascii="Arial" w:hAnsi="Arial" w:eastAsia="Arial" w:cs="Tahoma"/>
                 <w:sz w:val="18"/>
               </w:rPr>
               <w:t>12</w:t>
@@ -5839,13 +6007,13 @@
             </w:pPr>
             <w:r>
               <w:rPr>
-                <w:rFonts w:ascii="Arial" w:hAnsi="Arial" w:eastAsia="Arial"/>
-                <w:sz w:val="18"/>
-              </w:rPr>
-            </w:r>
-            <w:r>
-              <w:rPr>
-                <w:rFonts w:ascii="Arial" w:hAnsi="Arial" w:eastAsia="Arial"/>
+                <w:rFonts w:ascii="Arial" w:hAnsi="Arial" w:eastAsia="Arial" w:cs="Tahoma"/>
+                <w:sz w:val="18"/>
+              </w:rPr>
+            </w:r>
+            <w:r>
+              <w:rPr>
+                <w:rFonts w:ascii="Arial" w:hAnsi="Arial" w:eastAsia="Arial" w:cs="Tahoma"/>
                 <w:sz w:val="18"/>
               </w:rPr>
               <w:t>5</w:t>
@@ -5864,13 +6032,13 @@
             </w:pPr>
             <w:r>
               <w:rPr>
-                <w:rFonts w:ascii="Arial" w:hAnsi="Arial" w:eastAsia="Arial"/>
-                <w:sz w:val="18"/>
-              </w:rPr>
-            </w:r>
-            <w:r>
-              <w:rPr>
-                <w:rFonts w:ascii="Arial" w:hAnsi="Arial" w:eastAsia="Arial"/>
+                <w:rFonts w:ascii="Arial" w:hAnsi="Arial" w:eastAsia="Arial" w:cs="Tahoma"/>
+                <w:sz w:val="18"/>
+              </w:rPr>
+            </w:r>
+            <w:r>
+              <w:rPr>
+                <w:rFonts w:ascii="Arial" w:hAnsi="Arial" w:eastAsia="Arial" w:cs="Tahoma"/>
                 <w:sz w:val="18"/>
               </w:rPr>
               <w:t>Manual regression, Responsive pass, API contract verification</w:t>
@@ -5929,7 +6097,7 @@
             <w:r/>
             <w:r>
               <w:rPr>
-                <w:rFonts w:ascii="Arial" w:hAnsi="Arial" w:eastAsia="Arial"/>
+                <w:rFonts w:ascii="Arial" w:hAnsi="Arial" w:eastAsia="Arial" w:cs="Tahoma"/>
                 <w:b/>
                 <w:sz w:val="18"/>
               </w:rPr>
@@ -5951,7 +6119,7 @@
             <w:r/>
             <w:r>
               <w:rPr>
-                <w:rFonts w:ascii="Arial" w:hAnsi="Arial" w:eastAsia="Arial"/>
+                <w:rFonts w:ascii="Arial" w:hAnsi="Arial" w:eastAsia="Arial" w:cs="Tahoma"/>
                 <w:b/>
                 <w:sz w:val="18"/>
               </w:rPr>
@@ -5973,7 +6141,7 @@
             <w:r/>
             <w:r>
               <w:rPr>
-                <w:rFonts w:ascii="Arial" w:hAnsi="Arial" w:eastAsia="Arial"/>
+                <w:rFonts w:ascii="Arial" w:hAnsi="Arial" w:eastAsia="Arial" w:cs="Tahoma"/>
                 <w:b/>
                 <w:sz w:val="18"/>
               </w:rPr>
@@ -5998,13 +6166,13 @@
             </w:pPr>
             <w:r>
               <w:rPr>
-                <w:rFonts w:ascii="Arial" w:hAnsi="Arial" w:eastAsia="Arial"/>
-                <w:sz w:val="18"/>
-              </w:rPr>
-            </w:r>
-            <w:r>
-              <w:rPr>
-                <w:rFonts w:ascii="Arial" w:hAnsi="Arial" w:eastAsia="Arial"/>
+                <w:rFonts w:ascii="Arial" w:hAnsi="Arial" w:eastAsia="Arial" w:cs="Tahoma"/>
+                <w:sz w:val="18"/>
+              </w:rPr>
+            </w:r>
+            <w:r>
+              <w:rPr>
+                <w:rFonts w:ascii="Arial" w:hAnsi="Arial" w:eastAsia="Arial" w:cs="Tahoma"/>
                 <w:sz w:val="18"/>
               </w:rPr>
               <w:t>LLDD-FE-Document-Detail-Role-06-SBP-DSA.pdf</w:t>
@@ -6023,13 +6191,13 @@
             </w:pPr>
             <w:r>
               <w:rPr>
-                <w:rFonts w:ascii="Arial" w:hAnsi="Arial" w:eastAsia="Arial"/>
-                <w:sz w:val="18"/>
-              </w:rPr>
-            </w:r>
-            <w:r>
-              <w:rPr>
-                <w:rFonts w:ascii="Arial" w:hAnsi="Arial" w:eastAsia="Arial"/>
+                <w:rFonts w:ascii="Arial" w:hAnsi="Arial" w:eastAsia="Arial" w:cs="Tahoma"/>
+                <w:sz w:val="18"/>
+              </w:rPr>
+            </w:r>
+            <w:r>
+              <w:rPr>
+                <w:rFonts w:ascii="Arial" w:hAnsi="Arial" w:eastAsia="Arial" w:cs="Tahoma"/>
                 <w:sz w:val="18"/>
               </w:rPr>
               <w:t>LLDD-FE-Document-Detail.pdf</w:t>
@@ -6048,13 +6216,13 @@
             </w:pPr>
             <w:r>
               <w:rPr>
-                <w:rFonts w:ascii="Arial" w:hAnsi="Arial" w:eastAsia="Arial"/>
-                <w:sz w:val="18"/>
-              </w:rPr>
-            </w:r>
-            <w:r>
-              <w:rPr>
-                <w:rFonts w:ascii="Arial" w:hAnsi="Arial" w:eastAsia="Arial"/>
+                <w:rFonts w:ascii="Arial" w:hAnsi="Arial" w:eastAsia="Arial" w:cs="Tahoma"/>
+                <w:sz w:val="18"/>
+              </w:rPr>
+            </w:r>
+            <w:r>
+              <w:rPr>
+                <w:rFonts w:ascii="Arial" w:hAnsi="Arial" w:eastAsia="Arial" w:cs="Tahoma"/>
                 <w:sz w:val="18"/>
               </w:rPr>
               <w:t>included in parent hours</w:t>
@@ -6078,13 +6246,13 @@
             </w:pPr>
             <w:r>
               <w:rPr>
-                <w:rFonts w:ascii="Arial" w:hAnsi="Arial" w:eastAsia="Arial"/>
-                <w:sz w:val="18"/>
-              </w:rPr>
-            </w:r>
-            <w:r>
-              <w:rPr>
-                <w:rFonts w:ascii="Arial" w:hAnsi="Arial" w:eastAsia="Arial"/>
+                <w:rFonts w:ascii="Arial" w:hAnsi="Arial" w:eastAsia="Arial" w:cs="Tahoma"/>
+                <w:sz w:val="18"/>
+              </w:rPr>
+            </w:r>
+            <w:r>
+              <w:rPr>
+                <w:rFonts w:ascii="Arial" w:hAnsi="Arial" w:eastAsia="Arial" w:cs="Tahoma"/>
                 <w:sz w:val="18"/>
               </w:rPr>
               <w:t>LLDD-FE-Document-Detail-Role-08-SBP-DSA-Officer.pdf</w:t>
@@ -6103,13 +6271,13 @@
             </w:pPr>
             <w:r>
               <w:rPr>
-                <w:rFonts w:ascii="Arial" w:hAnsi="Arial" w:eastAsia="Arial"/>
-                <w:sz w:val="18"/>
-              </w:rPr>
-            </w:r>
-            <w:r>
-              <w:rPr>
-                <w:rFonts w:ascii="Arial" w:hAnsi="Arial" w:eastAsia="Arial"/>
+                <w:rFonts w:ascii="Arial" w:hAnsi="Arial" w:eastAsia="Arial" w:cs="Tahoma"/>
+                <w:sz w:val="18"/>
+              </w:rPr>
+            </w:r>
+            <w:r>
+              <w:rPr>
+                <w:rFonts w:ascii="Arial" w:hAnsi="Arial" w:eastAsia="Arial" w:cs="Tahoma"/>
                 <w:sz w:val="18"/>
               </w:rPr>
               <w:t>LLDD-FE-Document-Detail.pdf</w:t>
@@ -6128,13 +6296,13 @@
             </w:pPr>
             <w:r>
               <w:rPr>
-                <w:rFonts w:ascii="Arial" w:hAnsi="Arial" w:eastAsia="Arial"/>
-                <w:sz w:val="18"/>
-              </w:rPr>
-            </w:r>
-            <w:r>
-              <w:rPr>
-                <w:rFonts w:ascii="Arial" w:hAnsi="Arial" w:eastAsia="Arial"/>
+                <w:rFonts w:ascii="Arial" w:hAnsi="Arial" w:eastAsia="Arial" w:cs="Tahoma"/>
+                <w:sz w:val="18"/>
+              </w:rPr>
+            </w:r>
+            <w:r>
+              <w:rPr>
+                <w:rFonts w:ascii="Arial" w:hAnsi="Arial" w:eastAsia="Arial" w:cs="Tahoma"/>
                 <w:sz w:val="18"/>
               </w:rPr>
               <w:t>included in parent hours</w:t>
@@ -6158,13 +6326,13 @@
             </w:pPr>
             <w:r>
               <w:rPr>
-                <w:rFonts w:ascii="Arial" w:hAnsi="Arial" w:eastAsia="Arial"/>
-                <w:sz w:val="18"/>
-              </w:rPr>
-            </w:r>
-            <w:r>
-              <w:rPr>
-                <w:rFonts w:ascii="Arial" w:hAnsi="Arial" w:eastAsia="Arial"/>
+                <w:rFonts w:ascii="Arial" w:hAnsi="Arial" w:eastAsia="Arial" w:cs="Tahoma"/>
+                <w:sz w:val="18"/>
+              </w:rPr>
+            </w:r>
+            <w:r>
+              <w:rPr>
+                <w:rFonts w:ascii="Arial" w:hAnsi="Arial" w:eastAsia="Arial" w:cs="Tahoma"/>
                 <w:sz w:val="18"/>
               </w:rPr>
               <w:t>LLDD-FE-Document-Detail-Role-01-Business-Promotion.pdf</w:t>
@@ -6183,13 +6351,13 @@
             </w:pPr>
             <w:r>
               <w:rPr>
-                <w:rFonts w:ascii="Arial" w:hAnsi="Arial" w:eastAsia="Arial"/>
-                <w:sz w:val="18"/>
-              </w:rPr>
-            </w:r>
-            <w:r>
-              <w:rPr>
-                <w:rFonts w:ascii="Arial" w:hAnsi="Arial" w:eastAsia="Arial"/>
+                <w:rFonts w:ascii="Arial" w:hAnsi="Arial" w:eastAsia="Arial" w:cs="Tahoma"/>
+                <w:sz w:val="18"/>
+              </w:rPr>
+            </w:r>
+            <w:r>
+              <w:rPr>
+                <w:rFonts w:ascii="Arial" w:hAnsi="Arial" w:eastAsia="Arial" w:cs="Tahoma"/>
                 <w:sz w:val="18"/>
               </w:rPr>
               <w:t>LLDD-FE-Document-Detail.pdf</w:t>
@@ -6208,13 +6376,13 @@
             </w:pPr>
             <w:r>
               <w:rPr>
-                <w:rFonts w:ascii="Arial" w:hAnsi="Arial" w:eastAsia="Arial"/>
-                <w:sz w:val="18"/>
-              </w:rPr>
-            </w:r>
-            <w:r>
-              <w:rPr>
-                <w:rFonts w:ascii="Arial" w:hAnsi="Arial" w:eastAsia="Arial"/>
+                <w:rFonts w:ascii="Arial" w:hAnsi="Arial" w:eastAsia="Arial" w:cs="Tahoma"/>
+                <w:sz w:val="18"/>
+              </w:rPr>
+            </w:r>
+            <w:r>
+              <w:rPr>
+                <w:rFonts w:ascii="Arial" w:hAnsi="Arial" w:eastAsia="Arial" w:cs="Tahoma"/>
                 <w:sz w:val="18"/>
               </w:rPr>
               <w:t>included in parent hours</w:t>
@@ -6238,13 +6406,13 @@
             </w:pPr>
             <w:r>
               <w:rPr>
-                <w:rFonts w:ascii="Arial" w:hAnsi="Arial" w:eastAsia="Arial"/>
-                <w:sz w:val="18"/>
-              </w:rPr>
-            </w:r>
-            <w:r>
-              <w:rPr>
-                <w:rFonts w:ascii="Arial" w:hAnsi="Arial" w:eastAsia="Arial"/>
+                <w:rFonts w:ascii="Arial" w:hAnsi="Arial" w:eastAsia="Arial" w:cs="Tahoma"/>
+                <w:sz w:val="18"/>
+              </w:rPr>
+            </w:r>
+            <w:r>
+              <w:rPr>
+                <w:rFonts w:ascii="Arial" w:hAnsi="Arial" w:eastAsia="Arial" w:cs="Tahoma"/>
                 <w:sz w:val="18"/>
               </w:rPr>
               <w:t>LLDD-FE-Document-Detail-Role-02-GM-Business-Promotion.pdf</w:t>
@@ -6263,13 +6431,13 @@
             </w:pPr>
             <w:r>
               <w:rPr>
-                <w:rFonts w:ascii="Arial" w:hAnsi="Arial" w:eastAsia="Arial"/>
-                <w:sz w:val="18"/>
-              </w:rPr>
-            </w:r>
-            <w:r>
-              <w:rPr>
-                <w:rFonts w:ascii="Arial" w:hAnsi="Arial" w:eastAsia="Arial"/>
+                <w:rFonts w:ascii="Arial" w:hAnsi="Arial" w:eastAsia="Arial" w:cs="Tahoma"/>
+                <w:sz w:val="18"/>
+              </w:rPr>
+            </w:r>
+            <w:r>
+              <w:rPr>
+                <w:rFonts w:ascii="Arial" w:hAnsi="Arial" w:eastAsia="Arial" w:cs="Tahoma"/>
                 <w:sz w:val="18"/>
               </w:rPr>
               <w:t>LLDD-FE-Document-Detail.pdf</w:t>
@@ -6288,13 +6456,13 @@
             </w:pPr>
             <w:r>
               <w:rPr>
-                <w:rFonts w:ascii="Arial" w:hAnsi="Arial" w:eastAsia="Arial"/>
-                <w:sz w:val="18"/>
-              </w:rPr>
-            </w:r>
-            <w:r>
-              <w:rPr>
-                <w:rFonts w:ascii="Arial" w:hAnsi="Arial" w:eastAsia="Arial"/>
+                <w:rFonts w:ascii="Arial" w:hAnsi="Arial" w:eastAsia="Arial" w:cs="Tahoma"/>
+                <w:sz w:val="18"/>
+              </w:rPr>
+            </w:r>
+            <w:r>
+              <w:rPr>
+                <w:rFonts w:ascii="Arial" w:hAnsi="Arial" w:eastAsia="Arial" w:cs="Tahoma"/>
                 <w:sz w:val="18"/>
               </w:rPr>
               <w:t>included in parent hours</w:t>
@@ -6318,13 +6486,13 @@
             </w:pPr>
             <w:r>
               <w:rPr>
-                <w:rFonts w:ascii="Arial" w:hAnsi="Arial" w:eastAsia="Arial"/>
-                <w:sz w:val="18"/>
-              </w:rPr>
-            </w:r>
-            <w:r>
-              <w:rPr>
-                <w:rFonts w:ascii="Arial" w:hAnsi="Arial" w:eastAsia="Arial"/>
+                <w:rFonts w:ascii="Arial" w:hAnsi="Arial" w:eastAsia="Arial" w:cs="Tahoma"/>
+                <w:sz w:val="18"/>
+              </w:rPr>
+            </w:r>
+            <w:r>
+              <w:rPr>
+                <w:rFonts w:ascii="Arial" w:hAnsi="Arial" w:eastAsia="Arial" w:cs="Tahoma"/>
                 <w:sz w:val="18"/>
               </w:rPr>
               <w:t>LLDD-FE-Document-Detail-Role-03-AVP-SBP.pdf</w:t>
@@ -6343,13 +6511,13 @@
             </w:pPr>
             <w:r>
               <w:rPr>
-                <w:rFonts w:ascii="Arial" w:hAnsi="Arial" w:eastAsia="Arial"/>
-                <w:sz w:val="18"/>
-              </w:rPr>
-            </w:r>
-            <w:r>
-              <w:rPr>
-                <w:rFonts w:ascii="Arial" w:hAnsi="Arial" w:eastAsia="Arial"/>
+                <w:rFonts w:ascii="Arial" w:hAnsi="Arial" w:eastAsia="Arial" w:cs="Tahoma"/>
+                <w:sz w:val="18"/>
+              </w:rPr>
+            </w:r>
+            <w:r>
+              <w:rPr>
+                <w:rFonts w:ascii="Arial" w:hAnsi="Arial" w:eastAsia="Arial" w:cs="Tahoma"/>
                 <w:sz w:val="18"/>
               </w:rPr>
               <w:t>LLDD-FE-Document-Detail.pdf</w:t>
@@ -6368,13 +6536,13 @@
             </w:pPr>
             <w:r>
               <w:rPr>
-                <w:rFonts w:ascii="Arial" w:hAnsi="Arial" w:eastAsia="Arial"/>
-                <w:sz w:val="18"/>
-              </w:rPr>
-            </w:r>
-            <w:r>
-              <w:rPr>
-                <w:rFonts w:ascii="Arial" w:hAnsi="Arial" w:eastAsia="Arial"/>
+                <w:rFonts w:ascii="Arial" w:hAnsi="Arial" w:eastAsia="Arial" w:cs="Tahoma"/>
+                <w:sz w:val="18"/>
+              </w:rPr>
+            </w:r>
+            <w:r>
+              <w:rPr>
+                <w:rFonts w:ascii="Arial" w:hAnsi="Arial" w:eastAsia="Arial" w:cs="Tahoma"/>
                 <w:sz w:val="18"/>
               </w:rPr>
               <w:t>included in parent hours</w:t>
@@ -6426,7 +6594,7 @@
             <w:r/>
             <w:r>
               <w:rPr>
-                <w:rFonts w:ascii="Arial" w:hAnsi="Arial" w:eastAsia="Arial"/>
+                <w:rFonts w:ascii="Arial" w:hAnsi="Arial" w:eastAsia="Arial" w:cs="Tahoma"/>
                 <w:b/>
                 <w:sz w:val="18"/>
               </w:rPr>
@@ -6448,7 +6616,7 @@
             <w:r/>
             <w:r>
               <w:rPr>
-                <w:rFonts w:ascii="Arial" w:hAnsi="Arial" w:eastAsia="Arial"/>
+                <w:rFonts w:ascii="Arial" w:hAnsi="Arial" w:eastAsia="Arial" w:cs="Tahoma"/>
                 <w:b/>
                 <w:sz w:val="18"/>
               </w:rPr>
@@ -6470,7 +6638,7 @@
             <w:r/>
             <w:r>
               <w:rPr>
-                <w:rFonts w:ascii="Arial" w:hAnsi="Arial" w:eastAsia="Arial"/>
+                <w:rFonts w:ascii="Arial" w:hAnsi="Arial" w:eastAsia="Arial" w:cs="Tahoma"/>
                 <w:b/>
                 <w:sz w:val="18"/>
               </w:rPr>
@@ -6492,7 +6660,7 @@
             <w:r/>
             <w:r>
               <w:rPr>
-                <w:rFonts w:ascii="Arial" w:hAnsi="Arial" w:eastAsia="Arial"/>
+                <w:rFonts w:ascii="Arial" w:hAnsi="Arial" w:eastAsia="Arial" w:cs="Tahoma"/>
                 <w:b/>
                 <w:sz w:val="18"/>
               </w:rPr>
@@ -6517,13 +6685,13 @@
             </w:pPr>
             <w:r>
               <w:rPr>
-                <w:rFonts w:ascii="Arial" w:hAnsi="Arial" w:eastAsia="Arial"/>
-                <w:sz w:val="18"/>
-              </w:rPr>
-            </w:r>
-            <w:r>
-              <w:rPr>
-                <w:rFonts w:ascii="Arial" w:hAnsi="Arial" w:eastAsia="Arial"/>
+                <w:rFonts w:ascii="Arial" w:hAnsi="Arial" w:eastAsia="Arial" w:cs="Tahoma"/>
+                <w:sz w:val="18"/>
+              </w:rPr>
+            </w:r>
+            <w:r>
+              <w:rPr>
+                <w:rFonts w:ascii="Arial" w:hAnsi="Arial" w:eastAsia="Arial" w:cs="Tahoma"/>
                 <w:sz w:val="18"/>
               </w:rPr>
               <w:t>Database Structure and Deployment</w:t>
@@ -6542,13 +6710,13 @@
             </w:pPr>
             <w:r>
               <w:rPr>
-                <w:rFonts w:ascii="Arial" w:hAnsi="Arial" w:eastAsia="Arial"/>
-                <w:sz w:val="18"/>
-              </w:rPr>
-            </w:r>
-            <w:r>
-              <w:rPr>
-                <w:rFonts w:ascii="Arial" w:hAnsi="Arial" w:eastAsia="Arial"/>
+                <w:rFonts w:ascii="Arial" w:hAnsi="Arial" w:eastAsia="Arial" w:cs="Tahoma"/>
+                <w:sz w:val="18"/>
+              </w:rPr>
+            </w:r>
+            <w:r>
+              <w:rPr>
+                <w:rFonts w:ascii="Arial" w:hAnsi="Arial" w:eastAsia="Arial" w:cs="Tahoma"/>
                 <w:sz w:val="18"/>
               </w:rPr>
               <w:t>28</w:t>
@@ -6567,13 +6735,13 @@
             </w:pPr>
             <w:r>
               <w:rPr>
-                <w:rFonts w:ascii="Arial" w:hAnsi="Arial" w:eastAsia="Arial"/>
-                <w:sz w:val="18"/>
-              </w:rPr>
-            </w:r>
-            <w:r>
-              <w:rPr>
-                <w:rFonts w:ascii="Arial" w:hAnsi="Arial" w:eastAsia="Arial"/>
+                <w:rFonts w:ascii="Arial" w:hAnsi="Arial" w:eastAsia="Arial" w:cs="Tahoma"/>
+                <w:sz w:val="18"/>
+              </w:rPr>
+            </w:r>
+            <w:r>
+              <w:rPr>
+                <w:rFonts w:ascii="Arial" w:hAnsi="Arial" w:eastAsia="Arial" w:cs="Tahoma"/>
                 <w:sz w:val="18"/>
               </w:rPr>
               <w:t>1</w:t>
@@ -6592,13 +6760,13 @@
             </w:pPr>
             <w:r>
               <w:rPr>
-                <w:rFonts w:ascii="Arial" w:hAnsi="Arial" w:eastAsia="Arial"/>
-                <w:sz w:val="18"/>
-              </w:rPr>
-            </w:r>
-            <w:r>
-              <w:rPr>
-                <w:rFonts w:ascii="Arial" w:hAnsi="Arial" w:eastAsia="Arial"/>
+                <w:rFonts w:ascii="Arial" w:hAnsi="Arial" w:eastAsia="Arial" w:cs="Tahoma"/>
+                <w:sz w:val="18"/>
+              </w:rPr>
+            </w:r>
+            <w:r>
+              <w:rPr>
+                <w:rFonts w:ascii="Arial" w:hAnsi="Arial" w:eastAsia="Arial" w:cs="Tahoma"/>
                 <w:sz w:val="18"/>
               </w:rPr>
               <w:t>DDL ครบ 19 ตารางของ target schema (โซน A 7 · โซน B 9 · โซน C 3), Index, unique/partial index, check constraint และ FK ที่ต้องมีก่อน SIT, Seed data ที่ต้องมีก่อนเปิดระบบ (external_factors · competitors) — decisions ไป seed ที่ common_code ของระบบเดิม (DP-9), สคริปต์ deploy/rollback ต่อ environment และลำดับการรันตาม dependency</w:t>
@@ -6622,13 +6790,13 @@
             </w:pPr>
             <w:r>
               <w:rPr>
-                <w:rFonts w:ascii="Arial" w:hAnsi="Arial" w:eastAsia="Arial"/>
-                <w:sz w:val="18"/>
-              </w:rPr>
-            </w:r>
-            <w:r>
-              <w:rPr>
-                <w:rFonts w:ascii="Arial" w:hAnsi="Arial" w:eastAsia="Arial"/>
+                <w:rFonts w:ascii="Arial" w:hAnsi="Arial" w:eastAsia="Arial" w:cs="Tahoma"/>
+                <w:sz w:val="18"/>
+              </w:rPr>
+            </w:r>
+            <w:r>
+              <w:rPr>
+                <w:rFonts w:ascii="Arial" w:hAnsi="Arial" w:eastAsia="Arial" w:cs="Tahoma"/>
                 <w:sz w:val="18"/>
               </w:rPr>
               <w:t>Data Migration and Cutover</w:t>
@@ -6647,13 +6815,13 @@
             </w:pPr>
             <w:r>
               <w:rPr>
-                <w:rFonts w:ascii="Arial" w:hAnsi="Arial" w:eastAsia="Arial"/>
-                <w:sz w:val="18"/>
-              </w:rPr>
-            </w:r>
-            <w:r>
-              <w:rPr>
-                <w:rFonts w:ascii="Arial" w:hAnsi="Arial" w:eastAsia="Arial"/>
+                <w:rFonts w:ascii="Arial" w:hAnsi="Arial" w:eastAsia="Arial" w:cs="Tahoma"/>
+                <w:sz w:val="18"/>
+              </w:rPr>
+            </w:r>
+            <w:r>
+              <w:rPr>
+                <w:rFonts w:ascii="Arial" w:hAnsi="Arial" w:eastAsia="Arial" w:cs="Tahoma"/>
                 <w:sz w:val="18"/>
               </w:rPr>
               <w:t>40</w:t>
@@ -6672,13 +6840,13 @@
             </w:pPr>
             <w:r>
               <w:rPr>
-                <w:rFonts w:ascii="Arial" w:hAnsi="Arial" w:eastAsia="Arial"/>
-                <w:sz w:val="18"/>
-              </w:rPr>
-            </w:r>
-            <w:r>
-              <w:rPr>
-                <w:rFonts w:ascii="Arial" w:hAnsi="Arial" w:eastAsia="Arial"/>
+                <w:rFonts w:ascii="Arial" w:hAnsi="Arial" w:eastAsia="Arial" w:cs="Tahoma"/>
+                <w:sz w:val="18"/>
+              </w:rPr>
+            </w:r>
+            <w:r>
+              <w:rPr>
+                <w:rFonts w:ascii="Arial" w:hAnsi="Arial" w:eastAsia="Arial" w:cs="Tahoma"/>
                 <w:sz w:val="18"/>
               </w:rPr>
               <w:t>2</w:t>
@@ -6697,16 +6865,16 @@
             </w:pPr>
             <w:r>
               <w:rPr>
-                <w:rFonts w:ascii="Arial" w:hAnsi="Arial" w:eastAsia="Arial"/>
-                <w:sz w:val="18"/>
-              </w:rPr>
-            </w:r>
-            <w:r>
-              <w:rPr>
-                <w:rFonts w:ascii="Arial" w:hAnsi="Arial" w:eastAsia="Arial"/>
-                <w:sz w:val="18"/>
-              </w:rPr>
-              <w:t>Source-to-target mapping ระดับตาราง/คอลัมน์ (ORA FCS_FRN · MSSQL CPA_FRN_FGI -&gt; 20 ตาราง), การแปลงคีย์: polymorphic TRANSACTION_PK -&gt; typed FK · CompDocumentID -&gt; doc_no · IMPACT_PROCESS_ID -&gt; impact_process_id, แผน cutover เป็นรอบ (dry-run -&gt; delta -&gt; freeze -&gt; final) และ rollback, Reconcile: นับแถว ยอดเงิน และ checksum ต่อโซน</w:t>
+                <w:rFonts w:ascii="Arial" w:hAnsi="Arial" w:eastAsia="Arial" w:cs="Tahoma"/>
+                <w:sz w:val="18"/>
+              </w:rPr>
+            </w:r>
+            <w:r>
+              <w:rPr>
+                <w:rFonts w:ascii="Arial" w:hAnsi="Arial" w:eastAsia="Arial" w:cs="Tahoma"/>
+                <w:sz w:val="18"/>
+              </w:rPr>
+              <w:t>Source-to-target mapping ระดับตาราง/คอลัมน์ (ORA FCS_FRN · MSSQL CPA_FRN_FGI -&gt; 19 ตาราง), การแปลงคีย์: polymorphic TRANSACTION_PK -&gt; typed FK · CompDocumentID -&gt; doc_no · IMPACT_PROCESS_ID -&gt; impact_process_id, แผน cutover เป็นรอบ (dry-run -&gt; delta -&gt; freeze -&gt; final) และ rollback, Reconcile: นับแถว ยอดเงิน และ checksum ต่อโซน</w:t>
             </w:r>
           </w:p>
         </w:tc>
@@ -6727,13 +6895,13 @@
             </w:pPr>
             <w:r>
               <w:rPr>
-                <w:rFonts w:ascii="Arial" w:hAnsi="Arial" w:eastAsia="Arial"/>
-                <w:sz w:val="18"/>
-              </w:rPr>
-            </w:r>
-            <w:r>
-              <w:rPr>
-                <w:rFonts w:ascii="Arial" w:hAnsi="Arial" w:eastAsia="Arial"/>
+                <w:rFonts w:ascii="Arial" w:hAnsi="Arial" w:eastAsia="Arial" w:cs="Tahoma"/>
+                <w:sz w:val="18"/>
+              </w:rPr>
+            </w:r>
+            <w:r>
+              <w:rPr>
+                <w:rFonts w:ascii="Arial" w:hAnsi="Arial" w:eastAsia="Arial" w:cs="Tahoma"/>
                 <w:sz w:val="18"/>
               </w:rPr>
               <w:t>Integration with SBP Platform</w:t>
@@ -6752,13 +6920,13 @@
             </w:pPr>
             <w:r>
               <w:rPr>
-                <w:rFonts w:ascii="Arial" w:hAnsi="Arial" w:eastAsia="Arial"/>
-                <w:sz w:val="18"/>
-              </w:rPr>
-            </w:r>
-            <w:r>
-              <w:rPr>
-                <w:rFonts w:ascii="Arial" w:hAnsi="Arial" w:eastAsia="Arial"/>
+                <w:rFonts w:ascii="Arial" w:hAnsi="Arial" w:eastAsia="Arial" w:cs="Tahoma"/>
+                <w:sz w:val="18"/>
+              </w:rPr>
+            </w:r>
+            <w:r>
+              <w:rPr>
+                <w:rFonts w:ascii="Arial" w:hAnsi="Arial" w:eastAsia="Arial" w:cs="Tahoma"/>
                 <w:sz w:val="18"/>
               </w:rPr>
               <w:t>20</w:t>
@@ -6777,13 +6945,13 @@
             </w:pPr>
             <w:r>
               <w:rPr>
-                <w:rFonts w:ascii="Arial" w:hAnsi="Arial" w:eastAsia="Arial"/>
-                <w:sz w:val="18"/>
-              </w:rPr>
-            </w:r>
-            <w:r>
-              <w:rPr>
-                <w:rFonts w:ascii="Arial" w:hAnsi="Arial" w:eastAsia="Arial"/>
+                <w:rFonts w:ascii="Arial" w:hAnsi="Arial" w:eastAsia="Arial" w:cs="Tahoma"/>
+                <w:sz w:val="18"/>
+              </w:rPr>
+            </w:r>
+            <w:r>
+              <w:rPr>
+                <w:rFonts w:ascii="Arial" w:hAnsi="Arial" w:eastAsia="Arial" w:cs="Tahoma"/>
                 <w:sz w:val="18"/>
               </w:rPr>
               <w:t>1</w:t>
@@ -6802,13 +6970,13 @@
             </w:pPr>
             <w:r>
               <w:rPr>
-                <w:rFonts w:ascii="Arial" w:hAnsi="Arial" w:eastAsia="Arial"/>
-                <w:sz w:val="18"/>
-              </w:rPr>
-            </w:r>
-            <w:r>
-              <w:rPr>
-                <w:rFonts w:ascii="Arial" w:hAnsi="Arial" w:eastAsia="Arial"/>
+                <w:rFonts w:ascii="Arial" w:hAnsi="Arial" w:eastAsia="Arial" w:cs="Tahoma"/>
+                <w:sz w:val="18"/>
+              </w:rPr>
+            </w:r>
+            <w:r>
+              <w:rPr>
+                <w:rFonts w:ascii="Arial" w:hAnsi="Arial" w:eastAsia="Arial" w:cs="Tahoma"/>
                 <w:sz w:val="18"/>
               </w:rPr>
               <w:t>ตัวตนผู้ใช้จาก BFF header (x-api-key, x-user-id, x-user-group-id, x-user-permissions), Response envelope ของ store-backend: {success, data} / {success:false, data:null, error:{code,message}}, ไฟล์แนบผ่าน service S3 เดิม (POST /statement/upload-file-aws · download-file-aws), อีเมลผ่าน @gosoft-sbp/email-lib + ตาราง email_template / email_sent</w:t>
@@ -6832,13 +7000,13 @@
             </w:pPr>
             <w:r>
               <w:rPr>
-                <w:rFonts w:ascii="Arial" w:hAnsi="Arial" w:eastAsia="Arial"/>
-                <w:sz w:val="18"/>
-              </w:rPr>
-            </w:r>
-            <w:r>
-              <w:rPr>
-                <w:rFonts w:ascii="Arial" w:hAnsi="Arial" w:eastAsia="Arial"/>
+                <w:rFonts w:ascii="Arial" w:hAnsi="Arial" w:eastAsia="Arial" w:cs="Tahoma"/>
+                <w:sz w:val="18"/>
+              </w:rPr>
+            </w:r>
+            <w:r>
+              <w:rPr>
+                <w:rFonts w:ascii="Arial" w:hAnsi="Arial" w:eastAsia="Arial" w:cs="Tahoma"/>
                 <w:sz w:val="18"/>
               </w:rPr>
               <w:t>Workflow Engine Definition</w:t>
@@ -6857,13 +7025,13 @@
             </w:pPr>
             <w:r>
               <w:rPr>
-                <w:rFonts w:ascii="Arial" w:hAnsi="Arial" w:eastAsia="Arial"/>
-                <w:sz w:val="18"/>
-              </w:rPr>
-            </w:r>
-            <w:r>
-              <w:rPr>
-                <w:rFonts w:ascii="Arial" w:hAnsi="Arial" w:eastAsia="Arial"/>
+                <w:rFonts w:ascii="Arial" w:hAnsi="Arial" w:eastAsia="Arial" w:cs="Tahoma"/>
+                <w:sz w:val="18"/>
+              </w:rPr>
+            </w:r>
+            <w:r>
+              <w:rPr>
+                <w:rFonts w:ascii="Arial" w:hAnsi="Arial" w:eastAsia="Arial" w:cs="Tahoma"/>
                 <w:sz w:val="18"/>
               </w:rPr>
               <w:t>24</w:t>
@@ -6882,13 +7050,13 @@
             </w:pPr>
             <w:r>
               <w:rPr>
-                <w:rFonts w:ascii="Arial" w:hAnsi="Arial" w:eastAsia="Arial"/>
-                <w:sz w:val="18"/>
-              </w:rPr>
-            </w:r>
-            <w:r>
-              <w:rPr>
-                <w:rFonts w:ascii="Arial" w:hAnsi="Arial" w:eastAsia="Arial"/>
+                <w:rFonts w:ascii="Arial" w:hAnsi="Arial" w:eastAsia="Arial" w:cs="Tahoma"/>
+                <w:sz w:val="18"/>
+              </w:rPr>
+            </w:r>
+            <w:r>
+              <w:rPr>
+                <w:rFonts w:ascii="Arial" w:hAnsi="Arial" w:eastAsia="Arial" w:cs="Tahoma"/>
                 <w:sz w:val="18"/>
               </w:rPr>
               <w:t>1</w:t>
@@ -6907,20 +7075,20 @@
             </w:pPr>
             <w:r>
               <w:rPr>
-                <w:rFonts w:ascii="Arial" w:hAnsi="Arial" w:eastAsia="Arial"/>
-                <w:sz w:val="18"/>
-              </w:rPr>
-            </w:r>
-            <w:r>
-              <w:rPr>
-                <w:rFonts w:ascii="Arial" w:hAnsi="Arial" w:eastAsia="Arial"/>
-                <w:sz w:val="18"/>
-              </w:rPr>
-              <w:t>ลงทะเบียน workflow version ของ SBPGI 1 version (url_main + url_param_mapping), นิยาม state/status 5 ขั้น 06 -&gt; 08 -&gt; 01 -&gt; 02 -&gt; 03 และปลายทางจบ flow, นิยาม route ของทุกปุ่ม · การแตก route ตามวงเงินอนุมัติ GM 50,000 / AVP 300,000 เขียนเป็น</w:t>
-            </w:r>
-            <w:r>
-              <w:rPr>
-                <w:rFonts w:ascii="Arial" w:hAnsi="Arial" w:eastAsia="Arial"/>
+                <w:rFonts w:ascii="Arial" w:hAnsi="Arial" w:eastAsia="Arial" w:cs="Tahoma"/>
+                <w:sz w:val="18"/>
+              </w:rPr>
+            </w:r>
+            <w:r>
+              <w:rPr>
+                <w:rFonts w:ascii="Arial" w:hAnsi="Arial" w:eastAsia="Arial" w:cs="Tahoma"/>
+                <w:sz w:val="18"/>
+              </w:rPr>
+              <w:t>ลงทะเบียน workflow version ของ SBPGI 1 version (url_main + url_param_mapping), นิยาม state/status 5 ขั้น 06 -&gt; 08 -&gt; 01 -&gt; 02 -&gt; 03 และปลายทางจบ flow, นิยาม route ของทุกปุ่ม · การแตก route ตามวงเงินอนุมัติ เกณฑ์เดียว 100,000 เขียนเป็น</w:t>
+            </w:r>
+            <w:r>
+              <w:rPr>
+                <w:rFonts w:ascii="Arial" w:hAnsi="Arial" w:eastAsia="Arial" w:cs="Tahoma"/>
                 <w:b/>
                 <w:sz w:val="18"/>
               </w:rPr>
@@ -6928,14 +7096,14 @@
             </w:r>
             <w:r>
               <w:rPr>
-                <w:rFonts w:ascii="Arial" w:hAnsi="Arial" w:eastAsia="Arial"/>
-                <w:sz w:val="18"/>
-              </w:rPr>
-              <w:t xml:space="preserve"> — แหล่งเก็บวงเงินยังไม่ตัดสิน (มติเดิมคือ common_code · ดูข้อค้าง 5.6), สำรวจทางเลือกผู้อนุมัติ: workflow_group / workflow_group_map เทียบกับ add-prepared-approver รายคน — </w:t>
-            </w:r>
-            <w:r>
-              <w:rPr>
-                <w:rFonts w:ascii="Arial" w:hAnsi="Arial" w:eastAsia="Arial"/>
+                <w:rFonts w:ascii="Arial" w:hAnsi="Arial" w:eastAsia="Arial" w:cs="Tahoma"/>
+                <w:sz w:val="18"/>
+              </w:rPr>
+              <w:t xml:space="preserve"> — แหล่งเก็บวงเงินยังไม่ตัดสิน (มติเดิมคือ common_code · ดูข้อค้าง 5.6), สำรวจทางเลือกผู้อนุมัติ: workflow_group / workflow_group_map เทียบกับ addPreApprover รายคน — </w:t>
+            </w:r>
+            <w:r>
+              <w:rPr>
+                <w:rFonts w:ascii="Arial" w:hAnsi="Arial" w:eastAsia="Arial" w:cs="Tahoma"/>
                 <w:b/>
                 <w:sz w:val="18"/>
               </w:rPr>
@@ -6943,7 +7111,7 @@
             </w:r>
             <w:r>
               <w:rPr>
-                <w:rFonts w:ascii="Arial" w:hAnsi="Arial" w:eastAsia="Arial"/>
+                <w:rFonts w:ascii="Arial" w:hAnsi="Arial" w:eastAsia="Arial" w:cs="Tahoma"/>
                 <w:sz w:val="18"/>
               </w:rPr>
               <w:t xml:space="preserve"> (ดูข้อค้าง 5.6)</w:t>
@@ -6967,13 +7135,13 @@
             </w:pPr>
             <w:r>
               <w:rPr>
-                <w:rFonts w:ascii="Arial" w:hAnsi="Arial" w:eastAsia="Arial"/>
-                <w:sz w:val="18"/>
-              </w:rPr>
-            </w:r>
-            <w:r>
-              <w:rPr>
-                <w:rFonts w:ascii="Arial" w:hAnsi="Arial" w:eastAsia="Arial"/>
+                <w:rFonts w:ascii="Arial" w:hAnsi="Arial" w:eastAsia="Arial" w:cs="Tahoma"/>
+                <w:sz w:val="18"/>
+              </w:rPr>
+            </w:r>
+            <w:r>
+              <w:rPr>
+                <w:rFonts w:ascii="Arial" w:hAnsi="Arial" w:eastAsia="Arial" w:cs="Tahoma"/>
                 <w:sz w:val="18"/>
               </w:rPr>
               <w:t>API Common Contracts</w:t>
@@ -6992,13 +7160,13 @@
             </w:pPr>
             <w:r>
               <w:rPr>
-                <w:rFonts w:ascii="Arial" w:hAnsi="Arial" w:eastAsia="Arial"/>
-                <w:sz w:val="18"/>
-              </w:rPr>
-            </w:r>
-            <w:r>
-              <w:rPr>
-                <w:rFonts w:ascii="Arial" w:hAnsi="Arial" w:eastAsia="Arial"/>
+                <w:rFonts w:ascii="Arial" w:hAnsi="Arial" w:eastAsia="Arial" w:cs="Tahoma"/>
+                <w:sz w:val="18"/>
+              </w:rPr>
+            </w:r>
+            <w:r>
+              <w:rPr>
+                <w:rFonts w:ascii="Arial" w:hAnsi="Arial" w:eastAsia="Arial" w:cs="Tahoma"/>
                 <w:sz w:val="18"/>
               </w:rPr>
               <w:t>18</w:t>
@@ -7017,13 +7185,13 @@
             </w:pPr>
             <w:r>
               <w:rPr>
-                <w:rFonts w:ascii="Arial" w:hAnsi="Arial" w:eastAsia="Arial"/>
-                <w:sz w:val="18"/>
-              </w:rPr>
-            </w:r>
-            <w:r>
-              <w:rPr>
-                <w:rFonts w:ascii="Arial" w:hAnsi="Arial" w:eastAsia="Arial"/>
+                <w:rFonts w:ascii="Arial" w:hAnsi="Arial" w:eastAsia="Arial" w:cs="Tahoma"/>
+                <w:sz w:val="18"/>
+              </w:rPr>
+            </w:r>
+            <w:r>
+              <w:rPr>
+                <w:rFonts w:ascii="Arial" w:hAnsi="Arial" w:eastAsia="Arial" w:cs="Tahoma"/>
                 <w:sz w:val="18"/>
               </w:rPr>
               <w:t>2</w:t>
@@ -7042,13 +7210,13 @@
             </w:pPr>
             <w:r>
               <w:rPr>
-                <w:rFonts w:ascii="Arial" w:hAnsi="Arial" w:eastAsia="Arial"/>
-                <w:sz w:val="18"/>
-              </w:rPr>
-            </w:r>
-            <w:r>
-              <w:rPr>
-                <w:rFonts w:ascii="Arial" w:hAnsi="Arial" w:eastAsia="Arial"/>
+                <w:rFonts w:ascii="Arial" w:hAnsi="Arial" w:eastAsia="Arial" w:cs="Tahoma"/>
+                <w:sz w:val="18"/>
+              </w:rPr>
+            </w:r>
+            <w:r>
+              <w:rPr>
+                <w:rFonts w:ascii="Arial" w:hAnsi="Arial" w:eastAsia="Arial" w:cs="Tahoma"/>
                 <w:sz w:val="18"/>
               </w:rPr>
               <w:t>Base URL, content type, charset and request tracing, Auth/JWT platform validation and service-token exception, Standard success envelopes for list/detail/mutation, Standard error envelope and HTTP status mapping</w:t>
@@ -7072,13 +7240,13 @@
             </w:pPr>
             <w:r>
               <w:rPr>
-                <w:rFonts w:ascii="Arial" w:hAnsi="Arial" w:eastAsia="Arial"/>
-                <w:sz w:val="18"/>
-              </w:rPr>
-            </w:r>
-            <w:r>
-              <w:rPr>
-                <w:rFonts w:ascii="Arial" w:hAnsi="Arial" w:eastAsia="Arial"/>
+                <w:rFonts w:ascii="Arial" w:hAnsi="Arial" w:eastAsia="Arial" w:cs="Tahoma"/>
+                <w:sz w:val="18"/>
+              </w:rPr>
+            </w:r>
+            <w:r>
+              <w:rPr>
+                <w:rFonts w:ascii="Arial" w:hAnsi="Arial" w:eastAsia="Arial" w:cs="Tahoma"/>
                 <w:sz w:val="18"/>
               </w:rPr>
               <w:t>API Document List and Search</w:t>
@@ -7097,13 +7265,13 @@
             </w:pPr>
             <w:r>
               <w:rPr>
-                <w:rFonts w:ascii="Arial" w:hAnsi="Arial" w:eastAsia="Arial"/>
-                <w:sz w:val="18"/>
-              </w:rPr>
-            </w:r>
-            <w:r>
-              <w:rPr>
-                <w:rFonts w:ascii="Arial" w:hAnsi="Arial" w:eastAsia="Arial"/>
+                <w:rFonts w:ascii="Arial" w:hAnsi="Arial" w:eastAsia="Arial" w:cs="Tahoma"/>
+                <w:sz w:val="18"/>
+              </w:rPr>
+            </w:r>
+            <w:r>
+              <w:rPr>
+                <w:rFonts w:ascii="Arial" w:hAnsi="Arial" w:eastAsia="Arial" w:cs="Tahoma"/>
                 <w:sz w:val="18"/>
               </w:rPr>
               <w:t>20</w:t>
@@ -7122,13 +7290,13 @@
             </w:pPr>
             <w:r>
               <w:rPr>
-                <w:rFonts w:ascii="Arial" w:hAnsi="Arial" w:eastAsia="Arial"/>
-                <w:sz w:val="18"/>
-              </w:rPr>
-            </w:r>
-            <w:r>
-              <w:rPr>
-                <w:rFonts w:ascii="Arial" w:hAnsi="Arial" w:eastAsia="Arial"/>
+                <w:rFonts w:ascii="Arial" w:hAnsi="Arial" w:eastAsia="Arial" w:cs="Tahoma"/>
+                <w:sz w:val="18"/>
+              </w:rPr>
+            </w:r>
+            <w:r>
+              <w:rPr>
+                <w:rFonts w:ascii="Arial" w:hAnsi="Arial" w:eastAsia="Arial" w:cs="Tahoma"/>
                 <w:sz w:val="18"/>
               </w:rPr>
               <w:t>3</w:t>
@@ -7147,13 +7315,13 @@
             </w:pPr>
             <w:r>
               <w:rPr>
-                <w:rFonts w:ascii="Arial" w:hAnsi="Arial" w:eastAsia="Arial"/>
-                <w:sz w:val="18"/>
-              </w:rPr>
-            </w:r>
-            <w:r>
-              <w:rPr>
-                <w:rFonts w:ascii="Arial" w:hAnsi="Arial" w:eastAsia="Arial"/>
+                <w:rFonts w:ascii="Arial" w:hAnsi="Arial" w:eastAsia="Arial" w:cs="Tahoma"/>
+                <w:sz w:val="18"/>
+              </w:rPr>
+            </w:r>
+            <w:r>
+              <w:rPr>
+                <w:rFonts w:ascii="Arial" w:hAnsi="Arial" w:eastAsia="Arial" w:cs="Tahoma"/>
                 <w:sz w:val="18"/>
               </w:rPr>
               <w:t>Inbox tasks API, Document search API, Pagination, Status/year filter</w:t>
@@ -7177,13 +7345,13 @@
             </w:pPr>
             <w:r>
               <w:rPr>
-                <w:rFonts w:ascii="Arial" w:hAnsi="Arial" w:eastAsia="Arial"/>
-                <w:sz w:val="18"/>
-              </w:rPr>
-            </w:r>
-            <w:r>
-              <w:rPr>
-                <w:rFonts w:ascii="Arial" w:hAnsi="Arial" w:eastAsia="Arial"/>
+                <w:rFonts w:ascii="Arial" w:hAnsi="Arial" w:eastAsia="Arial" w:cs="Tahoma"/>
+                <w:sz w:val="18"/>
+              </w:rPr>
+            </w:r>
+            <w:r>
+              <w:rPr>
+                <w:rFonts w:ascii="Arial" w:hAnsi="Arial" w:eastAsia="Arial" w:cs="Tahoma"/>
                 <w:sz w:val="18"/>
               </w:rPr>
               <w:t>API Document Create and Update</w:t>
@@ -7202,13 +7370,13 @@
             </w:pPr>
             <w:r>
               <w:rPr>
-                <w:rFonts w:ascii="Arial" w:hAnsi="Arial" w:eastAsia="Arial"/>
-                <w:sz w:val="18"/>
-              </w:rPr>
-            </w:r>
-            <w:r>
-              <w:rPr>
-                <w:rFonts w:ascii="Arial" w:hAnsi="Arial" w:eastAsia="Arial"/>
+                <w:rFonts w:ascii="Arial" w:hAnsi="Arial" w:eastAsia="Arial" w:cs="Tahoma"/>
+                <w:sz w:val="18"/>
+              </w:rPr>
+            </w:r>
+            <w:r>
+              <w:rPr>
+                <w:rFonts w:ascii="Arial" w:hAnsi="Arial" w:eastAsia="Arial" w:cs="Tahoma"/>
                 <w:sz w:val="18"/>
               </w:rPr>
               <w:t>24</w:t>
@@ -7227,13 +7395,13 @@
             </w:pPr>
             <w:r>
               <w:rPr>
-                <w:rFonts w:ascii="Arial" w:hAnsi="Arial" w:eastAsia="Arial"/>
-                <w:sz w:val="18"/>
-              </w:rPr>
-            </w:r>
-            <w:r>
-              <w:rPr>
-                <w:rFonts w:ascii="Arial" w:hAnsi="Arial" w:eastAsia="Arial"/>
+                <w:rFonts w:ascii="Arial" w:hAnsi="Arial" w:eastAsia="Arial" w:cs="Tahoma"/>
+                <w:sz w:val="18"/>
+              </w:rPr>
+            </w:r>
+            <w:r>
+              <w:rPr>
+                <w:rFonts w:ascii="Arial" w:hAnsi="Arial" w:eastAsia="Arial" w:cs="Tahoma"/>
                 <w:sz w:val="18"/>
               </w:rPr>
               <w:t>3</w:t>
@@ -7252,13 +7420,13 @@
             </w:pPr>
             <w:r>
               <w:rPr>
-                <w:rFonts w:ascii="Arial" w:hAnsi="Arial" w:eastAsia="Arial"/>
-                <w:sz w:val="18"/>
-              </w:rPr>
-            </w:r>
-            <w:r>
-              <w:rPr>
-                <w:rFonts w:ascii="Arial" w:hAnsi="Arial" w:eastAsia="Arial"/>
+                <w:rFonts w:ascii="Arial" w:hAnsi="Arial" w:eastAsia="Arial" w:cs="Tahoma"/>
+                <w:sz w:val="18"/>
+              </w:rPr>
+            </w:r>
+            <w:r>
+              <w:rPr>
+                <w:rFonts w:ascii="Arial" w:hAnsi="Arial" w:eastAsia="Arial" w:cs="Tahoma"/>
                 <w:sz w:val="18"/>
               </w:rPr>
               <w:t>Create document, Duplicate guard, Running doc number, Partial update</w:t>
@@ -7282,13 +7450,13 @@
             </w:pPr>
             <w:r>
               <w:rPr>
-                <w:rFonts w:ascii="Arial" w:hAnsi="Arial" w:eastAsia="Arial"/>
-                <w:sz w:val="18"/>
-              </w:rPr>
-            </w:r>
-            <w:r>
-              <w:rPr>
-                <w:rFonts w:ascii="Arial" w:hAnsi="Arial" w:eastAsia="Arial"/>
+                <w:rFonts w:ascii="Arial" w:hAnsi="Arial" w:eastAsia="Arial" w:cs="Tahoma"/>
+                <w:sz w:val="18"/>
+              </w:rPr>
+            </w:r>
+            <w:r>
+              <w:rPr>
+                <w:rFonts w:ascii="Arial" w:hAnsi="Arial" w:eastAsia="Arial" w:cs="Tahoma"/>
                 <w:sz w:val="18"/>
               </w:rPr>
               <w:t>API Document Detail Aggregate</w:t>
@@ -7307,13 +7475,13 @@
             </w:pPr>
             <w:r>
               <w:rPr>
-                <w:rFonts w:ascii="Arial" w:hAnsi="Arial" w:eastAsia="Arial"/>
-                <w:sz w:val="18"/>
-              </w:rPr>
-            </w:r>
-            <w:r>
-              <w:rPr>
-                <w:rFonts w:ascii="Arial" w:hAnsi="Arial" w:eastAsia="Arial"/>
+                <w:rFonts w:ascii="Arial" w:hAnsi="Arial" w:eastAsia="Arial" w:cs="Tahoma"/>
+                <w:sz w:val="18"/>
+              </w:rPr>
+            </w:r>
+            <w:r>
+              <w:rPr>
+                <w:rFonts w:ascii="Arial" w:hAnsi="Arial" w:eastAsia="Arial" w:cs="Tahoma"/>
                 <w:sz w:val="18"/>
               </w:rPr>
               <w:t>24</w:t>
@@ -7332,13 +7500,13 @@
             </w:pPr>
             <w:r>
               <w:rPr>
-                <w:rFonts w:ascii="Arial" w:hAnsi="Arial" w:eastAsia="Arial"/>
-                <w:sz w:val="18"/>
-              </w:rPr>
-            </w:r>
-            <w:r>
-              <w:rPr>
-                <w:rFonts w:ascii="Arial" w:hAnsi="Arial" w:eastAsia="Arial"/>
+                <w:rFonts w:ascii="Arial" w:hAnsi="Arial" w:eastAsia="Arial" w:cs="Tahoma"/>
+                <w:sz w:val="18"/>
+              </w:rPr>
+            </w:r>
+            <w:r>
+              <w:rPr>
+                <w:rFonts w:ascii="Arial" w:hAnsi="Arial" w:eastAsia="Arial" w:cs="Tahoma"/>
                 <w:sz w:val="18"/>
               </w:rPr>
               <w:t>3</w:t>
@@ -7357,13 +7525,13 @@
             </w:pPr>
             <w:r>
               <w:rPr>
-                <w:rFonts w:ascii="Arial" w:hAnsi="Arial" w:eastAsia="Arial"/>
-                <w:sz w:val="18"/>
-              </w:rPr>
-            </w:r>
-            <w:r>
-              <w:rPr>
-                <w:rFonts w:ascii="Arial" w:hAnsi="Arial" w:eastAsia="Arial"/>
+                <w:rFonts w:ascii="Arial" w:hAnsi="Arial" w:eastAsia="Arial" w:cs="Tahoma"/>
+                <w:sz w:val="18"/>
+              </w:rPr>
+            </w:r>
+            <w:r>
+              <w:rPr>
+                <w:rFonts w:ascii="Arial" w:hAnsi="Arial" w:eastAsia="Arial" w:cs="Tahoma"/>
                 <w:sz w:val="18"/>
               </w:rPr>
               <w:t>Document aggregate query, Role profile output, Store impact/new-store/factor mapping, Compensation summary</w:t>
@@ -7387,13 +7555,13 @@
             </w:pPr>
             <w:r>
               <w:rPr>
-                <w:rFonts w:ascii="Arial" w:hAnsi="Arial" w:eastAsia="Arial"/>
-                <w:sz w:val="18"/>
-              </w:rPr>
-            </w:r>
-            <w:r>
-              <w:rPr>
-                <w:rFonts w:ascii="Arial" w:hAnsi="Arial" w:eastAsia="Arial"/>
+                <w:rFonts w:ascii="Arial" w:hAnsi="Arial" w:eastAsia="Arial" w:cs="Tahoma"/>
+                <w:sz w:val="18"/>
+              </w:rPr>
+            </w:r>
+            <w:r>
+              <w:rPr>
+                <w:rFonts w:ascii="Arial" w:hAnsi="Arial" w:eastAsia="Arial" w:cs="Tahoma"/>
                 <w:sz w:val="18"/>
               </w:rPr>
               <w:t>API Document Workflow Actions</w:t>
@@ -7412,13 +7580,13 @@
             </w:pPr>
             <w:r>
               <w:rPr>
-                <w:rFonts w:ascii="Arial" w:hAnsi="Arial" w:eastAsia="Arial"/>
-                <w:sz w:val="18"/>
-              </w:rPr>
-            </w:r>
-            <w:r>
-              <w:rPr>
-                <w:rFonts w:ascii="Arial" w:hAnsi="Arial" w:eastAsia="Arial"/>
+                <w:rFonts w:ascii="Arial" w:hAnsi="Arial" w:eastAsia="Arial" w:cs="Tahoma"/>
+                <w:sz w:val="18"/>
+              </w:rPr>
+            </w:r>
+            <w:r>
+              <w:rPr>
+                <w:rFonts w:ascii="Arial" w:hAnsi="Arial" w:eastAsia="Arial" w:cs="Tahoma"/>
                 <w:sz w:val="18"/>
               </w:rPr>
               <w:t>28</w:t>
@@ -7437,13 +7605,13 @@
             </w:pPr>
             <w:r>
               <w:rPr>
-                <w:rFonts w:ascii="Arial" w:hAnsi="Arial" w:eastAsia="Arial"/>
-                <w:sz w:val="18"/>
-              </w:rPr>
-            </w:r>
-            <w:r>
-              <w:rPr>
-                <w:rFonts w:ascii="Arial" w:hAnsi="Arial" w:eastAsia="Arial"/>
+                <w:rFonts w:ascii="Arial" w:hAnsi="Arial" w:eastAsia="Arial" w:cs="Tahoma"/>
+                <w:sz w:val="18"/>
+              </w:rPr>
+            </w:r>
+            <w:r>
+              <w:rPr>
+                <w:rFonts w:ascii="Arial" w:hAnsi="Arial" w:eastAsia="Arial" w:cs="Tahoma"/>
                 <w:sz w:val="18"/>
               </w:rPr>
               <w:t>3</w:t>
@@ -7462,13 +7630,13 @@
             </w:pPr>
             <w:r>
               <w:rPr>
-                <w:rFonts w:ascii="Arial" w:hAnsi="Arial" w:eastAsia="Arial"/>
-                <w:sz w:val="18"/>
-              </w:rPr>
-            </w:r>
-            <w:r>
-              <w:rPr>
-                <w:rFonts w:ascii="Arial" w:hAnsi="Arial" w:eastAsia="Arial"/>
+                <w:rFonts w:ascii="Arial" w:hAnsi="Arial" w:eastAsia="Arial" w:cs="Tahoma"/>
+                <w:sz w:val="18"/>
+              </w:rPr>
+            </w:r>
+            <w:r>
+              <w:rPr>
+                <w:rFonts w:ascii="Arial" w:hAnsi="Arial" w:eastAsia="Arial" w:cs="Tahoma"/>
                 <w:sz w:val="18"/>
               </w:rPr>
               <w:t>Submit action, Action owner guard, Amount threshold reference, Send back result</w:t>
@@ -7492,13 +7660,13 @@
             </w:pPr>
             <w:r>
               <w:rPr>
-                <w:rFonts w:ascii="Arial" w:hAnsi="Arial" w:eastAsia="Arial"/>
-                <w:sz w:val="18"/>
-              </w:rPr>
-            </w:r>
-            <w:r>
-              <w:rPr>
-                <w:rFonts w:ascii="Arial" w:hAnsi="Arial" w:eastAsia="Arial"/>
+                <w:rFonts w:ascii="Arial" w:hAnsi="Arial" w:eastAsia="Arial" w:cs="Tahoma"/>
+                <w:sz w:val="18"/>
+              </w:rPr>
+            </w:r>
+            <w:r>
+              <w:rPr>
+                <w:rFonts w:ascii="Arial" w:hAnsi="Arial" w:eastAsia="Arial" w:cs="Tahoma"/>
                 <w:sz w:val="18"/>
               </w:rPr>
               <w:t>Workflow Engine and API Workflow Instances</w:t>
@@ -7517,13 +7685,13 @@
             </w:pPr>
             <w:r>
               <w:rPr>
-                <w:rFonts w:ascii="Arial" w:hAnsi="Arial" w:eastAsia="Arial"/>
-                <w:sz w:val="18"/>
-              </w:rPr>
-            </w:r>
-            <w:r>
-              <w:rPr>
-                <w:rFonts w:ascii="Arial" w:hAnsi="Arial" w:eastAsia="Arial"/>
+                <w:rFonts w:ascii="Arial" w:hAnsi="Arial" w:eastAsia="Arial" w:cs="Tahoma"/>
+                <w:sz w:val="18"/>
+              </w:rPr>
+            </w:r>
+            <w:r>
+              <w:rPr>
+                <w:rFonts w:ascii="Arial" w:hAnsi="Arial" w:eastAsia="Arial" w:cs="Tahoma"/>
                 <w:sz w:val="18"/>
               </w:rPr>
               <w:t>24</w:t>
@@ -7542,13 +7710,13 @@
             </w:pPr>
             <w:r>
               <w:rPr>
-                <w:rFonts w:ascii="Arial" w:hAnsi="Arial" w:eastAsia="Arial"/>
-                <w:sz w:val="18"/>
-              </w:rPr>
-            </w:r>
-            <w:r>
-              <w:rPr>
-                <w:rFonts w:ascii="Arial" w:hAnsi="Arial" w:eastAsia="Arial"/>
+                <w:rFonts w:ascii="Arial" w:hAnsi="Arial" w:eastAsia="Arial" w:cs="Tahoma"/>
+                <w:sz w:val="18"/>
+              </w:rPr>
+            </w:r>
+            <w:r>
+              <w:rPr>
+                <w:rFonts w:ascii="Arial" w:hAnsi="Arial" w:eastAsia="Arial" w:cs="Tahoma"/>
                 <w:sz w:val="18"/>
               </w:rPr>
               <w:t>3</w:t>
@@ -7567,13 +7735,13 @@
             </w:pPr>
             <w:r>
               <w:rPr>
-                <w:rFonts w:ascii="Arial" w:hAnsi="Arial" w:eastAsia="Arial"/>
-                <w:sz w:val="18"/>
-              </w:rPr>
-            </w:r>
-            <w:r>
-              <w:rPr>
-                <w:rFonts w:ascii="Arial" w:hAnsi="Arial" w:eastAsia="Arial"/>
+                <w:rFonts w:ascii="Arial" w:hAnsi="Arial" w:eastAsia="Arial" w:cs="Tahoma"/>
+                <w:sz w:val="18"/>
+              </w:rPr>
+            </w:r>
+            <w:r>
+              <w:rPr>
+                <w:rFonts w:ascii="Arial" w:hAnsi="Arial" w:eastAsia="Arial" w:cs="Tahoma"/>
                 <w:sz w:val="18"/>
               </w:rPr>
               <w:t>Internal Workflow Engine API only, No FE screen and no Flow page work, Gen Flow Gate W/Y/N owner, Require compensation document created by Job 8</w:t>
@@ -7597,13 +7765,13 @@
             </w:pPr>
             <w:r>
               <w:rPr>
-                <w:rFonts w:ascii="Arial" w:hAnsi="Arial" w:eastAsia="Arial"/>
-                <w:sz w:val="18"/>
-              </w:rPr>
-            </w:r>
-            <w:r>
-              <w:rPr>
-                <w:rFonts w:ascii="Arial" w:hAnsi="Arial" w:eastAsia="Arial"/>
+                <w:rFonts w:ascii="Arial" w:hAnsi="Arial" w:eastAsia="Arial" w:cs="Tahoma"/>
+                <w:sz w:val="18"/>
+              </w:rPr>
+            </w:r>
+            <w:r>
+              <w:rPr>
+                <w:rFonts w:ascii="Arial" w:hAnsi="Arial" w:eastAsia="Arial" w:cs="Tahoma"/>
                 <w:sz w:val="18"/>
               </w:rPr>
               <w:t>API Attachment Sales and Timeline</w:t>
@@ -7622,13 +7790,13 @@
             </w:pPr>
             <w:r>
               <w:rPr>
-                <w:rFonts w:ascii="Arial" w:hAnsi="Arial" w:eastAsia="Arial"/>
-                <w:sz w:val="18"/>
-              </w:rPr>
-            </w:r>
-            <w:r>
-              <w:rPr>
-                <w:rFonts w:ascii="Arial" w:hAnsi="Arial" w:eastAsia="Arial"/>
+                <w:rFonts w:ascii="Arial" w:hAnsi="Arial" w:eastAsia="Arial" w:cs="Tahoma"/>
+                <w:sz w:val="18"/>
+              </w:rPr>
+            </w:r>
+            <w:r>
+              <w:rPr>
+                <w:rFonts w:ascii="Arial" w:hAnsi="Arial" w:eastAsia="Arial" w:cs="Tahoma"/>
                 <w:sz w:val="18"/>
               </w:rPr>
               <w:t>26</w:t>
@@ -7647,13 +7815,13 @@
             </w:pPr>
             <w:r>
               <w:rPr>
-                <w:rFonts w:ascii="Arial" w:hAnsi="Arial" w:eastAsia="Arial"/>
-                <w:sz w:val="18"/>
-              </w:rPr>
-            </w:r>
-            <w:r>
-              <w:rPr>
-                <w:rFonts w:ascii="Arial" w:hAnsi="Arial" w:eastAsia="Arial"/>
+                <w:rFonts w:ascii="Arial" w:hAnsi="Arial" w:eastAsia="Arial" w:cs="Tahoma"/>
+                <w:sz w:val="18"/>
+              </w:rPr>
+            </w:r>
+            <w:r>
+              <w:rPr>
+                <w:rFonts w:ascii="Arial" w:hAnsi="Arial" w:eastAsia="Arial" w:cs="Tahoma"/>
                 <w:sz w:val="18"/>
               </w:rPr>
               <w:t>3</w:t>
@@ -7672,13 +7840,13 @@
             </w:pPr>
             <w:r>
               <w:rPr>
-                <w:rFonts w:ascii="Arial" w:hAnsi="Arial" w:eastAsia="Arial"/>
-                <w:sz w:val="18"/>
-              </w:rPr>
-            </w:r>
-            <w:r>
-              <w:rPr>
-                <w:rFonts w:ascii="Arial" w:hAnsi="Arial" w:eastAsia="Arial"/>
+                <w:rFonts w:ascii="Arial" w:hAnsi="Arial" w:eastAsia="Arial" w:cs="Tahoma"/>
+                <w:sz w:val="18"/>
+              </w:rPr>
+            </w:r>
+            <w:r>
+              <w:rPr>
+                <w:rFonts w:ascii="Arial" w:hAnsi="Arial" w:eastAsia="Arial" w:cs="Tahoma"/>
                 <w:sz w:val="18"/>
               </w:rPr>
               <w:t>Attachment metadata, Upload/download adapter, Sales 4 windows, Timeline query</w:t>
@@ -7702,13 +7870,13 @@
             </w:pPr>
             <w:r>
               <w:rPr>
-                <w:rFonts w:ascii="Arial" w:hAnsi="Arial" w:eastAsia="Arial"/>
-                <w:sz w:val="18"/>
-              </w:rPr>
-            </w:r>
-            <w:r>
-              <w:rPr>
-                <w:rFonts w:ascii="Arial" w:hAnsi="Arial" w:eastAsia="Arial"/>
+                <w:rFonts w:ascii="Arial" w:hAnsi="Arial" w:eastAsia="Arial" w:cs="Tahoma"/>
+                <w:sz w:val="18"/>
+              </w:rPr>
+            </w:r>
+            <w:r>
+              <w:rPr>
+                <w:rFonts w:ascii="Arial" w:hAnsi="Arial" w:eastAsia="Arial" w:cs="Tahoma"/>
                 <w:sz w:val="18"/>
               </w:rPr>
               <w:t>API Lookup</w:t>
@@ -7727,13 +7895,13 @@
             </w:pPr>
             <w:r>
               <w:rPr>
-                <w:rFonts w:ascii="Arial" w:hAnsi="Arial" w:eastAsia="Arial"/>
-                <w:sz w:val="18"/>
-              </w:rPr>
-            </w:r>
-            <w:r>
-              <w:rPr>
-                <w:rFonts w:ascii="Arial" w:hAnsi="Arial" w:eastAsia="Arial"/>
+                <w:rFonts w:ascii="Arial" w:hAnsi="Arial" w:eastAsia="Arial" w:cs="Tahoma"/>
+                <w:sz w:val="18"/>
+              </w:rPr>
+            </w:r>
+            <w:r>
+              <w:rPr>
+                <w:rFonts w:ascii="Arial" w:hAnsi="Arial" w:eastAsia="Arial" w:cs="Tahoma"/>
                 <w:sz w:val="18"/>
               </w:rPr>
               <w:t>10</w:t>
@@ -7752,13 +7920,13 @@
             </w:pPr>
             <w:r>
               <w:rPr>
-                <w:rFonts w:ascii="Arial" w:hAnsi="Arial" w:eastAsia="Arial"/>
-                <w:sz w:val="18"/>
-              </w:rPr>
-            </w:r>
-            <w:r>
-              <w:rPr>
-                <w:rFonts w:ascii="Arial" w:hAnsi="Arial" w:eastAsia="Arial"/>
+                <w:rFonts w:ascii="Arial" w:hAnsi="Arial" w:eastAsia="Arial" w:cs="Tahoma"/>
+                <w:sz w:val="18"/>
+              </w:rPr>
+            </w:r>
+            <w:r>
+              <w:rPr>
+                <w:rFonts w:ascii="Arial" w:hAnsi="Arial" w:eastAsia="Arial" w:cs="Tahoma"/>
                 <w:sz w:val="18"/>
               </w:rPr>
               <w:t>3</w:t>
@@ -7777,13 +7945,13 @@
             </w:pPr>
             <w:r>
               <w:rPr>
-                <w:rFonts w:ascii="Arial" w:hAnsi="Arial" w:eastAsia="Arial"/>
-                <w:sz w:val="18"/>
-              </w:rPr>
-            </w:r>
-            <w:r>
-              <w:rPr>
-                <w:rFonts w:ascii="Arial" w:hAnsi="Arial" w:eastAsia="Arial"/>
+                <w:rFonts w:ascii="Arial" w:hAnsi="Arial" w:eastAsia="Arial" w:cs="Tahoma"/>
+                <w:sz w:val="18"/>
+              </w:rPr>
+            </w:r>
+            <w:r>
+              <w:rPr>
+                <w:rFonts w:ascii="Arial" w:hAnsi="Arial" w:eastAsia="Arial" w:cs="Tahoma"/>
                 <w:sz w:val="18"/>
               </w:rPr>
               <w:t>Lookup APIs, Auth endpoints are platform reference only</w:t>
@@ -7807,13 +7975,13 @@
             </w:pPr>
             <w:r>
               <w:rPr>
-                <w:rFonts w:ascii="Arial" w:hAnsi="Arial" w:eastAsia="Arial"/>
-                <w:sz w:val="18"/>
-              </w:rPr>
-            </w:r>
-            <w:r>
-              <w:rPr>
-                <w:rFonts w:ascii="Arial" w:hAnsi="Arial" w:eastAsia="Arial"/>
+                <w:rFonts w:ascii="Arial" w:hAnsi="Arial" w:eastAsia="Arial" w:cs="Tahoma"/>
+                <w:sz w:val="18"/>
+              </w:rPr>
+            </w:r>
+            <w:r>
+              <w:rPr>
+                <w:rFonts w:ascii="Arial" w:hAnsi="Arial" w:eastAsia="Arial" w:cs="Tahoma"/>
                 <w:sz w:val="18"/>
               </w:rPr>
               <w:t>API Report and Master Data</w:t>
@@ -7832,13 +8000,13 @@
             </w:pPr>
             <w:r>
               <w:rPr>
-                <w:rFonts w:ascii="Arial" w:hAnsi="Arial" w:eastAsia="Arial"/>
-                <w:sz w:val="18"/>
-              </w:rPr>
-            </w:r>
-            <w:r>
-              <w:rPr>
-                <w:rFonts w:ascii="Arial" w:hAnsi="Arial" w:eastAsia="Arial"/>
+                <w:rFonts w:ascii="Arial" w:hAnsi="Arial" w:eastAsia="Arial" w:cs="Tahoma"/>
+                <w:sz w:val="18"/>
+              </w:rPr>
+            </w:r>
+            <w:r>
+              <w:rPr>
+                <w:rFonts w:ascii="Arial" w:hAnsi="Arial" w:eastAsia="Arial" w:cs="Tahoma"/>
                 <w:sz w:val="18"/>
               </w:rPr>
               <w:t>30</w:t>
@@ -7857,13 +8025,13 @@
             </w:pPr>
             <w:r>
               <w:rPr>
-                <w:rFonts w:ascii="Arial" w:hAnsi="Arial" w:eastAsia="Arial"/>
-                <w:sz w:val="18"/>
-              </w:rPr>
-            </w:r>
-            <w:r>
-              <w:rPr>
-                <w:rFonts w:ascii="Arial" w:hAnsi="Arial" w:eastAsia="Arial"/>
+                <w:rFonts w:ascii="Arial" w:hAnsi="Arial" w:eastAsia="Arial" w:cs="Tahoma"/>
+                <w:sz w:val="18"/>
+              </w:rPr>
+            </w:r>
+            <w:r>
+              <w:rPr>
+                <w:rFonts w:ascii="Arial" w:hAnsi="Arial" w:eastAsia="Arial" w:cs="Tahoma"/>
                 <w:sz w:val="18"/>
               </w:rPr>
               <w:t>3</w:t>
@@ -7882,13 +8050,13 @@
             </w:pPr>
             <w:r>
               <w:rPr>
-                <w:rFonts w:ascii="Arial" w:hAnsi="Arial" w:eastAsia="Arial"/>
-                <w:sz w:val="18"/>
-              </w:rPr>
-            </w:r>
-            <w:r>
-              <w:rPr>
-                <w:rFonts w:ascii="Arial" w:hAnsi="Arial" w:eastAsia="Arial"/>
+                <w:rFonts w:ascii="Arial" w:hAnsi="Arial" w:eastAsia="Arial" w:cs="Tahoma"/>
+                <w:sz w:val="18"/>
+              </w:rPr>
+            </w:r>
+            <w:r>
+              <w:rPr>
+                <w:rFonts w:ascii="Arial" w:hAnsi="Arial" w:eastAsia="Arial" w:cs="Tahoma"/>
                 <w:sz w:val="18"/>
               </w:rPr>
               <w:t>Report query service, Excel export (14 columns, SDD slide 60), Operator/factor CRUD, Report filters</w:t>
@@ -7912,13 +8080,13 @@
             </w:pPr>
             <w:r>
               <w:rPr>
-                <w:rFonts w:ascii="Arial" w:hAnsi="Arial" w:eastAsia="Arial"/>
-                <w:sz w:val="18"/>
-              </w:rPr>
-            </w:r>
-            <w:r>
-              <w:rPr>
-                <w:rFonts w:ascii="Arial" w:hAnsi="Arial" w:eastAsia="Arial"/>
+                <w:rFonts w:ascii="Arial" w:hAnsi="Arial" w:eastAsia="Arial" w:cs="Tahoma"/>
+                <w:sz w:val="18"/>
+              </w:rPr>
+            </w:r>
+            <w:r>
+              <w:rPr>
+                <w:rFonts w:ascii="Arial" w:hAnsi="Arial" w:eastAsia="Arial" w:cs="Tahoma"/>
                 <w:sz w:val="18"/>
               </w:rPr>
               <w:t>Job Batch and Email Integration</w:t>
@@ -7937,13 +8105,13 @@
             </w:pPr>
             <w:r>
               <w:rPr>
-                <w:rFonts w:ascii="Arial" w:hAnsi="Arial" w:eastAsia="Arial"/>
-                <w:sz w:val="18"/>
-              </w:rPr>
-            </w:r>
-            <w:r>
-              <w:rPr>
-                <w:rFonts w:ascii="Arial" w:hAnsi="Arial" w:eastAsia="Arial"/>
+                <w:rFonts w:ascii="Arial" w:hAnsi="Arial" w:eastAsia="Arial" w:cs="Tahoma"/>
+                <w:sz w:val="18"/>
+              </w:rPr>
+            </w:r>
+            <w:r>
+              <w:rPr>
+                <w:rFonts w:ascii="Arial" w:hAnsi="Arial" w:eastAsia="Arial" w:cs="Tahoma"/>
                 <w:sz w:val="18"/>
               </w:rPr>
               <w:t>14</w:t>
@@ -7962,13 +8130,13 @@
             </w:pPr>
             <w:r>
               <w:rPr>
-                <w:rFonts w:ascii="Arial" w:hAnsi="Arial" w:eastAsia="Arial"/>
-                <w:sz w:val="18"/>
-              </w:rPr>
-            </w:r>
-            <w:r>
-              <w:rPr>
-                <w:rFonts w:ascii="Arial" w:hAnsi="Arial" w:eastAsia="Arial"/>
+                <w:rFonts w:ascii="Arial" w:hAnsi="Arial" w:eastAsia="Arial" w:cs="Tahoma"/>
+                <w:sz w:val="18"/>
+              </w:rPr>
+            </w:r>
+            <w:r>
+              <w:rPr>
+                <w:rFonts w:ascii="Arial" w:hAnsi="Arial" w:eastAsia="Arial" w:cs="Tahoma"/>
                 <w:sz w:val="18"/>
               </w:rPr>
               <w:t>2</w:t>
@@ -7987,13 +8155,13 @@
             </w:pPr>
             <w:r>
               <w:rPr>
-                <w:rFonts w:ascii="Arial" w:hAnsi="Arial" w:eastAsia="Arial"/>
-                <w:sz w:val="18"/>
-              </w:rPr>
-            </w:r>
-            <w:r>
-              <w:rPr>
-                <w:rFonts w:ascii="Arial" w:hAnsi="Arial" w:eastAsia="Arial"/>
+                <w:rFonts w:ascii="Arial" w:hAnsi="Arial" w:eastAsia="Arial" w:cs="Tahoma"/>
+                <w:sz w:val="18"/>
+              </w:rPr>
+            </w:r>
+            <w:r>
+              <w:rPr>
+                <w:rFonts w:ascii="Arial" w:hAnsi="Arial" w:eastAsia="Arial" w:cs="Tahoma"/>
                 <w:sz w:val="18"/>
               </w:rPr>
               <w:t>Interface tracking และ pending ACK APIs (3 เส้น), Job runner guard และ application log, Notification adapter ผ่าน @gosoft-sbp/email-lib, STA ACK callback</w:t>
@@ -8046,7 +8214,7 @@
             <w:r/>
             <w:r>
               <w:rPr>
-                <w:rFonts w:ascii="Arial" w:hAnsi="Arial" w:eastAsia="Arial"/>
+                <w:rFonts w:ascii="Arial" w:hAnsi="Arial" w:eastAsia="Arial" w:cs="Tahoma"/>
                 <w:b/>
                 <w:sz w:val="18"/>
               </w:rPr>
@@ -8068,7 +8236,7 @@
             <w:r/>
             <w:r>
               <w:rPr>
-                <w:rFonts w:ascii="Arial" w:hAnsi="Arial" w:eastAsia="Arial"/>
+                <w:rFonts w:ascii="Arial" w:hAnsi="Arial" w:eastAsia="Arial" w:cs="Tahoma"/>
                 <w:b/>
                 <w:sz w:val="18"/>
               </w:rPr>
@@ -8090,7 +8258,7 @@
             <w:r/>
             <w:r>
               <w:rPr>
-                <w:rFonts w:ascii="Arial" w:hAnsi="Arial" w:eastAsia="Arial"/>
+                <w:rFonts w:ascii="Arial" w:hAnsi="Arial" w:eastAsia="Arial" w:cs="Tahoma"/>
                 <w:b/>
                 <w:sz w:val="18"/>
               </w:rPr>
@@ -8112,7 +8280,7 @@
             <w:r/>
             <w:r>
               <w:rPr>
-                <w:rFonts w:ascii="Arial" w:hAnsi="Arial" w:eastAsia="Arial"/>
+                <w:rFonts w:ascii="Arial" w:hAnsi="Arial" w:eastAsia="Arial" w:cs="Tahoma"/>
                 <w:b/>
                 <w:sz w:val="18"/>
               </w:rPr>
@@ -8134,7 +8302,7 @@
             <w:r/>
             <w:r>
               <w:rPr>
-                <w:rFonts w:ascii="Arial" w:hAnsi="Arial" w:eastAsia="Arial"/>
+                <w:rFonts w:ascii="Arial" w:hAnsi="Arial" w:eastAsia="Arial" w:cs="Tahoma"/>
                 <w:b/>
                 <w:sz w:val="18"/>
               </w:rPr>
@@ -8159,13 +8327,13 @@
             </w:pPr>
             <w:r>
               <w:rPr>
-                <w:rFonts w:ascii="Arial" w:hAnsi="Arial" w:eastAsia="Arial"/>
-                <w:sz w:val="18"/>
-              </w:rPr>
-            </w:r>
-            <w:r>
-              <w:rPr>
-                <w:rFonts w:ascii="Arial" w:hAnsi="Arial" w:eastAsia="Arial"/>
+                <w:rFonts w:ascii="Arial" w:hAnsi="Arial" w:eastAsia="Arial" w:cs="Tahoma"/>
+                <w:sz w:val="18"/>
+              </w:rPr>
+            </w:r>
+            <w:r>
+              <w:rPr>
+                <w:rFonts w:ascii="Arial" w:hAnsi="Arial" w:eastAsia="Arial" w:cs="Tahoma"/>
                 <w:sz w:val="18"/>
               </w:rPr>
               <w:t>Job 1 ImportQSSI</w:t>
@@ -8184,13 +8352,13 @@
             </w:pPr>
             <w:r>
               <w:rPr>
-                <w:rFonts w:ascii="Arial" w:hAnsi="Arial" w:eastAsia="Arial"/>
-                <w:sz w:val="18"/>
-              </w:rPr>
-            </w:r>
-            <w:r>
-              <w:rPr>
-                <w:rFonts w:ascii="Arial" w:hAnsi="Arial" w:eastAsia="Arial"/>
+                <w:rFonts w:ascii="Arial" w:hAnsi="Arial" w:eastAsia="Arial" w:cs="Tahoma"/>
+                <w:sz w:val="18"/>
+              </w:rPr>
+            </w:r>
+            <w:r>
+              <w:rPr>
+                <w:rFonts w:ascii="Arial" w:hAnsi="Arial" w:eastAsia="Arial" w:cs="Tahoma"/>
                 <w:sz w:val="18"/>
               </w:rPr>
               <w:t>16</w:t>
@@ -8209,13 +8377,13 @@
             </w:pPr>
             <w:r>
               <w:rPr>
-                <w:rFonts w:ascii="Arial" w:hAnsi="Arial" w:eastAsia="Arial"/>
-                <w:sz w:val="18"/>
-              </w:rPr>
-            </w:r>
-            <w:r>
-              <w:rPr>
-                <w:rFonts w:ascii="Arial" w:hAnsi="Arial" w:eastAsia="Arial"/>
+                <w:rFonts w:ascii="Arial" w:hAnsi="Arial" w:eastAsia="Arial" w:cs="Tahoma"/>
+                <w:sz w:val="18"/>
+              </w:rPr>
+            </w:r>
+            <w:r>
+              <w:rPr>
+                <w:rFonts w:ascii="Arial" w:hAnsi="Arial" w:eastAsia="Arial" w:cs="Tahoma"/>
                 <w:sz w:val="18"/>
               </w:rPr>
               <w:t>3</w:t>
@@ -8234,13 +8402,13 @@
             </w:pPr>
             <w:r>
               <w:rPr>
-                <w:rFonts w:ascii="Arial" w:hAnsi="Arial" w:eastAsia="Arial"/>
-                <w:sz w:val="18"/>
-              </w:rPr>
-            </w:r>
-            <w:r>
-              <w:rPr>
-                <w:rFonts w:ascii="Arial" w:hAnsi="Arial" w:eastAsia="Arial"/>
+                <w:rFonts w:ascii="Arial" w:hAnsi="Arial" w:eastAsia="Arial" w:cs="Tahoma"/>
+                <w:sz w:val="18"/>
+              </w:rPr>
+            </w:r>
+            <w:r>
+              <w:rPr>
+                <w:rFonts w:ascii="Arial" w:hAnsi="Arial" w:eastAsia="Arial" w:cs="Tahoma"/>
                 <w:sz w:val="18"/>
               </w:rPr>
               <w:t>Aphiwit &lt;Bank&gt; Khammoon</w:t>
@@ -8259,13 +8427,13 @@
             </w:pPr>
             <w:r>
               <w:rPr>
-                <w:rFonts w:ascii="Arial" w:hAnsi="Arial" w:eastAsia="Arial"/>
-                <w:sz w:val="18"/>
-              </w:rPr>
-            </w:r>
-            <w:r>
-              <w:rPr>
-                <w:rFonts w:ascii="Arial" w:hAnsi="Arial" w:eastAsia="Arial"/>
+                <w:rFonts w:ascii="Arial" w:hAnsi="Arial" w:eastAsia="Arial" w:cs="Tahoma"/>
+                <w:sz w:val="18"/>
+              </w:rPr>
+            </w:r>
+            <w:r>
+              <w:rPr>
+                <w:rFonts w:ascii="Arial" w:hAnsi="Arial" w:eastAsia="Arial" w:cs="Tahoma"/>
                 <w:sz w:val="18"/>
               </w:rPr>
               <w:t>LLDD-BE-Job-1-ImportQSSI.pdf</w:t>
@@ -8289,13 +8457,13 @@
             </w:pPr>
             <w:r>
               <w:rPr>
-                <w:rFonts w:ascii="Arial" w:hAnsi="Arial" w:eastAsia="Arial"/>
-                <w:sz w:val="18"/>
-              </w:rPr>
-            </w:r>
-            <w:r>
-              <w:rPr>
-                <w:rFonts w:ascii="Arial" w:hAnsi="Arial" w:eastAsia="Arial"/>
+                <w:rFonts w:ascii="Arial" w:hAnsi="Arial" w:eastAsia="Arial" w:cs="Tahoma"/>
+                <w:sz w:val="18"/>
+              </w:rPr>
+            </w:r>
+            <w:r>
+              <w:rPr>
+                <w:rFonts w:ascii="Arial" w:hAnsi="Arial" w:eastAsia="Arial" w:cs="Tahoma"/>
                 <w:sz w:val="18"/>
               </w:rPr>
               <w:t>Job 2 ImportImpactStore</w:t>
@@ -8314,13 +8482,13 @@
             </w:pPr>
             <w:r>
               <w:rPr>
-                <w:rFonts w:ascii="Arial" w:hAnsi="Arial" w:eastAsia="Arial"/>
-                <w:sz w:val="18"/>
-              </w:rPr>
-            </w:r>
-            <w:r>
-              <w:rPr>
-                <w:rFonts w:ascii="Arial" w:hAnsi="Arial" w:eastAsia="Arial"/>
+                <w:rFonts w:ascii="Arial" w:hAnsi="Arial" w:eastAsia="Arial" w:cs="Tahoma"/>
+                <w:sz w:val="18"/>
+              </w:rPr>
+            </w:r>
+            <w:r>
+              <w:rPr>
+                <w:rFonts w:ascii="Arial" w:hAnsi="Arial" w:eastAsia="Arial" w:cs="Tahoma"/>
                 <w:sz w:val="18"/>
               </w:rPr>
               <w:t>14</w:t>
@@ -8339,13 +8507,13 @@
             </w:pPr>
             <w:r>
               <w:rPr>
-                <w:rFonts w:ascii="Arial" w:hAnsi="Arial" w:eastAsia="Arial"/>
-                <w:sz w:val="18"/>
-              </w:rPr>
-            </w:r>
-            <w:r>
-              <w:rPr>
-                <w:rFonts w:ascii="Arial" w:hAnsi="Arial" w:eastAsia="Arial"/>
+                <w:rFonts w:ascii="Arial" w:hAnsi="Arial" w:eastAsia="Arial" w:cs="Tahoma"/>
+                <w:sz w:val="18"/>
+              </w:rPr>
+            </w:r>
+            <w:r>
+              <w:rPr>
+                <w:rFonts w:ascii="Arial" w:hAnsi="Arial" w:eastAsia="Arial" w:cs="Tahoma"/>
                 <w:sz w:val="18"/>
               </w:rPr>
               <w:t>3</w:t>
@@ -8364,13 +8532,13 @@
             </w:pPr>
             <w:r>
               <w:rPr>
-                <w:rFonts w:ascii="Arial" w:hAnsi="Arial" w:eastAsia="Arial"/>
-                <w:sz w:val="18"/>
-              </w:rPr>
-            </w:r>
-            <w:r>
-              <w:rPr>
-                <w:rFonts w:ascii="Arial" w:hAnsi="Arial" w:eastAsia="Arial"/>
+                <w:rFonts w:ascii="Arial" w:hAnsi="Arial" w:eastAsia="Arial" w:cs="Tahoma"/>
+                <w:sz w:val="18"/>
+              </w:rPr>
+            </w:r>
+            <w:r>
+              <w:rPr>
+                <w:rFonts w:ascii="Arial" w:hAnsi="Arial" w:eastAsia="Arial" w:cs="Tahoma"/>
                 <w:sz w:val="18"/>
               </w:rPr>
               <w:t>Aphiwit &lt;Bank&gt; Khammoon</w:t>
@@ -8389,13 +8557,13 @@
             </w:pPr>
             <w:r>
               <w:rPr>
-                <w:rFonts w:ascii="Arial" w:hAnsi="Arial" w:eastAsia="Arial"/>
-                <w:sz w:val="18"/>
-              </w:rPr>
-            </w:r>
-            <w:r>
-              <w:rPr>
-                <w:rFonts w:ascii="Arial" w:hAnsi="Arial" w:eastAsia="Arial"/>
+                <w:rFonts w:ascii="Arial" w:hAnsi="Arial" w:eastAsia="Arial" w:cs="Tahoma"/>
+                <w:sz w:val="18"/>
+              </w:rPr>
+            </w:r>
+            <w:r>
+              <w:rPr>
+                <w:rFonts w:ascii="Arial" w:hAnsi="Arial" w:eastAsia="Arial" w:cs="Tahoma"/>
                 <w:sz w:val="18"/>
               </w:rPr>
               <w:t>LLDD-BE-Job-2-ImportImpactStore.pdf</w:t>
@@ -8419,13 +8587,13 @@
             </w:pPr>
             <w:r>
               <w:rPr>
-                <w:rFonts w:ascii="Arial" w:hAnsi="Arial" w:eastAsia="Arial"/>
-                <w:sz w:val="18"/>
-              </w:rPr>
-            </w:r>
-            <w:r>
-              <w:rPr>
-                <w:rFonts w:ascii="Arial" w:hAnsi="Arial" w:eastAsia="Arial"/>
+                <w:rFonts w:ascii="Arial" w:hAnsi="Arial" w:eastAsia="Arial" w:cs="Tahoma"/>
+                <w:sz w:val="18"/>
+              </w:rPr>
+            </w:r>
+            <w:r>
+              <w:rPr>
+                <w:rFonts w:ascii="Arial" w:hAnsi="Arial" w:eastAsia="Arial" w:cs="Tahoma"/>
                 <w:sz w:val="18"/>
               </w:rPr>
               <w:t>Job 3 ImportImpactCompetitor</w:t>
@@ -8444,13 +8612,13 @@
             </w:pPr>
             <w:r>
               <w:rPr>
-                <w:rFonts w:ascii="Arial" w:hAnsi="Arial" w:eastAsia="Arial"/>
-                <w:sz w:val="18"/>
-              </w:rPr>
-            </w:r>
-            <w:r>
-              <w:rPr>
-                <w:rFonts w:ascii="Arial" w:hAnsi="Arial" w:eastAsia="Arial"/>
+                <w:rFonts w:ascii="Arial" w:hAnsi="Arial" w:eastAsia="Arial" w:cs="Tahoma"/>
+                <w:sz w:val="18"/>
+              </w:rPr>
+            </w:r>
+            <w:r>
+              <w:rPr>
+                <w:rFonts w:ascii="Arial" w:hAnsi="Arial" w:eastAsia="Arial" w:cs="Tahoma"/>
                 <w:sz w:val="18"/>
               </w:rPr>
               <w:t>10</w:t>
@@ -8469,13 +8637,13 @@
             </w:pPr>
             <w:r>
               <w:rPr>
-                <w:rFonts w:ascii="Arial" w:hAnsi="Arial" w:eastAsia="Arial"/>
-                <w:sz w:val="18"/>
-              </w:rPr>
-            </w:r>
-            <w:r>
-              <w:rPr>
-                <w:rFonts w:ascii="Arial" w:hAnsi="Arial" w:eastAsia="Arial"/>
+                <w:rFonts w:ascii="Arial" w:hAnsi="Arial" w:eastAsia="Arial" w:cs="Tahoma"/>
+                <w:sz w:val="18"/>
+              </w:rPr>
+            </w:r>
+            <w:r>
+              <w:rPr>
+                <w:rFonts w:ascii="Arial" w:hAnsi="Arial" w:eastAsia="Arial" w:cs="Tahoma"/>
                 <w:sz w:val="18"/>
               </w:rPr>
               <w:t>4</w:t>
@@ -8494,13 +8662,13 @@
             </w:pPr>
             <w:r>
               <w:rPr>
-                <w:rFonts w:ascii="Arial" w:hAnsi="Arial" w:eastAsia="Arial"/>
-                <w:sz w:val="18"/>
-              </w:rPr>
-            </w:r>
-            <w:r>
-              <w:rPr>
-                <w:rFonts w:ascii="Arial" w:hAnsi="Arial" w:eastAsia="Arial"/>
+                <w:rFonts w:ascii="Arial" w:hAnsi="Arial" w:eastAsia="Arial" w:cs="Tahoma"/>
+                <w:sz w:val="18"/>
+              </w:rPr>
+            </w:r>
+            <w:r>
+              <w:rPr>
+                <w:rFonts w:ascii="Arial" w:hAnsi="Arial" w:eastAsia="Arial" w:cs="Tahoma"/>
                 <w:sz w:val="18"/>
               </w:rPr>
               <w:t>Aphiwit &lt;Bank&gt; Khammoon</w:t>
@@ -8519,13 +8687,13 @@
             </w:pPr>
             <w:r>
               <w:rPr>
-                <w:rFonts w:ascii="Arial" w:hAnsi="Arial" w:eastAsia="Arial"/>
-                <w:sz w:val="18"/>
-              </w:rPr>
-            </w:r>
-            <w:r>
-              <w:rPr>
-                <w:rFonts w:ascii="Arial" w:hAnsi="Arial" w:eastAsia="Arial"/>
+                <w:rFonts w:ascii="Arial" w:hAnsi="Arial" w:eastAsia="Arial" w:cs="Tahoma"/>
+                <w:sz w:val="18"/>
+              </w:rPr>
+            </w:r>
+            <w:r>
+              <w:rPr>
+                <w:rFonts w:ascii="Arial" w:hAnsi="Arial" w:eastAsia="Arial" w:cs="Tahoma"/>
                 <w:sz w:val="18"/>
               </w:rPr>
               <w:t>LLDD-BE-Job-3-ImportImpactCompetitor.pdf</w:t>
@@ -8549,13 +8717,13 @@
             </w:pPr>
             <w:r>
               <w:rPr>
-                <w:rFonts w:ascii="Arial" w:hAnsi="Arial" w:eastAsia="Arial"/>
-                <w:sz w:val="18"/>
-              </w:rPr>
-            </w:r>
-            <w:r>
-              <w:rPr>
-                <w:rFonts w:ascii="Arial" w:hAnsi="Arial" w:eastAsia="Arial"/>
+                <w:rFonts w:ascii="Arial" w:hAnsi="Arial" w:eastAsia="Arial" w:cs="Tahoma"/>
+                <w:sz w:val="18"/>
+              </w:rPr>
+            </w:r>
+            <w:r>
+              <w:rPr>
+                <w:rFonts w:ascii="Arial" w:hAnsi="Arial" w:eastAsia="Arial" w:cs="Tahoma"/>
                 <w:sz w:val="18"/>
               </w:rPr>
               <w:t>Job 4 PrepareImpactStoreToIAS</w:t>
@@ -8574,13 +8742,13 @@
             </w:pPr>
             <w:r>
               <w:rPr>
-                <w:rFonts w:ascii="Arial" w:hAnsi="Arial" w:eastAsia="Arial"/>
-                <w:sz w:val="18"/>
-              </w:rPr>
-            </w:r>
-            <w:r>
-              <w:rPr>
-                <w:rFonts w:ascii="Arial" w:hAnsi="Arial" w:eastAsia="Arial"/>
+                <w:rFonts w:ascii="Arial" w:hAnsi="Arial" w:eastAsia="Arial" w:cs="Tahoma"/>
+                <w:sz w:val="18"/>
+              </w:rPr>
+            </w:r>
+            <w:r>
+              <w:rPr>
+                <w:rFonts w:ascii="Arial" w:hAnsi="Arial" w:eastAsia="Arial" w:cs="Tahoma"/>
                 <w:sz w:val="18"/>
               </w:rPr>
               <w:t>14</w:t>
@@ -8599,13 +8767,13 @@
             </w:pPr>
             <w:r>
               <w:rPr>
-                <w:rFonts w:ascii="Arial" w:hAnsi="Arial" w:eastAsia="Arial"/>
-                <w:sz w:val="18"/>
-              </w:rPr>
-            </w:r>
-            <w:r>
-              <w:rPr>
-                <w:rFonts w:ascii="Arial" w:hAnsi="Arial" w:eastAsia="Arial"/>
+                <w:rFonts w:ascii="Arial" w:hAnsi="Arial" w:eastAsia="Arial" w:cs="Tahoma"/>
+                <w:sz w:val="18"/>
+              </w:rPr>
+            </w:r>
+            <w:r>
+              <w:rPr>
+                <w:rFonts w:ascii="Arial" w:hAnsi="Arial" w:eastAsia="Arial" w:cs="Tahoma"/>
                 <w:sz w:val="18"/>
               </w:rPr>
               <w:t>4</w:t>
@@ -8624,13 +8792,13 @@
             </w:pPr>
             <w:r>
               <w:rPr>
-                <w:rFonts w:ascii="Arial" w:hAnsi="Arial" w:eastAsia="Arial"/>
-                <w:sz w:val="18"/>
-              </w:rPr>
-            </w:r>
-            <w:r>
-              <w:rPr>
-                <w:rFonts w:ascii="Arial" w:hAnsi="Arial" w:eastAsia="Arial"/>
+                <w:rFonts w:ascii="Arial" w:hAnsi="Arial" w:eastAsia="Arial" w:cs="Tahoma"/>
+                <w:sz w:val="18"/>
+              </w:rPr>
+            </w:r>
+            <w:r>
+              <w:rPr>
+                <w:rFonts w:ascii="Arial" w:hAnsi="Arial" w:eastAsia="Arial" w:cs="Tahoma"/>
                 <w:sz w:val="18"/>
               </w:rPr>
               <w:t>Aphiwit &lt;Bank&gt; Khammoon</w:t>
@@ -8649,13 +8817,13 @@
             </w:pPr>
             <w:r>
               <w:rPr>
-                <w:rFonts w:ascii="Arial" w:hAnsi="Arial" w:eastAsia="Arial"/>
-                <w:sz w:val="18"/>
-              </w:rPr>
-            </w:r>
-            <w:r>
-              <w:rPr>
-                <w:rFonts w:ascii="Arial" w:hAnsi="Arial" w:eastAsia="Arial"/>
+                <w:rFonts w:ascii="Arial" w:hAnsi="Arial" w:eastAsia="Arial" w:cs="Tahoma"/>
+                <w:sz w:val="18"/>
+              </w:rPr>
+            </w:r>
+            <w:r>
+              <w:rPr>
+                <w:rFonts w:ascii="Arial" w:hAnsi="Arial" w:eastAsia="Arial" w:cs="Tahoma"/>
                 <w:sz w:val="18"/>
               </w:rPr>
               <w:t>LLDD-BE-Job-4-PrepareImpactStoreToIAS.pdf</w:t>
@@ -8679,13 +8847,13 @@
             </w:pPr>
             <w:r>
               <w:rPr>
-                <w:rFonts w:ascii="Arial" w:hAnsi="Arial" w:eastAsia="Arial"/>
-                <w:sz w:val="18"/>
-              </w:rPr>
-            </w:r>
-            <w:r>
-              <w:rPr>
-                <w:rFonts w:ascii="Arial" w:hAnsi="Arial" w:eastAsia="Arial"/>
+                <w:rFonts w:ascii="Arial" w:hAnsi="Arial" w:eastAsia="Arial" w:cs="Tahoma"/>
+                <w:sz w:val="18"/>
+              </w:rPr>
+            </w:r>
+            <w:r>
+              <w:rPr>
+                <w:rFonts w:ascii="Arial" w:hAnsi="Arial" w:eastAsia="Arial" w:cs="Tahoma"/>
                 <w:sz w:val="18"/>
               </w:rPr>
               <w:t>Job 5 ImportImpactSaleFromIAS</w:t>
@@ -8704,13 +8872,13 @@
             </w:pPr>
             <w:r>
               <w:rPr>
-                <w:rFonts w:ascii="Arial" w:hAnsi="Arial" w:eastAsia="Arial"/>
-                <w:sz w:val="18"/>
-              </w:rPr>
-            </w:r>
-            <w:r>
-              <w:rPr>
-                <w:rFonts w:ascii="Arial" w:hAnsi="Arial" w:eastAsia="Arial"/>
+                <w:rFonts w:ascii="Arial" w:hAnsi="Arial" w:eastAsia="Arial" w:cs="Tahoma"/>
+                <w:sz w:val="18"/>
+              </w:rPr>
+            </w:r>
+            <w:r>
+              <w:rPr>
+                <w:rFonts w:ascii="Arial" w:hAnsi="Arial" w:eastAsia="Arial" w:cs="Tahoma"/>
                 <w:sz w:val="18"/>
               </w:rPr>
               <w:t>16</w:t>
@@ -8729,13 +8897,13 @@
             </w:pPr>
             <w:r>
               <w:rPr>
-                <w:rFonts w:ascii="Arial" w:hAnsi="Arial" w:eastAsia="Arial"/>
-                <w:sz w:val="18"/>
-              </w:rPr>
-            </w:r>
-            <w:r>
-              <w:rPr>
-                <w:rFonts w:ascii="Arial" w:hAnsi="Arial" w:eastAsia="Arial"/>
+                <w:rFonts w:ascii="Arial" w:hAnsi="Arial" w:eastAsia="Arial" w:cs="Tahoma"/>
+                <w:sz w:val="18"/>
+              </w:rPr>
+            </w:r>
+            <w:r>
+              <w:rPr>
+                <w:rFonts w:ascii="Arial" w:hAnsi="Arial" w:eastAsia="Arial" w:cs="Tahoma"/>
                 <w:sz w:val="18"/>
               </w:rPr>
               <w:t>5</w:t>
@@ -8754,13 +8922,13 @@
             </w:pPr>
             <w:r>
               <w:rPr>
-                <w:rFonts w:ascii="Arial" w:hAnsi="Arial" w:eastAsia="Arial"/>
-                <w:sz w:val="18"/>
-              </w:rPr>
-            </w:r>
-            <w:r>
-              <w:rPr>
-                <w:rFonts w:ascii="Arial" w:hAnsi="Arial" w:eastAsia="Arial"/>
+                <w:rFonts w:ascii="Arial" w:hAnsi="Arial" w:eastAsia="Arial" w:cs="Tahoma"/>
+                <w:sz w:val="18"/>
+              </w:rPr>
+            </w:r>
+            <w:r>
+              <w:rPr>
+                <w:rFonts w:ascii="Arial" w:hAnsi="Arial" w:eastAsia="Arial" w:cs="Tahoma"/>
                 <w:sz w:val="18"/>
               </w:rPr>
               <w:t>Peerakorn &lt;Pete&gt; Sakunkaewphithak</w:t>
@@ -8779,13 +8947,13 @@
             </w:pPr>
             <w:r>
               <w:rPr>
-                <w:rFonts w:ascii="Arial" w:hAnsi="Arial" w:eastAsia="Arial"/>
-                <w:sz w:val="18"/>
-              </w:rPr>
-            </w:r>
-            <w:r>
-              <w:rPr>
-                <w:rFonts w:ascii="Arial" w:hAnsi="Arial" w:eastAsia="Arial"/>
+                <w:rFonts w:ascii="Arial" w:hAnsi="Arial" w:eastAsia="Arial" w:cs="Tahoma"/>
+                <w:sz w:val="18"/>
+              </w:rPr>
+            </w:r>
+            <w:r>
+              <w:rPr>
+                <w:rFonts w:ascii="Arial" w:hAnsi="Arial" w:eastAsia="Arial" w:cs="Tahoma"/>
                 <w:sz w:val="18"/>
               </w:rPr>
               <w:t>LLDD-BE-Job-5-ImportImpactSaleFromIAS.pdf</w:t>
@@ -8809,13 +8977,13 @@
             </w:pPr>
             <w:r>
               <w:rPr>
-                <w:rFonts w:ascii="Arial" w:hAnsi="Arial" w:eastAsia="Arial"/>
-                <w:sz w:val="18"/>
-              </w:rPr>
-            </w:r>
-            <w:r>
-              <w:rPr>
-                <w:rFonts w:ascii="Arial" w:hAnsi="Arial" w:eastAsia="Arial"/>
+                <w:rFonts w:ascii="Arial" w:hAnsi="Arial" w:eastAsia="Arial" w:cs="Tahoma"/>
+                <w:sz w:val="18"/>
+              </w:rPr>
+            </w:r>
+            <w:r>
+              <w:rPr>
+                <w:rFonts w:ascii="Arial" w:hAnsi="Arial" w:eastAsia="Arial" w:cs="Tahoma"/>
                 <w:sz w:val="18"/>
               </w:rPr>
               <w:t>Job 6 ExportImpactStoreToFS</w:t>
@@ -8834,13 +9002,13 @@
             </w:pPr>
             <w:r>
               <w:rPr>
-                <w:rFonts w:ascii="Arial" w:hAnsi="Arial" w:eastAsia="Arial"/>
-                <w:sz w:val="18"/>
-              </w:rPr>
-            </w:r>
-            <w:r>
-              <w:rPr>
-                <w:rFonts w:ascii="Arial" w:hAnsi="Arial" w:eastAsia="Arial"/>
+                <w:rFonts w:ascii="Arial" w:hAnsi="Arial" w:eastAsia="Arial" w:cs="Tahoma"/>
+                <w:sz w:val="18"/>
+              </w:rPr>
+            </w:r>
+            <w:r>
+              <w:rPr>
+                <w:rFonts w:ascii="Arial" w:hAnsi="Arial" w:eastAsia="Arial" w:cs="Tahoma"/>
                 <w:sz w:val="18"/>
               </w:rPr>
               <w:t>20</w:t>
@@ -8859,13 +9027,13 @@
             </w:pPr>
             <w:r>
               <w:rPr>
-                <w:rFonts w:ascii="Arial" w:hAnsi="Arial" w:eastAsia="Arial"/>
-                <w:sz w:val="18"/>
-              </w:rPr>
-            </w:r>
-            <w:r>
-              <w:rPr>
-                <w:rFonts w:ascii="Arial" w:hAnsi="Arial" w:eastAsia="Arial"/>
+                <w:rFonts w:ascii="Arial" w:hAnsi="Arial" w:eastAsia="Arial" w:cs="Tahoma"/>
+                <w:sz w:val="18"/>
+              </w:rPr>
+            </w:r>
+            <w:r>
+              <w:rPr>
+                <w:rFonts w:ascii="Arial" w:hAnsi="Arial" w:eastAsia="Arial" w:cs="Tahoma"/>
                 <w:sz w:val="18"/>
               </w:rPr>
               <w:t>4</w:t>
@@ -8884,13 +9052,13 @@
             </w:pPr>
             <w:r>
               <w:rPr>
-                <w:rFonts w:ascii="Arial" w:hAnsi="Arial" w:eastAsia="Arial"/>
-                <w:sz w:val="18"/>
-              </w:rPr>
-            </w:r>
-            <w:r>
-              <w:rPr>
-                <w:rFonts w:ascii="Arial" w:hAnsi="Arial" w:eastAsia="Arial"/>
+                <w:rFonts w:ascii="Arial" w:hAnsi="Arial" w:eastAsia="Arial" w:cs="Tahoma"/>
+                <w:sz w:val="18"/>
+              </w:rPr>
+            </w:r>
+            <w:r>
+              <w:rPr>
+                <w:rFonts w:ascii="Arial" w:hAnsi="Arial" w:eastAsia="Arial" w:cs="Tahoma"/>
                 <w:sz w:val="18"/>
               </w:rPr>
               <w:t>Aphiwit &lt;Bank&gt; Khammoon</w:t>
@@ -8909,13 +9077,13 @@
             </w:pPr>
             <w:r>
               <w:rPr>
-                <w:rFonts w:ascii="Arial" w:hAnsi="Arial" w:eastAsia="Arial"/>
-                <w:sz w:val="18"/>
-              </w:rPr>
-            </w:r>
-            <w:r>
-              <w:rPr>
-                <w:rFonts w:ascii="Arial" w:hAnsi="Arial" w:eastAsia="Arial"/>
+                <w:rFonts w:ascii="Arial" w:hAnsi="Arial" w:eastAsia="Arial" w:cs="Tahoma"/>
+                <w:sz w:val="18"/>
+              </w:rPr>
+            </w:r>
+            <w:r>
+              <w:rPr>
+                <w:rFonts w:ascii="Arial" w:hAnsi="Arial" w:eastAsia="Arial" w:cs="Tahoma"/>
                 <w:sz w:val="18"/>
               </w:rPr>
               <w:t>LLDD-BE-Job-6-ExportImpactStoreToFS.pdf</w:t>
@@ -8939,13 +9107,13 @@
             </w:pPr>
             <w:r>
               <w:rPr>
-                <w:rFonts w:ascii="Arial" w:hAnsi="Arial" w:eastAsia="Arial"/>
-                <w:sz w:val="18"/>
-              </w:rPr>
-            </w:r>
-            <w:r>
-              <w:rPr>
-                <w:rFonts w:ascii="Arial" w:hAnsi="Arial" w:eastAsia="Arial"/>
+                <w:rFonts w:ascii="Arial" w:hAnsi="Arial" w:eastAsia="Arial" w:cs="Tahoma"/>
+                <w:sz w:val="18"/>
+              </w:rPr>
+            </w:r>
+            <w:r>
+              <w:rPr>
+                <w:rFonts w:ascii="Arial" w:hAnsi="Arial" w:eastAsia="Arial" w:cs="Tahoma"/>
                 <w:sz w:val="18"/>
               </w:rPr>
               <w:t>Job 7 SyncCompetitorToDocument</w:t>
@@ -8964,13 +9132,13 @@
             </w:pPr>
             <w:r>
               <w:rPr>
-                <w:rFonts w:ascii="Arial" w:hAnsi="Arial" w:eastAsia="Arial"/>
-                <w:sz w:val="18"/>
-              </w:rPr>
-            </w:r>
-            <w:r>
-              <w:rPr>
-                <w:rFonts w:ascii="Arial" w:hAnsi="Arial" w:eastAsia="Arial"/>
+                <w:rFonts w:ascii="Arial" w:hAnsi="Arial" w:eastAsia="Arial" w:cs="Tahoma"/>
+                <w:sz w:val="18"/>
+              </w:rPr>
+            </w:r>
+            <w:r>
+              <w:rPr>
+                <w:rFonts w:ascii="Arial" w:hAnsi="Arial" w:eastAsia="Arial" w:cs="Tahoma"/>
                 <w:sz w:val="18"/>
               </w:rPr>
               <w:t>10</w:t>
@@ -8989,13 +9157,13 @@
             </w:pPr>
             <w:r>
               <w:rPr>
-                <w:rFonts w:ascii="Arial" w:hAnsi="Arial" w:eastAsia="Arial"/>
-                <w:sz w:val="18"/>
-              </w:rPr>
-            </w:r>
-            <w:r>
-              <w:rPr>
-                <w:rFonts w:ascii="Arial" w:hAnsi="Arial" w:eastAsia="Arial"/>
+                <w:rFonts w:ascii="Arial" w:hAnsi="Arial" w:eastAsia="Arial" w:cs="Tahoma"/>
+                <w:sz w:val="18"/>
+              </w:rPr>
+            </w:r>
+            <w:r>
+              <w:rPr>
+                <w:rFonts w:ascii="Arial" w:hAnsi="Arial" w:eastAsia="Arial" w:cs="Tahoma"/>
                 <w:sz w:val="18"/>
               </w:rPr>
               <w:t>6</w:t>
@@ -9014,13 +9182,13 @@
             </w:pPr>
             <w:r>
               <w:rPr>
-                <w:rFonts w:ascii="Arial" w:hAnsi="Arial" w:eastAsia="Arial"/>
-                <w:sz w:val="18"/>
-              </w:rPr>
-            </w:r>
-            <w:r>
-              <w:rPr>
-                <w:rFonts w:ascii="Arial" w:hAnsi="Arial" w:eastAsia="Arial"/>
+                <w:rFonts w:ascii="Arial" w:hAnsi="Arial" w:eastAsia="Arial" w:cs="Tahoma"/>
+                <w:sz w:val="18"/>
+              </w:rPr>
+            </w:r>
+            <w:r>
+              <w:rPr>
+                <w:rFonts w:ascii="Arial" w:hAnsi="Arial" w:eastAsia="Arial" w:cs="Tahoma"/>
                 <w:sz w:val="18"/>
               </w:rPr>
               <w:t>Peerakorn &lt;Pete&gt; Sakunkaewphithak</w:t>
@@ -9039,13 +9207,13 @@
             </w:pPr>
             <w:r>
               <w:rPr>
-                <w:rFonts w:ascii="Arial" w:hAnsi="Arial" w:eastAsia="Arial"/>
-                <w:sz w:val="18"/>
-              </w:rPr>
-            </w:r>
-            <w:r>
-              <w:rPr>
-                <w:rFonts w:ascii="Arial" w:hAnsi="Arial" w:eastAsia="Arial"/>
+                <w:rFonts w:ascii="Arial" w:hAnsi="Arial" w:eastAsia="Arial" w:cs="Tahoma"/>
+                <w:sz w:val="18"/>
+              </w:rPr>
+            </w:r>
+            <w:r>
+              <w:rPr>
+                <w:rFonts w:ascii="Arial" w:hAnsi="Arial" w:eastAsia="Arial" w:cs="Tahoma"/>
                 <w:sz w:val="18"/>
               </w:rPr>
               <w:t>LLDD-BE-Job-7-SyncCompetitorToDocument.pdf</w:t>
@@ -9069,13 +9237,13 @@
             </w:pPr>
             <w:r>
               <w:rPr>
-                <w:rFonts w:ascii="Arial" w:hAnsi="Arial" w:eastAsia="Arial"/>
-                <w:sz w:val="18"/>
-              </w:rPr>
-            </w:r>
-            <w:r>
-              <w:rPr>
-                <w:rFonts w:ascii="Arial" w:hAnsi="Arial" w:eastAsia="Arial"/>
+                <w:rFonts w:ascii="Arial" w:hAnsi="Arial" w:eastAsia="Arial" w:cs="Tahoma"/>
+                <w:sz w:val="18"/>
+              </w:rPr>
+            </w:r>
+            <w:r>
+              <w:rPr>
+                <w:rFonts w:ascii="Arial" w:hAnsi="Arial" w:eastAsia="Arial" w:cs="Tahoma"/>
                 <w:sz w:val="18"/>
               </w:rPr>
               <w:t>Job 8 CreateCompensationDocument</w:t>
@@ -9094,13 +9262,13 @@
             </w:pPr>
             <w:r>
               <w:rPr>
-                <w:rFonts w:ascii="Arial" w:hAnsi="Arial" w:eastAsia="Arial"/>
-                <w:sz w:val="18"/>
-              </w:rPr>
-            </w:r>
-            <w:r>
-              <w:rPr>
-                <w:rFonts w:ascii="Arial" w:hAnsi="Arial" w:eastAsia="Arial"/>
+                <w:rFonts w:ascii="Arial" w:hAnsi="Arial" w:eastAsia="Arial" w:cs="Tahoma"/>
+                <w:sz w:val="18"/>
+              </w:rPr>
+            </w:r>
+            <w:r>
+              <w:rPr>
+                <w:rFonts w:ascii="Arial" w:hAnsi="Arial" w:eastAsia="Arial" w:cs="Tahoma"/>
                 <w:sz w:val="18"/>
               </w:rPr>
               <w:t>18</w:t>
@@ -9119,13 +9287,13 @@
             </w:pPr>
             <w:r>
               <w:rPr>
-                <w:rFonts w:ascii="Arial" w:hAnsi="Arial" w:eastAsia="Arial"/>
-                <w:sz w:val="18"/>
-              </w:rPr>
-            </w:r>
-            <w:r>
-              <w:rPr>
-                <w:rFonts w:ascii="Arial" w:hAnsi="Arial" w:eastAsia="Arial"/>
+                <w:rFonts w:ascii="Arial" w:hAnsi="Arial" w:eastAsia="Arial" w:cs="Tahoma"/>
+                <w:sz w:val="18"/>
+              </w:rPr>
+            </w:r>
+            <w:r>
+              <w:rPr>
+                <w:rFonts w:ascii="Arial" w:hAnsi="Arial" w:eastAsia="Arial" w:cs="Tahoma"/>
                 <w:sz w:val="18"/>
               </w:rPr>
               <w:t>5</w:t>
@@ -9144,13 +9312,13 @@
             </w:pPr>
             <w:r>
               <w:rPr>
-                <w:rFonts w:ascii="Arial" w:hAnsi="Arial" w:eastAsia="Arial"/>
-                <w:sz w:val="18"/>
-              </w:rPr>
-            </w:r>
-            <w:r>
-              <w:rPr>
-                <w:rFonts w:ascii="Arial" w:hAnsi="Arial" w:eastAsia="Arial"/>
+                <w:rFonts w:ascii="Arial" w:hAnsi="Arial" w:eastAsia="Arial" w:cs="Tahoma"/>
+                <w:sz w:val="18"/>
+              </w:rPr>
+            </w:r>
+            <w:r>
+              <w:rPr>
+                <w:rFonts w:ascii="Arial" w:hAnsi="Arial" w:eastAsia="Arial" w:cs="Tahoma"/>
                 <w:sz w:val="18"/>
               </w:rPr>
               <w:t>Aphiwit &lt;Bank&gt; Khammoon</w:t>
@@ -9169,13 +9337,13 @@
             </w:pPr>
             <w:r>
               <w:rPr>
-                <w:rFonts w:ascii="Arial" w:hAnsi="Arial" w:eastAsia="Arial"/>
-                <w:sz w:val="18"/>
-              </w:rPr>
-            </w:r>
-            <w:r>
-              <w:rPr>
-                <w:rFonts w:ascii="Arial" w:hAnsi="Arial" w:eastAsia="Arial"/>
+                <w:rFonts w:ascii="Arial" w:hAnsi="Arial" w:eastAsia="Arial" w:cs="Tahoma"/>
+                <w:sz w:val="18"/>
+              </w:rPr>
+            </w:r>
+            <w:r>
+              <w:rPr>
+                <w:rFonts w:ascii="Arial" w:hAnsi="Arial" w:eastAsia="Arial" w:cs="Tahoma"/>
                 <w:sz w:val="18"/>
               </w:rPr>
               <w:t>LLDD-BE-Job-8-CreateCompensationDocument.pdf</w:t>
@@ -9199,13 +9367,13 @@
             </w:pPr>
             <w:r>
               <w:rPr>
-                <w:rFonts w:ascii="Arial" w:hAnsi="Arial" w:eastAsia="Arial"/>
-                <w:sz w:val="18"/>
-              </w:rPr>
-            </w:r>
-            <w:r>
-              <w:rPr>
-                <w:rFonts w:ascii="Arial" w:hAnsi="Arial" w:eastAsia="Arial"/>
+                <w:rFonts w:ascii="Arial" w:hAnsi="Arial" w:eastAsia="Arial" w:cs="Tahoma"/>
+                <w:sz w:val="18"/>
+              </w:rPr>
+            </w:r>
+            <w:r>
+              <w:rPr>
+                <w:rFonts w:ascii="Arial" w:hAnsi="Arial" w:eastAsia="Arial" w:cs="Tahoma"/>
                 <w:sz w:val="18"/>
               </w:rPr>
               <w:t>Job 8b StartInternalWorkflow</w:t>
@@ -9224,13 +9392,13 @@
             </w:pPr>
             <w:r>
               <w:rPr>
-                <w:rFonts w:ascii="Arial" w:hAnsi="Arial" w:eastAsia="Arial"/>
-                <w:sz w:val="18"/>
-              </w:rPr>
-            </w:r>
-            <w:r>
-              <w:rPr>
-                <w:rFonts w:ascii="Arial" w:hAnsi="Arial" w:eastAsia="Arial"/>
+                <w:rFonts w:ascii="Arial" w:hAnsi="Arial" w:eastAsia="Arial" w:cs="Tahoma"/>
+                <w:sz w:val="18"/>
+              </w:rPr>
+            </w:r>
+            <w:r>
+              <w:rPr>
+                <w:rFonts w:ascii="Arial" w:hAnsi="Arial" w:eastAsia="Arial" w:cs="Tahoma"/>
                 <w:sz w:val="18"/>
               </w:rPr>
               <w:t>16</w:t>
@@ -9249,13 +9417,13 @@
             </w:pPr>
             <w:r>
               <w:rPr>
-                <w:rFonts w:ascii="Arial" w:hAnsi="Arial" w:eastAsia="Arial"/>
-                <w:sz w:val="18"/>
-              </w:rPr>
-            </w:r>
-            <w:r>
-              <w:rPr>
-                <w:rFonts w:ascii="Arial" w:hAnsi="Arial" w:eastAsia="Arial"/>
+                <w:rFonts w:ascii="Arial" w:hAnsi="Arial" w:eastAsia="Arial" w:cs="Tahoma"/>
+                <w:sz w:val="18"/>
+              </w:rPr>
+            </w:r>
+            <w:r>
+              <w:rPr>
+                <w:rFonts w:ascii="Arial" w:hAnsi="Arial" w:eastAsia="Arial" w:cs="Tahoma"/>
                 <w:sz w:val="18"/>
               </w:rPr>
               <w:t>6</w:t>
@@ -9274,13 +9442,13 @@
             </w:pPr>
             <w:r>
               <w:rPr>
-                <w:rFonts w:ascii="Arial" w:hAnsi="Arial" w:eastAsia="Arial"/>
-                <w:sz w:val="18"/>
-              </w:rPr>
-            </w:r>
-            <w:r>
-              <w:rPr>
-                <w:rFonts w:ascii="Arial" w:hAnsi="Arial" w:eastAsia="Arial"/>
+                <w:rFonts w:ascii="Arial" w:hAnsi="Arial" w:eastAsia="Arial" w:cs="Tahoma"/>
+                <w:sz w:val="18"/>
+              </w:rPr>
+            </w:r>
+            <w:r>
+              <w:rPr>
+                <w:rFonts w:ascii="Arial" w:hAnsi="Arial" w:eastAsia="Arial" w:cs="Tahoma"/>
                 <w:sz w:val="18"/>
               </w:rPr>
               <w:t>Tunyatorn &lt;Vava&gt; Kiatkongphongsa</w:t>
@@ -9299,13 +9467,13 @@
             </w:pPr>
             <w:r>
               <w:rPr>
-                <w:rFonts w:ascii="Arial" w:hAnsi="Arial" w:eastAsia="Arial"/>
-                <w:sz w:val="18"/>
-              </w:rPr>
-            </w:r>
-            <w:r>
-              <w:rPr>
-                <w:rFonts w:ascii="Arial" w:hAnsi="Arial" w:eastAsia="Arial"/>
+                <w:rFonts w:ascii="Arial" w:hAnsi="Arial" w:eastAsia="Arial" w:cs="Tahoma"/>
+                <w:sz w:val="18"/>
+              </w:rPr>
+            </w:r>
+            <w:r>
+              <w:rPr>
+                <w:rFonts w:ascii="Arial" w:hAnsi="Arial" w:eastAsia="Arial" w:cs="Tahoma"/>
                 <w:sz w:val="18"/>
               </w:rPr>
               <w:t>LLDD-BE-Job-8b-StartInternalWorkflow.pdf</w:t>
@@ -9329,13 +9497,13 @@
             </w:pPr>
             <w:r>
               <w:rPr>
-                <w:rFonts w:ascii="Arial" w:hAnsi="Arial" w:eastAsia="Arial"/>
-                <w:sz w:val="18"/>
-              </w:rPr>
-            </w:r>
-            <w:r>
-              <w:rPr>
-                <w:rFonts w:ascii="Arial" w:hAnsi="Arial" w:eastAsia="Arial"/>
+                <w:rFonts w:ascii="Arial" w:hAnsi="Arial" w:eastAsia="Arial" w:cs="Tahoma"/>
+                <w:sz w:val="18"/>
+              </w:rPr>
+            </w:r>
+            <w:r>
+              <w:rPr>
+                <w:rFonts w:ascii="Arial" w:hAnsi="Arial" w:eastAsia="Arial" w:cs="Tahoma"/>
                 <w:sz w:val="18"/>
               </w:rPr>
               <w:t>Job 9 SyncNewStoreToDocument</w:t>
@@ -9354,13 +9522,13 @@
             </w:pPr>
             <w:r>
               <w:rPr>
-                <w:rFonts w:ascii="Arial" w:hAnsi="Arial" w:eastAsia="Arial"/>
-                <w:sz w:val="18"/>
-              </w:rPr>
-            </w:r>
-            <w:r>
-              <w:rPr>
-                <w:rFonts w:ascii="Arial" w:hAnsi="Arial" w:eastAsia="Arial"/>
+                <w:rFonts w:ascii="Arial" w:hAnsi="Arial" w:eastAsia="Arial" w:cs="Tahoma"/>
+                <w:sz w:val="18"/>
+              </w:rPr>
+            </w:r>
+            <w:r>
+              <w:rPr>
+                <w:rFonts w:ascii="Arial" w:hAnsi="Arial" w:eastAsia="Arial" w:cs="Tahoma"/>
                 <w:sz w:val="18"/>
               </w:rPr>
               <w:t>11</w:t>
@@ -9379,13 +9547,13 @@
             </w:pPr>
             <w:r>
               <w:rPr>
-                <w:rFonts w:ascii="Arial" w:hAnsi="Arial" w:eastAsia="Arial"/>
-                <w:sz w:val="18"/>
-              </w:rPr>
-            </w:r>
-            <w:r>
-              <w:rPr>
-                <w:rFonts w:ascii="Arial" w:hAnsi="Arial" w:eastAsia="Arial"/>
+                <w:rFonts w:ascii="Arial" w:hAnsi="Arial" w:eastAsia="Arial" w:cs="Tahoma"/>
+                <w:sz w:val="18"/>
+              </w:rPr>
+            </w:r>
+            <w:r>
+              <w:rPr>
+                <w:rFonts w:ascii="Arial" w:hAnsi="Arial" w:eastAsia="Arial" w:cs="Tahoma"/>
                 <w:sz w:val="18"/>
               </w:rPr>
               <w:t>6</w:t>
@@ -9404,13 +9572,13 @@
             </w:pPr>
             <w:r>
               <w:rPr>
-                <w:rFonts w:ascii="Arial" w:hAnsi="Arial" w:eastAsia="Arial"/>
-                <w:sz w:val="18"/>
-              </w:rPr>
-            </w:r>
-            <w:r>
-              <w:rPr>
-                <w:rFonts w:ascii="Arial" w:hAnsi="Arial" w:eastAsia="Arial"/>
+                <w:rFonts w:ascii="Arial" w:hAnsi="Arial" w:eastAsia="Arial" w:cs="Tahoma"/>
+                <w:sz w:val="18"/>
+              </w:rPr>
+            </w:r>
+            <w:r>
+              <w:rPr>
+                <w:rFonts w:ascii="Arial" w:hAnsi="Arial" w:eastAsia="Arial" w:cs="Tahoma"/>
                 <w:sz w:val="18"/>
               </w:rPr>
               <w:t>Peerakorn &lt;Pete&gt; Sakunkaewphithak</w:t>
@@ -9429,13 +9597,13 @@
             </w:pPr>
             <w:r>
               <w:rPr>
-                <w:rFonts w:ascii="Arial" w:hAnsi="Arial" w:eastAsia="Arial"/>
-                <w:sz w:val="18"/>
-              </w:rPr>
-            </w:r>
-            <w:r>
-              <w:rPr>
-                <w:rFonts w:ascii="Arial" w:hAnsi="Arial" w:eastAsia="Arial"/>
+                <w:rFonts w:ascii="Arial" w:hAnsi="Arial" w:eastAsia="Arial" w:cs="Tahoma"/>
+                <w:sz w:val="18"/>
+              </w:rPr>
+            </w:r>
+            <w:r>
+              <w:rPr>
+                <w:rFonts w:ascii="Arial" w:hAnsi="Arial" w:eastAsia="Arial" w:cs="Tahoma"/>
                 <w:sz w:val="18"/>
               </w:rPr>
               <w:t>LLDD-BE-Job-9-SyncNewStoreToDocument.pdf</w:t>
@@ -9459,13 +9627,13 @@
             </w:pPr>
             <w:r>
               <w:rPr>
-                <w:rFonts w:ascii="Arial" w:hAnsi="Arial" w:eastAsia="Arial"/>
-                <w:sz w:val="18"/>
-              </w:rPr>
-            </w:r>
-            <w:r>
-              <w:rPr>
-                <w:rFonts w:ascii="Arial" w:hAnsi="Arial" w:eastAsia="Arial"/>
+                <w:rFonts w:ascii="Arial" w:hAnsi="Arial" w:eastAsia="Arial" w:cs="Tahoma"/>
+                <w:sz w:val="18"/>
+              </w:rPr>
+            </w:r>
+            <w:r>
+              <w:rPr>
+                <w:rFonts w:ascii="Arial" w:hAnsi="Arial" w:eastAsia="Arial" w:cs="Tahoma"/>
                 <w:sz w:val="18"/>
               </w:rPr>
               <w:t>Job 10 NotifyNoReceiveData</w:t>
@@ -9484,13 +9652,13 @@
             </w:pPr>
             <w:r>
               <w:rPr>
-                <w:rFonts w:ascii="Arial" w:hAnsi="Arial" w:eastAsia="Arial"/>
-                <w:sz w:val="18"/>
-              </w:rPr>
-            </w:r>
-            <w:r>
-              <w:rPr>
-                <w:rFonts w:ascii="Arial" w:hAnsi="Arial" w:eastAsia="Arial"/>
+                <w:rFonts w:ascii="Arial" w:hAnsi="Arial" w:eastAsia="Arial" w:cs="Tahoma"/>
+                <w:sz w:val="18"/>
+              </w:rPr>
+            </w:r>
+            <w:r>
+              <w:rPr>
+                <w:rFonts w:ascii="Arial" w:hAnsi="Arial" w:eastAsia="Arial" w:cs="Tahoma"/>
                 <w:sz w:val="18"/>
               </w:rPr>
               <w:t>8</w:t>
@@ -9509,13 +9677,13 @@
             </w:pPr>
             <w:r>
               <w:rPr>
-                <w:rFonts w:ascii="Arial" w:hAnsi="Arial" w:eastAsia="Arial"/>
-                <w:sz w:val="18"/>
-              </w:rPr>
-            </w:r>
-            <w:r>
-              <w:rPr>
-                <w:rFonts w:ascii="Arial" w:hAnsi="Arial" w:eastAsia="Arial"/>
+                <w:rFonts w:ascii="Arial" w:hAnsi="Arial" w:eastAsia="Arial" w:cs="Tahoma"/>
+                <w:sz w:val="18"/>
+              </w:rPr>
+            </w:r>
+            <w:r>
+              <w:rPr>
+                <w:rFonts w:ascii="Arial" w:hAnsi="Arial" w:eastAsia="Arial" w:cs="Tahoma"/>
                 <w:sz w:val="18"/>
               </w:rPr>
               <w:t>5</w:t>
@@ -9534,13 +9702,13 @@
             </w:pPr>
             <w:r>
               <w:rPr>
-                <w:rFonts w:ascii="Arial" w:hAnsi="Arial" w:eastAsia="Arial"/>
-                <w:sz w:val="18"/>
-              </w:rPr>
-            </w:r>
-            <w:r>
-              <w:rPr>
-                <w:rFonts w:ascii="Arial" w:hAnsi="Arial" w:eastAsia="Arial"/>
+                <w:rFonts w:ascii="Arial" w:hAnsi="Arial" w:eastAsia="Arial" w:cs="Tahoma"/>
+                <w:sz w:val="18"/>
+              </w:rPr>
+            </w:r>
+            <w:r>
+              <w:rPr>
+                <w:rFonts w:ascii="Arial" w:hAnsi="Arial" w:eastAsia="Arial" w:cs="Tahoma"/>
                 <w:sz w:val="18"/>
               </w:rPr>
               <w:t>Peerakorn &lt;Pete&gt; Sakunkaewphithak</w:t>
@@ -9559,13 +9727,13 @@
             </w:pPr>
             <w:r>
               <w:rPr>
-                <w:rFonts w:ascii="Arial" w:hAnsi="Arial" w:eastAsia="Arial"/>
-                <w:sz w:val="18"/>
-              </w:rPr>
-            </w:r>
-            <w:r>
-              <w:rPr>
-                <w:rFonts w:ascii="Arial" w:hAnsi="Arial" w:eastAsia="Arial"/>
+                <w:rFonts w:ascii="Arial" w:hAnsi="Arial" w:eastAsia="Arial" w:cs="Tahoma"/>
+                <w:sz w:val="18"/>
+              </w:rPr>
+            </w:r>
+            <w:r>
+              <w:rPr>
+                <w:rFonts w:ascii="Arial" w:hAnsi="Arial" w:eastAsia="Arial" w:cs="Tahoma"/>
                 <w:sz w:val="18"/>
               </w:rPr>
               <w:t>LLDD-BE-Job-10-NotifyNoReceiveData.pdf</w:t>
@@ -9616,7 +9784,7 @@
             <w:r/>
             <w:r>
               <w:rPr>
-                <w:rFonts w:ascii="Arial" w:hAnsi="Arial" w:eastAsia="Arial"/>
+                <w:rFonts w:ascii="Arial" w:hAnsi="Arial" w:eastAsia="Arial" w:cs="Tahoma"/>
                 <w:b/>
                 <w:sz w:val="18"/>
               </w:rPr>
@@ -9638,7 +9806,7 @@
             <w:r/>
             <w:r>
               <w:rPr>
-                <w:rFonts w:ascii="Arial" w:hAnsi="Arial" w:eastAsia="Arial"/>
+                <w:rFonts w:ascii="Arial" w:hAnsi="Arial" w:eastAsia="Arial" w:cs="Tahoma"/>
                 <w:b/>
                 <w:sz w:val="18"/>
               </w:rPr>
@@ -9660,7 +9828,7 @@
             <w:r/>
             <w:r>
               <w:rPr>
-                <w:rFonts w:ascii="Arial" w:hAnsi="Arial" w:eastAsia="Arial"/>
+                <w:rFonts w:ascii="Arial" w:hAnsi="Arial" w:eastAsia="Arial" w:cs="Tahoma"/>
                 <w:b/>
                 <w:sz w:val="18"/>
               </w:rPr>
@@ -9685,13 +9853,13 @@
             </w:pPr>
             <w:r>
               <w:rPr>
-                <w:rFonts w:ascii="Arial" w:hAnsi="Arial" w:eastAsia="Arial"/>
-                <w:sz w:val="18"/>
-              </w:rPr>
-            </w:r>
-            <w:r>
-              <w:rPr>
-                <w:rFonts w:ascii="Arial" w:hAnsi="Arial" w:eastAsia="Arial"/>
+                <w:rFonts w:ascii="Arial" w:hAnsi="Arial" w:eastAsia="Arial" w:cs="Tahoma"/>
+                <w:sz w:val="18"/>
+              </w:rPr>
+            </w:r>
+            <w:r>
+              <w:rPr>
+                <w:rFonts w:ascii="Arial" w:hAnsi="Arial" w:eastAsia="Arial" w:cs="Tahoma"/>
                 <w:sz w:val="18"/>
               </w:rPr>
               <w:t>Common API/FE contracts</w:t>
@@ -9710,13 +9878,13 @@
             </w:pPr>
             <w:r>
               <w:rPr>
-                <w:rFonts w:ascii="Arial" w:hAnsi="Arial" w:eastAsia="Arial"/>
-                <w:sz w:val="18"/>
-              </w:rPr>
-            </w:r>
-            <w:r>
-              <w:rPr>
-                <w:rFonts w:ascii="Arial" w:hAnsi="Arial" w:eastAsia="Arial"/>
+                <w:rFonts w:ascii="Arial" w:hAnsi="Arial" w:eastAsia="Arial" w:cs="Tahoma"/>
+                <w:sz w:val="18"/>
+              </w:rPr>
+            </w:r>
+            <w:r>
+              <w:rPr>
+                <w:rFonts w:ascii="Arial" w:hAnsi="Arial" w:eastAsia="Arial" w:cs="Tahoma"/>
                 <w:sz w:val="18"/>
               </w:rPr>
               <w:t>BE/FE</w:t>
@@ -9735,13 +9903,13 @@
             </w:pPr>
             <w:r>
               <w:rPr>
-                <w:rFonts w:ascii="Arial" w:hAnsi="Arial" w:eastAsia="Arial"/>
-                <w:sz w:val="18"/>
-              </w:rPr>
-            </w:r>
-            <w:r>
-              <w:rPr>
-                <w:rFonts w:ascii="Arial" w:hAnsi="Arial" w:eastAsia="Arial"/>
+                <w:rFonts w:ascii="Arial" w:hAnsi="Arial" w:eastAsia="Arial" w:cs="Tahoma"/>
+                <w:sz w:val="18"/>
+              </w:rPr>
+            </w:r>
+            <w:r>
+              <w:rPr>
+                <w:rFonts w:ascii="Arial" w:hAnsi="Arial" w:eastAsia="Arial" w:cs="Tahoma"/>
                 <w:sz w:val="18"/>
               </w:rPr>
               <w:t>LLDD-BE-API-Common-Contracts.pdf และ LLDD-FE-Integration-Contracts.pdf เป็นสัญญากลางของทุกหน้า FE และทุก service BE</w:t>
@@ -9765,13 +9933,13 @@
             </w:pPr>
             <w:r>
               <w:rPr>
-                <w:rFonts w:ascii="Arial" w:hAnsi="Arial" w:eastAsia="Arial"/>
-                <w:sz w:val="18"/>
-              </w:rPr>
-            </w:r>
-            <w:r>
-              <w:rPr>
-                <w:rFonts w:ascii="Arial" w:hAnsi="Arial" w:eastAsia="Arial"/>
+                <w:rFonts w:ascii="Arial" w:hAnsi="Arial" w:eastAsia="Arial" w:cs="Tahoma"/>
+                <w:sz w:val="18"/>
+              </w:rPr>
+            </w:r>
+            <w:r>
+              <w:rPr>
+                <w:rFonts w:ascii="Arial" w:hAnsi="Arial" w:eastAsia="Arial" w:cs="Tahoma"/>
                 <w:sz w:val="18"/>
               </w:rPr>
               <w:t>API contract</w:t>
@@ -9790,13 +9958,13 @@
             </w:pPr>
             <w:r>
               <w:rPr>
-                <w:rFonts w:ascii="Arial" w:hAnsi="Arial" w:eastAsia="Arial"/>
-                <w:sz w:val="18"/>
-              </w:rPr>
-            </w:r>
-            <w:r>
-              <w:rPr>
-                <w:rFonts w:ascii="Arial" w:hAnsi="Arial" w:eastAsia="Arial"/>
+                <w:rFonts w:ascii="Arial" w:hAnsi="Arial" w:eastAsia="Arial" w:cs="Tahoma"/>
+                <w:sz w:val="18"/>
+              </w:rPr>
+            </w:r>
+            <w:r>
+              <w:rPr>
+                <w:rFonts w:ascii="Arial" w:hAnsi="Arial" w:eastAsia="Arial" w:cs="Tahoma"/>
                 <w:sz w:val="18"/>
               </w:rPr>
               <w:t>BE/FE</w:t>
@@ -9815,13 +9983,13 @@
             </w:pPr>
             <w:r>
               <w:rPr>
-                <w:rFonts w:ascii="Arial" w:hAnsi="Arial" w:eastAsia="Arial"/>
-                <w:sz w:val="18"/>
-              </w:rPr>
-            </w:r>
-            <w:r>
-              <w:rPr>
-                <w:rFonts w:ascii="Arial" w:hAnsi="Arial" w:eastAsia="Arial"/>
+                <w:rFonts w:ascii="Arial" w:hAnsi="Arial" w:eastAsia="Arial" w:cs="Tahoma"/>
+                <w:sz w:val="18"/>
+              </w:rPr>
+            </w:r>
+            <w:r>
+              <w:rPr>
+                <w:rFonts w:ascii="Arial" w:hAnsi="Arial" w:eastAsia="Arial" w:cs="Tahoma"/>
                 <w:sz w:val="18"/>
               </w:rPr>
               <w:t>ทุกหน้า FE และทุก service BE</w:t>
@@ -9845,13 +10013,13 @@
             </w:pPr>
             <w:r>
               <w:rPr>
-                <w:rFonts w:ascii="Arial" w:hAnsi="Arial" w:eastAsia="Arial"/>
-                <w:sz w:val="18"/>
-              </w:rPr>
-            </w:r>
-            <w:r>
-              <w:rPr>
-                <w:rFonts w:ascii="Arial" w:hAnsi="Arial" w:eastAsia="Arial"/>
+                <w:rFonts w:ascii="Arial" w:hAnsi="Arial" w:eastAsia="Arial" w:cs="Tahoma"/>
+                <w:sz w:val="18"/>
+              </w:rPr>
+            </w:r>
+            <w:r>
+              <w:rPr>
+                <w:rFonts w:ascii="Arial" w:hAnsi="Arial" w:eastAsia="Arial" w:cs="Tahoma"/>
                 <w:sz w:val="18"/>
               </w:rPr>
               <w:t>Master Data contract</w:t>
@@ -9870,13 +10038,13 @@
             </w:pPr>
             <w:r>
               <w:rPr>
-                <w:rFonts w:ascii="Arial" w:hAnsi="Arial" w:eastAsia="Arial"/>
-                <w:sz w:val="18"/>
-              </w:rPr>
-            </w:r>
-            <w:r>
-              <w:rPr>
-                <w:rFonts w:ascii="Arial" w:hAnsi="Arial" w:eastAsia="Arial"/>
+                <w:rFonts w:ascii="Arial" w:hAnsi="Arial" w:eastAsia="Arial" w:cs="Tahoma"/>
+                <w:sz w:val="18"/>
+              </w:rPr>
+            </w:r>
+            <w:r>
+              <w:rPr>
+                <w:rFonts w:ascii="Arial" w:hAnsi="Arial" w:eastAsia="Arial" w:cs="Tahoma"/>
                 <w:sz w:val="18"/>
               </w:rPr>
               <w:t>FE/BE</w:t>
@@ -9895,13 +10063,13 @@
             </w:pPr>
             <w:r>
               <w:rPr>
-                <w:rFonts w:ascii="Arial" w:hAnsi="Arial" w:eastAsia="Arial"/>
-                <w:sz w:val="18"/>
-              </w:rPr>
-            </w:r>
-            <w:r>
-              <w:rPr>
-                <w:rFonts w:ascii="Arial" w:hAnsi="Arial" w:eastAsia="Arial"/>
+                <w:rFonts w:ascii="Arial" w:hAnsi="Arial" w:eastAsia="Arial" w:cs="Tahoma"/>
+                <w:sz w:val="18"/>
+              </w:rPr>
+            </w:r>
+            <w:r>
+              <w:rPr>
+                <w:rFonts w:ascii="Arial" w:hAnsi="Arial" w:eastAsia="Arial" w:cs="Tahoma"/>
                 <w:sz w:val="18"/>
               </w:rPr>
               <w:t>LLDD-FE-Master-Data.pdf ใช้ LLDD-BE-API-Report-and-Master-Data.pdf สำหรับปัจจัยภายนอกและรายชื่อคู่แข่ง (ไม่มี Operator/Menu Permission/System Config/Audit แล้ว — ใช้ระบบ SBP เดิม)</w:t>
@@ -9925,13 +10093,13 @@
             </w:pPr>
             <w:r>
               <w:rPr>
-                <w:rFonts w:ascii="Arial" w:hAnsi="Arial" w:eastAsia="Arial"/>
-                <w:sz w:val="18"/>
-              </w:rPr>
-            </w:r>
-            <w:r>
-              <w:rPr>
-                <w:rFonts w:ascii="Arial" w:hAnsi="Arial" w:eastAsia="Arial"/>
+                <w:rFonts w:ascii="Arial" w:hAnsi="Arial" w:eastAsia="Arial" w:cs="Tahoma"/>
+                <w:sz w:val="18"/>
+              </w:rPr>
+            </w:r>
+            <w:r>
+              <w:rPr>
+                <w:rFonts w:ascii="Arial" w:hAnsi="Arial" w:eastAsia="Arial" w:cs="Tahoma"/>
                 <w:sz w:val="18"/>
               </w:rPr>
               <w:t>Blocker ลำดับขั้นที่ 1</w:t>
@@ -9950,13 +10118,13 @@
             </w:pPr>
             <w:r>
               <w:rPr>
-                <w:rFonts w:ascii="Arial" w:hAnsi="Arial" w:eastAsia="Arial"/>
-                <w:sz w:val="18"/>
-              </w:rPr>
-            </w:r>
-            <w:r>
-              <w:rPr>
-                <w:rFonts w:ascii="Arial" w:hAnsi="Arial" w:eastAsia="Arial"/>
+                <w:rFonts w:ascii="Arial" w:hAnsi="Arial" w:eastAsia="Arial" w:cs="Tahoma"/>
+                <w:sz w:val="18"/>
+              </w:rPr>
+            </w:r>
+            <w:r>
+              <w:rPr>
+                <w:rFonts w:ascii="Arial" w:hAnsi="Arial" w:eastAsia="Arial" w:cs="Tahoma"/>
                 <w:sz w:val="18"/>
               </w:rPr>
               <w:t>BE</w:t>
@@ -9975,13 +10143,13 @@
             </w:pPr>
             <w:r>
               <w:rPr>
-                <w:rFonts w:ascii="Arial" w:hAnsi="Arial" w:eastAsia="Arial"/>
-                <w:sz w:val="18"/>
-              </w:rPr>
-            </w:r>
-            <w:r>
-              <w:rPr>
-                <w:rFonts w:ascii="Arial" w:hAnsi="Arial" w:eastAsia="Arial"/>
+                <w:rFonts w:ascii="Arial" w:hAnsi="Arial" w:eastAsia="Arial" w:cs="Tahoma"/>
+                <w:sz w:val="18"/>
+              </w:rPr>
+            </w:r>
+            <w:r>
+              <w:rPr>
+                <w:rFonts w:ascii="Arial" w:hAnsi="Arial" w:eastAsia="Arial" w:cs="Tahoma"/>
                 <w:sz w:val="18"/>
               </w:rPr>
               <w:t>LLDD-BE-Integration-SBP-Platform.pdf, LLDD-BE-Workflow-Engine-Definition.pdf, LLDD-BE-Database-Structure.pdf และสัญญากลางของ LLDD-API.pdf ต้องปิดก่อน เพราะเอกสาร BE ทุกฉบับอ้างอิง 4 ชิ้นนี้</w:t>
@@ -10005,13 +10173,13 @@
             </w:pPr>
             <w:r>
               <w:rPr>
-                <w:rFonts w:ascii="Arial" w:hAnsi="Arial" w:eastAsia="Arial"/>
-                <w:sz w:val="18"/>
-              </w:rPr>
-            </w:r>
-            <w:r>
-              <w:rPr>
-                <w:rFonts w:ascii="Arial" w:hAnsi="Arial" w:eastAsia="Arial"/>
+                <w:rFonts w:ascii="Arial" w:hAnsi="Arial" w:eastAsia="Arial" w:cs="Tahoma"/>
+                <w:sz w:val="18"/>
+              </w:rPr>
+            </w:r>
+            <w:r>
+              <w:rPr>
+                <w:rFonts w:ascii="Arial" w:hAnsi="Arial" w:eastAsia="Arial" w:cs="Tahoma"/>
                 <w:sz w:val="18"/>
               </w:rPr>
               <w:t>Auth/JWT platform และ menu service</w:t>
@@ -10030,13 +10198,13 @@
             </w:pPr>
             <w:r>
               <w:rPr>
-                <w:rFonts w:ascii="Arial" w:hAnsi="Arial" w:eastAsia="Arial"/>
-                <w:sz w:val="18"/>
-              </w:rPr>
-            </w:r>
-            <w:r>
-              <w:rPr>
-                <w:rFonts w:ascii="Arial" w:hAnsi="Arial" w:eastAsia="Arial"/>
+                <w:rFonts w:ascii="Arial" w:hAnsi="Arial" w:eastAsia="Arial" w:cs="Tahoma"/>
+                <w:sz w:val="18"/>
+              </w:rPr>
+            </w:r>
+            <w:r>
+              <w:rPr>
+                <w:rFonts w:ascii="Arial" w:hAnsi="Arial" w:eastAsia="Arial" w:cs="Tahoma"/>
                 <w:sz w:val="18"/>
               </w:rPr>
               <w:t>Platform/SSO/IAM</w:t>
@@ -10055,13 +10223,13 @@
             </w:pPr>
             <w:r>
               <w:rPr>
-                <w:rFonts w:ascii="Arial" w:hAnsi="Arial" w:eastAsia="Arial"/>
-                <w:sz w:val="18"/>
-              </w:rPr>
-            </w:r>
-            <w:r>
-              <w:rPr>
-                <w:rFonts w:ascii="Arial" w:hAnsi="Arial" w:eastAsia="Arial"/>
+                <w:rFonts w:ascii="Arial" w:hAnsi="Arial" w:eastAsia="Arial" w:cs="Tahoma"/>
+                <w:sz w:val="18"/>
+              </w:rPr>
+            </w:r>
+            <w:r>
+              <w:rPr>
+                <w:rFonts w:ascii="Arial" w:hAnsi="Arial" w:eastAsia="Arial" w:cs="Tahoma"/>
                 <w:sz w:val="18"/>
               </w:rPr>
               <w:t>FE Foundation เรียก /auth/profile + /users/current + /menus + /groups/current-user/permissions ของระบบเดิม; SBPGI รับตัวตนจาก BFF ผ่าน header x-api-key/x-user-id/x-user-group-id/x-user-permissions</w:t>
@@ -10085,13 +10253,13 @@
             </w:pPr>
             <w:r>
               <w:rPr>
-                <w:rFonts w:ascii="Arial" w:hAnsi="Arial" w:eastAsia="Arial"/>
-                <w:sz w:val="18"/>
-              </w:rPr>
-            </w:r>
-            <w:r>
-              <w:rPr>
-                <w:rFonts w:ascii="Arial" w:hAnsi="Arial" w:eastAsia="Arial"/>
+                <w:rFonts w:ascii="Arial" w:hAnsi="Arial" w:eastAsia="Arial" w:cs="Tahoma"/>
+                <w:sz w:val="18"/>
+              </w:rPr>
+            </w:r>
+            <w:r>
+              <w:rPr>
+                <w:rFonts w:ascii="Arial" w:hAnsi="Arial" w:eastAsia="Arial" w:cs="Tahoma"/>
                 <w:sz w:val="18"/>
               </w:rPr>
               <w:t>Mock/fixture data</w:t>
@@ -10110,13 +10278,13 @@
             </w:pPr>
             <w:r>
               <w:rPr>
-                <w:rFonts w:ascii="Arial" w:hAnsi="Arial" w:eastAsia="Arial"/>
-                <w:sz w:val="18"/>
-              </w:rPr>
-            </w:r>
-            <w:r>
-              <w:rPr>
-                <w:rFonts w:ascii="Arial" w:hAnsi="Arial" w:eastAsia="Arial"/>
+                <w:rFonts w:ascii="Arial" w:hAnsi="Arial" w:eastAsia="Arial" w:cs="Tahoma"/>
+                <w:sz w:val="18"/>
+              </w:rPr>
+            </w:r>
+            <w:r>
+              <w:rPr>
+                <w:rFonts w:ascii="Arial" w:hAnsi="Arial" w:eastAsia="Arial" w:cs="Tahoma"/>
                 <w:sz w:val="18"/>
               </w:rPr>
               <w:t>BE</w:t>
@@ -10135,13 +10303,13 @@
             </w:pPr>
             <w:r>
               <w:rPr>
-                <w:rFonts w:ascii="Arial" w:hAnsi="Arial" w:eastAsia="Arial"/>
-                <w:sz w:val="18"/>
-              </w:rPr>
-            </w:r>
-            <w:r>
-              <w:rPr>
-                <w:rFonts w:ascii="Arial" w:hAnsi="Arial" w:eastAsia="Arial"/>
+                <w:rFonts w:ascii="Arial" w:hAnsi="Arial" w:eastAsia="Arial" w:cs="Tahoma"/>
+                <w:sz w:val="18"/>
+              </w:rPr>
+            </w:r>
+            <w:r>
+              <w:rPr>
+                <w:rFonts w:ascii="Arial" w:hAnsi="Arial" w:eastAsia="Arial" w:cs="Tahoma"/>
                 <w:sz w:val="18"/>
               </w:rPr>
               <w:t>FE development และ SIT</w:t>
@@ -10165,13 +10333,13 @@
             </w:pPr>
             <w:r>
               <w:rPr>
-                <w:rFonts w:ascii="Arial" w:hAnsi="Arial" w:eastAsia="Arial"/>
-                <w:sz w:val="18"/>
-              </w:rPr>
-            </w:r>
-            <w:r>
-              <w:rPr>
-                <w:rFonts w:ascii="Arial" w:hAnsi="Arial" w:eastAsia="Arial"/>
+                <w:rFonts w:ascii="Arial" w:hAnsi="Arial" w:eastAsia="Arial" w:cs="Tahoma"/>
+                <w:sz w:val="18"/>
+              </w:rPr>
+            </w:r>
+            <w:r>
+              <w:rPr>
+                <w:rFonts w:ascii="Arial" w:hAnsi="Arial" w:eastAsia="Arial" w:cs="Tahoma"/>
                 <w:sz w:val="18"/>
               </w:rPr>
               <w:t>Screenshots/prototype</w:t>
@@ -10190,13 +10358,13 @@
             </w:pPr>
             <w:r>
               <w:rPr>
-                <w:rFonts w:ascii="Arial" w:hAnsi="Arial" w:eastAsia="Arial"/>
-                <w:sz w:val="18"/>
-              </w:rPr>
-            </w:r>
-            <w:r>
-              <w:rPr>
-                <w:rFonts w:ascii="Arial" w:hAnsi="Arial" w:eastAsia="Arial"/>
+                <w:rFonts w:ascii="Arial" w:hAnsi="Arial" w:eastAsia="Arial" w:cs="Tahoma"/>
+                <w:sz w:val="18"/>
+              </w:rPr>
+            </w:r>
+            <w:r>
+              <w:rPr>
+                <w:rFonts w:ascii="Arial" w:hAnsi="Arial" w:eastAsia="Arial" w:cs="Tahoma"/>
                 <w:sz w:val="18"/>
               </w:rPr>
               <w:t>FE</w:t>
@@ -10215,13 +10383,13 @@
             </w:pPr>
             <w:r>
               <w:rPr>
-                <w:rFonts w:ascii="Arial" w:hAnsi="Arial" w:eastAsia="Arial"/>
-                <w:sz w:val="18"/>
-              </w:rPr>
-            </w:r>
-            <w:r>
-              <w:rPr>
-                <w:rFonts w:ascii="Arial" w:hAnsi="Arial" w:eastAsia="Arial"/>
+                <w:rFonts w:ascii="Arial" w:hAnsi="Arial" w:eastAsia="Arial" w:cs="Tahoma"/>
+                <w:sz w:val="18"/>
+              </w:rPr>
+            </w:r>
+            <w:r>
+              <w:rPr>
+                <w:rFonts w:ascii="Arial" w:hAnsi="Arial" w:eastAsia="Arial" w:cs="Tahoma"/>
                 <w:sz w:val="18"/>
               </w:rPr>
               <w:t>UI implementation</w:t>
@@ -10245,13 +10413,13 @@
             </w:pPr>
             <w:r>
               <w:rPr>
-                <w:rFonts w:ascii="Arial" w:hAnsi="Arial" w:eastAsia="Arial"/>
-                <w:sz w:val="18"/>
-              </w:rPr>
-            </w:r>
-            <w:r>
-              <w:rPr>
-                <w:rFonts w:ascii="Arial" w:hAnsi="Arial" w:eastAsia="Arial"/>
+                <w:rFonts w:ascii="Arial" w:hAnsi="Arial" w:eastAsia="Arial" w:cs="Tahoma"/>
+                <w:sz w:val="18"/>
+              </w:rPr>
+            </w:r>
+            <w:r>
+              <w:rPr>
+                <w:rFonts w:ascii="Arial" w:hAnsi="Arial" w:eastAsia="Arial" w:cs="Tahoma"/>
                 <w:sz w:val="18"/>
               </w:rPr>
               <w:t>Business rules</w:t>
@@ -10270,13 +10438,13 @@
             </w:pPr>
             <w:r>
               <w:rPr>
-                <w:rFonts w:ascii="Arial" w:hAnsi="Arial" w:eastAsia="Arial"/>
-                <w:sz w:val="18"/>
-              </w:rPr>
-            </w:r>
-            <w:r>
-              <w:rPr>
-                <w:rFonts w:ascii="Arial" w:hAnsi="Arial" w:eastAsia="Arial"/>
+                <w:rFonts w:ascii="Arial" w:hAnsi="Arial" w:eastAsia="Arial" w:cs="Tahoma"/>
+                <w:sz w:val="18"/>
+              </w:rPr>
+            </w:r>
+            <w:r>
+              <w:rPr>
+                <w:rFonts w:ascii="Arial" w:hAnsi="Arial" w:eastAsia="Arial" w:cs="Tahoma"/>
                 <w:sz w:val="18"/>
               </w:rPr>
               <w:t>BA/BE</w:t>
@@ -10295,13 +10463,13 @@
             </w:pPr>
             <w:r>
               <w:rPr>
-                <w:rFonts w:ascii="Arial" w:hAnsi="Arial" w:eastAsia="Arial"/>
-                <w:sz w:val="18"/>
-              </w:rPr>
-            </w:r>
-            <w:r>
-              <w:rPr>
-                <w:rFonts w:ascii="Arial" w:hAnsi="Arial" w:eastAsia="Arial"/>
+                <w:rFonts w:ascii="Arial" w:hAnsi="Arial" w:eastAsia="Arial" w:cs="Tahoma"/>
+                <w:sz w:val="18"/>
+              </w:rPr>
+            </w:r>
+            <w:r>
+              <w:rPr>
+                <w:rFonts w:ascii="Arial" w:hAnsi="Arial" w:eastAsia="Arial" w:cs="Tahoma"/>
                 <w:sz w:val="18"/>
               </w:rPr>
               <w:t>validation/action/report</w:t>
@@ -10415,7 +10583,7 @@
     </w:pPr>
     <w:r>
       <w:rPr>
-        <w:rFonts w:ascii="Arial" w:hAnsi="Arial"/>
+        <w:rFonts w:ascii="Arial" w:hAnsi="Arial" w:eastAsia="Arial" w:cs="Tahoma"/>
         <w:sz w:val="16"/>
       </w:rPr>
       <w:t xml:space="preserve">หน้า </w:t>
@@ -10434,7 +10602,7 @@
     </w:pPr>
     <w:r>
       <w:rPr>
-        <w:rFonts w:ascii="Arial" w:hAnsi="Arial" w:eastAsia="Arial"/>
+        <w:rFonts w:ascii="Arial" w:hAnsi="Arial" w:eastAsia="Arial" w:cs="Tahoma"/>
         <w:color w:val="66717F"/>
         <w:sz w:val="16"/>
       </w:rPr>
@@ -10808,7 +10976,7 @@
     <w:qFormat/>
     <w:rsid w:val="00FC693F"/>
     <w:rPr>
-      <w:rFonts w:ascii="Arial" w:hAnsi="Arial" w:eastAsia="Arial"/>
+      <w:rFonts w:ascii="Arial" w:hAnsi="Arial" w:eastAsia="Arial" w:cs="Tahoma"/>
       <w:sz w:val="20"/>
     </w:rPr>
   </w:style>
@@ -10871,7 +11039,7 @@
       <w:outlineLvl w:val="0"/>
     </w:pPr>
     <w:rPr>
-      <w:rFonts w:asciiTheme="majorHAnsi" w:eastAsiaTheme="majorEastAsia" w:hAnsiTheme="majorHAnsi" w:cstheme="majorBidi" w:ascii="Arial" w:hAnsi="Arial" w:eastAsia="Arial"/>
+      <w:rFonts w:asciiTheme="majorHAnsi" w:eastAsiaTheme="majorEastAsia" w:hAnsiTheme="majorHAnsi" w:cstheme="majorBidi" w:ascii="Arial" w:hAnsi="Arial" w:eastAsia="Arial" w:cs="Tahoma"/>
       <w:b/>
       <w:bCs/>
       <w:color w:val="1F4D78"/>
@@ -10895,7 +11063,7 @@
       <w:outlineLvl w:val="1"/>
     </w:pPr>
     <w:rPr>
-      <w:rFonts w:asciiTheme="majorHAnsi" w:eastAsiaTheme="majorEastAsia" w:hAnsiTheme="majorHAnsi" w:cstheme="majorBidi" w:ascii="Arial" w:hAnsi="Arial" w:eastAsia="Arial"/>
+      <w:rFonts w:asciiTheme="majorHAnsi" w:eastAsiaTheme="majorEastAsia" w:hAnsiTheme="majorHAnsi" w:cstheme="majorBidi" w:ascii="Arial" w:hAnsi="Arial" w:eastAsia="Arial" w:cs="Tahoma"/>
       <w:b/>
       <w:bCs/>
       <w:color w:val="2E74B5"/>
@@ -10919,7 +11087,7 @@
       <w:outlineLvl w:val="2"/>
     </w:pPr>
     <w:rPr>
-      <w:rFonts w:asciiTheme="majorHAnsi" w:eastAsiaTheme="majorEastAsia" w:hAnsiTheme="majorHAnsi" w:cstheme="majorBidi" w:ascii="Arial" w:hAnsi="Arial" w:eastAsia="Arial"/>
+      <w:rFonts w:asciiTheme="majorHAnsi" w:eastAsiaTheme="majorEastAsia" w:hAnsiTheme="majorHAnsi" w:cstheme="majorBidi" w:ascii="Arial" w:hAnsi="Arial" w:eastAsia="Arial" w:cs="Tahoma"/>
       <w:b/>
       <w:bCs/>
       <w:color w:val="1F4D78"/>
@@ -10943,7 +11111,7 @@
       <w:outlineLvl w:val="3"/>
     </w:pPr>
     <w:rPr>
-      <w:rFonts w:asciiTheme="majorHAnsi" w:eastAsiaTheme="majorEastAsia" w:hAnsiTheme="majorHAnsi" w:cstheme="majorBidi" w:ascii="Arial" w:hAnsi="Arial" w:eastAsia="Arial"/>
+      <w:rFonts w:asciiTheme="majorHAnsi" w:eastAsiaTheme="majorEastAsia" w:hAnsiTheme="majorHAnsi" w:cstheme="majorBidi" w:ascii="Arial" w:hAnsi="Arial" w:eastAsia="Arial" w:cs="Tahoma"/>
       <w:b/>
       <w:bCs/>
       <w:i/>

--- a/LLDD/word/LLDD-Main-Index-Phase4-4-3-SBP-Operating-Management.docx
+++ b/LLDD/word/LLDD-Main-Index-Phase4-4-3-SBP-Operating-Management.docx
@@ -2109,7 +2109,7 @@
                 <w:rFonts w:ascii="Arial" w:hAnsi="Arial" w:eastAsia="Arial" w:cs="Tahoma"/>
                 <w:sz w:val="18"/>
               </w:rPr>
-              <w:t>28</w:t>
+              <w:t>31</w:t>
             </w:r>
           </w:p>
         </w:tc>
@@ -2264,7 +2264,7 @@
                 <w:rFonts w:ascii="Arial" w:hAnsi="Arial" w:eastAsia="Arial" w:cs="Tahoma"/>
                 <w:sz w:val="18"/>
               </w:rPr>
-              <w:t>40</w:t>
+              <w:t>43</w:t>
             </w:r>
           </w:p>
         </w:tc>
@@ -4294,7 +4294,7 @@
         <w:keepNext w:val="0"/>
       </w:pPr>
       <w:r>
-        <w:t xml:space="preserve">แผนนี้รวม owner ตามบุคคล (ปรับ 2026-08-07): ทีม 6 คนเหลือ FE 2 คนและ BE 4 คน โดย Peerakorn ย้ายจากสาย FE ไปสาย BE · Aphiwit เป็นเจ้าของ Database Structure + Data Migration/Cutover และ Job 1, 2, 3, 4, 6, 8 · Peerakorn รับ Job 5, 7, 9, 10 · Tunyatorn รับ Job 8b เพราะเป็น job เดียวที่เรียก workflow engine และถือ Workflow Engine Definition อยู่แล้ว ชั่วโมงคิดที่ 5 วันต่อสัปดาห์และ 6 ชั่วโมงต่อวัน (30 ชั่วโมงต่อสัปดาห์) · ตัวเลขในตารางเป็นค่าประเมินตรง ๆ </w:t>
+        <w:t xml:space="preserve">แผนนี้รวม owner ตามบุคคล (ปรับ 2026-08-07): ทีม 6 คนเหลือ FE 2 คนและ BE 4 คน โดย Peerakorn ย้ายจากสาย FE ไปสาย BE · Aphiwit เป็นเจ้าของ Database Structure + Data Migration/Cutover และ Job 2, 3, 4, 6, 8 · Peerakorn รับ Job 5, 7, 9, 10 · Tunyatorn รับ Job 8b เพราะเป็น job เดียวที่เรียก workflow engine และถือ Workflow Engine Definition อยู่แล้ว ชั่วโมงคิดที่ 5 วันต่อสัปดาห์และ 6 ชั่วโมงต่อวัน (30 ชั่วโมงต่อสัปดาห์) · ตัวเลขในตารางเป็นค่าประเมินตรง ๆ </w:t>
       </w:r>
       <w:r>
         <w:rPr>
@@ -4824,14 +4824,14 @@
                 <w:b/>
                 <w:sz w:val="18"/>
               </w:rPr>
-              <w:t>147</w:t>
-            </w:r>
-            <w:r>
-              <w:rPr>
-                <w:rFonts w:ascii="Arial" w:hAnsi="Arial" w:eastAsia="Arial" w:cs="Tahoma"/>
-                <w:sz w:val="18"/>
-              </w:rPr>
-              <w:t xml:space="preserve"> (impl 122 + test 25)</w:t>
+              <w:t>155</w:t>
+            </w:r>
+            <w:r>
+              <w:rPr>
+                <w:rFonts w:ascii="Arial" w:hAnsi="Arial" w:eastAsia="Arial" w:cs="Tahoma"/>
+                <w:sz w:val="18"/>
+              </w:rPr>
+              <w:t xml:space="preserve"> (impl 128 + test 27)</w:t>
             </w:r>
           </w:p>
         </w:tc>
@@ -5050,14 +5050,14 @@
                 <w:b/>
                 <w:sz w:val="18"/>
               </w:rPr>
-              <w:t>190</w:t>
-            </w:r>
-            <w:r>
-              <w:rPr>
-                <w:rFonts w:ascii="Arial" w:hAnsi="Arial" w:eastAsia="Arial" w:cs="Tahoma"/>
-                <w:sz w:val="18"/>
-              </w:rPr>
-              <w:t xml:space="preserve"> (impl 160 + test 30)</w:t>
+              <w:t>183</w:t>
+            </w:r>
+            <w:r>
+              <w:rPr>
+                <w:rFonts w:ascii="Arial" w:hAnsi="Arial" w:eastAsia="Arial" w:cs="Tahoma"/>
+                <w:sz w:val="18"/>
+              </w:rPr>
+              <w:t xml:space="preserve"> (impl 156 + test 27)</w:t>
             </w:r>
           </w:p>
         </w:tc>
@@ -5082,7 +5082,7 @@
                 <w:rFonts w:ascii="Arial" w:hAnsi="Arial" w:eastAsia="Arial" w:cs="Tahoma"/>
                 <w:sz w:val="18"/>
               </w:rPr>
-              <w:t>BE data ownership: Database Structure -&gt; Data Migration/Cutover -&gt; Job 1, 2, 3, 4, 6, 8</w:t>
+              <w:t>BE data ownership: Database Structure -&gt; Data Migration/Cutover -&gt; Job 2, 3, 4, 6, 8</w:t>
             </w:r>
           </w:p>
         </w:tc>
@@ -5831,7 +5831,7 @@
                 <w:rFonts w:ascii="Arial" w:hAnsi="Arial" w:eastAsia="Arial" w:cs="Tahoma"/>
                 <w:sz w:val="18"/>
               </w:rPr>
-              <w:t>Report filters (SDD slide 60 · 2026-08-06: สถานะ*|รหัสร้านถูกกระทบ · รหัสร้านเปิดกระทบ|ประเภทร้าน (รหัสจาก common_code · รหัสที่ 4 รอยืนยัน) · Period Statement From-To (date, ค.ศ.) เต็มแถว · ภาคเต็มแถว · ผลการพิจารณาเต็มแถว), Summary table (sortable 14 columns), Export Excel action</w:t>
+              <w:t>Report filters (SDD slide 60 · 2026-08-06: สถานะ*|รหัสร้านถูกกระทบ · รหัสร้านเปิดกระทบ|ประเภทร้าน (รหัสจาก common_code · รหัสที่ 4 รอยืนยัน) · Period Statement From-To (date, ค.ศ.) เต็มแถว · ภาคเต็มแถว · ผลการพิจารณาเต็มแถว), Summary table (sortable 14 columns), ปุ่มออกผล 3 ตัว (Preview Report · Export Excel · Export CSV to Batch)</w:t>
             </w:r>
           </w:p>
         </w:tc>
@@ -6719,7 +6719,7 @@
                 <w:rFonts w:ascii="Arial" w:hAnsi="Arial" w:eastAsia="Arial" w:cs="Tahoma"/>
                 <w:sz w:val="18"/>
               </w:rPr>
-              <w:t>28</w:t>
+              <w:t>31</w:t>
             </w:r>
           </w:p>
         </w:tc>
@@ -6769,7 +6769,7 @@
                 <w:rFonts w:ascii="Arial" w:hAnsi="Arial" w:eastAsia="Arial" w:cs="Tahoma"/>
                 <w:sz w:val="18"/>
               </w:rPr>
-              <w:t>DDL ครบ 19 ตารางของ target schema (โซน A 7 · โซน B 9 · โซน C 3), Index, unique/partial index, check constraint และ FK ที่ต้องมีก่อน SIT, Seed data ที่ต้องมีก่อนเปิดระบบ (external_factors · competitors) — decisions ไป seed ที่ common_code ของระบบเดิม (DP-9), สคริปต์ deploy/rollback ต่อ environment และลำดับการรันตาม dependency</w:t>
+              <w:t>DDL ครบ 20 ตารางของ target schema (โซน A 8 · โซน B 9 · โซน C 3), Index, unique/partial index, check constraint และ FK ที่ต้องมีก่อน SIT, Seed data ที่ต้องมีก่อนเปิดระบบ (external_factors · competitors) — decisions ไป seed ที่ common_code ของระบบเดิม (DP-9), สคริปต์ deploy/rollback ต่อ environment และลำดับการรันตาม dependency</w:t>
             </w:r>
           </w:p>
         </w:tc>
@@ -6824,7 +6824,7 @@
                 <w:rFonts w:ascii="Arial" w:hAnsi="Arial" w:eastAsia="Arial" w:cs="Tahoma"/>
                 <w:sz w:val="18"/>
               </w:rPr>
-              <w:t>40</w:t>
+              <w:t>43</w:t>
             </w:r>
           </w:p>
         </w:tc>
@@ -6874,7 +6874,7 @@
                 <w:rFonts w:ascii="Arial" w:hAnsi="Arial" w:eastAsia="Arial" w:cs="Tahoma"/>
                 <w:sz w:val="18"/>
               </w:rPr>
-              <w:t>Source-to-target mapping ระดับตาราง/คอลัมน์ (ORA FCS_FRN · MSSQL CPA_FRN_FGI -&gt; 19 ตาราง), การแปลงคีย์: polymorphic TRANSACTION_PK -&gt; typed FK · CompDocumentID -&gt; doc_no · IMPACT_PROCESS_ID -&gt; impact_process_id, แผน cutover เป็นรอบ (dry-run -&gt; delta -&gt; freeze -&gt; final) และ rollback, Reconcile: นับแถว ยอดเงิน และ checksum ต่อโซน</w:t>
+              <w:t>Source-to-target mapping ระดับตาราง/คอลัมน์ (ORA FCS_FRN · MSSQL CPA_FRN_FGI -&gt; 20 ตาราง), การแปลงคีย์: polymorphic TRANSACTION_PK -&gt; typed FK · CompDocumentID -&gt; doc_no · IMPACT_PROCESS_ID -&gt; impact_process_id, แผน cutover เป็นรอบ (dry-run -&gt; delta -&gt; freeze -&gt; final) และ rollback, Reconcile: นับแถว ยอดเงิน และ checksum ต่อโซน</w:t>
             </w:r>
           </w:p>
         </w:tc>
@@ -8336,7 +8336,7 @@
                 <w:rFonts w:ascii="Arial" w:hAnsi="Arial" w:eastAsia="Arial" w:cs="Tahoma"/>
                 <w:sz w:val="18"/>
               </w:rPr>
-              <w:t>Job 1 ImportQSSI</w:t>
+              <w:t>Job 2 ImportImpactStore</w:t>
             </w:r>
           </w:p>
         </w:tc>
@@ -8361,7 +8361,7 @@
                 <w:rFonts w:ascii="Arial" w:hAnsi="Arial" w:eastAsia="Arial" w:cs="Tahoma"/>
                 <w:sz w:val="18"/>
               </w:rPr>
-              <w:t>16</w:t>
+              <w:t>14</w:t>
             </w:r>
           </w:p>
         </w:tc>
@@ -8436,7 +8436,7 @@
                 <w:rFonts w:ascii="Arial" w:hAnsi="Arial" w:eastAsia="Arial" w:cs="Tahoma"/>
                 <w:sz w:val="18"/>
               </w:rPr>
-              <w:t>LLDD-BE-Job-1-ImportQSSI.pdf</w:t>
+              <w:t>LLDD-BE-Job-2-ImportImpactStore.pdf</w:t>
             </w:r>
           </w:p>
         </w:tc>
@@ -8466,7 +8466,7 @@
                 <w:rFonts w:ascii="Arial" w:hAnsi="Arial" w:eastAsia="Arial" w:cs="Tahoma"/>
                 <w:sz w:val="18"/>
               </w:rPr>
-              <w:t>Job 2 ImportImpactStore</w:t>
+              <w:t>Job 3 ImportImpactCompetitor</w:t>
             </w:r>
           </w:p>
         </w:tc>
@@ -8491,7 +8491,7 @@
                 <w:rFonts w:ascii="Arial" w:hAnsi="Arial" w:eastAsia="Arial" w:cs="Tahoma"/>
                 <w:sz w:val="18"/>
               </w:rPr>
-              <w:t>14</w:t>
+              <w:t>10</w:t>
             </w:r>
           </w:p>
         </w:tc>
@@ -8516,7 +8516,7 @@
                 <w:rFonts w:ascii="Arial" w:hAnsi="Arial" w:eastAsia="Arial" w:cs="Tahoma"/>
                 <w:sz w:val="18"/>
               </w:rPr>
-              <w:t>3</w:t>
+              <w:t>4</w:t>
             </w:r>
           </w:p>
         </w:tc>
@@ -8566,7 +8566,7 @@
                 <w:rFonts w:ascii="Arial" w:hAnsi="Arial" w:eastAsia="Arial" w:cs="Tahoma"/>
                 <w:sz w:val="18"/>
               </w:rPr>
-              <w:t>LLDD-BE-Job-2-ImportImpactStore.pdf</w:t>
+              <w:t>LLDD-BE-Job-3-ImportImpactCompetitor.pdf</w:t>
             </w:r>
           </w:p>
         </w:tc>
@@ -8596,7 +8596,7 @@
                 <w:rFonts w:ascii="Arial" w:hAnsi="Arial" w:eastAsia="Arial" w:cs="Tahoma"/>
                 <w:sz w:val="18"/>
               </w:rPr>
-              <w:t>Job 3 ImportImpactCompetitor</w:t>
+              <w:t>Job 4 PrepareImpactStoreToIAS</w:t>
             </w:r>
           </w:p>
         </w:tc>
@@ -8621,7 +8621,7 @@
                 <w:rFonts w:ascii="Arial" w:hAnsi="Arial" w:eastAsia="Arial" w:cs="Tahoma"/>
                 <w:sz w:val="18"/>
               </w:rPr>
-              <w:t>10</w:t>
+              <w:t>14</w:t>
             </w:r>
           </w:p>
         </w:tc>
@@ -8696,7 +8696,7 @@
                 <w:rFonts w:ascii="Arial" w:hAnsi="Arial" w:eastAsia="Arial" w:cs="Tahoma"/>
                 <w:sz w:val="18"/>
               </w:rPr>
-              <w:t>LLDD-BE-Job-3-ImportImpactCompetitor.pdf</w:t>
+              <w:t>LLDD-BE-Job-4-PrepareImpactStoreToIAS.pdf</w:t>
             </w:r>
           </w:p>
         </w:tc>
@@ -8726,7 +8726,7 @@
                 <w:rFonts w:ascii="Arial" w:hAnsi="Arial" w:eastAsia="Arial" w:cs="Tahoma"/>
                 <w:sz w:val="18"/>
               </w:rPr>
-              <w:t>Job 4 PrepareImpactStoreToIAS</w:t>
+              <w:t>Job 5 ImportImpactSaleFromIAS</w:t>
             </w:r>
           </w:p>
         </w:tc>
@@ -8751,7 +8751,7 @@
                 <w:rFonts w:ascii="Arial" w:hAnsi="Arial" w:eastAsia="Arial" w:cs="Tahoma"/>
                 <w:sz w:val="18"/>
               </w:rPr>
-              <w:t>14</w:t>
+              <w:t>16</w:t>
             </w:r>
           </w:p>
         </w:tc>
@@ -8776,7 +8776,7 @@
                 <w:rFonts w:ascii="Arial" w:hAnsi="Arial" w:eastAsia="Arial" w:cs="Tahoma"/>
                 <w:sz w:val="18"/>
               </w:rPr>
-              <w:t>4</w:t>
+              <w:t>5</w:t>
             </w:r>
           </w:p>
         </w:tc>
@@ -8801,7 +8801,7 @@
                 <w:rFonts w:ascii="Arial" w:hAnsi="Arial" w:eastAsia="Arial" w:cs="Tahoma"/>
                 <w:sz w:val="18"/>
               </w:rPr>
-              <w:t>Aphiwit &lt;Bank&gt; Khammoon</w:t>
+              <w:t>Peerakorn &lt;Pete&gt; Sakunkaewphithak</w:t>
             </w:r>
           </w:p>
         </w:tc>
@@ -8826,7 +8826,7 @@
                 <w:rFonts w:ascii="Arial" w:hAnsi="Arial" w:eastAsia="Arial" w:cs="Tahoma"/>
                 <w:sz w:val="18"/>
               </w:rPr>
-              <w:t>LLDD-BE-Job-4-PrepareImpactStoreToIAS.pdf</w:t>
+              <w:t>LLDD-BE-Job-5-ImportImpactSaleFromIAS.pdf</w:t>
             </w:r>
           </w:p>
         </w:tc>
@@ -8856,7 +8856,7 @@
                 <w:rFonts w:ascii="Arial" w:hAnsi="Arial" w:eastAsia="Arial" w:cs="Tahoma"/>
                 <w:sz w:val="18"/>
               </w:rPr>
-              <w:t>Job 5 ImportImpactSaleFromIAS</w:t>
+              <w:t>Job 6 ExportImpactStoreToFS</w:t>
             </w:r>
           </w:p>
         </w:tc>
@@ -8881,7 +8881,7 @@
                 <w:rFonts w:ascii="Arial" w:hAnsi="Arial" w:eastAsia="Arial" w:cs="Tahoma"/>
                 <w:sz w:val="18"/>
               </w:rPr>
-              <w:t>16</w:t>
+              <w:t>26</w:t>
             </w:r>
           </w:p>
         </w:tc>
@@ -8906,7 +8906,7 @@
                 <w:rFonts w:ascii="Arial" w:hAnsi="Arial" w:eastAsia="Arial" w:cs="Tahoma"/>
                 <w:sz w:val="18"/>
               </w:rPr>
-              <w:t>5</w:t>
+              <w:t>4</w:t>
             </w:r>
           </w:p>
         </w:tc>
@@ -8931,7 +8931,7 @@
                 <w:rFonts w:ascii="Arial" w:hAnsi="Arial" w:eastAsia="Arial" w:cs="Tahoma"/>
                 <w:sz w:val="18"/>
               </w:rPr>
-              <w:t>Peerakorn &lt;Pete&gt; Sakunkaewphithak</w:t>
+              <w:t>Aphiwit &lt;Bank&gt; Khammoon</w:t>
             </w:r>
           </w:p>
         </w:tc>
@@ -8956,7 +8956,7 @@
                 <w:rFonts w:ascii="Arial" w:hAnsi="Arial" w:eastAsia="Arial" w:cs="Tahoma"/>
                 <w:sz w:val="18"/>
               </w:rPr>
-              <w:t>LLDD-BE-Job-5-ImportImpactSaleFromIAS.pdf</w:t>
+              <w:t>LLDD-BE-Job-6-ExportImpactStoreToFS.pdf</w:t>
             </w:r>
           </w:p>
         </w:tc>
@@ -8986,7 +8986,7 @@
                 <w:rFonts w:ascii="Arial" w:hAnsi="Arial" w:eastAsia="Arial" w:cs="Tahoma"/>
                 <w:sz w:val="18"/>
               </w:rPr>
-              <w:t>Job 6 ExportImpactStoreToFS</w:t>
+              <w:t>Job 7 SyncCompetitorToDocument</w:t>
             </w:r>
           </w:p>
         </w:tc>
@@ -9011,7 +9011,7 @@
                 <w:rFonts w:ascii="Arial" w:hAnsi="Arial" w:eastAsia="Arial" w:cs="Tahoma"/>
                 <w:sz w:val="18"/>
               </w:rPr>
-              <w:t>20</w:t>
+              <w:t>10</w:t>
             </w:r>
           </w:p>
         </w:tc>
@@ -9036,7 +9036,7 @@
                 <w:rFonts w:ascii="Arial" w:hAnsi="Arial" w:eastAsia="Arial" w:cs="Tahoma"/>
                 <w:sz w:val="18"/>
               </w:rPr>
-              <w:t>4</w:t>
+              <w:t>6</w:t>
             </w:r>
           </w:p>
         </w:tc>
@@ -9061,7 +9061,7 @@
                 <w:rFonts w:ascii="Arial" w:hAnsi="Arial" w:eastAsia="Arial" w:cs="Tahoma"/>
                 <w:sz w:val="18"/>
               </w:rPr>
-              <w:t>Aphiwit &lt;Bank&gt; Khammoon</w:t>
+              <w:t>Peerakorn &lt;Pete&gt; Sakunkaewphithak</w:t>
             </w:r>
           </w:p>
         </w:tc>
@@ -9086,7 +9086,7 @@
                 <w:rFonts w:ascii="Arial" w:hAnsi="Arial" w:eastAsia="Arial" w:cs="Tahoma"/>
                 <w:sz w:val="18"/>
               </w:rPr>
-              <w:t>LLDD-BE-Job-6-ExportImpactStoreToFS.pdf</w:t>
+              <w:t>LLDD-BE-Job-7-SyncCompetitorToDocument.pdf</w:t>
             </w:r>
           </w:p>
         </w:tc>
@@ -9116,7 +9116,7 @@
                 <w:rFonts w:ascii="Arial" w:hAnsi="Arial" w:eastAsia="Arial" w:cs="Tahoma"/>
                 <w:sz w:val="18"/>
               </w:rPr>
-              <w:t>Job 7 SyncCompetitorToDocument</w:t>
+              <w:t>Job 8 CreateCompensationDocument</w:t>
             </w:r>
           </w:p>
         </w:tc>
@@ -9141,7 +9141,7 @@
                 <w:rFonts w:ascii="Arial" w:hAnsi="Arial" w:eastAsia="Arial" w:cs="Tahoma"/>
                 <w:sz w:val="18"/>
               </w:rPr>
-              <w:t>10</w:t>
+              <w:t>18</w:t>
             </w:r>
           </w:p>
         </w:tc>
@@ -9166,7 +9166,7 @@
                 <w:rFonts w:ascii="Arial" w:hAnsi="Arial" w:eastAsia="Arial" w:cs="Tahoma"/>
                 <w:sz w:val="18"/>
               </w:rPr>
-              <w:t>6</w:t>
+              <w:t>5</w:t>
             </w:r>
           </w:p>
         </w:tc>
@@ -9191,7 +9191,7 @@
                 <w:rFonts w:ascii="Arial" w:hAnsi="Arial" w:eastAsia="Arial" w:cs="Tahoma"/>
                 <w:sz w:val="18"/>
               </w:rPr>
-              <w:t>Peerakorn &lt;Pete&gt; Sakunkaewphithak</w:t>
+              <w:t>Aphiwit &lt;Bank&gt; Khammoon</w:t>
             </w:r>
           </w:p>
         </w:tc>
@@ -9216,7 +9216,7 @@
                 <w:rFonts w:ascii="Arial" w:hAnsi="Arial" w:eastAsia="Arial" w:cs="Tahoma"/>
                 <w:sz w:val="18"/>
               </w:rPr>
-              <w:t>LLDD-BE-Job-7-SyncCompetitorToDocument.pdf</w:t>
+              <w:t>LLDD-BE-Job-8-CreateCompensationDocument.pdf</w:t>
             </w:r>
           </w:p>
         </w:tc>
@@ -9246,7 +9246,7 @@
                 <w:rFonts w:ascii="Arial" w:hAnsi="Arial" w:eastAsia="Arial" w:cs="Tahoma"/>
                 <w:sz w:val="18"/>
               </w:rPr>
-              <w:t>Job 8 CreateCompensationDocument</w:t>
+              <w:t>Job 8b StartInternalWorkflow</w:t>
             </w:r>
           </w:p>
         </w:tc>
@@ -9271,137 +9271,7 @@
                 <w:rFonts w:ascii="Arial" w:hAnsi="Arial" w:eastAsia="Arial" w:cs="Tahoma"/>
                 <w:sz w:val="18"/>
               </w:rPr>
-              <w:t>18</w:t>
-            </w:r>
-          </w:p>
-        </w:tc>
-        <w:tc>
-          <w:tcPr>
-            <w:tcW w:type="dxa" w:w="2016"/>
-            <w:vAlign w:val="center"/>
-          </w:tcPr>
-          <w:p>
-            <w:pPr>
-              <w:keepLines/>
-              <w:spacing w:after="0"/>
-            </w:pPr>
-            <w:r>
-              <w:rPr>
-                <w:rFonts w:ascii="Arial" w:hAnsi="Arial" w:eastAsia="Arial" w:cs="Tahoma"/>
-                <w:sz w:val="18"/>
-              </w:rPr>
-            </w:r>
-            <w:r>
-              <w:rPr>
-                <w:rFonts w:ascii="Arial" w:hAnsi="Arial" w:eastAsia="Arial" w:cs="Tahoma"/>
-                <w:sz w:val="18"/>
-              </w:rPr>
-              <w:t>5</w:t>
-            </w:r>
-          </w:p>
-        </w:tc>
-        <w:tc>
-          <w:tcPr>
-            <w:tcW w:type="dxa" w:w="2016"/>
-            <w:vAlign w:val="center"/>
-          </w:tcPr>
-          <w:p>
-            <w:pPr>
-              <w:keepLines/>
-              <w:spacing w:after="0"/>
-            </w:pPr>
-            <w:r>
-              <w:rPr>
-                <w:rFonts w:ascii="Arial" w:hAnsi="Arial" w:eastAsia="Arial" w:cs="Tahoma"/>
-                <w:sz w:val="18"/>
-              </w:rPr>
-            </w:r>
-            <w:r>
-              <w:rPr>
-                <w:rFonts w:ascii="Arial" w:hAnsi="Arial" w:eastAsia="Arial" w:cs="Tahoma"/>
-                <w:sz w:val="18"/>
-              </w:rPr>
-              <w:t>Aphiwit &lt;Bank&gt; Khammoon</w:t>
-            </w:r>
-          </w:p>
-        </w:tc>
-        <w:tc>
-          <w:tcPr>
-            <w:tcW w:type="dxa" w:w="2016"/>
-            <w:vAlign w:val="center"/>
-          </w:tcPr>
-          <w:p>
-            <w:pPr>
-              <w:keepLines/>
-              <w:spacing w:after="0"/>
-            </w:pPr>
-            <w:r>
-              <w:rPr>
-                <w:rFonts w:ascii="Arial" w:hAnsi="Arial" w:eastAsia="Arial" w:cs="Tahoma"/>
-                <w:sz w:val="18"/>
-              </w:rPr>
-            </w:r>
-            <w:r>
-              <w:rPr>
-                <w:rFonts w:ascii="Arial" w:hAnsi="Arial" w:eastAsia="Arial" w:cs="Tahoma"/>
-                <w:sz w:val="18"/>
-              </w:rPr>
-              <w:t>LLDD-BE-Job-8-CreateCompensationDocument.pdf</w:t>
-            </w:r>
-          </w:p>
-        </w:tc>
-      </w:tr>
-      <w:tr>
-        <w:trPr>
-          <w:cantSplit/>
-        </w:trPr>
-        <w:tc>
-          <w:tcPr>
-            <w:tcW w:type="dxa" w:w="2016"/>
-            <w:vAlign w:val="center"/>
-          </w:tcPr>
-          <w:p>
-            <w:pPr>
-              <w:keepLines/>
-              <w:spacing w:after="0"/>
-            </w:pPr>
-            <w:r>
-              <w:rPr>
-                <w:rFonts w:ascii="Arial" w:hAnsi="Arial" w:eastAsia="Arial" w:cs="Tahoma"/>
-                <w:sz w:val="18"/>
-              </w:rPr>
-            </w:r>
-            <w:r>
-              <w:rPr>
-                <w:rFonts w:ascii="Arial" w:hAnsi="Arial" w:eastAsia="Arial" w:cs="Tahoma"/>
-                <w:sz w:val="18"/>
-              </w:rPr>
-              <w:t>Job 8b StartInternalWorkflow</w:t>
-            </w:r>
-          </w:p>
-        </w:tc>
-        <w:tc>
-          <w:tcPr>
-            <w:tcW w:type="dxa" w:w="2016"/>
-            <w:vAlign w:val="center"/>
-          </w:tcPr>
-          <w:p>
-            <w:pPr>
-              <w:keepLines/>
-              <w:spacing w:after="0"/>
-            </w:pPr>
-            <w:r>
-              <w:rPr>
-                <w:rFonts w:ascii="Arial" w:hAnsi="Arial" w:eastAsia="Arial" w:cs="Tahoma"/>
-                <w:sz w:val="18"/>
-              </w:rPr>
-            </w:r>
-            <w:r>
-              <w:rPr>
-                <w:rFonts w:ascii="Arial" w:hAnsi="Arial" w:eastAsia="Arial" w:cs="Tahoma"/>
-                <w:sz w:val="18"/>
-              </w:rPr>
-              <w:t>16</w:t>
+              <w:t>22</w:t>
             </w:r>
           </w:p>
         </w:tc>
@@ -10532,7 +10402,7 @@
         <w:keepLines/>
       </w:pPr>
       <w:r>
-        <w:t>Detailed BE LLDD per SBP Mall API group and Jobs 1-10 + 8b</w:t>
+        <w:t>Detailed BE LLDD per SBP Mall API group and Jobs 2-10 + 8b</w:t>
       </w:r>
     </w:p>
     <w:p>

--- a/LLDD/word/LLDD-Main-Index-Phase4-4-3-SBP-Operating-Management.docx
+++ b/LLDD/word/LLDD-Main-Index-Phase4-4-3-SBP-Operating-Management.docx
@@ -1686,7 +1686,7 @@
                 <w:rFonts w:ascii="Arial" w:hAnsi="Arial" w:eastAsia="Arial" w:cs="Tahoma"/>
                 <w:sz w:val="18"/>
               </w:rPr>
-              <w:t>Kittisak &lt;New&gt; Kaeowika</w:t>
+              <w:t>Chidchanok &lt;lin&gt; Saengamnat</w:t>
             </w:r>
           </w:p>
         </w:tc>
@@ -2624,7 +2624,7 @@
                 <w:rFonts w:ascii="Arial" w:hAnsi="Arial" w:eastAsia="Arial" w:cs="Tahoma"/>
                 <w:sz w:val="18"/>
               </w:rPr>
-              <w:t>Tunyatorn &lt;Vava&gt; Kiatkongphongsa</w:t>
+              <w:t>Aphiwit &lt;Bank&gt; Khammoon</w:t>
             </w:r>
           </w:p>
         </w:tc>
@@ -4485,14 +4485,14 @@
                 <w:b/>
                 <w:sz w:val="18"/>
               </w:rPr>
-              <w:t>128</w:t>
-            </w:r>
-            <w:r>
-              <w:rPr>
-                <w:rFonts w:ascii="Arial" w:hAnsi="Arial" w:eastAsia="Arial" w:cs="Tahoma"/>
-                <w:sz w:val="18"/>
-              </w:rPr>
-              <w:t xml:space="preserve"> (impl 102 + test 26)</w:t>
+              <w:t>103</w:t>
+            </w:r>
+            <w:r>
+              <w:rPr>
+                <w:rFonts w:ascii="Arial" w:hAnsi="Arial" w:eastAsia="Arial" w:cs="Tahoma"/>
+                <w:sz w:val="18"/>
+              </w:rPr>
+              <w:t xml:space="preserve"> (impl 82 + test 21)</w:t>
             </w:r>
           </w:p>
         </w:tc>
@@ -4517,7 +4517,7 @@
                 <w:rFonts w:ascii="Arial" w:hAnsi="Arial" w:eastAsia="Arial" w:cs="Tahoma"/>
                 <w:sz w:val="18"/>
               </w:rPr>
-              <w:t>FE หน้าจอธุรกิจ (ไม่ทับกับงานระบบเดิมของ lin): Create Document -&gt; Document Detail/Action (+ role pack 5 ฉบับ) -&gt; Report -&gt; Master Data</w:t>
+              <w:t>FE หน้าจอเอกสาร (สายลึกที่สุดของ FE): Document Detail/Action (+ role pack 5 ฉบับ) -&gt; Master Data -&gt; Create Document</w:t>
             </w:r>
           </w:p>
         </w:tc>
@@ -4598,14 +4598,14 @@
                 <w:b/>
                 <w:sz w:val="18"/>
               </w:rPr>
-              <w:t>98</w:t>
-            </w:r>
-            <w:r>
-              <w:rPr>
-                <w:rFonts w:ascii="Arial" w:hAnsi="Arial" w:eastAsia="Arial" w:cs="Tahoma"/>
-                <w:sz w:val="18"/>
-              </w:rPr>
-              <w:t xml:space="preserve"> (impl 84 + test 14)</w:t>
+              <w:t>123</w:t>
+            </w:r>
+            <w:r>
+              <w:rPr>
+                <w:rFonts w:ascii="Arial" w:hAnsi="Arial" w:eastAsia="Arial" w:cs="Tahoma"/>
+                <w:sz w:val="18"/>
+              </w:rPr>
+              <w:t xml:space="preserve"> (impl 104 + test 19)</w:t>
             </w:r>
           </w:p>
         </w:tc>
@@ -4630,7 +4630,7 @@
                 <w:rFonts w:ascii="Arial" w:hAnsi="Arial" w:eastAsia="Arial" w:cs="Tahoma"/>
                 <w:sz w:val="18"/>
               </w:rPr>
-              <w:t>FE ที่ต่อกับระบบเดิม: Integration Contracts (auth/session/permission จาก BFF) -&gt; Foundation (sidebar/header/menu gating ของ portal เดิม) -&gt; Document Lists -&gt; Testing/Delivery</w:t>
+              <w:t>FE ที่ต่อกับระบบเดิม: Integration Contracts (auth/session/permission จาก BFF) -&gt; Foundation (sidebar/header/menu gating ของ portal เดิม) -&gt; Document Lists -&gt; Report -&gt; Testing/Delivery</w:t>
             </w:r>
           </w:p>
         </w:tc>
@@ -4743,7 +4743,7 @@
                 <w:rFonts w:ascii="Arial" w:hAnsi="Arial" w:eastAsia="Arial" w:cs="Tahoma"/>
                 <w:sz w:val="18"/>
               </w:rPr>
-              <w:t>BE เอกสาร/สัญญากลางของ SBPGI เอง: Common Contracts -&gt; List/Search -&gt; Create/Update -&gt; Detail Aggregate</w:t>
+              <w:t>BE เอกสาร/สัญญากลางของ SBPGI เอง: Common Contracts -&gt; List/Search -&gt; Create/Update -&gt; Detail Aggregate -&gt; Job 8 -&gt; Job 8b (ตัวเรียก initializeWorkflow ของ flow แรก)</w:t>
             </w:r>
           </w:p>
         </w:tc>
@@ -4824,14 +4824,14 @@
                 <w:b/>
                 <w:sz w:val="18"/>
               </w:rPr>
-              <w:t>155</w:t>
-            </w:r>
-            <w:r>
-              <w:rPr>
-                <w:rFonts w:ascii="Arial" w:hAnsi="Arial" w:eastAsia="Arial" w:cs="Tahoma"/>
-                <w:sz w:val="18"/>
-              </w:rPr>
-              <w:t xml:space="preserve"> (impl 128 + test 27)</w:t>
+              <w:t>102</w:t>
+            </w:r>
+            <w:r>
+              <w:rPr>
+                <w:rFonts w:ascii="Arial" w:hAnsi="Arial" w:eastAsia="Arial" w:cs="Tahoma"/>
+                <w:sz w:val="18"/>
+              </w:rPr>
+              <w:t xml:space="preserve"> (impl 82 + test 20)</w:t>
             </w:r>
           </w:p>
         </w:tc>
@@ -4856,7 +4856,22 @@
                 <w:rFonts w:ascii="Arial" w:hAnsi="Arial" w:eastAsia="Arial" w:cs="Tahoma"/>
                 <w:sz w:val="18"/>
               </w:rPr>
-              <w:t>BE ที่ต่อกับระบบเดิม (นิยามสัญญาให้ฝั่ง FE ใช้ต่อ): Integration with SBP Platform -&gt; Workflow Engine Definition -&gt; Workflow Actions -&gt; Workflow Instances -&gt; Lookup -&gt; Job 8b</w:t>
+              <w:t xml:space="preserve">BE ที่ต่อกับระบบเดิม + </w:t>
+            </w:r>
+            <w:r>
+              <w:rPr>
+                <w:rFonts w:ascii="Arial" w:hAnsi="Arial" w:eastAsia="Arial" w:cs="Tahoma"/>
+                <w:b/>
+                <w:sz w:val="18"/>
+              </w:rPr>
+              <w:t>เรียกใช้ engine</w:t>
+            </w:r>
+            <w:r>
+              <w:rPr>
+                <w:rFonts w:ascii="Arial" w:hAnsi="Arial" w:eastAsia="Arial" w:cs="Tahoma"/>
+                <w:sz w:val="18"/>
+              </w:rPr>
+              <w:t>: Integration with SBP Platform -&gt; Workflow Instances (initializeWorkflow) -&gt; Workflow Actions (eventWorkflow = trigger event) -&gt; Lookup -&gt; Job 4, 6</w:t>
             </w:r>
           </w:p>
         </w:tc>
@@ -4937,14 +4952,14 @@
                 <w:b/>
                 <w:sz w:val="18"/>
               </w:rPr>
-              <w:t>152</w:t>
-            </w:r>
-            <w:r>
-              <w:rPr>
-                <w:rFonts w:ascii="Arial" w:hAnsi="Arial" w:eastAsia="Arial" w:cs="Tahoma"/>
-                <w:sz w:val="18"/>
-              </w:rPr>
-              <w:t xml:space="preserve"> (impl 115 + test 37)</w:t>
+              <w:t>92</w:t>
+            </w:r>
+            <w:r>
+              <w:rPr>
+                <w:rFonts w:ascii="Arial" w:hAnsi="Arial" w:eastAsia="Arial" w:cs="Tahoma"/>
+                <w:sz w:val="18"/>
+              </w:rPr>
+              <w:t xml:space="preserve"> (impl 70 + test 22)</w:t>
             </w:r>
           </w:p>
         </w:tc>
@@ -4969,7 +4984,7 @@
                 <w:rFonts w:ascii="Arial" w:hAnsi="Arial" w:eastAsia="Arial" w:cs="Tahoma"/>
                 <w:sz w:val="18"/>
               </w:rPr>
-              <w:t>BE support/interface (ย้ายจากสาย FE 2026-08-07): Attachment/Sales/Timeline -&gt; Report and Master Data -&gt; Batch/Email -&gt; Job 5, 7, 9, 10</w:t>
+              <w:t>BE support/interface (ย้ายจากสาย FE 2026-08-07): Batch/Email -&gt; Attachment/Sales/Timeline -&gt; Report and Master Data -&gt; Job 5, 7, 9, 10</w:t>
             </w:r>
           </w:p>
         </w:tc>
@@ -5050,14 +5065,14 @@
                 <w:b/>
                 <w:sz w:val="18"/>
               </w:rPr>
-              <w:t>183</w:t>
-            </w:r>
-            <w:r>
-              <w:rPr>
-                <w:rFonts w:ascii="Arial" w:hAnsi="Arial" w:eastAsia="Arial" w:cs="Tahoma"/>
-                <w:sz w:val="18"/>
-              </w:rPr>
-              <w:t xml:space="preserve"> (impl 156 + test 27)</w:t>
+              <w:t>296</w:t>
+            </w:r>
+            <w:r>
+              <w:rPr>
+                <w:rFonts w:ascii="Arial" w:hAnsi="Arial" w:eastAsia="Arial" w:cs="Tahoma"/>
+                <w:sz w:val="18"/>
+              </w:rPr>
+              <w:t xml:space="preserve"> (impl 247 + test 49)</w:t>
             </w:r>
           </w:p>
         </w:tc>
@@ -5082,7 +5097,22 @@
                 <w:rFonts w:ascii="Arial" w:hAnsi="Arial" w:eastAsia="Arial" w:cs="Tahoma"/>
                 <w:sz w:val="18"/>
               </w:rPr>
-              <w:t>BE data ownership: Database Structure -&gt; Data Migration/Cutover -&gt; Job 2, 3, 4, 6, 8</w:t>
+              <w:t xml:space="preserve">Migration DB + นิยาม workflow (มติ 2026-08-25): Database Structure -&gt; Data Migration/Cutover (ORA FCS_FRN ฝั่ง Java + MSSQL CPA_FRN_FGI ฝั่ง K2) -&gt; Workflow Engine Definition (สร้างข้อมูลใน DB ว่ามีกี่ step แต่ละ step ทำอะไร) -&gt; Job 2, 3 (นำเข้า ALLMAP · สายข้อมูลเดียวกัน) · </w:t>
+            </w:r>
+            <w:r>
+              <w:rPr>
+                <w:rFonts w:ascii="Arial" w:hAnsi="Arial" w:eastAsia="Arial" w:cs="Tahoma"/>
+                <w:b/>
+                <w:sz w:val="18"/>
+              </w:rPr>
+              <w:t>ไม่รวม initializeWorkflow และ trigger event</w:t>
+            </w:r>
+            <w:r>
+              <w:rPr>
+                <w:rFonts w:ascii="Arial" w:hAnsi="Arial" w:eastAsia="Arial" w:cs="Tahoma"/>
+                <w:sz w:val="18"/>
+              </w:rPr>
+              <w:t xml:space="preserve"> ซึ่งเป็นของ BE คนอื่น</w:t>
             </w:r>
           </w:p>
         </w:tc>
@@ -5621,7 +5651,36 @@
                 <w:rFonts w:ascii="Arial" w:hAnsi="Arial" w:eastAsia="Arial" w:cs="Tahoma"/>
                 <w:sz w:val="18"/>
               </w:rPr>
-              <w:t>Create form shell, Tab: สร้างเอกสารทั่วไป, Tab: เอกสารจาก FS ผ่าน hidden iframe</w:t>
+              <w:t xml:space="preserve">🔴 </w:t>
+            </w:r>
+            <w:r>
+              <w:rPr>
+                <w:rFonts w:ascii="Arial" w:hAnsi="Arial" w:eastAsia="Arial" w:cs="Tahoma"/>
+                <w:b/>
+                <w:sz w:val="18"/>
+              </w:rPr>
+              <w:t>มติ 2026-08-06 — หน้านี้ไม่มีฟอร์มและไม่มีแท็บฝั่ง SBP</w:t>
+            </w:r>
+            <w:r>
+              <w:rPr>
+                <w:rFonts w:ascii="Arial" w:hAnsi="Arial" w:eastAsia="Arial" w:cs="Tahoma"/>
+                <w:sz w:val="18"/>
+              </w:rPr>
+              <w:t xml:space="preserve">, main card = iframe ของหน้าสร้างเอกสารระบบ FS ตรง ๆ (เหมือน </w:t>
+            </w:r>
+            <w:r>
+              <w:rPr>
+                <w:rFonts w:ascii="Courier New" w:hAnsi="Courier New" w:eastAsia="Courier New" w:cs="Tahoma"/>
+                <w:sz w:val="18"/>
+              </w:rPr>
+              <w:t>Create Document screen</w:t>
+            </w:r>
+            <w:r>
+              <w:rPr>
+                <w:rFonts w:ascii="Arial" w:hAnsi="Arial" w:eastAsia="Arial" w:cs="Tahoma"/>
+                <w:sz w:val="18"/>
+              </w:rPr>
+              <w:t>), หมายเหตุ 4 ขั้นตอน (verbatim จากหน้าจอ K2 เดิม) อยู่ใต้ iframe นอกกรอบ</w:t>
             </w:r>
           </w:p>
         </w:tc>
@@ -6979,7 +7038,7 @@
                 <w:rFonts w:ascii="Arial" w:hAnsi="Arial" w:eastAsia="Arial" w:cs="Tahoma"/>
                 <w:sz w:val="18"/>
               </w:rPr>
-              <w:t>ตัวตนผู้ใช้จาก BFF header (x-api-key, x-user-id, x-user-group-id, x-user-permissions), Response envelope ของ store-backend: {success, data} / {success:false, data:null, error:{code,message}}, ไฟล์แนบผ่าน service S3 เดิม (POST /statement/upload-file-aws · download-file-aws), อีเมลผ่าน @gosoft-sbp/email-lib + ตาราง email_template / email_sent</w:t>
+              <w:t>ตัวตนผู้ใช้จาก BFF header 6 ตัว (x-api-key · x-user-id · x-user-group-id · x-user-full-name · x-user-permissions · accept-language) — ดูค่าตัวอย่างจริงใน 5.1, Response envelope ของ store-backend: {success, data} / {success:false, data:null, error:{code,message}}, ไฟล์แนบผ่าน service S3 เดิม (POST /statement/upload-file-aws · download-file-aws), อีเมลผ่าน @gosoft-sbp/email-lib + ตาราง email_template / email_sent</w:t>
             </w:r>
           </w:p>
         </w:tc>
@@ -7084,7 +7143,7 @@
                 <w:rFonts w:ascii="Arial" w:hAnsi="Arial" w:eastAsia="Arial" w:cs="Tahoma"/>
                 <w:sz w:val="18"/>
               </w:rPr>
-              <w:t>ลงทะเบียน workflow version ของ SBPGI 1 version (url_main + url_param_mapping), นิยาม state/status 5 ขั้น 06 -&gt; 08 -&gt; 01 -&gt; 02 -&gt; 03 และปลายทางจบ flow, นิยาม route ของทุกปุ่ม · การแตก route ตามวงเงินอนุมัติ เกณฑ์เดียว 100,000 เขียนเป็น</w:t>
+              <w:t xml:space="preserve">ลงทะเบียน workflow version ของ SBPGI 1 version (url_main + url_param_mapping), </w:t>
             </w:r>
             <w:r>
               <w:rPr>
@@ -7092,14 +7151,14 @@
                 <w:b/>
                 <w:sz w:val="18"/>
               </w:rPr>
-              <w:t>ตัวอย่างทางเลือก B เท่านั้น</w:t>
-            </w:r>
-            <w:r>
-              <w:rPr>
-                <w:rFonts w:ascii="Arial" w:hAnsi="Arial" w:eastAsia="Arial" w:cs="Tahoma"/>
-                <w:sz w:val="18"/>
-              </w:rPr>
-              <w:t xml:space="preserve"> — แหล่งเก็บวงเงินยังไม่ตัดสิน (มติเดิมคือ common_code · ดูข้อค้าง 5.6), สำรวจทางเลือกผู้อนุมัติ: workflow_group / workflow_group_map เทียบกับ addPreApprover รายคน — </w:t>
+              <w:t>ผลลัพธ์ที่ส่งมอบคือ seed script/มัยเกรชันของข้อมูลนิยาม</w:t>
+            </w:r>
+            <w:r>
+              <w:rPr>
+                <w:rFonts w:ascii="Arial" w:hAnsi="Arial" w:eastAsia="Arial" w:cs="Tahoma"/>
+                <w:sz w:val="18"/>
+              </w:rPr>
+              <w:t xml:space="preserve"> ไม่ใช่โค้ดเรียก engine — ทีมอื่นเรียก engine ต่อจากนิยามชุดนี้, </w:t>
             </w:r>
             <w:r>
               <w:rPr>
@@ -7107,14 +7166,156 @@
                 <w:b/>
                 <w:sz w:val="18"/>
               </w:rPr>
-              <w:t>ยังไม่ตัดสิน</w:t>
-            </w:r>
-            <w:r>
-              <w:rPr>
-                <w:rFonts w:ascii="Arial" w:hAnsi="Arial" w:eastAsia="Arial" w:cs="Tahoma"/>
-                <w:sz w:val="18"/>
-              </w:rPr>
-              <w:t xml:space="preserve"> (ดูข้อค้าง 5.6)</w:t>
+              <w:t>จำนวน step ที่ต้องสร้าง = 6 state</w:t>
+            </w:r>
+            <w:r>
+              <w:rPr>
+                <w:rFonts w:ascii="Arial" w:hAnsi="Arial" w:eastAsia="Arial" w:cs="Tahoma"/>
+                <w:sz w:val="18"/>
+              </w:rPr>
+              <w:t xml:space="preserve"> — 5 ขั้นทำงาน (</w:t>
+            </w:r>
+            <w:r>
+              <w:rPr>
+                <w:rFonts w:ascii="Courier New" w:hAnsi="Courier New" w:eastAsia="Courier New" w:cs="Tahoma"/>
+                <w:sz w:val="18"/>
+              </w:rPr>
+              <w:t>06</w:t>
+            </w:r>
+            <w:r>
+              <w:rPr>
+                <w:rFonts w:ascii="Arial" w:hAnsi="Arial" w:eastAsia="Arial" w:cs="Tahoma"/>
+                <w:sz w:val="18"/>
+              </w:rPr>
+              <w:t xml:space="preserve"> รอฝ่าย SBP DSA → </w:t>
+            </w:r>
+            <w:r>
+              <w:rPr>
+                <w:rFonts w:ascii="Courier New" w:hAnsi="Courier New" w:eastAsia="Courier New" w:cs="Tahoma"/>
+                <w:sz w:val="18"/>
+              </w:rPr>
+              <w:t>08</w:t>
+            </w:r>
+            <w:r>
+              <w:rPr>
+                <w:rFonts w:ascii="Arial" w:hAnsi="Arial" w:eastAsia="Arial" w:cs="Tahoma"/>
+                <w:sz w:val="18"/>
+              </w:rPr>
+              <w:t xml:space="preserve"> รอเจ้าหน้าที่ SBP DSA → </w:t>
+            </w:r>
+            <w:r>
+              <w:rPr>
+                <w:rFonts w:ascii="Courier New" w:hAnsi="Courier New" w:eastAsia="Courier New" w:cs="Tahoma"/>
+                <w:sz w:val="18"/>
+              </w:rPr>
+              <w:t>01</w:t>
+            </w:r>
+            <w:r>
+              <w:rPr>
+                <w:rFonts w:ascii="Arial" w:hAnsi="Arial" w:eastAsia="Arial" w:cs="Tahoma"/>
+                <w:sz w:val="18"/>
+              </w:rPr>
+              <w:t xml:space="preserve"> รอหน่วยงานส่งเสริมธุรกิจ SBP → </w:t>
+            </w:r>
+            <w:r>
+              <w:rPr>
+                <w:rFonts w:ascii="Courier New" w:hAnsi="Courier New" w:eastAsia="Courier New" w:cs="Tahoma"/>
+                <w:sz w:val="18"/>
+              </w:rPr>
+              <w:t>02</w:t>
+            </w:r>
+            <w:r>
+              <w:rPr>
+                <w:rFonts w:ascii="Arial" w:hAnsi="Arial" w:eastAsia="Arial" w:cs="Tahoma"/>
+                <w:sz w:val="18"/>
+              </w:rPr>
+              <w:t xml:space="preserve"> รอ GM → </w:t>
+            </w:r>
+            <w:r>
+              <w:rPr>
+                <w:rFonts w:ascii="Courier New" w:hAnsi="Courier New" w:eastAsia="Courier New" w:cs="Tahoma"/>
+                <w:sz w:val="18"/>
+              </w:rPr>
+              <w:t>03</w:t>
+            </w:r>
+            <w:r>
+              <w:rPr>
+                <w:rFonts w:ascii="Arial" w:hAnsi="Arial" w:eastAsia="Arial" w:cs="Tahoma"/>
+                <w:sz w:val="18"/>
+              </w:rPr>
+              <w:t xml:space="preserve"> รอ AVP) + </w:t>
+            </w:r>
+            <w:r>
+              <w:rPr>
+                <w:rFonts w:ascii="Arial" w:hAnsi="Arial" w:eastAsia="Arial" w:cs="Tahoma"/>
+                <w:b/>
+                <w:sz w:val="18"/>
+              </w:rPr>
+              <w:t>1 state จบ</w:t>
+            </w:r>
+            <w:r>
+              <w:rPr>
+                <w:rFonts w:ascii="Arial" w:hAnsi="Arial" w:eastAsia="Arial" w:cs="Tahoma"/>
+                <w:sz w:val="18"/>
+              </w:rPr>
+              <w:t xml:space="preserve"> (</w:t>
+            </w:r>
+            <w:r>
+              <w:rPr>
+                <w:rFonts w:ascii="Courier New" w:hAnsi="Courier New" w:eastAsia="Courier New" w:cs="Tahoma"/>
+                <w:sz w:val="18"/>
+              </w:rPr>
+              <w:t>99</w:t>
+            </w:r>
+            <w:r>
+              <w:rPr>
+                <w:rFonts w:ascii="Arial" w:hAnsi="Arial" w:eastAsia="Arial" w:cs="Tahoma"/>
+                <w:sz w:val="18"/>
+              </w:rPr>
+              <w:t xml:space="preserve"> เสร็จสิ้นดำเนินการ) · </w:t>
+            </w:r>
+            <w:r>
+              <w:rPr>
+                <w:rFonts w:ascii="Courier New" w:hAnsi="Courier New" w:eastAsia="Courier New" w:cs="Tahoma"/>
+                <w:sz w:val="18"/>
+              </w:rPr>
+              <w:t>state_id</w:t>
+            </w:r>
+            <w:r>
+              <w:rPr>
+                <w:rFonts w:ascii="Arial" w:hAnsi="Arial" w:eastAsia="Arial" w:cs="Tahoma"/>
+                <w:sz w:val="18"/>
+              </w:rPr>
+              <w:t xml:space="preserve"> เป็น running ตาม version ตามกติกาของ engine (v1 → 10001+), </w:t>
+            </w:r>
+            <w:r>
+              <w:rPr>
+                <w:rFonts w:ascii="Arial" w:hAnsi="Arial" w:eastAsia="Arial" w:cs="Tahoma"/>
+                <w:b/>
+                <w:sz w:val="18"/>
+              </w:rPr>
+              <w:t>จำนวน route ที่ต้องสร้าง = 12 เส้น</w:t>
+            </w:r>
+            <w:r>
+              <w:rPr>
+                <w:rFonts w:ascii="Arial" w:hAnsi="Arial" w:eastAsia="Arial" w:cs="Tahoma"/>
+                <w:sz w:val="18"/>
+              </w:rPr>
+              <w:t xml:space="preserve"> ตาม Canonical Workflow Transition Matrix ใน </w:t>
+            </w:r>
+            <w:r>
+              <w:rPr>
+                <w:rFonts w:ascii="Courier New" w:hAnsi="Courier New" w:eastAsia="Courier New" w:cs="Tahoma"/>
+                <w:sz w:val="18"/>
+              </w:rPr>
+              <w:t>LLDD-BE-API-Document-Workflow-Actions.pdf</w:t>
+            </w:r>
+            <w:r>
+              <w:rPr>
+                <w:rFonts w:ascii="Arial" w:hAnsi="Arial" w:eastAsia="Arial" w:cs="Tahoma"/>
+                <w:sz w:val="18"/>
+              </w:rPr>
+              <w:t xml:space="preserve"> §5.1 (รวมเส้นข้ามขั้น 06→01 · เส้นจบทันทีเมื่อ เห็นควรไม่ชดเชย ที่ 01/02 · เส้นแตกตามวงเงิน 100,000 ที่ 02 และเส้นส่งกลับ)</w:t>
             </w:r>
           </w:p>
         </w:tc>
@@ -8801,7 +9002,7 @@
                 <w:rFonts w:ascii="Arial" w:hAnsi="Arial" w:eastAsia="Arial" w:cs="Tahoma"/>
                 <w:sz w:val="18"/>
               </w:rPr>
-              <w:t>Peerakorn &lt;Pete&gt; Sakunkaewphithak</w:t>
+              <w:t>Aphiwit &lt;Bank&gt; Khammoon</w:t>
             </w:r>
           </w:p>
         </w:tc>
@@ -9061,7 +9262,7 @@
                 <w:rFonts w:ascii="Arial" w:hAnsi="Arial" w:eastAsia="Arial" w:cs="Tahoma"/>
                 <w:sz w:val="18"/>
               </w:rPr>
-              <w:t>Peerakorn &lt;Pete&gt; Sakunkaewphithak</w:t>
+              <w:t>Aphiwit &lt;Bank&gt; Khammoon</w:t>
             </w:r>
           </w:p>
         </w:tc>
@@ -9321,7 +9522,7 @@
                 <w:rFonts w:ascii="Arial" w:hAnsi="Arial" w:eastAsia="Arial" w:cs="Tahoma"/>
                 <w:sz w:val="18"/>
               </w:rPr>
-              <w:t>Tunyatorn &lt;Vava&gt; Kiatkongphongsa</w:t>
+              <w:t>Aphiwit &lt;Bank&gt; Khammoon</w:t>
             </w:r>
           </w:p>
         </w:tc>
@@ -9451,7 +9652,7 @@
                 <w:rFonts w:ascii="Arial" w:hAnsi="Arial" w:eastAsia="Arial" w:cs="Tahoma"/>
                 <w:sz w:val="18"/>
               </w:rPr>
-              <w:t>Peerakorn &lt;Pete&gt; Sakunkaewphithak</w:t>
+              <w:t>Aphiwit &lt;Bank&gt; Khammoon</w:t>
             </w:r>
           </w:p>
         </w:tc>
@@ -9581,7 +9782,7 @@
                 <w:rFonts w:ascii="Arial" w:hAnsi="Arial" w:eastAsia="Arial" w:cs="Tahoma"/>
                 <w:sz w:val="18"/>
               </w:rPr>
-              <w:t>Peerakorn &lt;Pete&gt; Sakunkaewphithak</w:t>
+              <w:t>Aphiwit &lt;Bank&gt; Khammoon</w:t>
             </w:r>
           </w:p>
         </w:tc>

--- a/LLDD/word/LLDD-Main-Index-Phase4-4-3-SBP-Operating-Management.docx
+++ b/LLDD/word/LLDD-Main-Index-Phase4-4-3-SBP-Operating-Management.docx
@@ -4743,7 +4743,7 @@
                 <w:rFonts w:ascii="Arial" w:hAnsi="Arial" w:eastAsia="Arial" w:cs="Tahoma"/>
                 <w:sz w:val="18"/>
               </w:rPr>
-              <w:t>BE เอกสาร/สัญญากลางของ SBPGI เอง: Common Contracts -&gt; List/Search -&gt; Create/Update -&gt; Detail Aggregate -&gt; Job 8 -&gt; Job 8b (ตัวเรียก initializeWorkflow ของ flow แรก)</w:t>
+              <w:t>BE เอกสาร/สัญญากลางของ SGI เอง: Common Contracts -&gt; List/Search -&gt; Create/Update -&gt; Detail Aggregate -&gt; Job 8 -&gt; Job 8b (ตัวเรียก initializeWorkflow ของ flow แรก)</w:t>
             </w:r>
           </w:p>
         </w:tc>
@@ -5890,7 +5890,7 @@
                 <w:rFonts w:ascii="Arial" w:hAnsi="Arial" w:eastAsia="Arial" w:cs="Tahoma"/>
                 <w:sz w:val="18"/>
               </w:rPr>
-              <w:t>Report filters (SDD slide 60 · 2026-08-06: สถานะ*|รหัสร้านถูกกระทบ · รหัสร้านเปิดกระทบ|ประเภทร้าน (รหัสจาก common_code · รหัสที่ 4 รอยืนยัน) · Period Statement From-To (date, ค.ศ.) เต็มแถว · ภาคเต็มแถว · ผลการพิจารณาเต็มแถว), Summary table (sortable 14 columns), ปุ่มออกผล 3 ตัว (Preview Report · Export Excel · Export CSV to Batch)</w:t>
+              <w:t>Report filters (SDD slide 60 · 2026-08-06: สถานะ*|รหัสร้านถูกกระทบ · รหัสร้านเปิดกระทบ|ประเภทร้าน (รหัสจาก common_code · ห้าม hardcode) · Period Statement From-To (date, ค.ศ.) เต็มแถว · ภาคเต็มแถว · ผลการพิจารณาเต็มแถว), Summary table (sortable 14 columns), ปุ่มออกผล 3 ตัว (Preview Report · Export Excel · Export CSV to Batch)</w:t>
             </w:r>
           </w:p>
         </w:tc>
@@ -6828,7 +6828,7 @@
                 <w:rFonts w:ascii="Arial" w:hAnsi="Arial" w:eastAsia="Arial" w:cs="Tahoma"/>
                 <w:sz w:val="18"/>
               </w:rPr>
-              <w:t>DDL ครบ 20 ตารางของ target schema (โซน A 8 · โซน B 9 · โซน C 3), Index, unique/partial index, check constraint และ FK ที่ต้องมีก่อน SIT, Seed data ที่ต้องมีก่อนเปิดระบบ (external_factors · competitors) — decisions ไป seed ที่ common_code ของระบบเดิม (DP-9), สคริปต์ deploy/rollback ต่อ environment และลำดับการรันตาม dependency</w:t>
+              <w:t>DDL ครบ 20 ตารางของ target schema (โซน A 8 · โซน B 9 · โซน C 3), Index, unique/partial index, check constraint และ FK ที่ต้องมีก่อน SIT, Seed data ที่ต้องมีก่อนเปิดระบบ (sgi_external_factors · sgi_competitors) — decisions ไป seed ที่ common_code ของระบบเดิม (DP-9), สคริปต์ deploy/rollback ต่อ environment และลำดับการรันตาม dependency</w:t>
             </w:r>
           </w:p>
         </w:tc>
@@ -7143,7 +7143,7 @@
                 <w:rFonts w:ascii="Arial" w:hAnsi="Arial" w:eastAsia="Arial" w:cs="Tahoma"/>
                 <w:sz w:val="18"/>
               </w:rPr>
-              <w:t xml:space="preserve">ลงทะเบียน workflow version ของ SBPGI 1 version (url_main + url_param_mapping), </w:t>
+              <w:t xml:space="preserve">ลงทะเบียน workflow version ของ SGI 1 version (url_main + url_param_mapping), </w:t>
             </w:r>
             <w:r>
               <w:rPr>
@@ -10303,7 +10303,7 @@
                 <w:rFonts w:ascii="Arial" w:hAnsi="Arial" w:eastAsia="Arial" w:cs="Tahoma"/>
                 <w:sz w:val="18"/>
               </w:rPr>
-              <w:t>FE Foundation เรียก /auth/profile + /users/current + /menus + /groups/current-user/permissions ของระบบเดิม; SBPGI รับตัวตนจาก BFF ผ่าน header x-api-key/x-user-id/x-user-group-id/x-user-permissions</w:t>
+              <w:t>FE Foundation เรียก /auth/profile + /users/current + /menus + /groups/current-user/permissions ของระบบเดิม; SGI รับตัวตนจาก BFF ผ่าน header x-api-key/x-user-id/x-user-group-id/x-user-permissions</w:t>
             </w:r>
           </w:p>
         </w:tc>
